--- a/Projet Application Papeterie walikale to world.docx
+++ b/Projet Application Papeterie walikale to world.docx
@@ -4,15 +4,7 @@
   <w:body>
     <w:p>
       <w:r>
-        <w:t xml:space="preserve">Projet Papeterie </w:t>
-      </w:r>
-      <w:proofErr w:type="spellStart"/>
-      <w:r>
-        <w:t>walikale</w:t>
-      </w:r>
-      <w:proofErr w:type="spellEnd"/>
-      <w:r>
-        <w:t xml:space="preserve"> to world</w:t>
+        <w:t>Projet Papeterie walikale to world</w:t>
       </w:r>
     </w:p>
     <w:p>
@@ -29,13 +21,8 @@
         </w:numPr>
       </w:pPr>
       <w:r>
-        <w:t xml:space="preserve">Gestion vente papeterie y compris les </w:t>
-      </w:r>
-      <w:proofErr w:type="spellStart"/>
-      <w:r>
-        <w:t>depenses</w:t>
-      </w:r>
-      <w:proofErr w:type="spellEnd"/>
+        <w:t>Gestion vente papeterie y compris les depenses</w:t>
+      </w:r>
     </w:p>
     <w:p>
       <w:pPr>
@@ -46,13 +33,8 @@
         </w:numPr>
       </w:pPr>
       <w:r>
-        <w:t>Gestion du personnel (les salaires, primes</w:t>
-      </w:r>
-      <w:proofErr w:type="gramStart"/>
-      <w:r>
-        <w:t>)..</w:t>
-      </w:r>
-      <w:proofErr w:type="gramEnd"/>
+        <w:t>Gestion du personnel (les salaires, primes)..</w:t>
+      </w:r>
     </w:p>
     <w:p>
       <w:pPr>
@@ -62,15 +44,7 @@
         <w:t xml:space="preserve">L’application doit être en ligne pour permettre le suivi à distance, </w:t>
       </w:r>
       <w:r>
-        <w:t xml:space="preserve">mais aussi fonctionne en hors ligne aussi et synchronise une fois </w:t>
-      </w:r>
-      <w:proofErr w:type="gramStart"/>
-      <w:r>
-        <w:t>connecté</w:t>
-      </w:r>
-      <w:proofErr w:type="gramEnd"/>
-      <w:r>
-        <w:t xml:space="preserve"> à internet. </w:t>
+        <w:t xml:space="preserve">mais aussi fonctionne en hors ligne aussi et synchronise une fois connecté à internet. </w:t>
       </w:r>
     </w:p>
     <w:p>
@@ -112,41 +86,13 @@
         <w:rPr>
           <w:highlight w:val="yellow"/>
         </w:rPr>
-        <w:t xml:space="preserve">Ceux qui modifie en local puisse avoir la possibilité de travailler </w:t>
-      </w:r>
-      <w:proofErr w:type="spellStart"/>
-      <w:r>
-        <w:rPr>
-          <w:highlight w:val="yellow"/>
-        </w:rPr>
-        <w:t>meme</w:t>
-      </w:r>
-      <w:proofErr w:type="spellEnd"/>
-      <w:r>
-        <w:rPr>
-          <w:highlight w:val="yellow"/>
-        </w:rPr>
-        <w:t xml:space="preserve"> sans internet et synchroniser en cliquant sur le bouton synchroniser a</w:t>
-      </w:r>
-      <w:r>
-        <w:rPr>
-          <w:highlight w:val="yellow"/>
-        </w:rPr>
-        <w:t xml:space="preserve">fin que cela puisse pusher vers </w:t>
-      </w:r>
-      <w:proofErr w:type="spellStart"/>
-      <w:r>
-        <w:rPr>
-          <w:highlight w:val="yellow"/>
-        </w:rPr>
-        <w:t>supabase</w:t>
-      </w:r>
-      <w:proofErr w:type="spellEnd"/>
-      <w:r>
-        <w:rPr>
-          <w:highlight w:val="yellow"/>
-        </w:rPr>
-        <w:t>.</w:t>
+        <w:t>Ceux qui modifie en local puisse avoir la possibilité de travailler meme sans internet et synchroniser en cliquant sur le bouton synchroniser a</w:t>
+      </w:r>
+      <w:r>
+        <w:rPr>
+          <w:highlight w:val="yellow"/>
+        </w:rPr>
+        <w:t>fin que cela puisse pusher vers supabase.</w:t>
       </w:r>
       <w:r>
         <w:t xml:space="preserve"> </w:t>
@@ -197,21 +143,7 @@
         <w:rPr>
           <w:highlight w:val="yellow"/>
         </w:rPr>
-        <w:t xml:space="preserve">a </w:t>
-      </w:r>
-      <w:proofErr w:type="spellStart"/>
-      <w:r>
-        <w:rPr>
-          <w:highlight w:val="yellow"/>
-        </w:rPr>
-        <w:t>fenetre</w:t>
-      </w:r>
-      <w:proofErr w:type="spellEnd"/>
-      <w:r>
-        <w:rPr>
-          <w:highlight w:val="yellow"/>
-        </w:rPr>
-        <w:t xml:space="preserve"> d’approvisionnement</w:t>
+        <w:t>a fenetre d’approvisionnement</w:t>
       </w:r>
       <w:r>
         <w:rPr>
@@ -247,21 +179,7 @@
         <w:rPr>
           <w:highlight w:val="yellow"/>
         </w:rPr>
-        <w:t xml:space="preserve">Historique d’approvisionnement (pour avoir une trace de </w:t>
-      </w:r>
-      <w:proofErr w:type="gramStart"/>
-      <w:r>
-        <w:rPr>
-          <w:highlight w:val="yellow"/>
-        </w:rPr>
-        <w:t>tous les approvisionnement</w:t>
-      </w:r>
-      <w:proofErr w:type="gramEnd"/>
-      <w:r>
-        <w:rPr>
-          <w:highlight w:val="yellow"/>
-        </w:rPr>
-        <w:t xml:space="preserve"> fait)</w:t>
+        <w:t>Historique d’approvisionnement (pour avoir une trace de tous les approvisionnement fait)</w:t>
       </w:r>
     </w:p>
     <w:p>
@@ -279,64 +197,20 @@
         <w:rPr>
           <w:highlight w:val="yellow"/>
         </w:rPr>
-        <w:t xml:space="preserve">Enlever les 00 </w:t>
-      </w:r>
-      <w:proofErr w:type="spellStart"/>
-      <w:r>
-        <w:rPr>
-          <w:highlight w:val="yellow"/>
-        </w:rPr>
-        <w:t>apres</w:t>
-      </w:r>
-      <w:proofErr w:type="spellEnd"/>
-      <w:r>
-        <w:rPr>
-          <w:highlight w:val="yellow"/>
-        </w:rPr>
-        <w:t xml:space="preserve"> le chiffre, par exemple pour </w:t>
-      </w:r>
-      <w:proofErr w:type="gramStart"/>
-      <w:r>
-        <w:rPr>
-          <w:highlight w:val="yellow"/>
-        </w:rPr>
-        <w:t>une produit vendu</w:t>
-      </w:r>
-      <w:proofErr w:type="gramEnd"/>
-      <w:r>
-        <w:rPr>
-          <w:highlight w:val="yellow"/>
-        </w:rPr>
-        <w:t xml:space="preserve"> à 500fc, mettez seulement 500FC et 500.00FC. </w:t>
-      </w:r>
-      <w:proofErr w:type="gramStart"/>
-      <w:r>
-        <w:rPr>
-          <w:highlight w:val="yellow"/>
-        </w:rPr>
-        <w:t>aussi</w:t>
-      </w:r>
-      <w:proofErr w:type="gramEnd"/>
-      <w:r>
-        <w:rPr>
-          <w:highlight w:val="yellow"/>
-        </w:rPr>
-        <w:t xml:space="preserve"> la quantité d’approvisionnement, laissez la case vide et ne mettez pas 0 </w:t>
-      </w:r>
-      <w:r>
-        <w:rPr>
-          <w:highlight w:val="yellow"/>
-        </w:rPr>
-        <w:t xml:space="preserve">au </w:t>
-      </w:r>
-      <w:proofErr w:type="spellStart"/>
-      <w:r>
-        <w:rPr>
-          <w:highlight w:val="yellow"/>
-        </w:rPr>
-        <w:t>prealable</w:t>
-      </w:r>
-      <w:proofErr w:type="spellEnd"/>
+        <w:t>Enlever les 00 apres le chiffre, par exemple pour une produit vendu</w:t>
+      </w:r>
+      <w:r>
+        <w:rPr>
+          <w:highlight w:val="yellow"/>
+        </w:rPr>
+        <w:t xml:space="preserve"> à 500fc, mettez seulement 500FC et 500.00FC. aussi la quantité d’approvisionnement, laissez la case vide et ne mettez pas 0 </w:t>
+      </w:r>
+      <w:r>
+        <w:rPr>
+          <w:highlight w:val="yellow"/>
+        </w:rPr>
+        <w:t>au prealable</w:t>
+      </w:r>
       <w:r>
         <w:rPr>
           <w:highlight w:val="yellow"/>
@@ -395,21 +269,7 @@
         <w:rPr>
           <w:highlight w:val="yellow"/>
         </w:rPr>
-        <w:t xml:space="preserve">Dans la table produit, mettre cette </w:t>
-      </w:r>
-      <w:proofErr w:type="spellStart"/>
-      <w:r>
-        <w:rPr>
-          <w:highlight w:val="yellow"/>
-        </w:rPr>
-        <w:t>fenetre</w:t>
-      </w:r>
-      <w:proofErr w:type="spellEnd"/>
-      <w:r>
-        <w:rPr>
-          <w:highlight w:val="yellow"/>
-        </w:rPr>
-        <w:t xml:space="preserve"> comme le formulaire d’approvisionnement, </w:t>
+        <w:t xml:space="preserve">Dans la table produit, mettre cette fenetre comme le formulaire d’approvisionnement, </w:t>
       </w:r>
     </w:p>
     <w:p>
@@ -427,123 +287,25 @@
         <w:rPr>
           <w:highlight w:val="yellow"/>
         </w:rPr>
-        <w:t xml:space="preserve">La </w:t>
-      </w:r>
-      <w:proofErr w:type="spellStart"/>
-      <w:r>
-        <w:rPr>
-          <w:highlight w:val="yellow"/>
-        </w:rPr>
-        <w:t>fenetre</w:t>
-      </w:r>
-      <w:proofErr w:type="spellEnd"/>
-      <w:r>
-        <w:rPr>
-          <w:highlight w:val="yellow"/>
-        </w:rPr>
-        <w:t xml:space="preserve"> de </w:t>
-      </w:r>
-      <w:proofErr w:type="spellStart"/>
-      <w:r>
-        <w:rPr>
-          <w:highlight w:val="yellow"/>
-        </w:rPr>
-        <w:t>depenses</w:t>
-      </w:r>
-      <w:proofErr w:type="spellEnd"/>
-      <w:r>
-        <w:rPr>
-          <w:highlight w:val="yellow"/>
-        </w:rPr>
-        <w:t xml:space="preserve"> engagées</w:t>
-      </w:r>
-      <w:r>
-        <w:rPr>
-          <w:highlight w:val="yellow"/>
-        </w:rPr>
-        <w:t xml:space="preserve"> (elle doit avoir le </w:t>
-      </w:r>
-      <w:proofErr w:type="spellStart"/>
-      <w:r>
-        <w:rPr>
-          <w:highlight w:val="yellow"/>
-        </w:rPr>
-        <w:t>detail</w:t>
-      </w:r>
-      <w:proofErr w:type="spellEnd"/>
-      <w:r>
-        <w:rPr>
-          <w:highlight w:val="yellow"/>
-        </w:rPr>
-        <w:t xml:space="preserve">, nature de la </w:t>
-      </w:r>
-      <w:proofErr w:type="spellStart"/>
-      <w:r>
-        <w:rPr>
-          <w:highlight w:val="yellow"/>
-        </w:rPr>
-        <w:t>depense</w:t>
-      </w:r>
-      <w:proofErr w:type="spellEnd"/>
-      <w:r>
-        <w:rPr>
-          <w:highlight w:val="yellow"/>
-        </w:rPr>
-        <w:t>, montant, date,</w:t>
-      </w:r>
-      <w:r>
-        <w:rPr>
-          <w:highlight w:val="yellow"/>
-        </w:rPr>
-        <w:t xml:space="preserve"> </w:t>
-      </w:r>
-      <w:proofErr w:type="gramStart"/>
-      <w:r>
-        <w:rPr>
-          <w:highlight w:val="yellow"/>
-        </w:rPr>
-        <w:t>quelle utilisateur</w:t>
-      </w:r>
-      <w:proofErr w:type="gramEnd"/>
-      <w:r>
-        <w:rPr>
-          <w:highlight w:val="yellow"/>
-        </w:rPr>
-        <w:t xml:space="preserve">, qui a approuvé le </w:t>
-      </w:r>
-      <w:proofErr w:type="spellStart"/>
-      <w:r>
-        <w:rPr>
-          <w:highlight w:val="yellow"/>
-        </w:rPr>
-        <w:t>decaissement</w:t>
-      </w:r>
-      <w:proofErr w:type="spellEnd"/>
-      <w:r>
-        <w:rPr>
-          <w:highlight w:val="yellow"/>
-        </w:rPr>
-        <w:t xml:space="preserve"> de l’argent</w:t>
-      </w:r>
-      <w:r>
-        <w:rPr>
-          <w:highlight w:val="yellow"/>
-        </w:rPr>
-        <w:t xml:space="preserve">, la </w:t>
-      </w:r>
-      <w:proofErr w:type="spellStart"/>
-      <w:r>
-        <w:rPr>
-          <w:highlight w:val="yellow"/>
-        </w:rPr>
-        <w:t>depense</w:t>
-      </w:r>
-      <w:proofErr w:type="spellEnd"/>
-      <w:r>
-        <w:rPr>
-          <w:highlight w:val="yellow"/>
-        </w:rPr>
-        <w:t xml:space="preserve"> va servir à quoi</w:t>
+        <w:t>La fenetre de depenses engagées</w:t>
+      </w:r>
+      <w:r>
+        <w:rPr>
+          <w:highlight w:val="yellow"/>
+        </w:rPr>
+        <w:t xml:space="preserve"> (elle doit avoir le detail, nature de la depense, montant, date,</w:t>
+      </w:r>
+      <w:r>
+        <w:rPr>
+          <w:highlight w:val="yellow"/>
+        </w:rPr>
+        <w:t xml:space="preserve"> quelle utilisateur, qui a approuvé le decaissement de l’argent</w:t>
+      </w:r>
+      <w:r>
+        <w:rPr>
+          <w:highlight w:val="yellow"/>
+        </w:rPr>
+        <w:t>, la depense va servir à quoi</w:t>
       </w:r>
       <w:r>
         <w:rPr>
@@ -555,21 +317,7 @@
         <w:rPr>
           <w:highlight w:val="yellow"/>
         </w:rPr>
-        <w:t xml:space="preserve">puisse avoir un </w:t>
-      </w:r>
-      <w:proofErr w:type="spellStart"/>
-      <w:r>
-        <w:rPr>
-          <w:highlight w:val="yellow"/>
-        </w:rPr>
-        <w:t>impacte</w:t>
-      </w:r>
-      <w:proofErr w:type="spellEnd"/>
-      <w:r>
-        <w:rPr>
-          <w:highlight w:val="yellow"/>
-        </w:rPr>
-        <w:t xml:space="preserve"> déjà sur le montant vendu. </w:t>
+        <w:t xml:space="preserve">puisse avoir un impacte déjà sur le montant vendu. </w:t>
       </w:r>
     </w:p>
     <w:p>
@@ -587,41 +335,13 @@
         <w:rPr>
           <w:highlight w:val="yellow"/>
         </w:rPr>
-        <w:t xml:space="preserve">Une possibilité d’avoir des graphiques </w:t>
-      </w:r>
-      <w:proofErr w:type="spellStart"/>
-      <w:r>
-        <w:rPr>
-          <w:highlight w:val="yellow"/>
-        </w:rPr>
-        <w:t>triable</w:t>
-      </w:r>
-      <w:proofErr w:type="spellEnd"/>
-      <w:r>
-        <w:rPr>
-          <w:highlight w:val="yellow"/>
-        </w:rPr>
-        <w:t xml:space="preserve"> par date juste pour savoir combien j’ai fait entrer</w:t>
-      </w:r>
-      <w:r>
-        <w:rPr>
-          <w:highlight w:val="yellow"/>
-        </w:rPr>
-        <w:t xml:space="preserve"> pendant telle </w:t>
-      </w:r>
-      <w:proofErr w:type="spellStart"/>
-      <w:r>
-        <w:rPr>
-          <w:highlight w:val="yellow"/>
-        </w:rPr>
-        <w:t>periode</w:t>
-      </w:r>
-      <w:proofErr w:type="spellEnd"/>
-      <w:r>
-        <w:rPr>
-          <w:highlight w:val="yellow"/>
-        </w:rPr>
-        <w:t>.</w:t>
+        <w:t>Une possibilité d’avoir des graphiques triable par date juste pour savoir combien j’ai fait entrer</w:t>
+      </w:r>
+      <w:r>
+        <w:rPr>
+          <w:highlight w:val="yellow"/>
+        </w:rPr>
+        <w:t xml:space="preserve"> pendant telle periode.</w:t>
       </w:r>
     </w:p>
     <w:p>
@@ -639,173 +359,31 @@
         <w:rPr>
           <w:highlight w:val="yellow"/>
         </w:rPr>
-        <w:t xml:space="preserve">Dans la </w:t>
-      </w:r>
-      <w:proofErr w:type="spellStart"/>
-      <w:r>
-        <w:rPr>
-          <w:highlight w:val="yellow"/>
-        </w:rPr>
-        <w:t>fenetre</w:t>
-      </w:r>
-      <w:proofErr w:type="spellEnd"/>
-      <w:r>
-        <w:rPr>
-          <w:highlight w:val="yellow"/>
-        </w:rPr>
-        <w:t xml:space="preserve"> </w:t>
-      </w:r>
-      <w:proofErr w:type="spellStart"/>
-      <w:r>
-        <w:rPr>
-          <w:highlight w:val="yellow"/>
-        </w:rPr>
-        <w:t>depense</w:t>
-      </w:r>
-      <w:proofErr w:type="spellEnd"/>
-      <w:r>
-        <w:rPr>
-          <w:highlight w:val="yellow"/>
-        </w:rPr>
-        <w:t xml:space="preserve"> qu’il ait un bouton qui </w:t>
-      </w:r>
-      <w:proofErr w:type="spellStart"/>
-      <w:r>
-        <w:rPr>
-          <w:highlight w:val="yellow"/>
-        </w:rPr>
-        <w:t>genere</w:t>
-      </w:r>
-      <w:proofErr w:type="spellEnd"/>
-      <w:r>
-        <w:rPr>
-          <w:highlight w:val="yellow"/>
-        </w:rPr>
-        <w:t xml:space="preserve"> le rapport complet, combine de vente</w:t>
-      </w:r>
-      <w:r>
-        <w:rPr>
-          <w:highlight w:val="yellow"/>
-        </w:rPr>
-        <w:t xml:space="preserve"> par chaque produit, service fait, quelle </w:t>
-      </w:r>
-      <w:proofErr w:type="spellStart"/>
-      <w:r>
-        <w:rPr>
-          <w:highlight w:val="yellow"/>
-        </w:rPr>
-        <w:t>depense</w:t>
-      </w:r>
-      <w:proofErr w:type="spellEnd"/>
-      <w:r>
-        <w:rPr>
-          <w:highlight w:val="yellow"/>
-        </w:rPr>
-        <w:t xml:space="preserve"> avec ses </w:t>
-      </w:r>
-      <w:proofErr w:type="spellStart"/>
-      <w:r>
-        <w:rPr>
-          <w:highlight w:val="yellow"/>
-        </w:rPr>
-        <w:t>details</w:t>
-      </w:r>
-      <w:proofErr w:type="spellEnd"/>
-      <w:r>
-        <w:rPr>
-          <w:highlight w:val="yellow"/>
-        </w:rPr>
-        <w:t>, et le solde</w:t>
-      </w:r>
-      <w:r>
-        <w:rPr>
-          <w:highlight w:val="yellow"/>
-        </w:rPr>
-        <w:t xml:space="preserve"> </w:t>
-      </w:r>
-      <w:proofErr w:type="spellStart"/>
-      <w:r>
-        <w:rPr>
-          <w:highlight w:val="yellow"/>
-        </w:rPr>
-        <w:t>apres</w:t>
-      </w:r>
-      <w:proofErr w:type="spellEnd"/>
-      <w:r>
-        <w:rPr>
-          <w:highlight w:val="yellow"/>
-        </w:rPr>
-        <w:t xml:space="preserve"> toutes les </w:t>
-      </w:r>
-      <w:proofErr w:type="spellStart"/>
-      <w:r>
-        <w:rPr>
-          <w:highlight w:val="yellow"/>
-        </w:rPr>
-        <w:t>depenses</w:t>
-      </w:r>
-      <w:proofErr w:type="spellEnd"/>
+        <w:t>Dans la fenetre depense qu’il ait un bouton qui genere le rapport complet, combine de vente</w:t>
+      </w:r>
+      <w:r>
+        <w:rPr>
+          <w:highlight w:val="yellow"/>
+        </w:rPr>
+        <w:t xml:space="preserve"> par chaque produit, service fait, quelle depense avec ses details, et le solde</w:t>
+      </w:r>
+      <w:r>
+        <w:rPr>
+          <w:highlight w:val="yellow"/>
+        </w:rPr>
+        <w:t xml:space="preserve"> apres toutes les depenses</w:t>
+      </w:r>
       <w:r>
         <w:rPr>
           <w:highlight w:val="yellow"/>
         </w:rPr>
         <w:t xml:space="preserve"> faites. </w:t>
       </w:r>
-      <w:proofErr w:type="gramStart"/>
-      <w:r>
-        <w:rPr>
-          <w:highlight w:val="yellow"/>
-        </w:rPr>
-        <w:t>qui</w:t>
-      </w:r>
-      <w:proofErr w:type="gramEnd"/>
-      <w:r>
-        <w:rPr>
-          <w:highlight w:val="yellow"/>
-        </w:rPr>
-        <w:t xml:space="preserve"> montre toutes les actions faites (saisie impression, photocopie, scan, autre, vente fourniture, connexion internet, vente eau </w:t>
-      </w:r>
-      <w:proofErr w:type="gramStart"/>
-      <w:r>
-        <w:rPr>
-          <w:highlight w:val="yellow"/>
-        </w:rPr>
-        <w:t>pure….</w:t>
-      </w:r>
-      <w:proofErr w:type="gramEnd"/>
-      <w:r>
-        <w:rPr>
-          <w:highlight w:val="yellow"/>
-        </w:rPr>
-        <w:t xml:space="preserve">) et que cela </w:t>
-      </w:r>
-      <w:proofErr w:type="spellStart"/>
-      <w:r>
-        <w:rPr>
-          <w:highlight w:val="yellow"/>
-        </w:rPr>
-        <w:t>cree</w:t>
-      </w:r>
-      <w:proofErr w:type="spellEnd"/>
-      <w:r>
-        <w:rPr>
-          <w:highlight w:val="yellow"/>
-        </w:rPr>
-        <w:t xml:space="preserve"> un total par service, si c’est saisie impression combien ? si c’est internet combien</w:t>
-      </w:r>
-      <w:proofErr w:type="gramStart"/>
-      <w:r>
-        <w:rPr>
-          <w:highlight w:val="yellow"/>
-        </w:rPr>
-        <w:t> ?...</w:t>
-      </w:r>
-      <w:proofErr w:type="gramEnd"/>
-      <w:r>
-        <w:rPr>
-          <w:highlight w:val="yellow"/>
-        </w:rPr>
-        <w:t xml:space="preserve">, </w:t>
+      <w:r>
+        <w:rPr>
+          <w:highlight w:val="yellow"/>
+        </w:rPr>
+        <w:t xml:space="preserve">qui montre toutes les actions faites (saisie impression, photocopie, scan, autre, vente fourniture, connexion internet, vente eau pure….) et que cela cree un total par service, si c’est saisie impression combien ? si c’est internet combien ?..., </w:t>
       </w:r>
     </w:p>
     <w:p>
@@ -823,24 +401,28 @@
     <w:p>
       <w:pPr>
         <w:pStyle w:val="Paragraphedeliste"/>
-      </w:pPr>
-    </w:p>
-    <w:p>
-      <w:r>
-        <w:t xml:space="preserve">Affichage de </w:t>
-      </w:r>
-      <w:proofErr w:type="spellStart"/>
-      <w:r>
-        <w:t>fenetre</w:t>
-      </w:r>
-      <w:proofErr w:type="spellEnd"/>
-      <w:r>
-        <w:t xml:space="preserve"> par profil :</w:t>
+        <w:numPr>
+          <w:ilvl w:val="0"/>
+          <w:numId w:val="1"/>
+        </w:numPr>
+      </w:pPr>
+      <w:r>
+        <w:t>Dans la table historique approvisionnement je voulais savoir aussi l’utilisateur qui a faire la reappro</w:t>
       </w:r>
     </w:p>
     <w:p>
       <w:pPr>
         <w:pStyle w:val="Paragraphedeliste"/>
+      </w:pPr>
+    </w:p>
+    <w:p>
+      <w:r>
+        <w:t>Affichage de fenetre par profil :</w:t>
+      </w:r>
+    </w:p>
+    <w:p>
+      <w:pPr>
+        <w:pStyle w:val="Paragraphedeliste"/>
         <w:numPr>
           <w:ilvl w:val="0"/>
           <w:numId w:val="1"/>
@@ -876,54 +458,20 @@
           <w:numId w:val="1"/>
         </w:numPr>
       </w:pPr>
-      <w:proofErr w:type="gramStart"/>
       <w:r>
         <w:t>La tablea</w:t>
       </w:r>
       <w:r>
-        <w:t>u</w:t>
-      </w:r>
-      <w:proofErr w:type="gramEnd"/>
-      <w:r>
-        <w:t xml:space="preserve"> qui montre les </w:t>
-      </w:r>
-      <w:proofErr w:type="spellStart"/>
-      <w:r>
-        <w:t>details</w:t>
-      </w:r>
-      <w:proofErr w:type="spellEnd"/>
-      <w:r>
-        <w:t xml:space="preserve"> de toutes les ventes et services fait durant une </w:t>
-      </w:r>
-      <w:proofErr w:type="spellStart"/>
-      <w:r>
-        <w:t>periode</w:t>
-      </w:r>
-      <w:proofErr w:type="spellEnd"/>
-      <w:r>
-        <w:t xml:space="preserve">, les </w:t>
-      </w:r>
-      <w:proofErr w:type="spellStart"/>
-      <w:r>
-        <w:t>grafiques</w:t>
-      </w:r>
-      <w:proofErr w:type="spellEnd"/>
-      <w:r>
-        <w:t>, les montants donc tous</w:t>
+        <w:t>u qui montre les details de toutes les ventes et services fait durant une periode</w:t>
+      </w:r>
+      <w:r>
+        <w:t>, les grafiques, les montants donc tous</w:t>
       </w:r>
       <w:r>
         <w:t>,</w:t>
       </w:r>
       <w:r>
-        <w:t xml:space="preserve"> ce qu’un simple </w:t>
-      </w:r>
-      <w:proofErr w:type="spellStart"/>
-      <w:r>
-        <w:t>Admnistrateur</w:t>
-      </w:r>
-      <w:proofErr w:type="spellEnd"/>
-      <w:r>
-        <w:t xml:space="preserve"> ne peut pas voir. </w:t>
+        <w:t xml:space="preserve"> ce qu’un simple Admnistrateur ne peut pas voir. </w:t>
       </w:r>
     </w:p>
     <w:p/>
@@ -937,22 +485,8 @@
         </w:numPr>
       </w:pPr>
       <w:r>
-        <w:lastRenderedPageBreak/>
-        <w:t xml:space="preserve">A la fin </w:t>
-      </w:r>
-      <w:proofErr w:type="spellStart"/>
-      <w:r>
-        <w:t>Deployer</w:t>
-      </w:r>
-      <w:proofErr w:type="spellEnd"/>
-      <w:r>
-        <w:t xml:space="preserve"> sur </w:t>
-      </w:r>
-      <w:proofErr w:type="spellStart"/>
-      <w:r>
-        <w:t>Netlify</w:t>
-      </w:r>
-      <w:proofErr w:type="spellEnd"/>
+        <w:t>A la fin Deployer sur Netlify</w:t>
+      </w:r>
     </w:p>
     <w:p>
       <w:pPr>
@@ -978,45 +512,8 @@
         </w:numPr>
         <w:shd w:val="clear" w:color="auto" w:fill="B4C6E7" w:themeFill="accent1" w:themeFillTint="66"/>
       </w:pPr>
-      <w:proofErr w:type="spellStart"/>
-      <w:r>
-        <w:t>supabase-schema.sql</w:t>
-      </w:r>
-      <w:proofErr w:type="spellEnd"/>
-      <w:r>
-        <w:t xml:space="preserve">, </w:t>
-      </w:r>
-      <w:proofErr w:type="spellStart"/>
-      <w:r>
-        <w:t>supabase-auth-migration.sql</w:t>
-      </w:r>
-      <w:proofErr w:type="spellEnd"/>
-      <w:r>
-        <w:t xml:space="preserve">, </w:t>
-      </w:r>
-      <w:proofErr w:type="spellStart"/>
-      <w:r>
-        <w:t>supabase</w:t>
-      </w:r>
-      <w:proofErr w:type="spellEnd"/>
-      <w:r>
-        <w:t>-audit-</w:t>
-      </w:r>
-      <w:proofErr w:type="spellStart"/>
-      <w:r>
-        <w:t>traceability</w:t>
-      </w:r>
-      <w:proofErr w:type="spellEnd"/>
-      <w:r>
-        <w:t>-</w:t>
-      </w:r>
-      <w:proofErr w:type="spellStart"/>
-      <w:r>
-        <w:t>migration.sql</w:t>
-      </w:r>
-      <w:proofErr w:type="spellEnd"/>
-      <w:r>
-        <w:t xml:space="preserve"> exécutés</w:t>
+      <w:r>
+        <w:t>supabase-schema.sql, supabase-auth-migration.sql, supabase-audit-traceability-migration.sql exécutés</w:t>
       </w:r>
     </w:p>
     <w:p>
@@ -1027,63 +524,8 @@
         </w:numPr>
         <w:shd w:val="clear" w:color="auto" w:fill="B4C6E7" w:themeFill="accent1" w:themeFillTint="66"/>
       </w:pPr>
-      <w:proofErr w:type="gramStart"/>
-      <w:r>
-        <w:t>la</w:t>
-      </w:r>
-      <w:proofErr w:type="gramEnd"/>
-      <w:r>
-        <w:t xml:space="preserve"> fonction </w:t>
-      </w:r>
-      <w:proofErr w:type="spellStart"/>
-      <w:r>
-        <w:t>touch_last_</w:t>
-      </w:r>
-      <w:proofErr w:type="gramStart"/>
-      <w:r>
-        <w:t>login</w:t>
-      </w:r>
-      <w:proofErr w:type="spellEnd"/>
-      <w:r>
-        <w:t>(</w:t>
-      </w:r>
-      <w:proofErr w:type="gramEnd"/>
-      <w:r>
-        <w:t xml:space="preserve">) corrigée contient bien </w:t>
-      </w:r>
-      <w:proofErr w:type="spellStart"/>
-      <w:r>
-        <w:t>where</w:t>
-      </w:r>
-      <w:proofErr w:type="spellEnd"/>
-      <w:r>
-        <w:t xml:space="preserve"> </w:t>
-      </w:r>
-      <w:proofErr w:type="spellStart"/>
-      <w:proofErr w:type="gramStart"/>
-      <w:r>
-        <w:t>public.users</w:t>
-      </w:r>
-      <w:proofErr w:type="gramEnd"/>
-      <w:r>
-        <w:t>.auth_user_id</w:t>
-      </w:r>
-      <w:proofErr w:type="spellEnd"/>
-      <w:r>
-        <w:t xml:space="preserve"> = </w:t>
-      </w:r>
-      <w:proofErr w:type="spellStart"/>
-      <w:proofErr w:type="gramStart"/>
-      <w:r>
-        <w:t>auth.uid</w:t>
-      </w:r>
-      <w:proofErr w:type="spellEnd"/>
-      <w:r>
-        <w:t>(</w:t>
-      </w:r>
-      <w:proofErr w:type="gramEnd"/>
-      <w:r>
-        <w:t>)</w:t>
+      <w:r>
+        <w:t>la fonction touch_last_login() corrigée contient bien where public.users.auth_user_id = auth.uid()</w:t>
       </w:r>
     </w:p>
     <w:p>
@@ -1094,37 +536,9 @@
         </w:numPr>
         <w:shd w:val="clear" w:color="auto" w:fill="B4C6E7" w:themeFill="accent1" w:themeFillTint="66"/>
       </w:pPr>
-      <w:proofErr w:type="gramStart"/>
-      <w:r>
-        <w:t>la</w:t>
-      </w:r>
-      <w:proofErr w:type="gramEnd"/>
-      <w:r>
-        <w:t xml:space="preserve"> table </w:t>
-      </w:r>
-      <w:proofErr w:type="spellStart"/>
-      <w:proofErr w:type="gramStart"/>
-      <w:r>
-        <w:t>public.users</w:t>
-      </w:r>
-      <w:proofErr w:type="spellEnd"/>
-      <w:proofErr w:type="gramEnd"/>
-      <w:r>
-        <w:t xml:space="preserve"> contient ton utilisateur avec le même e-mail que dans </w:t>
-      </w:r>
-      <w:proofErr w:type="spellStart"/>
-      <w:r>
-        <w:t>Authentication</w:t>
-      </w:r>
-      <w:proofErr w:type="spellEnd"/>
-      <w:r>
-        <w:t xml:space="preserve"> &gt; </w:t>
-      </w:r>
-      <w:proofErr w:type="spellStart"/>
-      <w:r>
-        <w:t>Users</w:t>
-      </w:r>
-      <w:proofErr w:type="spellEnd"/>
+      <w:r>
+        <w:t>la table public.users contient ton utilisateur avec le même e-mail que dans Authentication &gt; Users</w:t>
+      </w:r>
     </w:p>
     <w:p>
       <w:pPr>
@@ -1134,37 +548,17 @@
         </w:numPr>
         <w:shd w:val="clear" w:color="auto" w:fill="B4C6E7" w:themeFill="accent1" w:themeFillTint="66"/>
       </w:pPr>
-      <w:proofErr w:type="gramStart"/>
-      <w:r>
-        <w:t>ton</w:t>
-      </w:r>
-      <w:proofErr w:type="gramEnd"/>
-      <w:r>
-        <w:t xml:space="preserve"> utilisateur a </w:t>
-      </w:r>
-      <w:proofErr w:type="spellStart"/>
-      <w:r>
-        <w:t>role</w:t>
-      </w:r>
-      <w:proofErr w:type="spellEnd"/>
-      <w:r>
-        <w:t xml:space="preserve"> = 'Super admin' et active = </w:t>
-      </w:r>
-      <w:proofErr w:type="spellStart"/>
-      <w:r>
-        <w:t>true</w:t>
-      </w:r>
-      <w:proofErr w:type="spellEnd"/>
+      <w:r>
+        <w:t>ton utilisateur a role = 'Super admin' et active = true</w:t>
+      </w:r>
     </w:p>
     <w:p>
       <w:pPr>
         <w:shd w:val="clear" w:color="auto" w:fill="B4C6E7" w:themeFill="accent1" w:themeFillTint="66"/>
       </w:pPr>
-      <w:proofErr w:type="spellStart"/>
       <w:r>
         <w:t>Netlify</w:t>
       </w:r>
-      <w:proofErr w:type="spellEnd"/>
     </w:p>
     <w:p>
       <w:pPr>
@@ -1174,21 +568,8 @@
         </w:numPr>
         <w:shd w:val="clear" w:color="auto" w:fill="B4C6E7" w:themeFill="accent1" w:themeFillTint="66"/>
       </w:pPr>
-      <w:proofErr w:type="gramStart"/>
-      <w:r>
-        <w:t>le</w:t>
-      </w:r>
-      <w:proofErr w:type="gramEnd"/>
-      <w:r>
-        <w:t xml:space="preserve"> dernier commit </w:t>
-      </w:r>
-      <w:proofErr w:type="gramStart"/>
-      <w:r>
-        <w:t>poussé</w:t>
-      </w:r>
-      <w:proofErr w:type="gramEnd"/>
-      <w:r>
-        <w:t xml:space="preserve"> sur main apparaît bien sur GitHub</w:t>
+      <w:r>
+        <w:t>le dernier commit poussé sur main apparaît bien sur GitHub</w:t>
       </w:r>
     </w:p>
     <w:p>
@@ -1199,27 +580,9 @@
         </w:numPr>
         <w:shd w:val="clear" w:color="auto" w:fill="B4C6E7" w:themeFill="accent1" w:themeFillTint="66"/>
       </w:pPr>
-      <w:proofErr w:type="gramStart"/>
-      <w:r>
-        <w:t>le</w:t>
-      </w:r>
-      <w:proofErr w:type="gramEnd"/>
-      <w:r>
-        <w:t xml:space="preserve"> déploiement </w:t>
-      </w:r>
-      <w:proofErr w:type="spellStart"/>
-      <w:r>
-        <w:t>Netlify</w:t>
-      </w:r>
-      <w:proofErr w:type="spellEnd"/>
-      <w:r>
-        <w:t xml:space="preserve"> est passé en </w:t>
-      </w:r>
-      <w:proofErr w:type="spellStart"/>
-      <w:r>
-        <w:t>Published</w:t>
-      </w:r>
-      <w:proofErr w:type="spellEnd"/>
+      <w:r>
+        <w:t>le déploiement Netlify est passé en Published</w:t>
+      </w:r>
     </w:p>
     <w:p>
       <w:pPr>
@@ -1229,13 +592,8 @@
         </w:numPr>
         <w:shd w:val="clear" w:color="auto" w:fill="B4C6E7" w:themeFill="accent1" w:themeFillTint="66"/>
       </w:pPr>
-      <w:proofErr w:type="gramStart"/>
-      <w:r>
-        <w:t>les</w:t>
-      </w:r>
-      <w:proofErr w:type="gramEnd"/>
-      <w:r>
-        <w:t xml:space="preserve"> variables VITE_SUPABASE_URL et VITE_SUPABASE_ANON_KEY sont bien configurées</w:t>
+      <w:r>
+        <w:t>les variables VITE_SUPABASE_URL et VITE_SUPABASE_ANON_KEY sont bien configurées</w:t>
       </w:r>
     </w:p>
     <w:p>
@@ -1246,31 +604,16 @@
         </w:numPr>
         <w:shd w:val="clear" w:color="auto" w:fill="B4C6E7" w:themeFill="accent1" w:themeFillTint="66"/>
       </w:pPr>
-      <w:proofErr w:type="gramStart"/>
-      <w:r>
-        <w:t>la</w:t>
-      </w:r>
-      <w:proofErr w:type="gramEnd"/>
-      <w:r>
-        <w:t xml:space="preserve"> connexion web fonctionne avec ton compte </w:t>
-      </w:r>
-      <w:proofErr w:type="spellStart"/>
-      <w:r>
-        <w:t>Supabase</w:t>
-      </w:r>
-      <w:proofErr w:type="spellEnd"/>
+      <w:r>
+        <w:t>la connexion web fonctionne avec ton compte Supabase</w:t>
+      </w:r>
     </w:p>
     <w:p>
       <w:pPr>
         <w:shd w:val="clear" w:color="auto" w:fill="B4C6E7" w:themeFill="accent1" w:themeFillTint="66"/>
       </w:pPr>
-      <w:proofErr w:type="gramStart"/>
-      <w:r>
-        <w:t>desktop</w:t>
-      </w:r>
-      <w:proofErr w:type="gramEnd"/>
-      <w:r>
-        <w:t xml:space="preserve"> .exe</w:t>
+      <w:r>
+        <w:t>desktop .exe</w:t>
       </w:r>
     </w:p>
     <w:p>
@@ -1281,13 +624,8 @@
         </w:numPr>
         <w:shd w:val="clear" w:color="auto" w:fill="B4C6E7" w:themeFill="accent1" w:themeFillTint="66"/>
       </w:pPr>
-      <w:proofErr w:type="gramStart"/>
-      <w:r>
-        <w:t>un</w:t>
-      </w:r>
-      <w:proofErr w:type="gramEnd"/>
-      <w:r>
-        <w:t xml:space="preserve"> nouvel .exe a été reconstruit après les changements</w:t>
+      <w:r>
+        <w:t>un nouvel .exe a été reconstruit après les changements</w:t>
       </w:r>
     </w:p>
     <w:p>
@@ -1298,19 +636,9 @@
         </w:numPr>
         <w:shd w:val="clear" w:color="auto" w:fill="B4C6E7" w:themeFill="accent1" w:themeFillTint="66"/>
       </w:pPr>
-      <w:proofErr w:type="gramStart"/>
-      <w:r>
-        <w:t>avec</w:t>
-      </w:r>
-      <w:proofErr w:type="gramEnd"/>
-      <w:r>
-        <w:t xml:space="preserve"> internet, la connexion desktop fonctionne avec le compte </w:t>
-      </w:r>
-      <w:proofErr w:type="spellStart"/>
-      <w:r>
-        <w:t>Supabase</w:t>
-      </w:r>
-      <w:proofErr w:type="spellEnd"/>
+      <w:r>
+        <w:t>avec internet, la connexion desktop fonctionne avec le compte Supabase</w:t>
+      </w:r>
     </w:p>
     <w:p>
       <w:pPr>
@@ -1320,13 +648,8 @@
         </w:numPr>
         <w:shd w:val="clear" w:color="auto" w:fill="B4C6E7" w:themeFill="accent1" w:themeFillTint="66"/>
       </w:pPr>
-      <w:proofErr w:type="gramStart"/>
-      <w:r>
-        <w:t>après</w:t>
-      </w:r>
-      <w:proofErr w:type="gramEnd"/>
-      <w:r>
-        <w:t xml:space="preserve"> cette première connexion, le même compte peut se reconnecter hors ligne</w:t>
+      <w:r>
+        <w:t>après cette première connexion, le même compte peut se reconnecter hors ligne</w:t>
       </w:r>
     </w:p>
     <w:p>
@@ -1337,21 +660,8 @@
         </w:numPr>
         <w:shd w:val="clear" w:color="auto" w:fill="B4C6E7" w:themeFill="accent1" w:themeFillTint="66"/>
       </w:pPr>
-      <w:proofErr w:type="gramStart"/>
-      <w:r>
-        <w:t>la</w:t>
-      </w:r>
-      <w:proofErr w:type="gramEnd"/>
-      <w:r>
-        <w:t xml:space="preserve"> synchronisation desktop → </w:t>
-      </w:r>
-      <w:proofErr w:type="spellStart"/>
-      <w:r>
-        <w:t>Supabase</w:t>
-      </w:r>
-      <w:proofErr w:type="spellEnd"/>
-      <w:r>
-        <w:t xml:space="preserve"> fonctionne quand la connexion revient</w:t>
+      <w:r>
+        <w:t>la synchronisation desktop → Supabase fonctionne quand la connexion revient</w:t>
       </w:r>
     </w:p>
     <w:p>
@@ -1365,36 +675,12 @@
     <w:p/>
     <w:p>
       <w:r>
-        <w:t xml:space="preserve">Alors la prochaine étape est </w:t>
-      </w:r>
-      <w:proofErr w:type="gramStart"/>
-      <w:r>
-        <w:t>simple:</w:t>
-      </w:r>
-      <w:proofErr w:type="gramEnd"/>
-      <w:r>
-        <w:t xml:space="preserve"> connecter ton dépôt GitHub à </w:t>
-      </w:r>
-      <w:proofErr w:type="spellStart"/>
-      <w:r>
-        <w:t>Netlify</w:t>
-      </w:r>
-      <w:proofErr w:type="spellEnd"/>
-      <w:r>
-        <w:t>.</w:t>
-      </w:r>
-    </w:p>
-    <w:p>
-      <w:r>
-        <w:t xml:space="preserve">Fais ceci dans </w:t>
-      </w:r>
-      <w:proofErr w:type="spellStart"/>
-      <w:r>
-        <w:t>Netlify</w:t>
-      </w:r>
-      <w:proofErr w:type="spellEnd"/>
-      <w:r>
-        <w:t xml:space="preserve"> :</w:t>
+        <w:t>Alors la prochaine étape est simple: connecter ton dépôt GitHub à Netlify.</w:t>
+      </w:r>
+    </w:p>
+    <w:p>
+      <w:r>
+        <w:t>Fais ceci dans Netlify :</w:t>
       </w:r>
     </w:p>
     <w:p>
@@ -1416,21 +702,8 @@
         </w:numPr>
       </w:pPr>
       <w:r>
-        <w:t xml:space="preserve">Import an </w:t>
-      </w:r>
-      <w:proofErr w:type="spellStart"/>
-      <w:r>
-        <w:t>existing</w:t>
-      </w:r>
-      <w:proofErr w:type="spellEnd"/>
-      <w:r>
-        <w:t xml:space="preserve"> </w:t>
-      </w:r>
-      <w:proofErr w:type="spellStart"/>
-      <w:r>
-        <w:t>project</w:t>
-      </w:r>
-      <w:proofErr w:type="spellEnd"/>
+        <w:t>Import an existing project</w:t>
+      </w:r>
     </w:p>
     <w:p>
       <w:pPr>
@@ -1439,13 +712,8 @@
           <w:numId w:val="5"/>
         </w:numPr>
       </w:pPr>
-      <w:proofErr w:type="gramStart"/>
-      <w:r>
-        <w:t>connecte</w:t>
-      </w:r>
-      <w:proofErr w:type="gramEnd"/>
-      <w:r>
-        <w:t xml:space="preserve"> GitHub</w:t>
+      <w:r>
+        <w:t>connecte GitHub</w:t>
       </w:r>
     </w:p>
     <w:p>
@@ -1455,21 +723,8 @@
           <w:numId w:val="5"/>
         </w:numPr>
       </w:pPr>
-      <w:proofErr w:type="gramStart"/>
-      <w:r>
-        <w:t>choisis</w:t>
-      </w:r>
-      <w:proofErr w:type="gramEnd"/>
-      <w:r>
-        <w:t xml:space="preserve"> le dépôt </w:t>
-      </w:r>
-      <w:proofErr w:type="spellStart"/>
-      <w:r>
-        <w:t>walikaletoworldrt</w:t>
-      </w:r>
-      <w:proofErr w:type="spellEnd"/>
-      <w:r>
-        <w:t>-hue/Gestion-papeterie</w:t>
+      <w:r>
+        <w:t>choisis le dépôt walikaletoworldrt-hue/Gestion-papeterie</w:t>
       </w:r>
     </w:p>
     <w:p>
@@ -1479,13 +734,8 @@
           <w:numId w:val="5"/>
         </w:numPr>
       </w:pPr>
-      <w:proofErr w:type="gramStart"/>
-      <w:r>
-        <w:t>vérifie</w:t>
-      </w:r>
-      <w:proofErr w:type="gramEnd"/>
-      <w:r>
-        <w:t xml:space="preserve"> les réglages :</w:t>
+      <w:r>
+        <w:t>vérifie les réglages :</w:t>
       </w:r>
     </w:p>
     <w:p>
@@ -1512,19 +762,9 @@
           <w:numId w:val="5"/>
         </w:numPr>
       </w:pPr>
-      <w:proofErr w:type="spellStart"/>
-      <w:r>
-        <w:t>Publish</w:t>
-      </w:r>
-      <w:proofErr w:type="spellEnd"/>
-      <w:r>
-        <w:t xml:space="preserve"> directory : </w:t>
-      </w:r>
-      <w:proofErr w:type="spellStart"/>
-      <w:r>
-        <w:t>dist</w:t>
-      </w:r>
-      <w:proofErr w:type="spellEnd"/>
+      <w:r>
+        <w:t>Publish directory : dist</w:t>
+      </w:r>
     </w:p>
     <w:p>
       <w:pPr>
@@ -1534,6 +774,7 @@
         </w:numPr>
       </w:pPr>
       <w:r>
+        <w:lastRenderedPageBreak/>
         <w:t>Node version : 20</w:t>
       </w:r>
     </w:p>
@@ -1544,14 +785,8 @@
           <w:numId w:val="5"/>
         </w:numPr>
       </w:pPr>
-      <w:proofErr w:type="gramStart"/>
-      <w:r>
-        <w:lastRenderedPageBreak/>
-        <w:t>ajoute</w:t>
-      </w:r>
-      <w:proofErr w:type="gramEnd"/>
-      <w:r>
-        <w:t xml:space="preserve"> les variables d’environnement :</w:t>
+      <w:r>
+        <w:t>ajoute les variables d’environnement :</w:t>
       </w:r>
     </w:p>
     <w:p>
@@ -1583,13 +818,8 @@
           <w:numId w:val="5"/>
         </w:numPr>
       </w:pPr>
-      <w:proofErr w:type="gramStart"/>
-      <w:r>
-        <w:t>lance</w:t>
-      </w:r>
-      <w:proofErr w:type="gramEnd"/>
-      <w:r>
-        <w:t xml:space="preserve"> le déploiement</w:t>
+      <w:r>
+        <w:t>lance le déploiement</w:t>
       </w:r>
     </w:p>
     <w:p>
@@ -1617,21 +847,8 @@
           <w:numId w:val="6"/>
         </w:numPr>
       </w:pPr>
-      <w:proofErr w:type="gramStart"/>
-      <w:r>
-        <w:t>sur</w:t>
-      </w:r>
-      <w:proofErr w:type="gramEnd"/>
-      <w:r>
-        <w:t xml:space="preserve"> </w:t>
-      </w:r>
-      <w:proofErr w:type="spellStart"/>
-      <w:r>
-        <w:t>Netlify</w:t>
-      </w:r>
-      <w:proofErr w:type="spellEnd"/>
-      <w:r>
-        <w:t>, utilise bien les noms VITE_SUPABASE_URL et VITE_SUPABASE_ANON_KEY</w:t>
+      <w:r>
+        <w:t>sur Netlify, utilise bien les noms VITE_SUPABASE_URL et VITE_SUPABASE_ANON_KEY</w:t>
       </w:r>
     </w:p>
     <w:p>
@@ -1641,13 +858,8 @@
           <w:numId w:val="6"/>
         </w:numPr>
       </w:pPr>
-      <w:proofErr w:type="gramStart"/>
-      <w:r>
-        <w:t>pas</w:t>
-      </w:r>
-      <w:proofErr w:type="gramEnd"/>
-      <w:r>
-        <w:t xml:space="preserve"> NEXT_PUBLIC_*, car ton app est en Vite</w:t>
+      <w:r>
+        <w:t>pas NEXT_PUBLIC_*, car ton app est en Vite</w:t>
       </w:r>
     </w:p>
     <w:p>
@@ -1662,27 +874,9 @@
           <w:numId w:val="7"/>
         </w:numPr>
       </w:pPr>
-      <w:proofErr w:type="gramStart"/>
-      <w:r>
-        <w:t>l’état</w:t>
-      </w:r>
-      <w:proofErr w:type="gramEnd"/>
-      <w:r>
-        <w:t xml:space="preserve"> du </w:t>
-      </w:r>
-      <w:proofErr w:type="spellStart"/>
-      <w:r>
-        <w:t>build</w:t>
-      </w:r>
-      <w:proofErr w:type="spellEnd"/>
-      <w:r>
-        <w:t xml:space="preserve"> </w:t>
-      </w:r>
-      <w:proofErr w:type="spellStart"/>
-      <w:r>
-        <w:t>Netlify</w:t>
-      </w:r>
-      <w:proofErr w:type="spellEnd"/>
+      <w:r>
+        <w:t>l’état du build Netlify</w:t>
+      </w:r>
     </w:p>
     <w:p>
       <w:pPr>
@@ -1691,13 +885,8 @@
           <w:numId w:val="7"/>
         </w:numPr>
       </w:pPr>
-      <w:proofErr w:type="gramStart"/>
-      <w:r>
-        <w:t>et</w:t>
-      </w:r>
-      <w:proofErr w:type="gramEnd"/>
-      <w:r>
-        <w:t xml:space="preserve"> si tu veux, l’URL du site déployé</w:t>
+      <w:r>
+        <w:t>et si tu veux, l’URL du site déployé</w:t>
       </w:r>
     </w:p>
     <w:p>

--- a/Projet Application Papeterie walikale to world.docx
+++ b/Projet Application Papeterie walikale to world.docx
@@ -1,6 +1,6 @@
 
 <file path=word/document.xml><?xml version="1.0" encoding="utf-8"?>
-<w:document xmlns:wpc="http://schemas.microsoft.com/office/word/2010/wordprocessingCanvas" xmlns:cx="http://schemas.microsoft.com/office/drawing/2014/chartex" xmlns:cx1="http://schemas.microsoft.com/office/drawing/2015/9/8/chartex" xmlns:cx2="http://schemas.microsoft.com/office/drawing/2015/10/21/chartex" xmlns:cx3="http://schemas.microsoft.com/office/drawing/2016/5/9/chartex" xmlns:cx4="http://schemas.microsoft.com/office/drawing/2016/5/10/chartex" xmlns:cx5="http://schemas.microsoft.com/office/drawing/2016/5/11/chartex" xmlns:cx6="http://schemas.microsoft.com/office/drawing/2016/5/12/chartex" xmlns:cx7="http://schemas.microsoft.com/office/drawing/2016/5/13/chartex" xmlns:cx8="http://schemas.microsoft.com/office/drawing/2016/5/14/chartex" xmlns:mc="http://schemas.openxmlformats.org/markup-compatibility/2006" xmlns:aink="http://schemas.microsoft.com/office/drawing/2016/ink" xmlns:am3d="http://schemas.microsoft.com/office/drawing/2017/model3d" xmlns:o="urn:schemas-microsoft-com:office:office" xmlns:oel="http://schemas.microsoft.com/office/2019/extlst" xmlns:r="http://schemas.openxmlformats.org/officeDocument/2006/relationships" xmlns:m="http://schemas.openxmlformats.org/officeDocument/2006/math" xmlns:v="urn:schemas-microsoft-com:vml" xmlns:wp14="http://schemas.microsoft.com/office/word/2010/wordprocessingDrawing" xmlns:wp="http://schemas.openxmlformats.org/drawingml/2006/wordprocessingDrawing" xmlns:w10="urn:schemas-microsoft-com:office:word" xmlns:w="http://schemas.openxmlformats.org/wordprocessingml/2006/main" xmlns:w14="http://schemas.microsoft.com/office/word/2010/wordml" xmlns:w15="http://schemas.microsoft.com/office/word/2012/wordml" xmlns:w16cex="http://schemas.microsoft.com/office/word/2018/wordml/cex" xmlns:w16cid="http://schemas.microsoft.com/office/word/2016/wordml/cid" xmlns:w16="http://schemas.microsoft.com/office/word/2018/wordml" xmlns:w16du="http://schemas.microsoft.com/office/word/2023/wordml/word16du" xmlns:w16sdtdh="http://schemas.microsoft.com/office/word/2020/wordml/sdtdatahash" xmlns:w16sdtfl="http://schemas.microsoft.com/office/word/2024/wordml/sdtformatlock" xmlns:w16se="http://schemas.microsoft.com/office/word/2015/wordml/symex" xmlns:wpg="http://schemas.microsoft.com/office/word/2010/wordprocessingGroup" xmlns:wpi="http://schemas.microsoft.com/office/word/2010/wordprocessingInk" xmlns:wne="http://schemas.microsoft.com/office/word/2006/wordml" xmlns:wps="http://schemas.microsoft.com/office/word/2010/wordprocessingShape" mc:Ignorable="w14 w15 w16se w16cid w16 w16cex w16sdtdh w16sdtfl w16du wp14">
+<w:document xmlns:wpc="http://schemas.microsoft.com/office/word/2010/wordprocessingCanvas" xmlns:cx="http://schemas.microsoft.com/office/drawing/2014/chartex" xmlns:cx1="http://schemas.microsoft.com/office/drawing/2015/9/8/chartex" xmlns:cx2="http://schemas.microsoft.com/office/drawing/2015/10/21/chartex" xmlns:cx3="http://schemas.microsoft.com/office/drawing/2016/5/9/chartex" xmlns:cx4="http://schemas.microsoft.com/office/drawing/2016/5/10/chartex" xmlns:cx5="http://schemas.microsoft.com/office/drawing/2016/5/11/chartex" xmlns:cx6="http://schemas.microsoft.com/office/drawing/2016/5/12/chartex" xmlns:cx7="http://schemas.microsoft.com/office/drawing/2016/5/13/chartex" xmlns:cx8="http://schemas.microsoft.com/office/drawing/2016/5/14/chartex" xmlns:mc="http://schemas.openxmlformats.org/markup-compatibility/2006" xmlns:aink="http://schemas.microsoft.com/office/drawing/2016/ink" xmlns:am3d="http://schemas.microsoft.com/office/drawing/2017/model3d" xmlns:o="urn:schemas-microsoft-com:office:office" xmlns:oel="http://schemas.microsoft.com/office/2019/extlst" xmlns:r="http://schemas.openxmlformats.org/officeDocument/2006/relationships" xmlns:m="http://schemas.openxmlformats.org/officeDocument/2006/math" xmlns:v="urn:schemas-microsoft-com:vml" xmlns:wp14="http://schemas.microsoft.com/office/word/2010/wordprocessingDrawing" xmlns:wp="http://schemas.openxmlformats.org/drawingml/2006/wordprocessingDrawing" xmlns:w10="urn:schemas-microsoft-com:office:word" xmlns:w="http://schemas.openxmlformats.org/wordprocessingml/2006/main" xmlns:w14="http://schemas.microsoft.com/office/word/2010/wordml" xmlns:w15="http://schemas.microsoft.com/office/word/2012/wordml" xmlns:w16cei="http://schemas.microsoft.com/office/word/2026/wordml/cei" xmlns:w16cex="http://schemas.microsoft.com/office/word/2018/wordml/cex" xmlns:w16cid="http://schemas.microsoft.com/office/word/2016/wordml/cid" xmlns:w16="http://schemas.microsoft.com/office/word/2018/wordml" xmlns:w16du="http://schemas.microsoft.com/office/word/2023/wordml/word16du" xmlns:w16sdtdh="http://schemas.microsoft.com/office/word/2020/wordml/sdtdatahash" xmlns:w16sdtfl="http://schemas.microsoft.com/office/word/2024/wordml/sdtformatlock" xmlns:w16se="http://schemas.microsoft.com/office/word/2015/wordml/symex" xmlns:wpg="http://schemas.microsoft.com/office/word/2010/wordprocessingGroup" xmlns:wpi="http://schemas.microsoft.com/office/word/2010/wordprocessingInk" xmlns:wne="http://schemas.microsoft.com/office/word/2006/wordml" xmlns:wps="http://schemas.microsoft.com/office/word/2010/wordprocessingShape" mc:Ignorable="w14 w15 w16se w16cid w16 w16cex w16sdtdh w16sdtfl w16du wp14">
   <w:body>
     <w:p>
       <w:r>
@@ -395,6 +395,9 @@
         </w:numPr>
       </w:pPr>
       <w:r>
+        <w:rPr>
+          <w:highlight w:val="yellow"/>
+        </w:rPr>
         <w:t>Bouton synchroniser ne fait aucune action</w:t>
       </w:r>
     </w:p>
@@ -409,6 +412,81 @@
       <w:r>
         <w:t>Dans la table historique approvisionnement je voulais savoir aussi l’utilisateur qui a faire la reappro</w:t>
       </w:r>
+    </w:p>
+    <w:p>
+      <w:pPr>
+        <w:pStyle w:val="NormalWeb"/>
+        <w:numPr>
+          <w:ilvl w:val="0"/>
+          <w:numId w:val="1"/>
+        </w:numPr>
+      </w:pPr>
+      <w:r>
+        <w:t xml:space="preserve">on va encore retravailler pour rendre propre la facture et pas trop encombrante, </w:t>
+      </w:r>
+    </w:p>
+    <w:p>
+      <w:pPr>
+        <w:pStyle w:val="NormalWeb"/>
+        <w:numPr>
+          <w:ilvl w:val="0"/>
+          <w:numId w:val="1"/>
+        </w:numPr>
+      </w:pPr>
+      <w:r>
+        <w:t>aussi pour le raport financier des ventes et depense je ne veux pas avoir le nom</w:t>
+      </w:r>
+      <w:r>
+        <w:t xml:space="preserve"> </w:t>
+      </w:r>
+      <w:r>
+        <w:t xml:space="preserve">de netlify en haut de la page et </w:t>
+      </w:r>
+    </w:p>
+    <w:p>
+      <w:pPr>
+        <w:pStyle w:val="NormalWeb"/>
+        <w:numPr>
+          <w:ilvl w:val="0"/>
+          <w:numId w:val="1"/>
+        </w:numPr>
+      </w:pPr>
+      <w:r>
+        <w:t xml:space="preserve">ce rapport doit contenir les entête de la boutique, le logo et toutes les information. </w:t>
+      </w:r>
+    </w:p>
+    <w:p>
+      <w:pPr>
+        <w:pStyle w:val="NormalWeb"/>
+        <w:numPr>
+          <w:ilvl w:val="0"/>
+          <w:numId w:val="1"/>
+        </w:numPr>
+      </w:pPr>
+      <w:r>
+        <w:t xml:space="preserve">aussi dans le resumé et interpretation commentair, à la fin tu dois me donnez une conclusion comparative des activités s'il y a eu echec ou perte ou encore j'ai bien calibrer les depenses par rapport aux ventes. </w:t>
+      </w:r>
+    </w:p>
+    <w:p>
+      <w:pPr>
+        <w:pStyle w:val="NormalWeb"/>
+        <w:numPr>
+          <w:ilvl w:val="0"/>
+          <w:numId w:val="1"/>
+        </w:numPr>
+      </w:pPr>
+      <w:r>
+        <w:lastRenderedPageBreak/>
+        <w:t>Il y a une possibilité que le lien publié via netlify, que l’application</w:t>
+      </w:r>
+      <w:r>
+        <w:t xml:space="preserve"> soit installable en cliquant sur le navigateur</w:t>
+      </w:r>
+    </w:p>
+    <w:p>
+      <w:pPr>
+        <w:pStyle w:val="Paragraphedeliste"/>
+      </w:pPr>
     </w:p>
     <w:p>
       <w:pPr>
@@ -680,6 +758,7 @@
     </w:p>
     <w:p>
       <w:r>
+        <w:lastRenderedPageBreak/>
         <w:t>Fais ceci dans Netlify :</w:t>
       </w:r>
     </w:p>
@@ -774,7 +853,6 @@
         </w:numPr>
       </w:pPr>
       <w:r>
-        <w:lastRenderedPageBreak/>
         <w:t>Node version : 20</w:t>
       </w:r>
     </w:p>
@@ -906,7 +984,7 @@
 </file>
 
 <file path=word/numbering.xml><?xml version="1.0" encoding="utf-8"?>
-<w:numbering xmlns:wpc="http://schemas.microsoft.com/office/word/2010/wordprocessingCanvas" xmlns:cx="http://schemas.microsoft.com/office/drawing/2014/chartex" xmlns:cx1="http://schemas.microsoft.com/office/drawing/2015/9/8/chartex" xmlns:cx2="http://schemas.microsoft.com/office/drawing/2015/10/21/chartex" xmlns:cx3="http://schemas.microsoft.com/office/drawing/2016/5/9/chartex" xmlns:cx4="http://schemas.microsoft.com/office/drawing/2016/5/10/chartex" xmlns:cx5="http://schemas.microsoft.com/office/drawing/2016/5/11/chartex" xmlns:cx6="http://schemas.microsoft.com/office/drawing/2016/5/12/chartex" xmlns:cx7="http://schemas.microsoft.com/office/drawing/2016/5/13/chartex" xmlns:cx8="http://schemas.microsoft.com/office/drawing/2016/5/14/chartex" xmlns:mc="http://schemas.openxmlformats.org/markup-compatibility/2006" xmlns:aink="http://schemas.microsoft.com/office/drawing/2016/ink" xmlns:am3d="http://schemas.microsoft.com/office/drawing/2017/model3d" xmlns:o="urn:schemas-microsoft-com:office:office" xmlns:oel="http://schemas.microsoft.com/office/2019/extlst" xmlns:r="http://schemas.openxmlformats.org/officeDocument/2006/relationships" xmlns:m="http://schemas.openxmlformats.org/officeDocument/2006/math" xmlns:v="urn:schemas-microsoft-com:vml" xmlns:wp14="http://schemas.microsoft.com/office/word/2010/wordprocessingDrawing" xmlns:wp="http://schemas.openxmlformats.org/drawingml/2006/wordprocessingDrawing" xmlns:w10="urn:schemas-microsoft-com:office:word" xmlns:w="http://schemas.openxmlformats.org/wordprocessingml/2006/main" xmlns:w14="http://schemas.microsoft.com/office/word/2010/wordml" xmlns:w15="http://schemas.microsoft.com/office/word/2012/wordml" xmlns:w16cex="http://schemas.microsoft.com/office/word/2018/wordml/cex" xmlns:w16cid="http://schemas.microsoft.com/office/word/2016/wordml/cid" xmlns:w16="http://schemas.microsoft.com/office/word/2018/wordml" xmlns:w16du="http://schemas.microsoft.com/office/word/2023/wordml/word16du" xmlns:w16sdtdh="http://schemas.microsoft.com/office/word/2020/wordml/sdtdatahash" xmlns:w16sdtfl="http://schemas.microsoft.com/office/word/2024/wordml/sdtformatlock" xmlns:w16se="http://schemas.microsoft.com/office/word/2015/wordml/symex" xmlns:wpg="http://schemas.microsoft.com/office/word/2010/wordprocessingGroup" xmlns:wpi="http://schemas.microsoft.com/office/word/2010/wordprocessingInk" xmlns:wne="http://schemas.microsoft.com/office/word/2006/wordml" xmlns:wps="http://schemas.microsoft.com/office/word/2010/wordprocessingShape" mc:Ignorable="w14 w15 w16se w16cid w16 w16cex w16sdtdh w16sdtfl w16du wp14">
+<w:numbering xmlns:wpc="http://schemas.microsoft.com/office/word/2010/wordprocessingCanvas" xmlns:cx="http://schemas.microsoft.com/office/drawing/2014/chartex" xmlns:cx1="http://schemas.microsoft.com/office/drawing/2015/9/8/chartex" xmlns:cx2="http://schemas.microsoft.com/office/drawing/2015/10/21/chartex" xmlns:cx3="http://schemas.microsoft.com/office/drawing/2016/5/9/chartex" xmlns:cx4="http://schemas.microsoft.com/office/drawing/2016/5/10/chartex" xmlns:cx5="http://schemas.microsoft.com/office/drawing/2016/5/11/chartex" xmlns:cx6="http://schemas.microsoft.com/office/drawing/2016/5/12/chartex" xmlns:cx7="http://schemas.microsoft.com/office/drawing/2016/5/13/chartex" xmlns:cx8="http://schemas.microsoft.com/office/drawing/2016/5/14/chartex" xmlns:mc="http://schemas.openxmlformats.org/markup-compatibility/2006" xmlns:aink="http://schemas.microsoft.com/office/drawing/2016/ink" xmlns:am3d="http://schemas.microsoft.com/office/drawing/2017/model3d" xmlns:o="urn:schemas-microsoft-com:office:office" xmlns:oel="http://schemas.microsoft.com/office/2019/extlst" xmlns:r="http://schemas.openxmlformats.org/officeDocument/2006/relationships" xmlns:m="http://schemas.openxmlformats.org/officeDocument/2006/math" xmlns:v="urn:schemas-microsoft-com:vml" xmlns:wp14="http://schemas.microsoft.com/office/word/2010/wordprocessingDrawing" xmlns:wp="http://schemas.openxmlformats.org/drawingml/2006/wordprocessingDrawing" xmlns:w10="urn:schemas-microsoft-com:office:word" xmlns:w="http://schemas.openxmlformats.org/wordprocessingml/2006/main" xmlns:w14="http://schemas.microsoft.com/office/word/2010/wordml" xmlns:w15="http://schemas.microsoft.com/office/word/2012/wordml" xmlns:w16cei="http://schemas.microsoft.com/office/word/2026/wordml/cei" xmlns:w16cex="http://schemas.microsoft.com/office/word/2018/wordml/cex" xmlns:w16cid="http://schemas.microsoft.com/office/word/2016/wordml/cid" xmlns:w16="http://schemas.microsoft.com/office/word/2018/wordml" xmlns:w16du="http://schemas.microsoft.com/office/word/2023/wordml/word16du" xmlns:w16sdtdh="http://schemas.microsoft.com/office/word/2020/wordml/sdtdatahash" xmlns:w16sdtfl="http://schemas.microsoft.com/office/word/2024/wordml/sdtformatlock" xmlns:w16se="http://schemas.microsoft.com/office/word/2015/wordml/symex" xmlns:wpg="http://schemas.microsoft.com/office/word/2010/wordprocessingGroup" xmlns:wpi="http://schemas.microsoft.com/office/word/2010/wordprocessingInk" xmlns:wne="http://schemas.microsoft.com/office/word/2006/wordml" xmlns:wps="http://schemas.microsoft.com/office/word/2010/wordprocessingShape" mc:Ignorable="w14 w15 w16se w16cid w16 w16cex w16sdtdh w16sdtfl w16du wp14">
   <w:abstractNum w:abstractNumId="0" w15:restartNumberingAfterBreak="0">
     <w:nsid w:val="162E1810"/>
     <w:multiLevelType w:val="multilevel"/>
@@ -2822,6 +2900,25 @@
       <w:spacing w:val="5"/>
     </w:rPr>
   </w:style>
+  <w:style w:type="paragraph" w:styleId="NormalWeb">
+    <w:name w:val="Normal (Web)"/>
+    <w:basedOn w:val="Normal"/>
+    <w:uiPriority w:val="99"/>
+    <w:semiHidden/>
+    <w:unhideWhenUsed/>
+    <w:rsid w:val="008B609C"/>
+    <w:pPr>
+      <w:spacing w:before="100" w:beforeAutospacing="1" w:after="100" w:afterAutospacing="1" w:line="240" w:lineRule="auto"/>
+    </w:pPr>
+    <w:rPr>
+      <w:rFonts w:ascii="Times New Roman" w:eastAsia="Times New Roman" w:hAnsi="Times New Roman" w:cs="Times New Roman"/>
+      <w:kern w:val="0"/>
+      <w:sz w:val="24"/>
+      <w:szCs w:val="24"/>
+      <w:lang w:eastAsia="fr-FR"/>
+      <w14:ligatures w14:val="none"/>
+    </w:rPr>
+  </w:style>
 </w:styles>
 </file>
 

--- a/Projet Application Papeterie walikale to world.docx
+++ b/Projet Application Papeterie walikale to world.docx
@@ -4,7 +4,15 @@
   <w:body>
     <w:p>
       <w:r>
-        <w:t>Projet Papeterie walikale to world</w:t>
+        <w:t xml:space="preserve">Projet Papeterie </w:t>
+      </w:r>
+      <w:proofErr w:type="spellStart"/>
+      <w:r>
+        <w:t>walikale</w:t>
+      </w:r>
+      <w:proofErr w:type="spellEnd"/>
+      <w:r>
+        <w:t xml:space="preserve"> to world</w:t>
       </w:r>
     </w:p>
     <w:p>
@@ -21,8 +29,13 @@
         </w:numPr>
       </w:pPr>
       <w:r>
-        <w:t>Gestion vente papeterie y compris les depenses</w:t>
-      </w:r>
+        <w:t xml:space="preserve">Gestion vente papeterie y compris les </w:t>
+      </w:r>
+      <w:proofErr w:type="spellStart"/>
+      <w:r>
+        <w:t>depenses</w:t>
+      </w:r>
+      <w:proofErr w:type="spellEnd"/>
     </w:p>
     <w:p>
       <w:pPr>
@@ -33,8 +46,13 @@
         </w:numPr>
       </w:pPr>
       <w:r>
-        <w:t>Gestion du personnel (les salaires, primes)..</w:t>
-      </w:r>
+        <w:t>Gestion du personnel (les salaires, primes</w:t>
+      </w:r>
+      <w:proofErr w:type="gramStart"/>
+      <w:r>
+        <w:t>)..</w:t>
+      </w:r>
+      <w:proofErr w:type="gramEnd"/>
     </w:p>
     <w:p>
       <w:pPr>
@@ -44,7 +62,15 @@
         <w:t xml:space="preserve">L’application doit être en ligne pour permettre le suivi à distance, </w:t>
       </w:r>
       <w:r>
-        <w:t xml:space="preserve">mais aussi fonctionne en hors ligne aussi et synchronise une fois connecté à internet. </w:t>
+        <w:t xml:space="preserve">mais aussi fonctionne en hors ligne aussi et synchronise une fois </w:t>
+      </w:r>
+      <w:proofErr w:type="gramStart"/>
+      <w:r>
+        <w:t>connecté</w:t>
+      </w:r>
+      <w:proofErr w:type="gramEnd"/>
+      <w:r>
+        <w:t xml:space="preserve"> à internet. </w:t>
       </w:r>
     </w:p>
     <w:p>
@@ -86,13 +112,41 @@
         <w:rPr>
           <w:highlight w:val="yellow"/>
         </w:rPr>
-        <w:t>Ceux qui modifie en local puisse avoir la possibilité de travailler meme sans internet et synchroniser en cliquant sur le bouton synchroniser a</w:t>
-      </w:r>
-      <w:r>
-        <w:rPr>
-          <w:highlight w:val="yellow"/>
-        </w:rPr>
-        <w:t>fin que cela puisse pusher vers supabase.</w:t>
+        <w:t xml:space="preserve">Ceux qui modifie en local puisse avoir la possibilité de travailler </w:t>
+      </w:r>
+      <w:proofErr w:type="spellStart"/>
+      <w:r>
+        <w:rPr>
+          <w:highlight w:val="yellow"/>
+        </w:rPr>
+        <w:t>meme</w:t>
+      </w:r>
+      <w:proofErr w:type="spellEnd"/>
+      <w:r>
+        <w:rPr>
+          <w:highlight w:val="yellow"/>
+        </w:rPr>
+        <w:t xml:space="preserve"> sans internet et synchroniser en cliquant sur le bouton synchroniser a</w:t>
+      </w:r>
+      <w:r>
+        <w:rPr>
+          <w:highlight w:val="yellow"/>
+        </w:rPr>
+        <w:t xml:space="preserve">fin que cela puisse pusher vers </w:t>
+      </w:r>
+      <w:proofErr w:type="spellStart"/>
+      <w:r>
+        <w:rPr>
+          <w:highlight w:val="yellow"/>
+        </w:rPr>
+        <w:t>supabase</w:t>
+      </w:r>
+      <w:proofErr w:type="spellEnd"/>
+      <w:r>
+        <w:rPr>
+          <w:highlight w:val="yellow"/>
+        </w:rPr>
+        <w:t>.</w:t>
       </w:r>
       <w:r>
         <w:t xml:space="preserve"> </w:t>
@@ -143,7 +197,21 @@
         <w:rPr>
           <w:highlight w:val="yellow"/>
         </w:rPr>
-        <w:t>a fenetre d’approvisionnement</w:t>
+        <w:t xml:space="preserve">a </w:t>
+      </w:r>
+      <w:proofErr w:type="spellStart"/>
+      <w:r>
+        <w:rPr>
+          <w:highlight w:val="yellow"/>
+        </w:rPr>
+        <w:t>fenetre</w:t>
+      </w:r>
+      <w:proofErr w:type="spellEnd"/>
+      <w:r>
+        <w:rPr>
+          <w:highlight w:val="yellow"/>
+        </w:rPr>
+        <w:t xml:space="preserve"> d’approvisionnement</w:t>
       </w:r>
       <w:r>
         <w:rPr>
@@ -179,7 +247,21 @@
         <w:rPr>
           <w:highlight w:val="yellow"/>
         </w:rPr>
-        <w:t>Historique d’approvisionnement (pour avoir une trace de tous les approvisionnement fait)</w:t>
+        <w:t xml:space="preserve">Historique d’approvisionnement (pour avoir une trace de </w:t>
+      </w:r>
+      <w:proofErr w:type="gramStart"/>
+      <w:r>
+        <w:rPr>
+          <w:highlight w:val="yellow"/>
+        </w:rPr>
+        <w:t>tous les approvisionnement</w:t>
+      </w:r>
+      <w:proofErr w:type="gramEnd"/>
+      <w:r>
+        <w:rPr>
+          <w:highlight w:val="yellow"/>
+        </w:rPr>
+        <w:t xml:space="preserve"> fait)</w:t>
       </w:r>
     </w:p>
     <w:p>
@@ -197,20 +279,64 @@
         <w:rPr>
           <w:highlight w:val="yellow"/>
         </w:rPr>
-        <w:t>Enlever les 00 apres le chiffre, par exemple pour une produit vendu</w:t>
-      </w:r>
-      <w:r>
-        <w:rPr>
-          <w:highlight w:val="yellow"/>
-        </w:rPr>
-        <w:t xml:space="preserve"> à 500fc, mettez seulement 500FC et 500.00FC. aussi la quantité d’approvisionnement, laissez la case vide et ne mettez pas 0 </w:t>
-      </w:r>
-      <w:r>
-        <w:rPr>
-          <w:highlight w:val="yellow"/>
-        </w:rPr>
-        <w:t>au prealable</w:t>
-      </w:r>
+        <w:t xml:space="preserve">Enlever les 00 </w:t>
+      </w:r>
+      <w:proofErr w:type="spellStart"/>
+      <w:r>
+        <w:rPr>
+          <w:highlight w:val="yellow"/>
+        </w:rPr>
+        <w:t>apres</w:t>
+      </w:r>
+      <w:proofErr w:type="spellEnd"/>
+      <w:r>
+        <w:rPr>
+          <w:highlight w:val="yellow"/>
+        </w:rPr>
+        <w:t xml:space="preserve"> le chiffre, par exemple pour </w:t>
+      </w:r>
+      <w:proofErr w:type="gramStart"/>
+      <w:r>
+        <w:rPr>
+          <w:highlight w:val="yellow"/>
+        </w:rPr>
+        <w:t>une produit vendu</w:t>
+      </w:r>
+      <w:proofErr w:type="gramEnd"/>
+      <w:r>
+        <w:rPr>
+          <w:highlight w:val="yellow"/>
+        </w:rPr>
+        <w:t xml:space="preserve"> à 500fc, mettez seulement 500FC et 500.00FC. </w:t>
+      </w:r>
+      <w:proofErr w:type="gramStart"/>
+      <w:r>
+        <w:rPr>
+          <w:highlight w:val="yellow"/>
+        </w:rPr>
+        <w:t>aussi</w:t>
+      </w:r>
+      <w:proofErr w:type="gramEnd"/>
+      <w:r>
+        <w:rPr>
+          <w:highlight w:val="yellow"/>
+        </w:rPr>
+        <w:t xml:space="preserve"> la quantité d’approvisionnement, laissez la case vide et ne mettez pas 0 </w:t>
+      </w:r>
+      <w:r>
+        <w:rPr>
+          <w:highlight w:val="yellow"/>
+        </w:rPr>
+        <w:t xml:space="preserve">au </w:t>
+      </w:r>
+      <w:proofErr w:type="spellStart"/>
+      <w:r>
+        <w:rPr>
+          <w:highlight w:val="yellow"/>
+        </w:rPr>
+        <w:t>prealable</w:t>
+      </w:r>
+      <w:proofErr w:type="spellEnd"/>
       <w:r>
         <w:rPr>
           <w:highlight w:val="yellow"/>
@@ -269,7 +395,21 @@
         <w:rPr>
           <w:highlight w:val="yellow"/>
         </w:rPr>
-        <w:t xml:space="preserve">Dans la table produit, mettre cette fenetre comme le formulaire d’approvisionnement, </w:t>
+        <w:t xml:space="preserve">Dans la table produit, mettre cette </w:t>
+      </w:r>
+      <w:proofErr w:type="spellStart"/>
+      <w:r>
+        <w:rPr>
+          <w:highlight w:val="yellow"/>
+        </w:rPr>
+        <w:t>fenetre</w:t>
+      </w:r>
+      <w:proofErr w:type="spellEnd"/>
+      <w:r>
+        <w:rPr>
+          <w:highlight w:val="yellow"/>
+        </w:rPr>
+        <w:t xml:space="preserve"> comme le formulaire d’approvisionnement, </w:t>
       </w:r>
     </w:p>
     <w:p>
@@ -287,25 +427,123 @@
         <w:rPr>
           <w:highlight w:val="yellow"/>
         </w:rPr>
-        <w:t>La fenetre de depenses engagées</w:t>
-      </w:r>
-      <w:r>
-        <w:rPr>
-          <w:highlight w:val="yellow"/>
-        </w:rPr>
-        <w:t xml:space="preserve"> (elle doit avoir le detail, nature de la depense, montant, date,</w:t>
-      </w:r>
-      <w:r>
-        <w:rPr>
-          <w:highlight w:val="yellow"/>
-        </w:rPr>
-        <w:t xml:space="preserve"> quelle utilisateur, qui a approuvé le decaissement de l’argent</w:t>
-      </w:r>
-      <w:r>
-        <w:rPr>
-          <w:highlight w:val="yellow"/>
-        </w:rPr>
-        <w:t>, la depense va servir à quoi</w:t>
+        <w:t xml:space="preserve">La </w:t>
+      </w:r>
+      <w:proofErr w:type="spellStart"/>
+      <w:r>
+        <w:rPr>
+          <w:highlight w:val="yellow"/>
+        </w:rPr>
+        <w:t>fenetre</w:t>
+      </w:r>
+      <w:proofErr w:type="spellEnd"/>
+      <w:r>
+        <w:rPr>
+          <w:highlight w:val="yellow"/>
+        </w:rPr>
+        <w:t xml:space="preserve"> de </w:t>
+      </w:r>
+      <w:proofErr w:type="spellStart"/>
+      <w:r>
+        <w:rPr>
+          <w:highlight w:val="yellow"/>
+        </w:rPr>
+        <w:t>depenses</w:t>
+      </w:r>
+      <w:proofErr w:type="spellEnd"/>
+      <w:r>
+        <w:rPr>
+          <w:highlight w:val="yellow"/>
+        </w:rPr>
+        <w:t xml:space="preserve"> engagées</w:t>
+      </w:r>
+      <w:r>
+        <w:rPr>
+          <w:highlight w:val="yellow"/>
+        </w:rPr>
+        <w:t xml:space="preserve"> (elle doit avoir le </w:t>
+      </w:r>
+      <w:proofErr w:type="spellStart"/>
+      <w:r>
+        <w:rPr>
+          <w:highlight w:val="yellow"/>
+        </w:rPr>
+        <w:t>detail</w:t>
+      </w:r>
+      <w:proofErr w:type="spellEnd"/>
+      <w:r>
+        <w:rPr>
+          <w:highlight w:val="yellow"/>
+        </w:rPr>
+        <w:t xml:space="preserve">, nature de la </w:t>
+      </w:r>
+      <w:proofErr w:type="spellStart"/>
+      <w:r>
+        <w:rPr>
+          <w:highlight w:val="yellow"/>
+        </w:rPr>
+        <w:t>depense</w:t>
+      </w:r>
+      <w:proofErr w:type="spellEnd"/>
+      <w:r>
+        <w:rPr>
+          <w:highlight w:val="yellow"/>
+        </w:rPr>
+        <w:t>, montant, date,</w:t>
+      </w:r>
+      <w:r>
+        <w:rPr>
+          <w:highlight w:val="yellow"/>
+        </w:rPr>
+        <w:t xml:space="preserve"> </w:t>
+      </w:r>
+      <w:proofErr w:type="gramStart"/>
+      <w:r>
+        <w:rPr>
+          <w:highlight w:val="yellow"/>
+        </w:rPr>
+        <w:t>quelle utilisateur</w:t>
+      </w:r>
+      <w:proofErr w:type="gramEnd"/>
+      <w:r>
+        <w:rPr>
+          <w:highlight w:val="yellow"/>
+        </w:rPr>
+        <w:t xml:space="preserve">, qui a approuvé le </w:t>
+      </w:r>
+      <w:proofErr w:type="spellStart"/>
+      <w:r>
+        <w:rPr>
+          <w:highlight w:val="yellow"/>
+        </w:rPr>
+        <w:t>decaissement</w:t>
+      </w:r>
+      <w:proofErr w:type="spellEnd"/>
+      <w:r>
+        <w:rPr>
+          <w:highlight w:val="yellow"/>
+        </w:rPr>
+        <w:t xml:space="preserve"> de l’argent</w:t>
+      </w:r>
+      <w:r>
+        <w:rPr>
+          <w:highlight w:val="yellow"/>
+        </w:rPr>
+        <w:t xml:space="preserve">, la </w:t>
+      </w:r>
+      <w:proofErr w:type="spellStart"/>
+      <w:r>
+        <w:rPr>
+          <w:highlight w:val="yellow"/>
+        </w:rPr>
+        <w:t>depense</w:t>
+      </w:r>
+      <w:proofErr w:type="spellEnd"/>
+      <w:r>
+        <w:rPr>
+          <w:highlight w:val="yellow"/>
+        </w:rPr>
+        <w:t xml:space="preserve"> va servir à quoi</w:t>
       </w:r>
       <w:r>
         <w:rPr>
@@ -317,7 +555,21 @@
         <w:rPr>
           <w:highlight w:val="yellow"/>
         </w:rPr>
-        <w:t xml:space="preserve">puisse avoir un impacte déjà sur le montant vendu. </w:t>
+        <w:t xml:space="preserve">puisse avoir un </w:t>
+      </w:r>
+      <w:proofErr w:type="spellStart"/>
+      <w:r>
+        <w:rPr>
+          <w:highlight w:val="yellow"/>
+        </w:rPr>
+        <w:t>impacte</w:t>
+      </w:r>
+      <w:proofErr w:type="spellEnd"/>
+      <w:r>
+        <w:rPr>
+          <w:highlight w:val="yellow"/>
+        </w:rPr>
+        <w:t xml:space="preserve"> déjà sur le montant vendu. </w:t>
       </w:r>
     </w:p>
     <w:p>
@@ -335,13 +587,41 @@
         <w:rPr>
           <w:highlight w:val="yellow"/>
         </w:rPr>
-        <w:t>Une possibilité d’avoir des graphiques triable par date juste pour savoir combien j’ai fait entrer</w:t>
-      </w:r>
-      <w:r>
-        <w:rPr>
-          <w:highlight w:val="yellow"/>
-        </w:rPr>
-        <w:t xml:space="preserve"> pendant telle periode.</w:t>
+        <w:t xml:space="preserve">Une possibilité d’avoir des graphiques </w:t>
+      </w:r>
+      <w:proofErr w:type="spellStart"/>
+      <w:r>
+        <w:rPr>
+          <w:highlight w:val="yellow"/>
+        </w:rPr>
+        <w:t>triable</w:t>
+      </w:r>
+      <w:proofErr w:type="spellEnd"/>
+      <w:r>
+        <w:rPr>
+          <w:highlight w:val="yellow"/>
+        </w:rPr>
+        <w:t xml:space="preserve"> par date juste pour savoir combien j’ai fait entrer</w:t>
+      </w:r>
+      <w:r>
+        <w:rPr>
+          <w:highlight w:val="yellow"/>
+        </w:rPr>
+        <w:t xml:space="preserve"> pendant telle </w:t>
+      </w:r>
+      <w:proofErr w:type="spellStart"/>
+      <w:r>
+        <w:rPr>
+          <w:highlight w:val="yellow"/>
+        </w:rPr>
+        <w:t>periode</w:t>
+      </w:r>
+      <w:proofErr w:type="spellEnd"/>
+      <w:r>
+        <w:rPr>
+          <w:highlight w:val="yellow"/>
+        </w:rPr>
+        <w:t>.</w:t>
       </w:r>
     </w:p>
     <w:p>
@@ -359,31 +639,173 @@
         <w:rPr>
           <w:highlight w:val="yellow"/>
         </w:rPr>
-        <w:t>Dans la fenetre depense qu’il ait un bouton qui genere le rapport complet, combine de vente</w:t>
-      </w:r>
-      <w:r>
-        <w:rPr>
-          <w:highlight w:val="yellow"/>
-        </w:rPr>
-        <w:t xml:space="preserve"> par chaque produit, service fait, quelle depense avec ses details, et le solde</w:t>
-      </w:r>
-      <w:r>
-        <w:rPr>
-          <w:highlight w:val="yellow"/>
-        </w:rPr>
-        <w:t xml:space="preserve"> apres toutes les depenses</w:t>
-      </w:r>
+        <w:t xml:space="preserve">Dans la </w:t>
+      </w:r>
+      <w:proofErr w:type="spellStart"/>
+      <w:r>
+        <w:rPr>
+          <w:highlight w:val="yellow"/>
+        </w:rPr>
+        <w:t>fenetre</w:t>
+      </w:r>
+      <w:proofErr w:type="spellEnd"/>
+      <w:r>
+        <w:rPr>
+          <w:highlight w:val="yellow"/>
+        </w:rPr>
+        <w:t xml:space="preserve"> </w:t>
+      </w:r>
+      <w:proofErr w:type="spellStart"/>
+      <w:r>
+        <w:rPr>
+          <w:highlight w:val="yellow"/>
+        </w:rPr>
+        <w:t>depense</w:t>
+      </w:r>
+      <w:proofErr w:type="spellEnd"/>
+      <w:r>
+        <w:rPr>
+          <w:highlight w:val="yellow"/>
+        </w:rPr>
+        <w:t xml:space="preserve"> qu’il ait un bouton qui </w:t>
+      </w:r>
+      <w:proofErr w:type="spellStart"/>
+      <w:r>
+        <w:rPr>
+          <w:highlight w:val="yellow"/>
+        </w:rPr>
+        <w:t>genere</w:t>
+      </w:r>
+      <w:proofErr w:type="spellEnd"/>
+      <w:r>
+        <w:rPr>
+          <w:highlight w:val="yellow"/>
+        </w:rPr>
+        <w:t xml:space="preserve"> le rapport complet, combine de vente</w:t>
+      </w:r>
+      <w:r>
+        <w:rPr>
+          <w:highlight w:val="yellow"/>
+        </w:rPr>
+        <w:t xml:space="preserve"> par chaque produit, service fait, quelle </w:t>
+      </w:r>
+      <w:proofErr w:type="spellStart"/>
+      <w:r>
+        <w:rPr>
+          <w:highlight w:val="yellow"/>
+        </w:rPr>
+        <w:t>depense</w:t>
+      </w:r>
+      <w:proofErr w:type="spellEnd"/>
+      <w:r>
+        <w:rPr>
+          <w:highlight w:val="yellow"/>
+        </w:rPr>
+        <w:t xml:space="preserve"> avec ses </w:t>
+      </w:r>
+      <w:proofErr w:type="spellStart"/>
+      <w:r>
+        <w:rPr>
+          <w:highlight w:val="yellow"/>
+        </w:rPr>
+        <w:t>details</w:t>
+      </w:r>
+      <w:proofErr w:type="spellEnd"/>
+      <w:r>
+        <w:rPr>
+          <w:highlight w:val="yellow"/>
+        </w:rPr>
+        <w:t>, et le solde</w:t>
+      </w:r>
+      <w:r>
+        <w:rPr>
+          <w:highlight w:val="yellow"/>
+        </w:rPr>
+        <w:t xml:space="preserve"> </w:t>
+      </w:r>
+      <w:proofErr w:type="spellStart"/>
+      <w:r>
+        <w:rPr>
+          <w:highlight w:val="yellow"/>
+        </w:rPr>
+        <w:t>apres</w:t>
+      </w:r>
+      <w:proofErr w:type="spellEnd"/>
+      <w:r>
+        <w:rPr>
+          <w:highlight w:val="yellow"/>
+        </w:rPr>
+        <w:t xml:space="preserve"> toutes les </w:t>
+      </w:r>
+      <w:proofErr w:type="spellStart"/>
+      <w:r>
+        <w:rPr>
+          <w:highlight w:val="yellow"/>
+        </w:rPr>
+        <w:t>depenses</w:t>
+      </w:r>
+      <w:proofErr w:type="spellEnd"/>
       <w:r>
         <w:rPr>
           <w:highlight w:val="yellow"/>
         </w:rPr>
         <w:t xml:space="preserve"> faites. </w:t>
       </w:r>
-      <w:r>
-        <w:rPr>
-          <w:highlight w:val="yellow"/>
-        </w:rPr>
-        <w:t xml:space="preserve">qui montre toutes les actions faites (saisie impression, photocopie, scan, autre, vente fourniture, connexion internet, vente eau pure….) et que cela cree un total par service, si c’est saisie impression combien ? si c’est internet combien ?..., </w:t>
+      <w:proofErr w:type="gramStart"/>
+      <w:r>
+        <w:rPr>
+          <w:highlight w:val="yellow"/>
+        </w:rPr>
+        <w:t>qui</w:t>
+      </w:r>
+      <w:proofErr w:type="gramEnd"/>
+      <w:r>
+        <w:rPr>
+          <w:highlight w:val="yellow"/>
+        </w:rPr>
+        <w:t xml:space="preserve"> montre toutes les actions faites (saisie impression, photocopie, scan, autre, vente fourniture, connexion internet, vente eau </w:t>
+      </w:r>
+      <w:proofErr w:type="gramStart"/>
+      <w:r>
+        <w:rPr>
+          <w:highlight w:val="yellow"/>
+        </w:rPr>
+        <w:t>pure….</w:t>
+      </w:r>
+      <w:proofErr w:type="gramEnd"/>
+      <w:r>
+        <w:rPr>
+          <w:highlight w:val="yellow"/>
+        </w:rPr>
+        <w:t xml:space="preserve">) et que cela </w:t>
+      </w:r>
+      <w:proofErr w:type="spellStart"/>
+      <w:r>
+        <w:rPr>
+          <w:highlight w:val="yellow"/>
+        </w:rPr>
+        <w:t>cree</w:t>
+      </w:r>
+      <w:proofErr w:type="spellEnd"/>
+      <w:r>
+        <w:rPr>
+          <w:highlight w:val="yellow"/>
+        </w:rPr>
+        <w:t xml:space="preserve"> un total par service, si c’est saisie impression combien ? si c’est internet combien</w:t>
+      </w:r>
+      <w:proofErr w:type="gramStart"/>
+      <w:r>
+        <w:rPr>
+          <w:highlight w:val="yellow"/>
+        </w:rPr>
+        <w:t> ?...</w:t>
+      </w:r>
+      <w:proofErr w:type="gramEnd"/>
+      <w:r>
+        <w:rPr>
+          <w:highlight w:val="yellow"/>
+        </w:rPr>
+        <w:t xml:space="preserve">, </w:t>
       </w:r>
     </w:p>
     <w:p>
@@ -410,8 +832,21 @@
         </w:numPr>
       </w:pPr>
       <w:r>
-        <w:t>Dans la table historique approvisionnement je voulais savoir aussi l’utilisateur qui a faire la reappro</w:t>
-      </w:r>
+        <w:t xml:space="preserve">Dans la table historique approvisionnement je voulais savoir aussi l’utilisateur qui </w:t>
+      </w:r>
+      <w:proofErr w:type="spellStart"/>
+      <w:r>
+        <w:t>a</w:t>
+      </w:r>
+      <w:proofErr w:type="spellEnd"/>
+      <w:r>
+        <w:t xml:space="preserve"> faire la </w:t>
+      </w:r>
+      <w:proofErr w:type="spellStart"/>
+      <w:r>
+        <w:t>reappro</w:t>
+      </w:r>
+      <w:proofErr w:type="spellEnd"/>
     </w:p>
     <w:p>
       <w:pPr>
@@ -421,8 +856,13 @@
           <w:numId w:val="1"/>
         </w:numPr>
       </w:pPr>
-      <w:r>
-        <w:t xml:space="preserve">on va encore retravailler pour rendre propre la facture et pas trop encombrante, </w:t>
+      <w:proofErr w:type="gramStart"/>
+      <w:r>
+        <w:t>on</w:t>
+      </w:r>
+      <w:proofErr w:type="gramEnd"/>
+      <w:r>
+        <w:t xml:space="preserve"> va encore retravailler pour rendre propre la facture et pas trop encombrante, </w:t>
       </w:r>
     </w:p>
     <w:p>
@@ -433,14 +873,157 @@
           <w:numId w:val="1"/>
         </w:numPr>
       </w:pPr>
-      <w:r>
-        <w:t>aussi pour le raport financier des ventes et depense je ne veux pas avoir le nom</w:t>
+      <w:proofErr w:type="gramStart"/>
+      <w:r>
+        <w:t>aussi</w:t>
+      </w:r>
+      <w:proofErr w:type="gramEnd"/>
+      <w:r>
+        <w:t xml:space="preserve"> pour le </w:t>
+      </w:r>
+      <w:proofErr w:type="spellStart"/>
+      <w:r>
+        <w:t>raport</w:t>
+      </w:r>
+      <w:proofErr w:type="spellEnd"/>
+      <w:r>
+        <w:t xml:space="preserve"> financier des ventes et </w:t>
+      </w:r>
+      <w:proofErr w:type="spellStart"/>
+      <w:r>
+        <w:t>depense</w:t>
+      </w:r>
+      <w:proofErr w:type="spellEnd"/>
+      <w:r>
+        <w:t xml:space="preserve"> je ne veux pas avoir le nom de </w:t>
+      </w:r>
+      <w:proofErr w:type="spellStart"/>
+      <w:r>
+        <w:t>netlify</w:t>
+      </w:r>
+      <w:proofErr w:type="spellEnd"/>
+      <w:r>
+        <w:t xml:space="preserve"> en haut de la page et </w:t>
+      </w:r>
+    </w:p>
+    <w:p>
+      <w:pPr>
+        <w:pStyle w:val="NormalWeb"/>
+        <w:numPr>
+          <w:ilvl w:val="0"/>
+          <w:numId w:val="1"/>
+        </w:numPr>
+      </w:pPr>
+      <w:proofErr w:type="gramStart"/>
+      <w:r>
+        <w:rPr>
+          <w:highlight w:val="yellow"/>
+        </w:rPr>
+        <w:t>ce</w:t>
+      </w:r>
+      <w:proofErr w:type="gramEnd"/>
+      <w:r>
+        <w:rPr>
+          <w:highlight w:val="yellow"/>
+        </w:rPr>
+        <w:t xml:space="preserve"> rapport doit contenir </w:t>
+      </w:r>
+      <w:proofErr w:type="gramStart"/>
+      <w:r>
+        <w:rPr>
+          <w:highlight w:val="yellow"/>
+        </w:rPr>
+        <w:t>les entête</w:t>
+      </w:r>
+      <w:proofErr w:type="gramEnd"/>
+      <w:r>
+        <w:rPr>
+          <w:highlight w:val="yellow"/>
+        </w:rPr>
+        <w:t xml:space="preserve"> de la boutique, le logo et </w:t>
+      </w:r>
+      <w:proofErr w:type="gramStart"/>
+      <w:r>
+        <w:rPr>
+          <w:highlight w:val="yellow"/>
+        </w:rPr>
+        <w:t>toutes les information</w:t>
+      </w:r>
+      <w:proofErr w:type="gramEnd"/>
+      <w:r>
+        <w:t xml:space="preserve">. </w:t>
+      </w:r>
+    </w:p>
+    <w:p>
+      <w:pPr>
+        <w:pStyle w:val="NormalWeb"/>
+        <w:numPr>
+          <w:ilvl w:val="0"/>
+          <w:numId w:val="1"/>
+        </w:numPr>
+      </w:pPr>
+      <w:proofErr w:type="gramStart"/>
+      <w:r>
+        <w:t>aussi</w:t>
+      </w:r>
+      <w:proofErr w:type="gramEnd"/>
+      <w:r>
+        <w:t xml:space="preserve"> dans </w:t>
+      </w:r>
+      <w:r>
+        <w:t>la zone</w:t>
       </w:r>
       <w:r>
         <w:t xml:space="preserve"> </w:t>
       </w:r>
-      <w:r>
-        <w:t xml:space="preserve">de netlify en haut de la page et </w:t>
+      <w:proofErr w:type="spellStart"/>
+      <w:r>
+        <w:t>resumé</w:t>
+      </w:r>
+      <w:proofErr w:type="spellEnd"/>
+      <w:r>
+        <w:t xml:space="preserve"> et </w:t>
+      </w:r>
+      <w:proofErr w:type="spellStart"/>
+      <w:r>
+        <w:t>interpretation</w:t>
+      </w:r>
+      <w:proofErr w:type="spellEnd"/>
+      <w:r>
+        <w:t xml:space="preserve"> commentair</w:t>
+      </w:r>
+      <w:r>
+        <w:t>e</w:t>
+      </w:r>
+      <w:r>
+        <w:t xml:space="preserve"> de ce rapport</w:t>
+      </w:r>
+      <w:r>
+        <w:t xml:space="preserve">, à la fin tu dois me donnez une conclusion comparative des activités s'il y a eu </w:t>
+      </w:r>
+      <w:proofErr w:type="spellStart"/>
+      <w:r>
+        <w:t>echec</w:t>
+      </w:r>
+      <w:proofErr w:type="spellEnd"/>
+      <w:r>
+        <w:t xml:space="preserve"> ou perte ou encore j'ai bien </w:t>
+      </w:r>
+      <w:proofErr w:type="gramStart"/>
+      <w:r>
+        <w:t>calibrer</w:t>
+      </w:r>
+      <w:proofErr w:type="gramEnd"/>
+      <w:r>
+        <w:t xml:space="preserve"> les </w:t>
+      </w:r>
+      <w:proofErr w:type="spellStart"/>
+      <w:r>
+        <w:t>depenses</w:t>
+      </w:r>
+      <w:proofErr w:type="spellEnd"/>
+      <w:r>
+        <w:t xml:space="preserve"> par rapport aux ventes. </w:t>
       </w:r>
     </w:p>
     <w:p>
@@ -452,104 +1035,130 @@
         </w:numPr>
       </w:pPr>
       <w:r>
-        <w:t xml:space="preserve">ce rapport doit contenir les entête de la boutique, le logo et toutes les information. </w:t>
-      </w:r>
-    </w:p>
-    <w:p>
-      <w:pPr>
-        <w:pStyle w:val="NormalWeb"/>
+        <w:lastRenderedPageBreak/>
+        <w:t xml:space="preserve">Il y a une possibilité que le lien publié via </w:t>
+      </w:r>
+      <w:proofErr w:type="spellStart"/>
+      <w:r>
+        <w:t>netlify</w:t>
+      </w:r>
+      <w:proofErr w:type="spellEnd"/>
+      <w:r>
+        <w:t>, que l’application</w:t>
+      </w:r>
+      <w:r>
+        <w:t xml:space="preserve"> soit installable en cliquant sur le navigateur</w:t>
+      </w:r>
+    </w:p>
+    <w:p>
+      <w:pPr>
+        <w:pStyle w:val="Paragraphedeliste"/>
+      </w:pPr>
+    </w:p>
+    <w:p>
+      <w:pPr>
+        <w:pStyle w:val="Paragraphedeliste"/>
+      </w:pPr>
+    </w:p>
+    <w:p>
+      <w:r>
+        <w:t xml:space="preserve">Affichage de </w:t>
+      </w:r>
+      <w:proofErr w:type="spellStart"/>
+      <w:r>
+        <w:t>fenetre</w:t>
+      </w:r>
+      <w:proofErr w:type="spellEnd"/>
+      <w:r>
+        <w:t xml:space="preserve"> par profil :</w:t>
+      </w:r>
+    </w:p>
+    <w:p>
+      <w:pPr>
+        <w:pStyle w:val="Paragraphedeliste"/>
         <w:numPr>
           <w:ilvl w:val="0"/>
           <w:numId w:val="1"/>
         </w:numPr>
-      </w:pPr>
-      <w:r>
-        <w:t xml:space="preserve">aussi dans le resumé et interpretation commentair, à la fin tu dois me donnez une conclusion comparative des activités s'il y a eu echec ou perte ou encore j'ai bien calibrer les depenses par rapport aux ventes. </w:t>
-      </w:r>
-    </w:p>
-    <w:p>
-      <w:pPr>
-        <w:pStyle w:val="NormalWeb"/>
+        <w:rPr>
+          <w:highlight w:val="yellow"/>
+        </w:rPr>
+      </w:pPr>
+      <w:r>
+        <w:rPr>
+          <w:highlight w:val="yellow"/>
+        </w:rPr>
+        <w:t xml:space="preserve">Que seul </w:t>
+      </w:r>
+      <w:r>
+        <w:rPr>
+          <w:highlight w:val="yellow"/>
+        </w:rPr>
+        <w:t>super-admin puisse voir la valeur du stock dans stock actuel,</w:t>
+      </w:r>
+      <w:r>
+        <w:rPr>
+          <w:highlight w:val="yellow"/>
+        </w:rPr>
+        <w:t xml:space="preserve"> ta table historique, utilisateur</w:t>
+      </w:r>
+    </w:p>
+    <w:p>
+      <w:pPr>
+        <w:pStyle w:val="Paragraphedeliste"/>
         <w:numPr>
           <w:ilvl w:val="0"/>
           <w:numId w:val="1"/>
         </w:numPr>
       </w:pPr>
-      <w:r>
-        <w:lastRenderedPageBreak/>
-        <w:t>Il y a une possibilité que le lien publié via netlify, que l’application</w:t>
-      </w:r>
-      <w:r>
-        <w:t xml:space="preserve"> soit installable en cliquant sur le navigateur</w:t>
-      </w:r>
-    </w:p>
-    <w:p>
-      <w:pPr>
-        <w:pStyle w:val="Paragraphedeliste"/>
-      </w:pPr>
-    </w:p>
-    <w:p>
-      <w:pPr>
-        <w:pStyle w:val="Paragraphedeliste"/>
-      </w:pPr>
-    </w:p>
-    <w:p>
-      <w:r>
-        <w:t>Affichage de fenetre par profil :</w:t>
-      </w:r>
-    </w:p>
-    <w:p>
-      <w:pPr>
-        <w:pStyle w:val="Paragraphedeliste"/>
-        <w:numPr>
-          <w:ilvl w:val="0"/>
-          <w:numId w:val="1"/>
-        </w:numPr>
-        <w:rPr>
-          <w:highlight w:val="yellow"/>
-        </w:rPr>
-      </w:pPr>
-      <w:r>
-        <w:rPr>
-          <w:highlight w:val="yellow"/>
-        </w:rPr>
-        <w:t xml:space="preserve">Que seul </w:t>
-      </w:r>
-      <w:r>
-        <w:rPr>
-          <w:highlight w:val="yellow"/>
-        </w:rPr>
-        <w:t>super-admin puisse voir la valeur du stock dans stock actuel,</w:t>
-      </w:r>
-      <w:r>
-        <w:rPr>
-          <w:highlight w:val="yellow"/>
-        </w:rPr>
-        <w:t xml:space="preserve"> ta table historique, utilisateur</w:t>
-      </w:r>
-    </w:p>
-    <w:p>
-      <w:pPr>
-        <w:pStyle w:val="Paragraphedeliste"/>
-        <w:numPr>
-          <w:ilvl w:val="0"/>
-          <w:numId w:val="1"/>
-        </w:numPr>
-      </w:pPr>
+      <w:proofErr w:type="gramStart"/>
       <w:r>
         <w:t>La tablea</w:t>
       </w:r>
       <w:r>
-        <w:t>u qui montre les details de toutes les ventes et services fait durant une periode</w:t>
-      </w:r>
-      <w:r>
-        <w:t>, les grafiques, les montants donc tous</w:t>
+        <w:t>u</w:t>
+      </w:r>
+      <w:proofErr w:type="gramEnd"/>
+      <w:r>
+        <w:t xml:space="preserve"> qui montre les </w:t>
+      </w:r>
+      <w:proofErr w:type="spellStart"/>
+      <w:r>
+        <w:t>details</w:t>
+      </w:r>
+      <w:proofErr w:type="spellEnd"/>
+      <w:r>
+        <w:t xml:space="preserve"> de toutes les ventes et services fait durant une </w:t>
+      </w:r>
+      <w:proofErr w:type="spellStart"/>
+      <w:r>
+        <w:t>periode</w:t>
+      </w:r>
+      <w:proofErr w:type="spellEnd"/>
+      <w:r>
+        <w:t xml:space="preserve">, les </w:t>
+      </w:r>
+      <w:proofErr w:type="spellStart"/>
+      <w:r>
+        <w:t>grafiques</w:t>
+      </w:r>
+      <w:proofErr w:type="spellEnd"/>
+      <w:r>
+        <w:t>, les montants donc tous</w:t>
       </w:r>
       <w:r>
         <w:t>,</w:t>
       </w:r>
       <w:r>
-        <w:t xml:space="preserve"> ce qu’un simple Admnistrateur ne peut pas voir. </w:t>
+        <w:t xml:space="preserve"> ce qu’un simple </w:t>
+      </w:r>
+      <w:proofErr w:type="spellStart"/>
+      <w:r>
+        <w:t>Admnistrateur</w:t>
+      </w:r>
+      <w:proofErr w:type="spellEnd"/>
+      <w:r>
+        <w:t xml:space="preserve"> ne peut pas voir. </w:t>
       </w:r>
     </w:p>
     <w:p/>
@@ -563,8 +1172,21 @@
         </w:numPr>
       </w:pPr>
       <w:r>
-        <w:t>A la fin Deployer sur Netlify</w:t>
-      </w:r>
+        <w:t xml:space="preserve">A la fin </w:t>
+      </w:r>
+      <w:proofErr w:type="spellStart"/>
+      <w:r>
+        <w:t>Deployer</w:t>
+      </w:r>
+      <w:proofErr w:type="spellEnd"/>
+      <w:r>
+        <w:t xml:space="preserve"> sur </w:t>
+      </w:r>
+      <w:proofErr w:type="spellStart"/>
+      <w:r>
+        <w:t>Netlify</w:t>
+      </w:r>
+      <w:proofErr w:type="spellEnd"/>
     </w:p>
     <w:p>
       <w:pPr>
@@ -590,8 +1212,45 @@
         </w:numPr>
         <w:shd w:val="clear" w:color="auto" w:fill="B4C6E7" w:themeFill="accent1" w:themeFillTint="66"/>
       </w:pPr>
-      <w:r>
-        <w:t>supabase-schema.sql, supabase-auth-migration.sql, supabase-audit-traceability-migration.sql exécutés</w:t>
+      <w:proofErr w:type="spellStart"/>
+      <w:r>
+        <w:t>supabase-schema.sql</w:t>
+      </w:r>
+      <w:proofErr w:type="spellEnd"/>
+      <w:r>
+        <w:t xml:space="preserve">, </w:t>
+      </w:r>
+      <w:proofErr w:type="spellStart"/>
+      <w:r>
+        <w:t>supabase-auth-migration.sql</w:t>
+      </w:r>
+      <w:proofErr w:type="spellEnd"/>
+      <w:r>
+        <w:t xml:space="preserve">, </w:t>
+      </w:r>
+      <w:proofErr w:type="spellStart"/>
+      <w:r>
+        <w:t>supabase</w:t>
+      </w:r>
+      <w:proofErr w:type="spellEnd"/>
+      <w:r>
+        <w:t>-audit-</w:t>
+      </w:r>
+      <w:proofErr w:type="spellStart"/>
+      <w:r>
+        <w:t>traceability</w:t>
+      </w:r>
+      <w:proofErr w:type="spellEnd"/>
+      <w:r>
+        <w:t>-</w:t>
+      </w:r>
+      <w:proofErr w:type="spellStart"/>
+      <w:r>
+        <w:t>migration.sql</w:t>
+      </w:r>
+      <w:proofErr w:type="spellEnd"/>
+      <w:r>
+        <w:t xml:space="preserve"> exécutés</w:t>
       </w:r>
     </w:p>
     <w:p>
@@ -602,8 +1261,63 @@
         </w:numPr>
         <w:shd w:val="clear" w:color="auto" w:fill="B4C6E7" w:themeFill="accent1" w:themeFillTint="66"/>
       </w:pPr>
-      <w:r>
-        <w:t>la fonction touch_last_login() corrigée contient bien where public.users.auth_user_id = auth.uid()</w:t>
+      <w:proofErr w:type="gramStart"/>
+      <w:r>
+        <w:t>la</w:t>
+      </w:r>
+      <w:proofErr w:type="gramEnd"/>
+      <w:r>
+        <w:t xml:space="preserve"> fonction </w:t>
+      </w:r>
+      <w:proofErr w:type="spellStart"/>
+      <w:r>
+        <w:t>touch_last_</w:t>
+      </w:r>
+      <w:proofErr w:type="gramStart"/>
+      <w:r>
+        <w:t>login</w:t>
+      </w:r>
+      <w:proofErr w:type="spellEnd"/>
+      <w:r>
+        <w:t>(</w:t>
+      </w:r>
+      <w:proofErr w:type="gramEnd"/>
+      <w:r>
+        <w:t xml:space="preserve">) corrigée contient bien </w:t>
+      </w:r>
+      <w:proofErr w:type="spellStart"/>
+      <w:r>
+        <w:t>where</w:t>
+      </w:r>
+      <w:proofErr w:type="spellEnd"/>
+      <w:r>
+        <w:t xml:space="preserve"> </w:t>
+      </w:r>
+      <w:proofErr w:type="spellStart"/>
+      <w:proofErr w:type="gramStart"/>
+      <w:r>
+        <w:t>public.users</w:t>
+      </w:r>
+      <w:proofErr w:type="gramEnd"/>
+      <w:r>
+        <w:t>.auth_user_id</w:t>
+      </w:r>
+      <w:proofErr w:type="spellEnd"/>
+      <w:r>
+        <w:t xml:space="preserve"> = </w:t>
+      </w:r>
+      <w:proofErr w:type="spellStart"/>
+      <w:proofErr w:type="gramStart"/>
+      <w:r>
+        <w:t>auth.uid</w:t>
+      </w:r>
+      <w:proofErr w:type="spellEnd"/>
+      <w:r>
+        <w:t>(</w:t>
+      </w:r>
+      <w:proofErr w:type="gramEnd"/>
+      <w:r>
+        <w:t>)</w:t>
       </w:r>
     </w:p>
     <w:p>
@@ -614,9 +1328,37 @@
         </w:numPr>
         <w:shd w:val="clear" w:color="auto" w:fill="B4C6E7" w:themeFill="accent1" w:themeFillTint="66"/>
       </w:pPr>
-      <w:r>
-        <w:t>la table public.users contient ton utilisateur avec le même e-mail que dans Authentication &gt; Users</w:t>
-      </w:r>
+      <w:proofErr w:type="gramStart"/>
+      <w:r>
+        <w:t>la</w:t>
+      </w:r>
+      <w:proofErr w:type="gramEnd"/>
+      <w:r>
+        <w:t xml:space="preserve"> table </w:t>
+      </w:r>
+      <w:proofErr w:type="spellStart"/>
+      <w:proofErr w:type="gramStart"/>
+      <w:r>
+        <w:t>public.users</w:t>
+      </w:r>
+      <w:proofErr w:type="spellEnd"/>
+      <w:proofErr w:type="gramEnd"/>
+      <w:r>
+        <w:t xml:space="preserve"> contient ton utilisateur avec le même e-mail que dans </w:t>
+      </w:r>
+      <w:proofErr w:type="spellStart"/>
+      <w:r>
+        <w:t>Authentication</w:t>
+      </w:r>
+      <w:proofErr w:type="spellEnd"/>
+      <w:r>
+        <w:t xml:space="preserve"> &gt; </w:t>
+      </w:r>
+      <w:proofErr w:type="spellStart"/>
+      <w:r>
+        <w:t>Users</w:t>
+      </w:r>
+      <w:proofErr w:type="spellEnd"/>
     </w:p>
     <w:p>
       <w:pPr>
@@ -626,17 +1368,37 @@
         </w:numPr>
         <w:shd w:val="clear" w:color="auto" w:fill="B4C6E7" w:themeFill="accent1" w:themeFillTint="66"/>
       </w:pPr>
-      <w:r>
-        <w:t>ton utilisateur a role = 'Super admin' et active = true</w:t>
-      </w:r>
+      <w:proofErr w:type="gramStart"/>
+      <w:r>
+        <w:t>ton</w:t>
+      </w:r>
+      <w:proofErr w:type="gramEnd"/>
+      <w:r>
+        <w:t xml:space="preserve"> utilisateur a </w:t>
+      </w:r>
+      <w:proofErr w:type="spellStart"/>
+      <w:r>
+        <w:t>role</w:t>
+      </w:r>
+      <w:proofErr w:type="spellEnd"/>
+      <w:r>
+        <w:t xml:space="preserve"> = 'Super admin' et active = </w:t>
+      </w:r>
+      <w:proofErr w:type="spellStart"/>
+      <w:r>
+        <w:t>true</w:t>
+      </w:r>
+      <w:proofErr w:type="spellEnd"/>
     </w:p>
     <w:p>
       <w:pPr>
         <w:shd w:val="clear" w:color="auto" w:fill="B4C6E7" w:themeFill="accent1" w:themeFillTint="66"/>
       </w:pPr>
+      <w:proofErr w:type="spellStart"/>
       <w:r>
         <w:t>Netlify</w:t>
       </w:r>
+      <w:proofErr w:type="spellEnd"/>
     </w:p>
     <w:p>
       <w:pPr>
@@ -646,8 +1408,21 @@
         </w:numPr>
         <w:shd w:val="clear" w:color="auto" w:fill="B4C6E7" w:themeFill="accent1" w:themeFillTint="66"/>
       </w:pPr>
-      <w:r>
-        <w:t>le dernier commit poussé sur main apparaît bien sur GitHub</w:t>
+      <w:proofErr w:type="gramStart"/>
+      <w:r>
+        <w:t>le</w:t>
+      </w:r>
+      <w:proofErr w:type="gramEnd"/>
+      <w:r>
+        <w:t xml:space="preserve"> dernier commit </w:t>
+      </w:r>
+      <w:proofErr w:type="gramStart"/>
+      <w:r>
+        <w:t>poussé</w:t>
+      </w:r>
+      <w:proofErr w:type="gramEnd"/>
+      <w:r>
+        <w:t xml:space="preserve"> sur main apparaît bien sur GitHub</w:t>
       </w:r>
     </w:p>
     <w:p>
@@ -658,9 +1433,27 @@
         </w:numPr>
         <w:shd w:val="clear" w:color="auto" w:fill="B4C6E7" w:themeFill="accent1" w:themeFillTint="66"/>
       </w:pPr>
-      <w:r>
-        <w:t>le déploiement Netlify est passé en Published</w:t>
-      </w:r>
+      <w:proofErr w:type="gramStart"/>
+      <w:r>
+        <w:t>le</w:t>
+      </w:r>
+      <w:proofErr w:type="gramEnd"/>
+      <w:r>
+        <w:t xml:space="preserve"> déploiement </w:t>
+      </w:r>
+      <w:proofErr w:type="spellStart"/>
+      <w:r>
+        <w:t>Netlify</w:t>
+      </w:r>
+      <w:proofErr w:type="spellEnd"/>
+      <w:r>
+        <w:t xml:space="preserve"> est passé en </w:t>
+      </w:r>
+      <w:proofErr w:type="spellStart"/>
+      <w:r>
+        <w:t>Published</w:t>
+      </w:r>
+      <w:proofErr w:type="spellEnd"/>
     </w:p>
     <w:p>
       <w:pPr>
@@ -670,8 +1463,13 @@
         </w:numPr>
         <w:shd w:val="clear" w:color="auto" w:fill="B4C6E7" w:themeFill="accent1" w:themeFillTint="66"/>
       </w:pPr>
-      <w:r>
-        <w:t>les variables VITE_SUPABASE_URL et VITE_SUPABASE_ANON_KEY sont bien configurées</w:t>
+      <w:proofErr w:type="gramStart"/>
+      <w:r>
+        <w:t>les</w:t>
+      </w:r>
+      <w:proofErr w:type="gramEnd"/>
+      <w:r>
+        <w:t xml:space="preserve"> variables VITE_SUPABASE_URL et VITE_SUPABASE_ANON_KEY sont bien configurées</w:t>
       </w:r>
     </w:p>
     <w:p>
@@ -682,16 +1480,31 @@
         </w:numPr>
         <w:shd w:val="clear" w:color="auto" w:fill="B4C6E7" w:themeFill="accent1" w:themeFillTint="66"/>
       </w:pPr>
-      <w:r>
-        <w:t>la connexion web fonctionne avec ton compte Supabase</w:t>
-      </w:r>
+      <w:proofErr w:type="gramStart"/>
+      <w:r>
+        <w:t>la</w:t>
+      </w:r>
+      <w:proofErr w:type="gramEnd"/>
+      <w:r>
+        <w:t xml:space="preserve"> connexion web fonctionne avec ton compte </w:t>
+      </w:r>
+      <w:proofErr w:type="spellStart"/>
+      <w:r>
+        <w:t>Supabase</w:t>
+      </w:r>
+      <w:proofErr w:type="spellEnd"/>
     </w:p>
     <w:p>
       <w:pPr>
         <w:shd w:val="clear" w:color="auto" w:fill="B4C6E7" w:themeFill="accent1" w:themeFillTint="66"/>
       </w:pPr>
-      <w:r>
-        <w:t>desktop .exe</w:t>
+      <w:proofErr w:type="gramStart"/>
+      <w:r>
+        <w:t>desktop</w:t>
+      </w:r>
+      <w:proofErr w:type="gramEnd"/>
+      <w:r>
+        <w:t xml:space="preserve"> .exe</w:t>
       </w:r>
     </w:p>
     <w:p>
@@ -702,8 +1515,13 @@
         </w:numPr>
         <w:shd w:val="clear" w:color="auto" w:fill="B4C6E7" w:themeFill="accent1" w:themeFillTint="66"/>
       </w:pPr>
-      <w:r>
-        <w:t>un nouvel .exe a été reconstruit après les changements</w:t>
+      <w:proofErr w:type="gramStart"/>
+      <w:r>
+        <w:t>un</w:t>
+      </w:r>
+      <w:proofErr w:type="gramEnd"/>
+      <w:r>
+        <w:t xml:space="preserve"> nouvel .exe a été reconstruit après les changements</w:t>
       </w:r>
     </w:p>
     <w:p>
@@ -714,9 +1532,19 @@
         </w:numPr>
         <w:shd w:val="clear" w:color="auto" w:fill="B4C6E7" w:themeFill="accent1" w:themeFillTint="66"/>
       </w:pPr>
-      <w:r>
-        <w:t>avec internet, la connexion desktop fonctionne avec le compte Supabase</w:t>
-      </w:r>
+      <w:proofErr w:type="gramStart"/>
+      <w:r>
+        <w:t>avec</w:t>
+      </w:r>
+      <w:proofErr w:type="gramEnd"/>
+      <w:r>
+        <w:t xml:space="preserve"> internet, la connexion desktop fonctionne avec le compte </w:t>
+      </w:r>
+      <w:proofErr w:type="spellStart"/>
+      <w:r>
+        <w:t>Supabase</w:t>
+      </w:r>
+      <w:proofErr w:type="spellEnd"/>
     </w:p>
     <w:p>
       <w:pPr>
@@ -726,8 +1554,13 @@
         </w:numPr>
         <w:shd w:val="clear" w:color="auto" w:fill="B4C6E7" w:themeFill="accent1" w:themeFillTint="66"/>
       </w:pPr>
-      <w:r>
-        <w:t>après cette première connexion, le même compte peut se reconnecter hors ligne</w:t>
+      <w:proofErr w:type="gramStart"/>
+      <w:r>
+        <w:t>après</w:t>
+      </w:r>
+      <w:proofErr w:type="gramEnd"/>
+      <w:r>
+        <w:t xml:space="preserve"> cette première connexion, le même compte peut se reconnecter hors ligne</w:t>
       </w:r>
     </w:p>
     <w:p>
@@ -738,8 +1571,21 @@
         </w:numPr>
         <w:shd w:val="clear" w:color="auto" w:fill="B4C6E7" w:themeFill="accent1" w:themeFillTint="66"/>
       </w:pPr>
-      <w:r>
-        <w:t>la synchronisation desktop → Supabase fonctionne quand la connexion revient</w:t>
+      <w:proofErr w:type="gramStart"/>
+      <w:r>
+        <w:t>la</w:t>
+      </w:r>
+      <w:proofErr w:type="gramEnd"/>
+      <w:r>
+        <w:t xml:space="preserve"> synchronisation desktop → </w:t>
+      </w:r>
+      <w:proofErr w:type="spellStart"/>
+      <w:r>
+        <w:t>Supabase</w:t>
+      </w:r>
+      <w:proofErr w:type="spellEnd"/>
+      <w:r>
+        <w:t xml:space="preserve"> fonctionne quand la connexion revient</w:t>
       </w:r>
     </w:p>
     <w:p>
@@ -753,13 +1599,37 @@
     <w:p/>
     <w:p>
       <w:r>
-        <w:t>Alors la prochaine étape est simple: connecter ton dépôt GitHub à Netlify.</w:t>
+        <w:t xml:space="preserve">Alors la prochaine étape est </w:t>
+      </w:r>
+      <w:proofErr w:type="gramStart"/>
+      <w:r>
+        <w:t>simple:</w:t>
+      </w:r>
+      <w:proofErr w:type="gramEnd"/>
+      <w:r>
+        <w:t xml:space="preserve"> connecter ton dépôt GitHub à </w:t>
+      </w:r>
+      <w:proofErr w:type="spellStart"/>
+      <w:r>
+        <w:t>Netlify</w:t>
+      </w:r>
+      <w:proofErr w:type="spellEnd"/>
+      <w:r>
+        <w:t>.</w:t>
       </w:r>
     </w:p>
     <w:p>
       <w:r>
         <w:lastRenderedPageBreak/>
-        <w:t>Fais ceci dans Netlify :</w:t>
+        <w:t xml:space="preserve">Fais ceci dans </w:t>
+      </w:r>
+      <w:proofErr w:type="spellStart"/>
+      <w:r>
+        <w:t>Netlify</w:t>
+      </w:r>
+      <w:proofErr w:type="spellEnd"/>
+      <w:r>
+        <w:t xml:space="preserve"> :</w:t>
       </w:r>
     </w:p>
     <w:p>
@@ -781,8 +1651,21 @@
         </w:numPr>
       </w:pPr>
       <w:r>
-        <w:t>Import an existing project</w:t>
-      </w:r>
+        <w:t xml:space="preserve">Import an </w:t>
+      </w:r>
+      <w:proofErr w:type="spellStart"/>
+      <w:r>
+        <w:t>existing</w:t>
+      </w:r>
+      <w:proofErr w:type="spellEnd"/>
+      <w:r>
+        <w:t xml:space="preserve"> </w:t>
+      </w:r>
+      <w:proofErr w:type="spellStart"/>
+      <w:r>
+        <w:t>project</w:t>
+      </w:r>
+      <w:proofErr w:type="spellEnd"/>
     </w:p>
     <w:p>
       <w:pPr>
@@ -791,8 +1674,13 @@
           <w:numId w:val="5"/>
         </w:numPr>
       </w:pPr>
-      <w:r>
-        <w:t>connecte GitHub</w:t>
+      <w:proofErr w:type="gramStart"/>
+      <w:r>
+        <w:t>connecte</w:t>
+      </w:r>
+      <w:proofErr w:type="gramEnd"/>
+      <w:r>
+        <w:t xml:space="preserve"> GitHub</w:t>
       </w:r>
     </w:p>
     <w:p>
@@ -802,8 +1690,21 @@
           <w:numId w:val="5"/>
         </w:numPr>
       </w:pPr>
-      <w:r>
-        <w:t>choisis le dépôt walikaletoworldrt-hue/Gestion-papeterie</w:t>
+      <w:proofErr w:type="gramStart"/>
+      <w:r>
+        <w:t>choisis</w:t>
+      </w:r>
+      <w:proofErr w:type="gramEnd"/>
+      <w:r>
+        <w:t xml:space="preserve"> le dépôt </w:t>
+      </w:r>
+      <w:proofErr w:type="spellStart"/>
+      <w:r>
+        <w:t>walikaletoworldrt</w:t>
+      </w:r>
+      <w:proofErr w:type="spellEnd"/>
+      <w:r>
+        <w:t>-hue/Gestion-papeterie</w:t>
       </w:r>
     </w:p>
     <w:p>
@@ -813,8 +1714,13 @@
           <w:numId w:val="5"/>
         </w:numPr>
       </w:pPr>
-      <w:r>
-        <w:t>vérifie les réglages :</w:t>
+      <w:proofErr w:type="gramStart"/>
+      <w:r>
+        <w:t>vérifie</w:t>
+      </w:r>
+      <w:proofErr w:type="gramEnd"/>
+      <w:r>
+        <w:t xml:space="preserve"> les réglages :</w:t>
       </w:r>
     </w:p>
     <w:p>
@@ -831,8 +1737,46 @@
         <w:rPr>
           <w:lang w:val="en-US"/>
         </w:rPr>
-        <w:t>Build command : npm run build:renderer</w:t>
-      </w:r>
+        <w:t xml:space="preserve">Build </w:t>
+      </w:r>
+      <w:proofErr w:type="gramStart"/>
+      <w:r>
+        <w:rPr>
+          <w:lang w:val="en-US"/>
+        </w:rPr>
+        <w:t>command :</w:t>
+      </w:r>
+      <w:proofErr w:type="gramEnd"/>
+      <w:r>
+        <w:rPr>
+          <w:lang w:val="en-US"/>
+        </w:rPr>
+        <w:t xml:space="preserve"> </w:t>
+      </w:r>
+      <w:proofErr w:type="spellStart"/>
+      <w:r>
+        <w:rPr>
+          <w:lang w:val="en-US"/>
+        </w:rPr>
+        <w:t>npm</w:t>
+      </w:r>
+      <w:proofErr w:type="spellEnd"/>
+      <w:r>
+        <w:rPr>
+          <w:lang w:val="en-US"/>
+        </w:rPr>
+        <w:t xml:space="preserve"> run </w:t>
+      </w:r>
+      <w:proofErr w:type="spellStart"/>
+      <w:proofErr w:type="gramStart"/>
+      <w:r>
+        <w:rPr>
+          <w:lang w:val="en-US"/>
+        </w:rPr>
+        <w:t>build:renderer</w:t>
+      </w:r>
+      <w:proofErr w:type="spellEnd"/>
+      <w:proofErr w:type="gramEnd"/>
     </w:p>
     <w:p>
       <w:pPr>
@@ -841,9 +1785,19 @@
           <w:numId w:val="5"/>
         </w:numPr>
       </w:pPr>
-      <w:r>
-        <w:t>Publish directory : dist</w:t>
-      </w:r>
+      <w:proofErr w:type="spellStart"/>
+      <w:r>
+        <w:t>Publish</w:t>
+      </w:r>
+      <w:proofErr w:type="spellEnd"/>
+      <w:r>
+        <w:t xml:space="preserve"> directory : </w:t>
+      </w:r>
+      <w:proofErr w:type="spellStart"/>
+      <w:r>
+        <w:t>dist</w:t>
+      </w:r>
+      <w:proofErr w:type="spellEnd"/>
     </w:p>
     <w:p>
       <w:pPr>
@@ -863,8 +1817,13 @@
           <w:numId w:val="5"/>
         </w:numPr>
       </w:pPr>
-      <w:r>
-        <w:t>ajoute les variables d’environnement :</w:t>
+      <w:proofErr w:type="gramStart"/>
+      <w:r>
+        <w:t>ajoute</w:t>
+      </w:r>
+      <w:proofErr w:type="gramEnd"/>
+      <w:r>
+        <w:t xml:space="preserve"> les variables d’environnement :</w:t>
       </w:r>
     </w:p>
     <w:p>
@@ -896,8 +1855,13 @@
           <w:numId w:val="5"/>
         </w:numPr>
       </w:pPr>
-      <w:r>
-        <w:t>lance le déploiement</w:t>
+      <w:proofErr w:type="gramStart"/>
+      <w:r>
+        <w:t>lance</w:t>
+      </w:r>
+      <w:proofErr w:type="gramEnd"/>
+      <w:r>
+        <w:t xml:space="preserve"> le déploiement</w:t>
       </w:r>
     </w:p>
     <w:p>
@@ -906,11 +1870,133 @@
           <w:lang w:val="en-US"/>
         </w:rPr>
       </w:pPr>
+      <w:proofErr w:type="spellStart"/>
       <w:r>
         <w:rPr>
           <w:lang w:val="en-US"/>
         </w:rPr>
-        <w:t>Ces réglages sont déjà cohérents avec [netlify.toml (line 1)](C:/Users/User/OneDrive/Projet Code/Walikale to world App/netlify.toml:1) et [NETLIFY_DEPLOYMENT.md (line 1)](C:/Users/User/OneDrive/Projet Code/Walikale to world App/NETLIFY_DEPLOYMENT.md:1).</w:t>
+        <w:t>Ces</w:t>
+      </w:r>
+      <w:proofErr w:type="spellEnd"/>
+      <w:r>
+        <w:rPr>
+          <w:lang w:val="en-US"/>
+        </w:rPr>
+        <w:t xml:space="preserve"> </w:t>
+      </w:r>
+      <w:proofErr w:type="spellStart"/>
+      <w:r>
+        <w:rPr>
+          <w:lang w:val="en-US"/>
+        </w:rPr>
+        <w:t>réglages</w:t>
+      </w:r>
+      <w:proofErr w:type="spellEnd"/>
+      <w:r>
+        <w:rPr>
+          <w:lang w:val="en-US"/>
+        </w:rPr>
+        <w:t xml:space="preserve"> </w:t>
+      </w:r>
+      <w:proofErr w:type="spellStart"/>
+      <w:r>
+        <w:rPr>
+          <w:lang w:val="en-US"/>
+        </w:rPr>
+        <w:t>sont</w:t>
+      </w:r>
+      <w:proofErr w:type="spellEnd"/>
+      <w:r>
+        <w:rPr>
+          <w:lang w:val="en-US"/>
+        </w:rPr>
+        <w:t xml:space="preserve"> déjà </w:t>
+      </w:r>
+      <w:proofErr w:type="spellStart"/>
+      <w:r>
+        <w:rPr>
+          <w:lang w:val="en-US"/>
+        </w:rPr>
+        <w:t>cohérents</w:t>
+      </w:r>
+      <w:proofErr w:type="spellEnd"/>
+      <w:r>
+        <w:rPr>
+          <w:lang w:val="en-US"/>
+        </w:rPr>
+        <w:t xml:space="preserve"> avec [</w:t>
+      </w:r>
+      <w:proofErr w:type="spellStart"/>
+      <w:proofErr w:type="gramStart"/>
+      <w:r>
+        <w:rPr>
+          <w:lang w:val="en-US"/>
+        </w:rPr>
+        <w:t>netlify.toml</w:t>
+      </w:r>
+      <w:proofErr w:type="spellEnd"/>
+      <w:proofErr w:type="gramEnd"/>
+      <w:r>
+        <w:rPr>
+          <w:lang w:val="en-US"/>
+        </w:rPr>
+        <w:t xml:space="preserve"> (line 1</w:t>
+      </w:r>
+      <w:proofErr w:type="gramStart"/>
+      <w:r>
+        <w:rPr>
+          <w:lang w:val="en-US"/>
+        </w:rPr>
+        <w:t>)](</w:t>
+      </w:r>
+      <w:proofErr w:type="gramEnd"/>
+      <w:r>
+        <w:rPr>
+          <w:lang w:val="en-US"/>
+        </w:rPr>
+        <w:t>C:/Users/User/OneDrive/Projet Code/</w:t>
+      </w:r>
+      <w:proofErr w:type="spellStart"/>
+      <w:r>
+        <w:rPr>
+          <w:lang w:val="en-US"/>
+        </w:rPr>
+        <w:t>Walikale</w:t>
+      </w:r>
+      <w:proofErr w:type="spellEnd"/>
+      <w:r>
+        <w:rPr>
+          <w:lang w:val="en-US"/>
+        </w:rPr>
+        <w:t xml:space="preserve"> to world App/netlify.toml:1) et [NETLIFY_DEPLOYMENT.md (line 1</w:t>
+      </w:r>
+      <w:proofErr w:type="gramStart"/>
+      <w:r>
+        <w:rPr>
+          <w:lang w:val="en-US"/>
+        </w:rPr>
+        <w:t>)](</w:t>
+      </w:r>
+      <w:proofErr w:type="gramEnd"/>
+      <w:r>
+        <w:rPr>
+          <w:lang w:val="en-US"/>
+        </w:rPr>
+        <w:t>C:/Users/User/OneDrive/Projet Code/</w:t>
+      </w:r>
+      <w:proofErr w:type="spellStart"/>
+      <w:r>
+        <w:rPr>
+          <w:lang w:val="en-US"/>
+        </w:rPr>
+        <w:t>Walikale</w:t>
+      </w:r>
+      <w:proofErr w:type="spellEnd"/>
+      <w:r>
+        <w:rPr>
+          <w:lang w:val="en-US"/>
+        </w:rPr>
+        <w:t xml:space="preserve"> to world App/NETLIFY_DEPLOYMENT.md:1).</w:t>
       </w:r>
     </w:p>
     <w:p>
@@ -925,8 +2011,21 @@
           <w:numId w:val="6"/>
         </w:numPr>
       </w:pPr>
-      <w:r>
-        <w:t>sur Netlify, utilise bien les noms VITE_SUPABASE_URL et VITE_SUPABASE_ANON_KEY</w:t>
+      <w:proofErr w:type="gramStart"/>
+      <w:r>
+        <w:t>sur</w:t>
+      </w:r>
+      <w:proofErr w:type="gramEnd"/>
+      <w:r>
+        <w:t xml:space="preserve"> </w:t>
+      </w:r>
+      <w:proofErr w:type="spellStart"/>
+      <w:r>
+        <w:t>Netlify</w:t>
+      </w:r>
+      <w:proofErr w:type="spellEnd"/>
+      <w:r>
+        <w:t>, utilise bien les noms VITE_SUPABASE_URL et VITE_SUPABASE_ANON_KEY</w:t>
       </w:r>
     </w:p>
     <w:p>
@@ -936,8 +2035,13 @@
           <w:numId w:val="6"/>
         </w:numPr>
       </w:pPr>
-      <w:r>
-        <w:t>pas NEXT_PUBLIC_*, car ton app est en Vite</w:t>
+      <w:proofErr w:type="gramStart"/>
+      <w:r>
+        <w:t>pas</w:t>
+      </w:r>
+      <w:proofErr w:type="gramEnd"/>
+      <w:r>
+        <w:t xml:space="preserve"> NEXT_PUBLIC_*, car ton app est en Vite</w:t>
       </w:r>
     </w:p>
     <w:p>
@@ -952,9 +2056,27 @@
           <w:numId w:val="7"/>
         </w:numPr>
       </w:pPr>
-      <w:r>
-        <w:t>l’état du build Netlify</w:t>
-      </w:r>
+      <w:proofErr w:type="gramStart"/>
+      <w:r>
+        <w:t>l’état</w:t>
+      </w:r>
+      <w:proofErr w:type="gramEnd"/>
+      <w:r>
+        <w:t xml:space="preserve"> du </w:t>
+      </w:r>
+      <w:proofErr w:type="spellStart"/>
+      <w:r>
+        <w:t>build</w:t>
+      </w:r>
+      <w:proofErr w:type="spellEnd"/>
+      <w:r>
+        <w:t xml:space="preserve"> </w:t>
+      </w:r>
+      <w:proofErr w:type="spellStart"/>
+      <w:r>
+        <w:t>Netlify</w:t>
+      </w:r>
+      <w:proofErr w:type="spellEnd"/>
     </w:p>
     <w:p>
       <w:pPr>
@@ -963,8 +2085,13 @@
           <w:numId w:val="7"/>
         </w:numPr>
       </w:pPr>
-      <w:r>
-        <w:t>et si tu veux, l’URL du site déployé</w:t>
+      <w:proofErr w:type="gramStart"/>
+      <w:r>
+        <w:t>et</w:t>
+      </w:r>
+      <w:proofErr w:type="gramEnd"/>
+      <w:r>
+        <w:t xml:space="preserve"> si tu veux, l’URL du site déployé</w:t>
       </w:r>
     </w:p>
     <w:p>

--- a/Projet Application Papeterie walikale to world.docx
+++ b/Projet Application Papeterie walikale to world.docx
@@ -961,68 +961,122 @@
           <w:ilvl w:val="0"/>
           <w:numId w:val="1"/>
         </w:numPr>
-      </w:pPr>
-      <w:proofErr w:type="gramStart"/>
-      <w:r>
+        <w:rPr>
+          <w:highlight w:val="yellow"/>
+        </w:rPr>
+      </w:pPr>
+      <w:proofErr w:type="gramStart"/>
+      <w:r>
+        <w:rPr>
+          <w:highlight w:val="yellow"/>
+        </w:rPr>
         <w:t>aussi</w:t>
       </w:r>
       <w:proofErr w:type="gramEnd"/>
       <w:r>
+        <w:rPr>
+          <w:highlight w:val="yellow"/>
+        </w:rPr>
         <w:t xml:space="preserve"> dans </w:t>
       </w:r>
       <w:r>
+        <w:rPr>
+          <w:highlight w:val="yellow"/>
+        </w:rPr>
         <w:t>la zone</w:t>
       </w:r>
       <w:r>
+        <w:rPr>
+          <w:highlight w:val="yellow"/>
+        </w:rPr>
         <w:t xml:space="preserve"> </w:t>
       </w:r>
       <w:proofErr w:type="spellStart"/>
       <w:r>
+        <w:rPr>
+          <w:highlight w:val="yellow"/>
+        </w:rPr>
         <w:t>resumé</w:t>
       </w:r>
       <w:proofErr w:type="spellEnd"/>
       <w:r>
+        <w:rPr>
+          <w:highlight w:val="yellow"/>
+        </w:rPr>
         <w:t xml:space="preserve"> et </w:t>
       </w:r>
       <w:proofErr w:type="spellStart"/>
       <w:r>
+        <w:rPr>
+          <w:highlight w:val="yellow"/>
+        </w:rPr>
         <w:t>interpretation</w:t>
       </w:r>
       <w:proofErr w:type="spellEnd"/>
       <w:r>
+        <w:rPr>
+          <w:highlight w:val="yellow"/>
+        </w:rPr>
         <w:t xml:space="preserve"> commentair</w:t>
       </w:r>
       <w:r>
+        <w:rPr>
+          <w:highlight w:val="yellow"/>
+        </w:rPr>
         <w:t>e</w:t>
       </w:r>
       <w:r>
+        <w:rPr>
+          <w:highlight w:val="yellow"/>
+        </w:rPr>
         <w:t xml:space="preserve"> de ce rapport</w:t>
       </w:r>
       <w:r>
+        <w:rPr>
+          <w:highlight w:val="yellow"/>
+        </w:rPr>
         <w:t xml:space="preserve">, à la fin tu dois me donnez une conclusion comparative des activités s'il y a eu </w:t>
       </w:r>
       <w:proofErr w:type="spellStart"/>
       <w:r>
+        <w:rPr>
+          <w:highlight w:val="yellow"/>
+        </w:rPr>
         <w:t>echec</w:t>
       </w:r>
       <w:proofErr w:type="spellEnd"/>
       <w:r>
+        <w:rPr>
+          <w:highlight w:val="yellow"/>
+        </w:rPr>
         <w:t xml:space="preserve"> ou perte ou encore j'ai bien </w:t>
       </w:r>
       <w:proofErr w:type="gramStart"/>
       <w:r>
+        <w:rPr>
+          <w:highlight w:val="yellow"/>
+        </w:rPr>
         <w:t>calibrer</w:t>
       </w:r>
       <w:proofErr w:type="gramEnd"/>
       <w:r>
+        <w:rPr>
+          <w:highlight w:val="yellow"/>
+        </w:rPr>
         <w:t xml:space="preserve"> les </w:t>
       </w:r>
       <w:proofErr w:type="spellStart"/>
       <w:r>
+        <w:rPr>
+          <w:highlight w:val="yellow"/>
+        </w:rPr>
         <w:t>depenses</w:t>
       </w:r>
       <w:proofErr w:type="spellEnd"/>
       <w:r>
+        <w:rPr>
+          <w:highlight w:val="yellow"/>
+        </w:rPr>
         <w:t xml:space="preserve"> par rapport aux ventes. </w:t>
       </w:r>
     </w:p>

--- a/Projet Application Papeterie walikale to world.docx
+++ b/Projet Application Papeterie walikale to world.docx
@@ -3767,7 +3767,6 @@
   <w:style w:type="character" w:default="1" w:styleId="Policepardfaut">
     <w:name w:val="Default Paragraph Font"/>
     <w:uiPriority w:val="1"/>
-    <w:semiHidden/>
     <w:unhideWhenUsed/>
   </w:style>
   <w:style w:type="table" w:default="1" w:styleId="TableauNormal">

--- a/Projet Application Papeterie walikale to world.docx
+++ b/Projet Application Papeterie walikale to world.docx
@@ -855,13 +855,22 @@
           <w:ilvl w:val="0"/>
           <w:numId w:val="1"/>
         </w:numPr>
-      </w:pPr>
-      <w:proofErr w:type="gramStart"/>
-      <w:r>
+        <w:rPr>
+          <w:rFonts w:asciiTheme="minorHAnsi" w:hAnsiTheme="minorHAnsi" w:cstheme="minorHAnsi"/>
+        </w:rPr>
+      </w:pPr>
+      <w:proofErr w:type="gramStart"/>
+      <w:r>
+        <w:rPr>
+          <w:rFonts w:asciiTheme="minorHAnsi" w:hAnsiTheme="minorHAnsi" w:cstheme="minorHAnsi"/>
+        </w:rPr>
         <w:t>on</w:t>
       </w:r>
       <w:proofErr w:type="gramEnd"/>
       <w:r>
+        <w:rPr>
+          <w:rFonts w:asciiTheme="minorHAnsi" w:hAnsiTheme="minorHAnsi" w:cstheme="minorHAnsi"/>
+        </w:rPr>
         <w:t xml:space="preserve"> va encore retravailler pour rendre propre la facture et pas trop encombrante, </w:t>
       </w:r>
     </w:p>
@@ -872,37 +881,64 @@
           <w:ilvl w:val="0"/>
           <w:numId w:val="1"/>
         </w:numPr>
-      </w:pPr>
-      <w:proofErr w:type="gramStart"/>
-      <w:r>
+        <w:rPr>
+          <w:rFonts w:asciiTheme="minorHAnsi" w:hAnsiTheme="minorHAnsi" w:cstheme="minorHAnsi"/>
+        </w:rPr>
+      </w:pPr>
+      <w:proofErr w:type="gramStart"/>
+      <w:r>
+        <w:rPr>
+          <w:rFonts w:asciiTheme="minorHAnsi" w:hAnsiTheme="minorHAnsi" w:cstheme="minorHAnsi"/>
+        </w:rPr>
         <w:t>aussi</w:t>
       </w:r>
       <w:proofErr w:type="gramEnd"/>
       <w:r>
+        <w:rPr>
+          <w:rFonts w:asciiTheme="minorHAnsi" w:hAnsiTheme="minorHAnsi" w:cstheme="minorHAnsi"/>
+        </w:rPr>
         <w:t xml:space="preserve"> pour le </w:t>
       </w:r>
       <w:proofErr w:type="spellStart"/>
       <w:r>
+        <w:rPr>
+          <w:rFonts w:asciiTheme="minorHAnsi" w:hAnsiTheme="minorHAnsi" w:cstheme="minorHAnsi"/>
+        </w:rPr>
         <w:t>raport</w:t>
       </w:r>
       <w:proofErr w:type="spellEnd"/>
       <w:r>
+        <w:rPr>
+          <w:rFonts w:asciiTheme="minorHAnsi" w:hAnsiTheme="minorHAnsi" w:cstheme="minorHAnsi"/>
+        </w:rPr>
         <w:t xml:space="preserve"> financier des ventes et </w:t>
       </w:r>
       <w:proofErr w:type="spellStart"/>
       <w:r>
+        <w:rPr>
+          <w:rFonts w:asciiTheme="minorHAnsi" w:hAnsiTheme="minorHAnsi" w:cstheme="minorHAnsi"/>
+        </w:rPr>
         <w:t>depense</w:t>
       </w:r>
       <w:proofErr w:type="spellEnd"/>
       <w:r>
+        <w:rPr>
+          <w:rFonts w:asciiTheme="minorHAnsi" w:hAnsiTheme="minorHAnsi" w:cstheme="minorHAnsi"/>
+        </w:rPr>
         <w:t xml:space="preserve"> je ne veux pas avoir le nom de </w:t>
       </w:r>
       <w:proofErr w:type="spellStart"/>
       <w:r>
+        <w:rPr>
+          <w:rFonts w:asciiTheme="minorHAnsi" w:hAnsiTheme="minorHAnsi" w:cstheme="minorHAnsi"/>
+        </w:rPr>
         <w:t>netlify</w:t>
       </w:r>
       <w:proofErr w:type="spellEnd"/>
       <w:r>
+        <w:rPr>
+          <w:rFonts w:asciiTheme="minorHAnsi" w:hAnsiTheme="minorHAnsi" w:cstheme="minorHAnsi"/>
+        </w:rPr>
         <w:t xml:space="preserve"> en haut de la page et </w:t>
       </w:r>
     </w:p>
@@ -913,10 +949,14 @@
           <w:ilvl w:val="0"/>
           <w:numId w:val="1"/>
         </w:numPr>
-      </w:pPr>
-      <w:proofErr w:type="gramStart"/>
-      <w:r>
-        <w:rPr>
+        <w:rPr>
+          <w:rFonts w:asciiTheme="minorHAnsi" w:hAnsiTheme="minorHAnsi" w:cstheme="minorHAnsi"/>
+        </w:rPr>
+      </w:pPr>
+      <w:proofErr w:type="gramStart"/>
+      <w:r>
+        <w:rPr>
+          <w:rFonts w:asciiTheme="minorHAnsi" w:hAnsiTheme="minorHAnsi" w:cstheme="minorHAnsi"/>
           <w:highlight w:val="yellow"/>
         </w:rPr>
         <w:t>ce</w:t>
@@ -924,6 +964,7 @@
       <w:proofErr w:type="gramEnd"/>
       <w:r>
         <w:rPr>
+          <w:rFonts w:asciiTheme="minorHAnsi" w:hAnsiTheme="minorHAnsi" w:cstheme="minorHAnsi"/>
           <w:highlight w:val="yellow"/>
         </w:rPr>
         <w:t xml:space="preserve"> rapport doit contenir </w:t>
@@ -931,6 +972,7 @@
       <w:proofErr w:type="gramStart"/>
       <w:r>
         <w:rPr>
+          <w:rFonts w:asciiTheme="minorHAnsi" w:hAnsiTheme="minorHAnsi" w:cstheme="minorHAnsi"/>
           <w:highlight w:val="yellow"/>
         </w:rPr>
         <w:t>les entête</w:t>
@@ -938,6 +980,7 @@
       <w:proofErr w:type="gramEnd"/>
       <w:r>
         <w:rPr>
+          <w:rFonts w:asciiTheme="minorHAnsi" w:hAnsiTheme="minorHAnsi" w:cstheme="minorHAnsi"/>
           <w:highlight w:val="yellow"/>
         </w:rPr>
         <w:t xml:space="preserve"> de la boutique, le logo et </w:t>
@@ -945,12 +988,16 @@
       <w:proofErr w:type="gramStart"/>
       <w:r>
         <w:rPr>
+          <w:rFonts w:asciiTheme="minorHAnsi" w:hAnsiTheme="minorHAnsi" w:cstheme="minorHAnsi"/>
           <w:highlight w:val="yellow"/>
         </w:rPr>
         <w:t>toutes les information</w:t>
       </w:r>
       <w:proofErr w:type="gramEnd"/>
       <w:r>
+        <w:rPr>
+          <w:rFonts w:asciiTheme="minorHAnsi" w:hAnsiTheme="minorHAnsi" w:cstheme="minorHAnsi"/>
+        </w:rPr>
         <w:t xml:space="preserve">. </w:t>
       </w:r>
     </w:p>
@@ -962,12 +1009,14 @@
           <w:numId w:val="1"/>
         </w:numPr>
         <w:rPr>
-          <w:highlight w:val="yellow"/>
-        </w:rPr>
-      </w:pPr>
-      <w:proofErr w:type="gramStart"/>
-      <w:r>
-        <w:rPr>
+          <w:rFonts w:asciiTheme="minorHAnsi" w:hAnsiTheme="minorHAnsi" w:cstheme="minorHAnsi"/>
+          <w:highlight w:val="yellow"/>
+        </w:rPr>
+      </w:pPr>
+      <w:proofErr w:type="gramStart"/>
+      <w:r>
+        <w:rPr>
+          <w:rFonts w:asciiTheme="minorHAnsi" w:hAnsiTheme="minorHAnsi" w:cstheme="minorHAnsi"/>
           <w:highlight w:val="yellow"/>
         </w:rPr>
         <w:t>aussi</w:t>
@@ -975,18 +1024,21 @@
       <w:proofErr w:type="gramEnd"/>
       <w:r>
         <w:rPr>
+          <w:rFonts w:asciiTheme="minorHAnsi" w:hAnsiTheme="minorHAnsi" w:cstheme="minorHAnsi"/>
           <w:highlight w:val="yellow"/>
         </w:rPr>
         <w:t xml:space="preserve"> dans </w:t>
       </w:r>
       <w:r>
         <w:rPr>
+          <w:rFonts w:asciiTheme="minorHAnsi" w:hAnsiTheme="minorHAnsi" w:cstheme="minorHAnsi"/>
           <w:highlight w:val="yellow"/>
         </w:rPr>
         <w:t>la zone</w:t>
       </w:r>
       <w:r>
         <w:rPr>
+          <w:rFonts w:asciiTheme="minorHAnsi" w:hAnsiTheme="minorHAnsi" w:cstheme="minorHAnsi"/>
           <w:highlight w:val="yellow"/>
         </w:rPr>
         <w:t xml:space="preserve"> </w:t>
@@ -994,6 +1046,7 @@
       <w:proofErr w:type="spellStart"/>
       <w:r>
         <w:rPr>
+          <w:rFonts w:asciiTheme="minorHAnsi" w:hAnsiTheme="minorHAnsi" w:cstheme="minorHAnsi"/>
           <w:highlight w:val="yellow"/>
         </w:rPr>
         <w:t>resumé</w:t>
@@ -1001,6 +1054,7 @@
       <w:proofErr w:type="spellEnd"/>
       <w:r>
         <w:rPr>
+          <w:rFonts w:asciiTheme="minorHAnsi" w:hAnsiTheme="minorHAnsi" w:cstheme="minorHAnsi"/>
           <w:highlight w:val="yellow"/>
         </w:rPr>
         <w:t xml:space="preserve"> et </w:t>
@@ -1008,6 +1062,7 @@
       <w:proofErr w:type="spellStart"/>
       <w:r>
         <w:rPr>
+          <w:rFonts w:asciiTheme="minorHAnsi" w:hAnsiTheme="minorHAnsi" w:cstheme="minorHAnsi"/>
           <w:highlight w:val="yellow"/>
         </w:rPr>
         <w:t>interpretation</w:t>
@@ -1015,24 +1070,28 @@
       <w:proofErr w:type="spellEnd"/>
       <w:r>
         <w:rPr>
+          <w:rFonts w:asciiTheme="minorHAnsi" w:hAnsiTheme="minorHAnsi" w:cstheme="minorHAnsi"/>
           <w:highlight w:val="yellow"/>
         </w:rPr>
         <w:t xml:space="preserve"> commentair</w:t>
       </w:r>
       <w:r>
         <w:rPr>
+          <w:rFonts w:asciiTheme="minorHAnsi" w:hAnsiTheme="minorHAnsi" w:cstheme="minorHAnsi"/>
           <w:highlight w:val="yellow"/>
         </w:rPr>
         <w:t>e</w:t>
       </w:r>
       <w:r>
         <w:rPr>
+          <w:rFonts w:asciiTheme="minorHAnsi" w:hAnsiTheme="minorHAnsi" w:cstheme="minorHAnsi"/>
           <w:highlight w:val="yellow"/>
         </w:rPr>
         <w:t xml:space="preserve"> de ce rapport</w:t>
       </w:r>
       <w:r>
         <w:rPr>
+          <w:rFonts w:asciiTheme="minorHAnsi" w:hAnsiTheme="minorHAnsi" w:cstheme="minorHAnsi"/>
           <w:highlight w:val="yellow"/>
         </w:rPr>
         <w:t xml:space="preserve">, à la fin tu dois me donnez une conclusion comparative des activités s'il y a eu </w:t>
@@ -1040,6 +1099,7 @@
       <w:proofErr w:type="spellStart"/>
       <w:r>
         <w:rPr>
+          <w:rFonts w:asciiTheme="minorHAnsi" w:hAnsiTheme="minorHAnsi" w:cstheme="minorHAnsi"/>
           <w:highlight w:val="yellow"/>
         </w:rPr>
         <w:t>echec</w:t>
@@ -1047,6 +1107,7 @@
       <w:proofErr w:type="spellEnd"/>
       <w:r>
         <w:rPr>
+          <w:rFonts w:asciiTheme="minorHAnsi" w:hAnsiTheme="minorHAnsi" w:cstheme="minorHAnsi"/>
           <w:highlight w:val="yellow"/>
         </w:rPr>
         <w:t xml:space="preserve"> ou perte ou encore j'ai bien </w:t>
@@ -1054,6 +1115,7 @@
       <w:proofErr w:type="gramStart"/>
       <w:r>
         <w:rPr>
+          <w:rFonts w:asciiTheme="minorHAnsi" w:hAnsiTheme="minorHAnsi" w:cstheme="minorHAnsi"/>
           <w:highlight w:val="yellow"/>
         </w:rPr>
         <w:t>calibrer</w:t>
@@ -1061,6 +1123,7 @@
       <w:proofErr w:type="gramEnd"/>
       <w:r>
         <w:rPr>
+          <w:rFonts w:asciiTheme="minorHAnsi" w:hAnsiTheme="minorHAnsi" w:cstheme="minorHAnsi"/>
           <w:highlight w:val="yellow"/>
         </w:rPr>
         <w:t xml:space="preserve"> les </w:t>
@@ -1068,6 +1131,7 @@
       <w:proofErr w:type="spellStart"/>
       <w:r>
         <w:rPr>
+          <w:rFonts w:asciiTheme="minorHAnsi" w:hAnsiTheme="minorHAnsi" w:cstheme="minorHAnsi"/>
           <w:highlight w:val="yellow"/>
         </w:rPr>
         <w:t>depenses</w:t>
@@ -1075,6 +1139,7 @@
       <w:proofErr w:type="spellEnd"/>
       <w:r>
         <w:rPr>
+          <w:rFonts w:asciiTheme="minorHAnsi" w:hAnsiTheme="minorHAnsi" w:cstheme="minorHAnsi"/>
           <w:highlight w:val="yellow"/>
         </w:rPr>
         <w:t xml:space="preserve"> par rapport aux ventes. </w:t>
@@ -1087,74 +1152,197 @@
           <w:ilvl w:val="0"/>
           <w:numId w:val="1"/>
         </w:numPr>
-      </w:pPr>
-      <w:r>
+        <w:rPr>
+          <w:rFonts w:asciiTheme="minorHAnsi" w:hAnsiTheme="minorHAnsi" w:cstheme="minorHAnsi"/>
+        </w:rPr>
+      </w:pPr>
+      <w:r>
+        <w:rPr>
+          <w:rFonts w:asciiTheme="minorHAnsi" w:hAnsiTheme="minorHAnsi" w:cstheme="minorHAnsi"/>
+        </w:rPr>
         <w:lastRenderedPageBreak/>
         <w:t xml:space="preserve">Il y a une possibilité que le lien publié via </w:t>
       </w:r>
       <w:proofErr w:type="spellStart"/>
       <w:r>
+        <w:rPr>
+          <w:rFonts w:asciiTheme="minorHAnsi" w:hAnsiTheme="minorHAnsi" w:cstheme="minorHAnsi"/>
+        </w:rPr>
         <w:t>netlify</w:t>
       </w:r>
       <w:proofErr w:type="spellEnd"/>
       <w:r>
+        <w:rPr>
+          <w:rFonts w:asciiTheme="minorHAnsi" w:hAnsiTheme="minorHAnsi" w:cstheme="minorHAnsi"/>
+        </w:rPr>
         <w:t>, que l’application</w:t>
       </w:r>
       <w:r>
+        <w:rPr>
+          <w:rFonts w:asciiTheme="minorHAnsi" w:hAnsiTheme="minorHAnsi" w:cstheme="minorHAnsi"/>
+        </w:rPr>
         <w:t xml:space="preserve"> soit installable en cliquant sur le navigateur</w:t>
       </w:r>
     </w:p>
     <w:p>
       <w:pPr>
-        <w:pStyle w:val="Paragraphedeliste"/>
-      </w:pPr>
-    </w:p>
-    <w:p>
-      <w:pPr>
-        <w:pStyle w:val="Paragraphedeliste"/>
-      </w:pPr>
-    </w:p>
-    <w:p>
-      <w:r>
-        <w:t xml:space="preserve">Affichage de </w:t>
-      </w:r>
-      <w:proofErr w:type="spellStart"/>
-      <w:r>
-        <w:t>fenetre</w:t>
-      </w:r>
-      <w:proofErr w:type="spellEnd"/>
-      <w:r>
-        <w:t xml:space="preserve"> par profil :</w:t>
-      </w:r>
-    </w:p>
-    <w:p>
-      <w:pPr>
-        <w:pStyle w:val="Paragraphedeliste"/>
+        <w:pStyle w:val="NormalWeb"/>
         <w:numPr>
           <w:ilvl w:val="0"/>
           <w:numId w:val="1"/>
         </w:numPr>
         <w:rPr>
-          <w:highlight w:val="yellow"/>
-        </w:rPr>
-      </w:pPr>
-      <w:r>
-        <w:rPr>
-          <w:highlight w:val="yellow"/>
-        </w:rPr>
-        <w:t xml:space="preserve">Que seul </w:t>
-      </w:r>
-      <w:r>
-        <w:rPr>
-          <w:highlight w:val="yellow"/>
-        </w:rPr>
-        <w:t>super-admin puisse voir la valeur du stock dans stock actuel,</w:t>
-      </w:r>
-      <w:r>
-        <w:rPr>
-          <w:highlight w:val="yellow"/>
-        </w:rPr>
-        <w:t xml:space="preserve"> ta table historique, utilisateur</w:t>
+          <w:rFonts w:asciiTheme="minorHAnsi" w:hAnsiTheme="minorHAnsi" w:cstheme="minorHAnsi"/>
+        </w:rPr>
+      </w:pPr>
+      <w:proofErr w:type="gramStart"/>
+      <w:r>
+        <w:rPr>
+          <w:rFonts w:asciiTheme="minorHAnsi" w:hAnsiTheme="minorHAnsi" w:cstheme="minorHAnsi"/>
+        </w:rPr>
+        <w:t>je</w:t>
+      </w:r>
+      <w:proofErr w:type="gramEnd"/>
+      <w:r>
+        <w:rPr>
+          <w:rFonts w:asciiTheme="minorHAnsi" w:hAnsiTheme="minorHAnsi" w:cstheme="minorHAnsi"/>
+        </w:rPr>
+        <w:t xml:space="preserve"> voulais perfectionner l'action de backup et restauration. </w:t>
+      </w:r>
+      <w:proofErr w:type="gramStart"/>
+      <w:r>
+        <w:rPr>
+          <w:rFonts w:asciiTheme="minorHAnsi" w:hAnsiTheme="minorHAnsi" w:cstheme="minorHAnsi"/>
+        </w:rPr>
+        <w:t>je</w:t>
+      </w:r>
+      <w:proofErr w:type="gramEnd"/>
+      <w:r>
+        <w:rPr>
+          <w:rFonts w:asciiTheme="minorHAnsi" w:hAnsiTheme="minorHAnsi" w:cstheme="minorHAnsi"/>
+        </w:rPr>
+        <w:t xml:space="preserve"> peux venir faire une modification dans l'application pendant qu'elle est </w:t>
+      </w:r>
+      <w:proofErr w:type="spellStart"/>
+      <w:r>
+        <w:rPr>
+          <w:rFonts w:asciiTheme="minorHAnsi" w:hAnsiTheme="minorHAnsi" w:cstheme="minorHAnsi"/>
+        </w:rPr>
+        <w:t>deja</w:t>
+      </w:r>
+      <w:proofErr w:type="spellEnd"/>
+      <w:r>
+        <w:rPr>
+          <w:rFonts w:asciiTheme="minorHAnsi" w:hAnsiTheme="minorHAnsi" w:cstheme="minorHAnsi"/>
+        </w:rPr>
+        <w:t xml:space="preserve"> </w:t>
+      </w:r>
+      <w:proofErr w:type="spellStart"/>
+      <w:r>
+        <w:rPr>
+          <w:rFonts w:asciiTheme="minorHAnsi" w:hAnsiTheme="minorHAnsi" w:cstheme="minorHAnsi"/>
+        </w:rPr>
+        <w:t>utlisé</w:t>
+      </w:r>
+      <w:proofErr w:type="spellEnd"/>
+      <w:r>
+        <w:rPr>
+          <w:rFonts w:asciiTheme="minorHAnsi" w:hAnsiTheme="minorHAnsi" w:cstheme="minorHAnsi"/>
+        </w:rPr>
+        <w:t xml:space="preserve"> par un user, je serai obligé de </w:t>
+      </w:r>
+      <w:proofErr w:type="spellStart"/>
+      <w:r>
+        <w:rPr>
+          <w:rFonts w:asciiTheme="minorHAnsi" w:hAnsiTheme="minorHAnsi" w:cstheme="minorHAnsi"/>
+        </w:rPr>
+        <w:t>desinstaller</w:t>
+      </w:r>
+      <w:proofErr w:type="spellEnd"/>
+      <w:r>
+        <w:rPr>
+          <w:rFonts w:asciiTheme="minorHAnsi" w:hAnsiTheme="minorHAnsi" w:cstheme="minorHAnsi"/>
+        </w:rPr>
+        <w:t xml:space="preserve"> le .exe ancien pour installer le nouveau, là ses données </w:t>
+      </w:r>
+      <w:proofErr w:type="spellStart"/>
+      <w:r>
+        <w:rPr>
+          <w:rFonts w:asciiTheme="minorHAnsi" w:hAnsiTheme="minorHAnsi" w:cstheme="minorHAnsi"/>
+        </w:rPr>
+        <w:t>deja</w:t>
+      </w:r>
+      <w:proofErr w:type="spellEnd"/>
+      <w:r>
+        <w:rPr>
+          <w:rFonts w:asciiTheme="minorHAnsi" w:hAnsiTheme="minorHAnsi" w:cstheme="minorHAnsi"/>
+        </w:rPr>
+        <w:t xml:space="preserve"> enregistré seront peut </w:t>
+      </w:r>
+      <w:proofErr w:type="spellStart"/>
+      <w:r>
+        <w:rPr>
+          <w:rFonts w:asciiTheme="minorHAnsi" w:hAnsiTheme="minorHAnsi" w:cstheme="minorHAnsi"/>
+        </w:rPr>
+        <w:t>etre</w:t>
+      </w:r>
+      <w:proofErr w:type="spellEnd"/>
+      <w:r>
+        <w:rPr>
+          <w:rFonts w:asciiTheme="minorHAnsi" w:hAnsiTheme="minorHAnsi" w:cstheme="minorHAnsi"/>
+        </w:rPr>
+        <w:t xml:space="preserve"> perdu, comment faire pour faire une sauvegarde de toutes les données avant de </w:t>
+      </w:r>
+      <w:proofErr w:type="spellStart"/>
+      <w:r>
+        <w:rPr>
+          <w:rFonts w:asciiTheme="minorHAnsi" w:hAnsiTheme="minorHAnsi" w:cstheme="minorHAnsi"/>
+        </w:rPr>
+        <w:t>desinstaller</w:t>
+      </w:r>
+      <w:proofErr w:type="spellEnd"/>
+      <w:r>
+        <w:rPr>
+          <w:rFonts w:asciiTheme="minorHAnsi" w:hAnsiTheme="minorHAnsi" w:cstheme="minorHAnsi"/>
+        </w:rPr>
+        <w:t xml:space="preserve"> pour importer </w:t>
+      </w:r>
+      <w:proofErr w:type="spellStart"/>
+      <w:r>
+        <w:rPr>
+          <w:rFonts w:asciiTheme="minorHAnsi" w:hAnsiTheme="minorHAnsi" w:cstheme="minorHAnsi"/>
+        </w:rPr>
+        <w:t>apres</w:t>
+      </w:r>
+      <w:proofErr w:type="spellEnd"/>
+      <w:r>
+        <w:rPr>
+          <w:rFonts w:asciiTheme="minorHAnsi" w:hAnsiTheme="minorHAnsi" w:cstheme="minorHAnsi"/>
+        </w:rPr>
+        <w:t xml:space="preserve"> ? et que cela se mette bien automatique (toutes les ventes, produit, client et autres...)</w:t>
+      </w:r>
+    </w:p>
+    <w:p>
+      <w:pPr>
+        <w:pStyle w:val="Paragraphedeliste"/>
+      </w:pPr>
+    </w:p>
+    <w:p>
+      <w:pPr>
+        <w:pStyle w:val="Paragraphedeliste"/>
+      </w:pPr>
+    </w:p>
+    <w:p>
+      <w:r>
+        <w:t xml:space="preserve">Affichage de </w:t>
+      </w:r>
+      <w:proofErr w:type="spellStart"/>
+      <w:r>
+        <w:t>fenetre</w:t>
+      </w:r>
+      <w:proofErr w:type="spellEnd"/>
+      <w:r>
+        <w:t xml:space="preserve"> par profil :</w:t>
       </w:r>
     </w:p>
     <w:p>
@@ -1164,6 +1352,36 @@
           <w:ilvl w:val="0"/>
           <w:numId w:val="1"/>
         </w:numPr>
+        <w:rPr>
+          <w:highlight w:val="yellow"/>
+        </w:rPr>
+      </w:pPr>
+      <w:r>
+        <w:rPr>
+          <w:highlight w:val="yellow"/>
+        </w:rPr>
+        <w:t xml:space="preserve">Que seul </w:t>
+      </w:r>
+      <w:r>
+        <w:rPr>
+          <w:highlight w:val="yellow"/>
+        </w:rPr>
+        <w:t>super-admin puisse voir la valeur du stock dans stock actuel,</w:t>
+      </w:r>
+      <w:r>
+        <w:rPr>
+          <w:highlight w:val="yellow"/>
+        </w:rPr>
+        <w:t xml:space="preserve"> ta table historique, utilisateur</w:t>
+      </w:r>
+    </w:p>
+    <w:p>
+      <w:pPr>
+        <w:pStyle w:val="Paragraphedeliste"/>
+        <w:numPr>
+          <w:ilvl w:val="0"/>
+          <w:numId w:val="1"/>
+        </w:numPr>
       </w:pPr>
       <w:proofErr w:type="gramStart"/>
       <w:r>
@@ -1627,6 +1845,7 @@
       </w:pPr>
       <w:proofErr w:type="gramStart"/>
       <w:r>
+        <w:lastRenderedPageBreak/>
         <w:t>la</w:t>
       </w:r>
       <w:proofErr w:type="gramEnd"/>
@@ -1674,7 +1893,6 @@
     </w:p>
     <w:p>
       <w:r>
-        <w:lastRenderedPageBreak/>
         <w:t xml:space="preserve">Fais ceci dans </w:t>
       </w:r>
       <w:proofErr w:type="spellStart"/>

--- a/Projet Application Papeterie walikale to world.docx
+++ b/Projet Application Papeterie walikale to world.docx
@@ -4,15 +4,7 @@
   <w:body>
     <w:p>
       <w:r>
-        <w:t xml:space="preserve">Projet Papeterie </w:t>
-      </w:r>
-      <w:proofErr w:type="spellStart"/>
-      <w:r>
-        <w:t>walikale</w:t>
-      </w:r>
-      <w:proofErr w:type="spellEnd"/>
-      <w:r>
-        <w:t xml:space="preserve"> to world</w:t>
+        <w:t>Projet Papeterie walikale to world</w:t>
       </w:r>
     </w:p>
     <w:p>
@@ -29,13 +21,8 @@
         </w:numPr>
       </w:pPr>
       <w:r>
-        <w:t xml:space="preserve">Gestion vente papeterie y compris les </w:t>
-      </w:r>
-      <w:proofErr w:type="spellStart"/>
-      <w:r>
-        <w:t>depenses</w:t>
-      </w:r>
-      <w:proofErr w:type="spellEnd"/>
+        <w:t>Gestion vente papeterie y compris les depenses</w:t>
+      </w:r>
     </w:p>
     <w:p>
       <w:pPr>
@@ -46,13 +33,8 @@
         </w:numPr>
       </w:pPr>
       <w:r>
-        <w:t>Gestion du personnel (les salaires, primes</w:t>
-      </w:r>
-      <w:proofErr w:type="gramStart"/>
-      <w:r>
-        <w:t>)..</w:t>
-      </w:r>
-      <w:proofErr w:type="gramEnd"/>
+        <w:t>Gestion du personnel (les salaires, primes)..</w:t>
+      </w:r>
     </w:p>
     <w:p>
       <w:pPr>
@@ -62,15 +44,7 @@
         <w:t xml:space="preserve">L’application doit être en ligne pour permettre le suivi à distance, </w:t>
       </w:r>
       <w:r>
-        <w:t xml:space="preserve">mais aussi fonctionne en hors ligne aussi et synchronise une fois </w:t>
-      </w:r>
-      <w:proofErr w:type="gramStart"/>
-      <w:r>
-        <w:t>connecté</w:t>
-      </w:r>
-      <w:proofErr w:type="gramEnd"/>
-      <w:r>
-        <w:t xml:space="preserve"> à internet. </w:t>
+        <w:t xml:space="preserve">mais aussi fonctionne en hors ligne aussi et synchronise une fois connecté à internet. </w:t>
       </w:r>
     </w:p>
     <w:p>
@@ -112,41 +86,13 @@
         <w:rPr>
           <w:highlight w:val="yellow"/>
         </w:rPr>
-        <w:t xml:space="preserve">Ceux qui modifie en local puisse avoir la possibilité de travailler </w:t>
-      </w:r>
-      <w:proofErr w:type="spellStart"/>
-      <w:r>
-        <w:rPr>
-          <w:highlight w:val="yellow"/>
-        </w:rPr>
-        <w:t>meme</w:t>
-      </w:r>
-      <w:proofErr w:type="spellEnd"/>
-      <w:r>
-        <w:rPr>
-          <w:highlight w:val="yellow"/>
-        </w:rPr>
-        <w:t xml:space="preserve"> sans internet et synchroniser en cliquant sur le bouton synchroniser a</w:t>
-      </w:r>
-      <w:r>
-        <w:rPr>
-          <w:highlight w:val="yellow"/>
-        </w:rPr>
-        <w:t xml:space="preserve">fin que cela puisse pusher vers </w:t>
-      </w:r>
-      <w:proofErr w:type="spellStart"/>
-      <w:r>
-        <w:rPr>
-          <w:highlight w:val="yellow"/>
-        </w:rPr>
-        <w:t>supabase</w:t>
-      </w:r>
-      <w:proofErr w:type="spellEnd"/>
-      <w:r>
-        <w:rPr>
-          <w:highlight w:val="yellow"/>
-        </w:rPr>
-        <w:t>.</w:t>
+        <w:t>Ceux qui modifie en local puisse avoir la possibilité de travailler meme sans internet et synchroniser en cliquant sur le bouton synchroniser a</w:t>
+      </w:r>
+      <w:r>
+        <w:rPr>
+          <w:highlight w:val="yellow"/>
+        </w:rPr>
+        <w:t>fin que cela puisse pusher vers supabase.</w:t>
       </w:r>
       <w:r>
         <w:t xml:space="preserve"> </w:t>
@@ -197,21 +143,7 @@
         <w:rPr>
           <w:highlight w:val="yellow"/>
         </w:rPr>
-        <w:t xml:space="preserve">a </w:t>
-      </w:r>
-      <w:proofErr w:type="spellStart"/>
-      <w:r>
-        <w:rPr>
-          <w:highlight w:val="yellow"/>
-        </w:rPr>
-        <w:t>fenetre</w:t>
-      </w:r>
-      <w:proofErr w:type="spellEnd"/>
-      <w:r>
-        <w:rPr>
-          <w:highlight w:val="yellow"/>
-        </w:rPr>
-        <w:t xml:space="preserve"> d’approvisionnement</w:t>
+        <w:t>a fenetre d’approvisionnement</w:t>
       </w:r>
       <w:r>
         <w:rPr>
@@ -247,21 +179,7 @@
         <w:rPr>
           <w:highlight w:val="yellow"/>
         </w:rPr>
-        <w:t xml:space="preserve">Historique d’approvisionnement (pour avoir une trace de </w:t>
-      </w:r>
-      <w:proofErr w:type="gramStart"/>
-      <w:r>
-        <w:rPr>
-          <w:highlight w:val="yellow"/>
-        </w:rPr>
-        <w:t>tous les approvisionnement</w:t>
-      </w:r>
-      <w:proofErr w:type="gramEnd"/>
-      <w:r>
-        <w:rPr>
-          <w:highlight w:val="yellow"/>
-        </w:rPr>
-        <w:t xml:space="preserve"> fait)</w:t>
+        <w:t>Historique d’approvisionnement (pour avoir une trace de tous les approvisionnement fait)</w:t>
       </w:r>
     </w:p>
     <w:p>
@@ -279,64 +197,20 @@
         <w:rPr>
           <w:highlight w:val="yellow"/>
         </w:rPr>
-        <w:t xml:space="preserve">Enlever les 00 </w:t>
-      </w:r>
-      <w:proofErr w:type="spellStart"/>
-      <w:r>
-        <w:rPr>
-          <w:highlight w:val="yellow"/>
-        </w:rPr>
-        <w:t>apres</w:t>
-      </w:r>
-      <w:proofErr w:type="spellEnd"/>
-      <w:r>
-        <w:rPr>
-          <w:highlight w:val="yellow"/>
-        </w:rPr>
-        <w:t xml:space="preserve"> le chiffre, par exemple pour </w:t>
-      </w:r>
-      <w:proofErr w:type="gramStart"/>
-      <w:r>
-        <w:rPr>
-          <w:highlight w:val="yellow"/>
-        </w:rPr>
-        <w:t>une produit vendu</w:t>
-      </w:r>
-      <w:proofErr w:type="gramEnd"/>
-      <w:r>
-        <w:rPr>
-          <w:highlight w:val="yellow"/>
-        </w:rPr>
-        <w:t xml:space="preserve"> à 500fc, mettez seulement 500FC et 500.00FC. </w:t>
-      </w:r>
-      <w:proofErr w:type="gramStart"/>
-      <w:r>
-        <w:rPr>
-          <w:highlight w:val="yellow"/>
-        </w:rPr>
-        <w:t>aussi</w:t>
-      </w:r>
-      <w:proofErr w:type="gramEnd"/>
-      <w:r>
-        <w:rPr>
-          <w:highlight w:val="yellow"/>
-        </w:rPr>
-        <w:t xml:space="preserve"> la quantité d’approvisionnement, laissez la case vide et ne mettez pas 0 </w:t>
-      </w:r>
-      <w:r>
-        <w:rPr>
-          <w:highlight w:val="yellow"/>
-        </w:rPr>
-        <w:t xml:space="preserve">au </w:t>
-      </w:r>
-      <w:proofErr w:type="spellStart"/>
-      <w:r>
-        <w:rPr>
-          <w:highlight w:val="yellow"/>
-        </w:rPr>
-        <w:t>prealable</w:t>
-      </w:r>
-      <w:proofErr w:type="spellEnd"/>
+        <w:t>Enlever les 00 apres le chiffre, par exemple pour une produit vendu</w:t>
+      </w:r>
+      <w:r>
+        <w:rPr>
+          <w:highlight w:val="yellow"/>
+        </w:rPr>
+        <w:t xml:space="preserve"> à 500fc, mettez seulement 500FC et 500.00FC. aussi la quantité d’approvisionnement, laissez la case vide et ne mettez pas 0 </w:t>
+      </w:r>
+      <w:r>
+        <w:rPr>
+          <w:highlight w:val="yellow"/>
+        </w:rPr>
+        <w:t>au prealable</w:t>
+      </w:r>
       <w:r>
         <w:rPr>
           <w:highlight w:val="yellow"/>
@@ -395,21 +269,7 @@
         <w:rPr>
           <w:highlight w:val="yellow"/>
         </w:rPr>
-        <w:t xml:space="preserve">Dans la table produit, mettre cette </w:t>
-      </w:r>
-      <w:proofErr w:type="spellStart"/>
-      <w:r>
-        <w:rPr>
-          <w:highlight w:val="yellow"/>
-        </w:rPr>
-        <w:t>fenetre</w:t>
-      </w:r>
-      <w:proofErr w:type="spellEnd"/>
-      <w:r>
-        <w:rPr>
-          <w:highlight w:val="yellow"/>
-        </w:rPr>
-        <w:t xml:space="preserve"> comme le formulaire d’approvisionnement, </w:t>
+        <w:t xml:space="preserve">Dans la table produit, mettre cette fenetre comme le formulaire d’approvisionnement, </w:t>
       </w:r>
     </w:p>
     <w:p>
@@ -427,154 +287,490 @@
         <w:rPr>
           <w:highlight w:val="yellow"/>
         </w:rPr>
-        <w:t xml:space="preserve">La </w:t>
-      </w:r>
-      <w:proofErr w:type="spellStart"/>
-      <w:r>
-        <w:rPr>
-          <w:highlight w:val="yellow"/>
-        </w:rPr>
-        <w:t>fenetre</w:t>
-      </w:r>
-      <w:proofErr w:type="spellEnd"/>
-      <w:r>
-        <w:rPr>
-          <w:highlight w:val="yellow"/>
-        </w:rPr>
-        <w:t xml:space="preserve"> de </w:t>
-      </w:r>
-      <w:proofErr w:type="spellStart"/>
-      <w:r>
-        <w:rPr>
-          <w:highlight w:val="yellow"/>
-        </w:rPr>
-        <w:t>depenses</w:t>
-      </w:r>
-      <w:proofErr w:type="spellEnd"/>
-      <w:r>
-        <w:rPr>
-          <w:highlight w:val="yellow"/>
-        </w:rPr>
-        <w:t xml:space="preserve"> engagées</w:t>
-      </w:r>
-      <w:r>
-        <w:rPr>
-          <w:highlight w:val="yellow"/>
-        </w:rPr>
-        <w:t xml:space="preserve"> (elle doit avoir le </w:t>
-      </w:r>
-      <w:proofErr w:type="spellStart"/>
-      <w:r>
-        <w:rPr>
-          <w:highlight w:val="yellow"/>
-        </w:rPr>
-        <w:t>detail</w:t>
-      </w:r>
-      <w:proofErr w:type="spellEnd"/>
-      <w:r>
-        <w:rPr>
-          <w:highlight w:val="yellow"/>
-        </w:rPr>
-        <w:t xml:space="preserve">, nature de la </w:t>
-      </w:r>
-      <w:proofErr w:type="spellStart"/>
-      <w:r>
-        <w:rPr>
-          <w:highlight w:val="yellow"/>
-        </w:rPr>
-        <w:t>depense</w:t>
-      </w:r>
-      <w:proofErr w:type="spellEnd"/>
-      <w:r>
-        <w:rPr>
-          <w:highlight w:val="yellow"/>
-        </w:rPr>
-        <w:t>, montant, date,</w:t>
-      </w:r>
-      <w:r>
-        <w:rPr>
+        <w:t>La fenetre de depenses engagées</w:t>
+      </w:r>
+      <w:r>
+        <w:rPr>
+          <w:highlight w:val="yellow"/>
+        </w:rPr>
+        <w:t xml:space="preserve"> (elle doit avoir le detail, nature de la depense, montant, date,</w:t>
+      </w:r>
+      <w:r>
+        <w:rPr>
+          <w:highlight w:val="yellow"/>
+        </w:rPr>
+        <w:t xml:space="preserve"> quelle utilisateur, qui a approuvé le decaissement de l’argent</w:t>
+      </w:r>
+      <w:r>
+        <w:rPr>
+          <w:highlight w:val="yellow"/>
+        </w:rPr>
+        <w:t>, la depense va servir à quoi</w:t>
+      </w:r>
+      <w:r>
+        <w:rPr>
+          <w:highlight w:val="yellow"/>
+        </w:rPr>
+        <w:t xml:space="preserve">) et que cela </w:t>
+      </w:r>
+      <w:r>
+        <w:rPr>
+          <w:highlight w:val="yellow"/>
+        </w:rPr>
+        <w:t xml:space="preserve">puisse avoir un impacte déjà sur le montant vendu. </w:t>
+      </w:r>
+    </w:p>
+    <w:p>
+      <w:pPr>
+        <w:pStyle w:val="Paragraphedeliste"/>
+        <w:numPr>
+          <w:ilvl w:val="0"/>
+          <w:numId w:val="1"/>
+        </w:numPr>
+        <w:rPr>
+          <w:highlight w:val="yellow"/>
+        </w:rPr>
+      </w:pPr>
+      <w:r>
+        <w:rPr>
+          <w:highlight w:val="yellow"/>
+        </w:rPr>
+        <w:t>Une possibilité d’avoir des graphiques triable par date juste pour savoir combien j’ai fait entrer</w:t>
+      </w:r>
+      <w:r>
+        <w:rPr>
+          <w:highlight w:val="yellow"/>
+        </w:rPr>
+        <w:t xml:space="preserve"> pendant telle periode.</w:t>
+      </w:r>
+    </w:p>
+    <w:p>
+      <w:pPr>
+        <w:pStyle w:val="Paragraphedeliste"/>
+        <w:numPr>
+          <w:ilvl w:val="0"/>
+          <w:numId w:val="1"/>
+        </w:numPr>
+        <w:rPr>
+          <w:highlight w:val="yellow"/>
+        </w:rPr>
+      </w:pPr>
+      <w:r>
+        <w:rPr>
+          <w:highlight w:val="yellow"/>
+        </w:rPr>
+        <w:t>Dans la fenetre depense qu’il ait un bouton qui genere le rapport complet, combine de vente</w:t>
+      </w:r>
+      <w:r>
+        <w:rPr>
+          <w:highlight w:val="yellow"/>
+        </w:rPr>
+        <w:t xml:space="preserve"> par chaque produit, service fait, quelle depense avec ses details, et le solde</w:t>
+      </w:r>
+      <w:r>
+        <w:rPr>
+          <w:highlight w:val="yellow"/>
+        </w:rPr>
+        <w:t xml:space="preserve"> apres toutes les depenses</w:t>
+      </w:r>
+      <w:r>
+        <w:rPr>
+          <w:highlight w:val="yellow"/>
+        </w:rPr>
+        <w:t xml:space="preserve"> faites. </w:t>
+      </w:r>
+      <w:r>
+        <w:rPr>
+          <w:highlight w:val="yellow"/>
+        </w:rPr>
+        <w:t xml:space="preserve">qui montre toutes les actions faites (saisie impression, photocopie, scan, autre, vente fourniture, connexion internet, vente eau pure….) et que cela cree un total par service, si c’est saisie impression combien ? si c’est internet combien ?..., </w:t>
+      </w:r>
+    </w:p>
+    <w:p>
+      <w:pPr>
+        <w:pStyle w:val="Paragraphedeliste"/>
+        <w:numPr>
+          <w:ilvl w:val="0"/>
+          <w:numId w:val="1"/>
+        </w:numPr>
+      </w:pPr>
+      <w:r>
+        <w:rPr>
+          <w:highlight w:val="yellow"/>
+        </w:rPr>
+        <w:t>Bouton synchroniser ne fait aucune action</w:t>
+      </w:r>
+    </w:p>
+    <w:p>
+      <w:pPr>
+        <w:pStyle w:val="Paragraphedeliste"/>
+        <w:numPr>
+          <w:ilvl w:val="0"/>
+          <w:numId w:val="1"/>
+        </w:numPr>
+      </w:pPr>
+      <w:r>
+        <w:t>Dans la table historique approvisionnement je voulais savoir aussi l’utilisateur qui a faire la reappro</w:t>
+      </w:r>
+    </w:p>
+    <w:p>
+      <w:pPr>
+        <w:pStyle w:val="NormalWeb"/>
+        <w:numPr>
+          <w:ilvl w:val="0"/>
+          <w:numId w:val="1"/>
+        </w:numPr>
+        <w:rPr>
+          <w:rFonts w:asciiTheme="minorHAnsi" w:hAnsiTheme="minorHAnsi" w:cstheme="minorHAnsi"/>
+        </w:rPr>
+      </w:pPr>
+      <w:r>
+        <w:rPr>
+          <w:rFonts w:asciiTheme="minorHAnsi" w:hAnsiTheme="minorHAnsi" w:cstheme="minorHAnsi"/>
+        </w:rPr>
+        <w:t xml:space="preserve">on va encore retravailler pour rendre propre la facture et pas trop encombrante, </w:t>
+      </w:r>
+    </w:p>
+    <w:p>
+      <w:pPr>
+        <w:pStyle w:val="NormalWeb"/>
+        <w:numPr>
+          <w:ilvl w:val="0"/>
+          <w:numId w:val="1"/>
+        </w:numPr>
+        <w:rPr>
+          <w:rFonts w:asciiTheme="minorHAnsi" w:hAnsiTheme="minorHAnsi" w:cstheme="minorHAnsi"/>
+        </w:rPr>
+      </w:pPr>
+      <w:r>
+        <w:rPr>
+          <w:rFonts w:asciiTheme="minorHAnsi" w:hAnsiTheme="minorHAnsi" w:cstheme="minorHAnsi"/>
+        </w:rPr>
+        <w:t xml:space="preserve">aussi pour le raport financier des ventes et depense je ne veux pas avoir le nom de netlify en haut de la page et </w:t>
+      </w:r>
+    </w:p>
+    <w:p>
+      <w:pPr>
+        <w:pStyle w:val="NormalWeb"/>
+        <w:numPr>
+          <w:ilvl w:val="0"/>
+          <w:numId w:val="1"/>
+        </w:numPr>
+        <w:rPr>
+          <w:rFonts w:asciiTheme="minorHAnsi" w:hAnsiTheme="minorHAnsi" w:cstheme="minorHAnsi"/>
+        </w:rPr>
+      </w:pPr>
+      <w:r>
+        <w:rPr>
+          <w:rFonts w:asciiTheme="minorHAnsi" w:hAnsiTheme="minorHAnsi" w:cstheme="minorHAnsi"/>
+          <w:highlight w:val="yellow"/>
+        </w:rPr>
+        <w:t>ce rapport doit contenir les entête de la boutique, le logo et toutes les information</w:t>
+      </w:r>
+      <w:r>
+        <w:rPr>
+          <w:rFonts w:asciiTheme="minorHAnsi" w:hAnsiTheme="minorHAnsi" w:cstheme="minorHAnsi"/>
+        </w:rPr>
+        <w:t xml:space="preserve">. </w:t>
+      </w:r>
+    </w:p>
+    <w:p>
+      <w:pPr>
+        <w:pStyle w:val="NormalWeb"/>
+        <w:numPr>
+          <w:ilvl w:val="0"/>
+          <w:numId w:val="1"/>
+        </w:numPr>
+        <w:rPr>
+          <w:rFonts w:asciiTheme="minorHAnsi" w:hAnsiTheme="minorHAnsi" w:cstheme="minorHAnsi"/>
+          <w:highlight w:val="yellow"/>
+        </w:rPr>
+      </w:pPr>
+      <w:r>
+        <w:rPr>
+          <w:rFonts w:asciiTheme="minorHAnsi" w:hAnsiTheme="minorHAnsi" w:cstheme="minorHAnsi"/>
+          <w:highlight w:val="yellow"/>
+        </w:rPr>
+        <w:t xml:space="preserve">aussi dans </w:t>
+      </w:r>
+      <w:r>
+        <w:rPr>
+          <w:rFonts w:asciiTheme="minorHAnsi" w:hAnsiTheme="minorHAnsi" w:cstheme="minorHAnsi"/>
+          <w:highlight w:val="yellow"/>
+        </w:rPr>
+        <w:t>la zone</w:t>
+      </w:r>
+      <w:r>
+        <w:rPr>
+          <w:rFonts w:asciiTheme="minorHAnsi" w:hAnsiTheme="minorHAnsi" w:cstheme="minorHAnsi"/>
+          <w:highlight w:val="yellow"/>
+        </w:rPr>
+        <w:t xml:space="preserve"> resumé et interpretation commentair</w:t>
+      </w:r>
+      <w:r>
+        <w:rPr>
+          <w:rFonts w:asciiTheme="minorHAnsi" w:hAnsiTheme="minorHAnsi" w:cstheme="minorHAnsi"/>
+          <w:highlight w:val="yellow"/>
+        </w:rPr>
+        <w:t>e</w:t>
+      </w:r>
+      <w:r>
+        <w:rPr>
+          <w:rFonts w:asciiTheme="minorHAnsi" w:hAnsiTheme="minorHAnsi" w:cstheme="minorHAnsi"/>
+          <w:highlight w:val="yellow"/>
+        </w:rPr>
+        <w:t xml:space="preserve"> de ce rapport</w:t>
+      </w:r>
+      <w:r>
+        <w:rPr>
+          <w:rFonts w:asciiTheme="minorHAnsi" w:hAnsiTheme="minorHAnsi" w:cstheme="minorHAnsi"/>
+          <w:highlight w:val="yellow"/>
+        </w:rPr>
+        <w:t xml:space="preserve">, à la fin tu dois me donnez une conclusion comparative des activités s'il y a eu echec ou perte ou encore j'ai bien calibrer les depenses par rapport aux ventes. </w:t>
+      </w:r>
+    </w:p>
+    <w:p>
+      <w:pPr>
+        <w:pStyle w:val="NormalWeb"/>
+        <w:numPr>
+          <w:ilvl w:val="0"/>
+          <w:numId w:val="1"/>
+        </w:numPr>
+        <w:rPr>
+          <w:rFonts w:asciiTheme="minorHAnsi" w:hAnsiTheme="minorHAnsi" w:cstheme="minorHAnsi"/>
+        </w:rPr>
+      </w:pPr>
+      <w:r>
+        <w:rPr>
+          <w:rFonts w:asciiTheme="minorHAnsi" w:hAnsiTheme="minorHAnsi" w:cstheme="minorHAnsi"/>
+        </w:rPr>
+        <w:lastRenderedPageBreak/>
+        <w:t>Il y a une possibilité que le lien publié via netlify, que l’application</w:t>
+      </w:r>
+      <w:r>
+        <w:rPr>
+          <w:rFonts w:asciiTheme="minorHAnsi" w:hAnsiTheme="minorHAnsi" w:cstheme="minorHAnsi"/>
+        </w:rPr>
+        <w:t xml:space="preserve"> soit installable en cliquant sur le navigateur</w:t>
+      </w:r>
+    </w:p>
+    <w:p>
+      <w:pPr>
+        <w:pStyle w:val="NormalWeb"/>
+        <w:numPr>
+          <w:ilvl w:val="0"/>
+          <w:numId w:val="1"/>
+        </w:numPr>
+        <w:rPr>
+          <w:rFonts w:asciiTheme="minorHAnsi" w:hAnsiTheme="minorHAnsi" w:cstheme="minorHAnsi"/>
+          <w:highlight w:val="yellow"/>
+        </w:rPr>
+      </w:pPr>
+      <w:r>
+        <w:rPr>
+          <w:rFonts w:asciiTheme="minorHAnsi" w:hAnsiTheme="minorHAnsi" w:cstheme="minorHAnsi"/>
+          <w:highlight w:val="yellow"/>
+        </w:rPr>
+        <w:t>je voulais perfectionner l'action de backup et restauration. je peux venir faire une modification dans l'application pendant qu'elle est deja utlisé par un user, je serai obligé de desinstaller le .exe ancien pour installer le nouveau, là ses données deja enregistré seront peut etre perdu, comment faire pour faire une sauvegarde de toutes les données avant de desinstaller pour importer apres ? et que cela se mette bien automatique (toutes les ventes, produit, client et autres...)</w:t>
+      </w:r>
+    </w:p>
+    <w:p>
+      <w:pPr>
+        <w:pStyle w:val="NormalWeb"/>
+        <w:numPr>
+          <w:ilvl w:val="0"/>
+          <w:numId w:val="1"/>
+        </w:numPr>
+        <w:rPr>
+          <w:rFonts w:asciiTheme="minorHAnsi" w:hAnsiTheme="minorHAnsi" w:cstheme="minorHAnsi"/>
+          <w:highlight w:val="yellow"/>
+        </w:rPr>
+      </w:pPr>
+      <w:r>
+        <w:rPr>
+          <w:rFonts w:asciiTheme="minorHAnsi" w:hAnsiTheme="minorHAnsi" w:cstheme="minorHAnsi"/>
+          <w:highlight w:val="yellow"/>
+        </w:rPr>
+        <w:t>un administrateur ne peux faire toute action de suppression</w:t>
+      </w:r>
+      <w:r>
+        <w:rPr>
+          <w:rFonts w:asciiTheme="minorHAnsi" w:hAnsiTheme="minorHAnsi" w:cstheme="minorHAnsi"/>
           <w:highlight w:val="yellow"/>
         </w:rPr>
         <w:t xml:space="preserve"> </w:t>
       </w:r>
-      <w:proofErr w:type="gramStart"/>
-      <w:r>
-        <w:rPr>
-          <w:highlight w:val="yellow"/>
-        </w:rPr>
-        <w:t>quelle utilisateur</w:t>
-      </w:r>
-      <w:proofErr w:type="gramEnd"/>
-      <w:r>
-        <w:rPr>
-          <w:highlight w:val="yellow"/>
-        </w:rPr>
-        <w:t xml:space="preserve">, qui a approuvé le </w:t>
-      </w:r>
-      <w:proofErr w:type="spellStart"/>
-      <w:r>
-        <w:rPr>
-          <w:highlight w:val="yellow"/>
-        </w:rPr>
-        <w:t>decaissement</w:t>
-      </w:r>
-      <w:proofErr w:type="spellEnd"/>
-      <w:r>
-        <w:rPr>
-          <w:highlight w:val="yellow"/>
-        </w:rPr>
-        <w:t xml:space="preserve"> de l’argent</w:t>
-      </w:r>
-      <w:r>
-        <w:rPr>
-          <w:highlight w:val="yellow"/>
-        </w:rPr>
-        <w:t xml:space="preserve">, la </w:t>
-      </w:r>
-      <w:proofErr w:type="spellStart"/>
-      <w:r>
-        <w:rPr>
-          <w:highlight w:val="yellow"/>
-        </w:rPr>
-        <w:t>depense</w:t>
-      </w:r>
-      <w:proofErr w:type="spellEnd"/>
-      <w:r>
-        <w:rPr>
-          <w:highlight w:val="yellow"/>
-        </w:rPr>
-        <w:t xml:space="preserve"> va servir à quoi</w:t>
-      </w:r>
-      <w:r>
-        <w:rPr>
-          <w:highlight w:val="yellow"/>
-        </w:rPr>
-        <w:t xml:space="preserve">) et que cela </w:t>
-      </w:r>
-      <w:r>
-        <w:rPr>
-          <w:highlight w:val="yellow"/>
-        </w:rPr>
-        <w:t xml:space="preserve">puisse avoir un </w:t>
-      </w:r>
-      <w:proofErr w:type="spellStart"/>
-      <w:r>
-        <w:rPr>
-          <w:highlight w:val="yellow"/>
-        </w:rPr>
-        <w:t>impacte</w:t>
-      </w:r>
-      <w:proofErr w:type="spellEnd"/>
-      <w:r>
-        <w:rPr>
-          <w:highlight w:val="yellow"/>
-        </w:rPr>
-        <w:t xml:space="preserve"> déjà sur le montant vendu. </w:t>
+      <w:r>
+        <w:rPr>
+          <w:rFonts w:asciiTheme="minorHAnsi" w:hAnsiTheme="minorHAnsi" w:cstheme="minorHAnsi"/>
+          <w:highlight w:val="yellow"/>
+        </w:rPr>
+        <w:t>(pro</w:t>
+      </w:r>
+      <w:ins w:id="0" w:author="Microsoft Word" w:date="2026-08-16T18:51:00Z" w16du:dateUtc="2026-08-16T16:51:00Z">
+        <w:r>
+          <w:rPr>
+            <w:rFonts w:asciiTheme="minorHAnsi" w:hAnsiTheme="minorHAnsi" w:cstheme="minorHAnsi"/>
+            <w:highlight w:val="yellow"/>
+          </w:rPr>
+          <w:t>ni modification</w:t>
+        </w:r>
+        <w:r>
+          <w:rPr>
+            <w:rFonts w:asciiTheme="minorHAnsi" w:hAnsiTheme="minorHAnsi" w:cstheme="minorHAnsi"/>
+            <w:highlight w:val="yellow"/>
+          </w:rPr>
+          <w:t xml:space="preserve"> (pro</w:t>
+        </w:r>
+        <w:r>
+          <w:rPr>
+            <w:rFonts w:asciiTheme="minorHAnsi" w:hAnsiTheme="minorHAnsi" w:cstheme="minorHAnsi"/>
+            <w:highlight w:val="yellow"/>
+          </w:rPr>
+          <w:t>duit, vente,….)</w:t>
+        </w:r>
+      </w:ins>
+    </w:p>
+    <w:p>
+      <w:pPr>
+        <w:pStyle w:val="NormalWeb"/>
+        <w:numPr>
+          <w:ilvl w:val="0"/>
+          <w:numId w:val="1"/>
+        </w:numPr>
+        <w:rPr>
+          <w:rFonts w:asciiTheme="minorHAnsi" w:hAnsiTheme="minorHAnsi" w:cstheme="minorHAnsi"/>
+          <w:highlight w:val="yellow"/>
+        </w:rPr>
+      </w:pPr>
+      <w:r>
+        <w:rPr>
+          <w:rFonts w:asciiTheme="minorHAnsi" w:hAnsiTheme="minorHAnsi" w:cstheme="minorHAnsi"/>
+          <w:highlight w:val="yellow"/>
+        </w:rPr>
+        <w:t>le</w:t>
+      </w:r>
+      <w:r>
+        <w:rPr>
+          <w:rFonts w:asciiTheme="minorHAnsi" w:hAnsiTheme="minorHAnsi" w:cstheme="minorHAnsi"/>
+          <w:highlight w:val="yellow"/>
+        </w:rPr>
+        <w:t>s</w:t>
+      </w:r>
+      <w:r>
+        <w:rPr>
+          <w:rFonts w:asciiTheme="minorHAnsi" w:hAnsiTheme="minorHAnsi" w:cstheme="minorHAnsi"/>
+          <w:highlight w:val="yellow"/>
+        </w:rPr>
+        <w:t xml:space="preserve"> service</w:t>
+      </w:r>
+      <w:r>
+        <w:rPr>
+          <w:rFonts w:asciiTheme="minorHAnsi" w:hAnsiTheme="minorHAnsi" w:cstheme="minorHAnsi"/>
+          <w:highlight w:val="yellow"/>
+        </w:rPr>
+        <w:t>s</w:t>
+      </w:r>
+      <w:r>
+        <w:rPr>
+          <w:rFonts w:asciiTheme="minorHAnsi" w:hAnsiTheme="minorHAnsi" w:cstheme="minorHAnsi"/>
+          <w:highlight w:val="yellow"/>
+        </w:rPr>
+        <w:t xml:space="preserve"> </w:t>
+      </w:r>
+      <w:r>
+        <w:rPr>
+          <w:rFonts w:asciiTheme="minorHAnsi" w:hAnsiTheme="minorHAnsi" w:cstheme="minorHAnsi"/>
+          <w:highlight w:val="yellow"/>
+        </w:rPr>
+        <w:t>peu</w:t>
+      </w:r>
+      <w:r>
+        <w:rPr>
+          <w:rFonts w:asciiTheme="minorHAnsi" w:hAnsiTheme="minorHAnsi" w:cstheme="minorHAnsi"/>
+          <w:highlight w:val="yellow"/>
+        </w:rPr>
+        <w:t>vent quand à eux être modifié par les admin, qu’il y ait une possibilité de modifier la description ou le prix.</w:t>
+      </w:r>
+    </w:p>
+    <w:p>
+      <w:pPr>
+        <w:pStyle w:val="NormalWeb"/>
+        <w:numPr>
+          <w:ilvl w:val="0"/>
+          <w:numId w:val="1"/>
+        </w:numPr>
+        <w:rPr>
+          <w:rFonts w:asciiTheme="minorHAnsi" w:hAnsiTheme="minorHAnsi" w:cstheme="minorHAnsi"/>
+        </w:rPr>
+      </w:pPr>
+      <w:r>
+        <w:rPr>
+          <w:rFonts w:asciiTheme="minorHAnsi" w:hAnsiTheme="minorHAnsi" w:cstheme="minorHAnsi"/>
+        </w:rPr>
+        <w:t>Ajoute une possibilité de supprimer l</w:t>
+      </w:r>
+      <w:r>
+        <w:rPr>
+          <w:rFonts w:asciiTheme="minorHAnsi" w:hAnsiTheme="minorHAnsi" w:cstheme="minorHAnsi"/>
+        </w:rPr>
+        <w:t>es clients ou modifier, seulement le superadmin peut le faire.</w:t>
+      </w:r>
+    </w:p>
+    <w:p>
+      <w:pPr>
+        <w:pStyle w:val="NormalWeb"/>
+        <w:numPr>
+          <w:ilvl w:val="0"/>
+          <w:numId w:val="1"/>
+        </w:numPr>
+        <w:rPr>
+          <w:rFonts w:asciiTheme="minorHAnsi" w:hAnsiTheme="minorHAnsi" w:cstheme="minorHAnsi"/>
+        </w:rPr>
+      </w:pPr>
+      <w:r>
+        <w:rPr>
+          <w:rFonts w:asciiTheme="minorHAnsi" w:hAnsiTheme="minorHAnsi" w:cstheme="minorHAnsi"/>
+        </w:rPr>
+        <w:t>Un admin</w:t>
+      </w:r>
+      <w:r>
+        <w:rPr>
+          <w:rFonts w:asciiTheme="minorHAnsi" w:hAnsiTheme="minorHAnsi" w:cstheme="minorHAnsi"/>
+        </w:rPr>
+        <w:t>istrateur</w:t>
+      </w:r>
+      <w:r>
+        <w:rPr>
+          <w:rFonts w:asciiTheme="minorHAnsi" w:hAnsiTheme="minorHAnsi" w:cstheme="minorHAnsi"/>
+        </w:rPr>
+        <w:t xml:space="preserve"> peut ajouter dans approvisionnement mais ne peux pas supprimer ni modifi</w:t>
+      </w:r>
+      <w:r>
+        <w:rPr>
+          <w:rFonts w:asciiTheme="minorHAnsi" w:hAnsiTheme="minorHAnsi" w:cstheme="minorHAnsi"/>
+        </w:rPr>
+        <w:t>er</w:t>
       </w:r>
     </w:p>
     <w:p>
       <w:pPr>
         <w:pStyle w:val="Paragraphedeliste"/>
+      </w:pPr>
+    </w:p>
+    <w:p>
+      <w:pPr>
+        <w:pStyle w:val="Paragraphedeliste"/>
+      </w:pPr>
+    </w:p>
+    <w:p>
+      <w:r>
+        <w:t>Affichage de fenetre par profil :</w:t>
+      </w:r>
+    </w:p>
+    <w:p>
+      <w:pPr>
+        <w:pStyle w:val="Paragraphedeliste"/>
         <w:numPr>
           <w:ilvl w:val="0"/>
           <w:numId w:val="1"/>
@@ -587,41 +783,19 @@
         <w:rPr>
           <w:highlight w:val="yellow"/>
         </w:rPr>
-        <w:t xml:space="preserve">Une possibilité d’avoir des graphiques </w:t>
-      </w:r>
-      <w:proofErr w:type="spellStart"/>
-      <w:r>
-        <w:rPr>
-          <w:highlight w:val="yellow"/>
-        </w:rPr>
-        <w:t>triable</w:t>
-      </w:r>
-      <w:proofErr w:type="spellEnd"/>
-      <w:r>
-        <w:rPr>
-          <w:highlight w:val="yellow"/>
-        </w:rPr>
-        <w:t xml:space="preserve"> par date juste pour savoir combien j’ai fait entrer</w:t>
-      </w:r>
-      <w:r>
-        <w:rPr>
-          <w:highlight w:val="yellow"/>
-        </w:rPr>
-        <w:t xml:space="preserve"> pendant telle </w:t>
-      </w:r>
-      <w:proofErr w:type="spellStart"/>
-      <w:r>
-        <w:rPr>
-          <w:highlight w:val="yellow"/>
-        </w:rPr>
-        <w:t>periode</w:t>
-      </w:r>
-      <w:proofErr w:type="spellEnd"/>
-      <w:r>
-        <w:rPr>
-          <w:highlight w:val="yellow"/>
-        </w:rPr>
-        <w:t>.</w:t>
+        <w:t xml:space="preserve">Que seul </w:t>
+      </w:r>
+      <w:r>
+        <w:rPr>
+          <w:highlight w:val="yellow"/>
+        </w:rPr>
+        <w:t>super-admin puisse voir la valeur du stock dans stock actuel,</w:t>
+      </w:r>
+      <w:r>
+        <w:rPr>
+          <w:highlight w:val="yellow"/>
+        </w:rPr>
+        <w:t xml:space="preserve"> ta table historique, utilisateur</w:t>
       </w:r>
     </w:p>
     <w:p>
@@ -631,806 +805,21 @@
           <w:ilvl w:val="0"/>
           <w:numId w:val="1"/>
         </w:numPr>
-        <w:rPr>
-          <w:highlight w:val="yellow"/>
-        </w:rPr>
-      </w:pPr>
-      <w:r>
-        <w:rPr>
-          <w:highlight w:val="yellow"/>
-        </w:rPr>
-        <w:t xml:space="preserve">Dans la </w:t>
-      </w:r>
-      <w:proofErr w:type="spellStart"/>
-      <w:r>
-        <w:rPr>
-          <w:highlight w:val="yellow"/>
-        </w:rPr>
-        <w:t>fenetre</w:t>
-      </w:r>
-      <w:proofErr w:type="spellEnd"/>
-      <w:r>
-        <w:rPr>
-          <w:highlight w:val="yellow"/>
-        </w:rPr>
-        <w:t xml:space="preserve"> </w:t>
-      </w:r>
-      <w:proofErr w:type="spellStart"/>
-      <w:r>
-        <w:rPr>
-          <w:highlight w:val="yellow"/>
-        </w:rPr>
-        <w:t>depense</w:t>
-      </w:r>
-      <w:proofErr w:type="spellEnd"/>
-      <w:r>
-        <w:rPr>
-          <w:highlight w:val="yellow"/>
-        </w:rPr>
-        <w:t xml:space="preserve"> qu’il ait un bouton qui </w:t>
-      </w:r>
-      <w:proofErr w:type="spellStart"/>
-      <w:r>
-        <w:rPr>
-          <w:highlight w:val="yellow"/>
-        </w:rPr>
-        <w:t>genere</w:t>
-      </w:r>
-      <w:proofErr w:type="spellEnd"/>
-      <w:r>
-        <w:rPr>
-          <w:highlight w:val="yellow"/>
-        </w:rPr>
-        <w:t xml:space="preserve"> le rapport complet, combine de vente</w:t>
-      </w:r>
-      <w:r>
-        <w:rPr>
-          <w:highlight w:val="yellow"/>
-        </w:rPr>
-        <w:t xml:space="preserve"> par chaque produit, service fait, quelle </w:t>
-      </w:r>
-      <w:proofErr w:type="spellStart"/>
-      <w:r>
-        <w:rPr>
-          <w:highlight w:val="yellow"/>
-        </w:rPr>
-        <w:t>depense</w:t>
-      </w:r>
-      <w:proofErr w:type="spellEnd"/>
-      <w:r>
-        <w:rPr>
-          <w:highlight w:val="yellow"/>
-        </w:rPr>
-        <w:t xml:space="preserve"> avec ses </w:t>
-      </w:r>
-      <w:proofErr w:type="spellStart"/>
-      <w:r>
-        <w:rPr>
-          <w:highlight w:val="yellow"/>
-        </w:rPr>
-        <w:t>details</w:t>
-      </w:r>
-      <w:proofErr w:type="spellEnd"/>
-      <w:r>
-        <w:rPr>
-          <w:highlight w:val="yellow"/>
-        </w:rPr>
-        <w:t>, et le solde</w:t>
-      </w:r>
-      <w:r>
-        <w:rPr>
-          <w:highlight w:val="yellow"/>
-        </w:rPr>
-        <w:t xml:space="preserve"> </w:t>
-      </w:r>
-      <w:proofErr w:type="spellStart"/>
-      <w:r>
-        <w:rPr>
-          <w:highlight w:val="yellow"/>
-        </w:rPr>
-        <w:t>apres</w:t>
-      </w:r>
-      <w:proofErr w:type="spellEnd"/>
-      <w:r>
-        <w:rPr>
-          <w:highlight w:val="yellow"/>
-        </w:rPr>
-        <w:t xml:space="preserve"> toutes les </w:t>
-      </w:r>
-      <w:proofErr w:type="spellStart"/>
-      <w:r>
-        <w:rPr>
-          <w:highlight w:val="yellow"/>
-        </w:rPr>
-        <w:t>depenses</w:t>
-      </w:r>
-      <w:proofErr w:type="spellEnd"/>
-      <w:r>
-        <w:rPr>
-          <w:highlight w:val="yellow"/>
-        </w:rPr>
-        <w:t xml:space="preserve"> faites. </w:t>
-      </w:r>
-      <w:proofErr w:type="gramStart"/>
-      <w:r>
-        <w:rPr>
-          <w:highlight w:val="yellow"/>
-        </w:rPr>
-        <w:t>qui</w:t>
-      </w:r>
-      <w:proofErr w:type="gramEnd"/>
-      <w:r>
-        <w:rPr>
-          <w:highlight w:val="yellow"/>
-        </w:rPr>
-        <w:t xml:space="preserve"> montre toutes les actions faites (saisie impression, photocopie, scan, autre, vente fourniture, connexion internet, vente eau </w:t>
-      </w:r>
-      <w:proofErr w:type="gramStart"/>
-      <w:r>
-        <w:rPr>
-          <w:highlight w:val="yellow"/>
-        </w:rPr>
-        <w:t>pure….</w:t>
-      </w:r>
-      <w:proofErr w:type="gramEnd"/>
-      <w:r>
-        <w:rPr>
-          <w:highlight w:val="yellow"/>
-        </w:rPr>
-        <w:t xml:space="preserve">) et que cela </w:t>
-      </w:r>
-      <w:proofErr w:type="spellStart"/>
-      <w:r>
-        <w:rPr>
-          <w:highlight w:val="yellow"/>
-        </w:rPr>
-        <w:t>cree</w:t>
-      </w:r>
-      <w:proofErr w:type="spellEnd"/>
-      <w:r>
-        <w:rPr>
-          <w:highlight w:val="yellow"/>
-        </w:rPr>
-        <w:t xml:space="preserve"> un total par service, si c’est saisie impression combien ? si c’est internet combien</w:t>
-      </w:r>
-      <w:proofErr w:type="gramStart"/>
-      <w:r>
-        <w:rPr>
-          <w:highlight w:val="yellow"/>
-        </w:rPr>
-        <w:t> ?...</w:t>
-      </w:r>
-      <w:proofErr w:type="gramEnd"/>
-      <w:r>
-        <w:rPr>
-          <w:highlight w:val="yellow"/>
-        </w:rPr>
-        <w:t xml:space="preserve">, </w:t>
-      </w:r>
-    </w:p>
-    <w:p>
-      <w:pPr>
-        <w:pStyle w:val="Paragraphedeliste"/>
-        <w:numPr>
-          <w:ilvl w:val="0"/>
-          <w:numId w:val="1"/>
-        </w:numPr>
-      </w:pPr>
-      <w:r>
-        <w:rPr>
-          <w:highlight w:val="yellow"/>
-        </w:rPr>
-        <w:t>Bouton synchroniser ne fait aucune action</w:t>
-      </w:r>
-    </w:p>
-    <w:p>
-      <w:pPr>
-        <w:pStyle w:val="Paragraphedeliste"/>
-        <w:numPr>
-          <w:ilvl w:val="0"/>
-          <w:numId w:val="1"/>
-        </w:numPr>
-      </w:pPr>
-      <w:r>
-        <w:t xml:space="preserve">Dans la table historique approvisionnement je voulais savoir aussi l’utilisateur qui </w:t>
-      </w:r>
-      <w:proofErr w:type="spellStart"/>
-      <w:r>
-        <w:t>a</w:t>
-      </w:r>
-      <w:proofErr w:type="spellEnd"/>
-      <w:r>
-        <w:t xml:space="preserve"> faire la </w:t>
-      </w:r>
-      <w:proofErr w:type="spellStart"/>
-      <w:r>
-        <w:t>reappro</w:t>
-      </w:r>
-      <w:proofErr w:type="spellEnd"/>
-    </w:p>
-    <w:p>
-      <w:pPr>
-        <w:pStyle w:val="NormalWeb"/>
-        <w:numPr>
-          <w:ilvl w:val="0"/>
-          <w:numId w:val="1"/>
-        </w:numPr>
-        <w:rPr>
-          <w:rFonts w:asciiTheme="minorHAnsi" w:hAnsiTheme="minorHAnsi" w:cstheme="minorHAnsi"/>
-        </w:rPr>
-      </w:pPr>
-      <w:proofErr w:type="gramStart"/>
-      <w:r>
-        <w:rPr>
-          <w:rFonts w:asciiTheme="minorHAnsi" w:hAnsiTheme="minorHAnsi" w:cstheme="minorHAnsi"/>
-        </w:rPr>
-        <w:t>on</w:t>
-      </w:r>
-      <w:proofErr w:type="gramEnd"/>
-      <w:r>
-        <w:rPr>
-          <w:rFonts w:asciiTheme="minorHAnsi" w:hAnsiTheme="minorHAnsi" w:cstheme="minorHAnsi"/>
-        </w:rPr>
-        <w:t xml:space="preserve"> va encore retravailler pour rendre propre la facture et pas trop encombrante, </w:t>
-      </w:r>
-    </w:p>
-    <w:p>
-      <w:pPr>
-        <w:pStyle w:val="NormalWeb"/>
-        <w:numPr>
-          <w:ilvl w:val="0"/>
-          <w:numId w:val="1"/>
-        </w:numPr>
-        <w:rPr>
-          <w:rFonts w:asciiTheme="minorHAnsi" w:hAnsiTheme="minorHAnsi" w:cstheme="minorHAnsi"/>
-        </w:rPr>
-      </w:pPr>
-      <w:proofErr w:type="gramStart"/>
-      <w:r>
-        <w:rPr>
-          <w:rFonts w:asciiTheme="minorHAnsi" w:hAnsiTheme="minorHAnsi" w:cstheme="minorHAnsi"/>
-        </w:rPr>
-        <w:t>aussi</w:t>
-      </w:r>
-      <w:proofErr w:type="gramEnd"/>
-      <w:r>
-        <w:rPr>
-          <w:rFonts w:asciiTheme="minorHAnsi" w:hAnsiTheme="minorHAnsi" w:cstheme="minorHAnsi"/>
-        </w:rPr>
-        <w:t xml:space="preserve"> pour le </w:t>
-      </w:r>
-      <w:proofErr w:type="spellStart"/>
-      <w:r>
-        <w:rPr>
-          <w:rFonts w:asciiTheme="minorHAnsi" w:hAnsiTheme="minorHAnsi" w:cstheme="minorHAnsi"/>
-        </w:rPr>
-        <w:t>raport</w:t>
-      </w:r>
-      <w:proofErr w:type="spellEnd"/>
-      <w:r>
-        <w:rPr>
-          <w:rFonts w:asciiTheme="minorHAnsi" w:hAnsiTheme="minorHAnsi" w:cstheme="minorHAnsi"/>
-        </w:rPr>
-        <w:t xml:space="preserve"> financier des ventes et </w:t>
-      </w:r>
-      <w:proofErr w:type="spellStart"/>
-      <w:r>
-        <w:rPr>
-          <w:rFonts w:asciiTheme="minorHAnsi" w:hAnsiTheme="minorHAnsi" w:cstheme="minorHAnsi"/>
-        </w:rPr>
-        <w:t>depense</w:t>
-      </w:r>
-      <w:proofErr w:type="spellEnd"/>
-      <w:r>
-        <w:rPr>
-          <w:rFonts w:asciiTheme="minorHAnsi" w:hAnsiTheme="minorHAnsi" w:cstheme="minorHAnsi"/>
-        </w:rPr>
-        <w:t xml:space="preserve"> je ne veux pas avoir le nom de </w:t>
-      </w:r>
-      <w:proofErr w:type="spellStart"/>
-      <w:r>
-        <w:rPr>
-          <w:rFonts w:asciiTheme="minorHAnsi" w:hAnsiTheme="minorHAnsi" w:cstheme="minorHAnsi"/>
-        </w:rPr>
-        <w:t>netlify</w:t>
-      </w:r>
-      <w:proofErr w:type="spellEnd"/>
-      <w:r>
-        <w:rPr>
-          <w:rFonts w:asciiTheme="minorHAnsi" w:hAnsiTheme="minorHAnsi" w:cstheme="minorHAnsi"/>
-        </w:rPr>
-        <w:t xml:space="preserve"> en haut de la page et </w:t>
-      </w:r>
-    </w:p>
-    <w:p>
-      <w:pPr>
-        <w:pStyle w:val="NormalWeb"/>
-        <w:numPr>
-          <w:ilvl w:val="0"/>
-          <w:numId w:val="1"/>
-        </w:numPr>
-        <w:rPr>
-          <w:rFonts w:asciiTheme="minorHAnsi" w:hAnsiTheme="minorHAnsi" w:cstheme="minorHAnsi"/>
-        </w:rPr>
-      </w:pPr>
-      <w:proofErr w:type="gramStart"/>
-      <w:r>
-        <w:rPr>
-          <w:rFonts w:asciiTheme="minorHAnsi" w:hAnsiTheme="minorHAnsi" w:cstheme="minorHAnsi"/>
-          <w:highlight w:val="yellow"/>
-        </w:rPr>
-        <w:t>ce</w:t>
-      </w:r>
-      <w:proofErr w:type="gramEnd"/>
-      <w:r>
-        <w:rPr>
-          <w:rFonts w:asciiTheme="minorHAnsi" w:hAnsiTheme="minorHAnsi" w:cstheme="minorHAnsi"/>
-          <w:highlight w:val="yellow"/>
-        </w:rPr>
-        <w:t xml:space="preserve"> rapport doit contenir </w:t>
-      </w:r>
-      <w:proofErr w:type="gramStart"/>
-      <w:r>
-        <w:rPr>
-          <w:rFonts w:asciiTheme="minorHAnsi" w:hAnsiTheme="minorHAnsi" w:cstheme="minorHAnsi"/>
-          <w:highlight w:val="yellow"/>
-        </w:rPr>
-        <w:t>les entête</w:t>
-      </w:r>
-      <w:proofErr w:type="gramEnd"/>
-      <w:r>
-        <w:rPr>
-          <w:rFonts w:asciiTheme="minorHAnsi" w:hAnsiTheme="minorHAnsi" w:cstheme="minorHAnsi"/>
-          <w:highlight w:val="yellow"/>
-        </w:rPr>
-        <w:t xml:space="preserve"> de la boutique, le logo et </w:t>
-      </w:r>
-      <w:proofErr w:type="gramStart"/>
-      <w:r>
-        <w:rPr>
-          <w:rFonts w:asciiTheme="minorHAnsi" w:hAnsiTheme="minorHAnsi" w:cstheme="minorHAnsi"/>
-          <w:highlight w:val="yellow"/>
-        </w:rPr>
-        <w:t>toutes les information</w:t>
-      </w:r>
-      <w:proofErr w:type="gramEnd"/>
-      <w:r>
-        <w:rPr>
-          <w:rFonts w:asciiTheme="minorHAnsi" w:hAnsiTheme="minorHAnsi" w:cstheme="minorHAnsi"/>
-        </w:rPr>
-        <w:t xml:space="preserve">. </w:t>
-      </w:r>
-    </w:p>
-    <w:p>
-      <w:pPr>
-        <w:pStyle w:val="NormalWeb"/>
-        <w:numPr>
-          <w:ilvl w:val="0"/>
-          <w:numId w:val="1"/>
-        </w:numPr>
-        <w:rPr>
-          <w:rFonts w:asciiTheme="minorHAnsi" w:hAnsiTheme="minorHAnsi" w:cstheme="minorHAnsi"/>
-          <w:highlight w:val="yellow"/>
-        </w:rPr>
-      </w:pPr>
-      <w:proofErr w:type="gramStart"/>
-      <w:r>
-        <w:rPr>
-          <w:rFonts w:asciiTheme="minorHAnsi" w:hAnsiTheme="minorHAnsi" w:cstheme="minorHAnsi"/>
-          <w:highlight w:val="yellow"/>
-        </w:rPr>
-        <w:t>aussi</w:t>
-      </w:r>
-      <w:proofErr w:type="gramEnd"/>
-      <w:r>
-        <w:rPr>
-          <w:rFonts w:asciiTheme="minorHAnsi" w:hAnsiTheme="minorHAnsi" w:cstheme="minorHAnsi"/>
-          <w:highlight w:val="yellow"/>
-        </w:rPr>
-        <w:t xml:space="preserve"> dans </w:t>
-      </w:r>
-      <w:r>
-        <w:rPr>
-          <w:rFonts w:asciiTheme="minorHAnsi" w:hAnsiTheme="minorHAnsi" w:cstheme="minorHAnsi"/>
-          <w:highlight w:val="yellow"/>
-        </w:rPr>
-        <w:t>la zone</w:t>
-      </w:r>
-      <w:r>
-        <w:rPr>
-          <w:rFonts w:asciiTheme="minorHAnsi" w:hAnsiTheme="minorHAnsi" w:cstheme="minorHAnsi"/>
-          <w:highlight w:val="yellow"/>
-        </w:rPr>
-        <w:t xml:space="preserve"> </w:t>
-      </w:r>
-      <w:proofErr w:type="spellStart"/>
-      <w:r>
-        <w:rPr>
-          <w:rFonts w:asciiTheme="minorHAnsi" w:hAnsiTheme="minorHAnsi" w:cstheme="minorHAnsi"/>
-          <w:highlight w:val="yellow"/>
-        </w:rPr>
-        <w:t>resumé</w:t>
-      </w:r>
-      <w:proofErr w:type="spellEnd"/>
-      <w:r>
-        <w:rPr>
-          <w:rFonts w:asciiTheme="minorHAnsi" w:hAnsiTheme="minorHAnsi" w:cstheme="minorHAnsi"/>
-          <w:highlight w:val="yellow"/>
-        </w:rPr>
-        <w:t xml:space="preserve"> et </w:t>
-      </w:r>
-      <w:proofErr w:type="spellStart"/>
-      <w:r>
-        <w:rPr>
-          <w:rFonts w:asciiTheme="minorHAnsi" w:hAnsiTheme="minorHAnsi" w:cstheme="minorHAnsi"/>
-          <w:highlight w:val="yellow"/>
-        </w:rPr>
-        <w:t>interpretation</w:t>
-      </w:r>
-      <w:proofErr w:type="spellEnd"/>
-      <w:r>
-        <w:rPr>
-          <w:rFonts w:asciiTheme="minorHAnsi" w:hAnsiTheme="minorHAnsi" w:cstheme="minorHAnsi"/>
-          <w:highlight w:val="yellow"/>
-        </w:rPr>
-        <w:t xml:space="preserve"> commentair</w:t>
-      </w:r>
-      <w:r>
-        <w:rPr>
-          <w:rFonts w:asciiTheme="minorHAnsi" w:hAnsiTheme="minorHAnsi" w:cstheme="minorHAnsi"/>
-          <w:highlight w:val="yellow"/>
-        </w:rPr>
-        <w:t>e</w:t>
-      </w:r>
-      <w:r>
-        <w:rPr>
-          <w:rFonts w:asciiTheme="minorHAnsi" w:hAnsiTheme="minorHAnsi" w:cstheme="minorHAnsi"/>
-          <w:highlight w:val="yellow"/>
-        </w:rPr>
-        <w:t xml:space="preserve"> de ce rapport</w:t>
-      </w:r>
-      <w:r>
-        <w:rPr>
-          <w:rFonts w:asciiTheme="minorHAnsi" w:hAnsiTheme="minorHAnsi" w:cstheme="minorHAnsi"/>
-          <w:highlight w:val="yellow"/>
-        </w:rPr>
-        <w:t xml:space="preserve">, à la fin tu dois me donnez une conclusion comparative des activités s'il y a eu </w:t>
-      </w:r>
-      <w:proofErr w:type="spellStart"/>
-      <w:r>
-        <w:rPr>
-          <w:rFonts w:asciiTheme="minorHAnsi" w:hAnsiTheme="minorHAnsi" w:cstheme="minorHAnsi"/>
-          <w:highlight w:val="yellow"/>
-        </w:rPr>
-        <w:t>echec</w:t>
-      </w:r>
-      <w:proofErr w:type="spellEnd"/>
-      <w:r>
-        <w:rPr>
-          <w:rFonts w:asciiTheme="minorHAnsi" w:hAnsiTheme="minorHAnsi" w:cstheme="minorHAnsi"/>
-          <w:highlight w:val="yellow"/>
-        </w:rPr>
-        <w:t xml:space="preserve"> ou perte ou encore j'ai bien </w:t>
-      </w:r>
-      <w:proofErr w:type="gramStart"/>
-      <w:r>
-        <w:rPr>
-          <w:rFonts w:asciiTheme="minorHAnsi" w:hAnsiTheme="minorHAnsi" w:cstheme="minorHAnsi"/>
-          <w:highlight w:val="yellow"/>
-        </w:rPr>
-        <w:t>calibrer</w:t>
-      </w:r>
-      <w:proofErr w:type="gramEnd"/>
-      <w:r>
-        <w:rPr>
-          <w:rFonts w:asciiTheme="minorHAnsi" w:hAnsiTheme="minorHAnsi" w:cstheme="minorHAnsi"/>
-          <w:highlight w:val="yellow"/>
-        </w:rPr>
-        <w:t xml:space="preserve"> les </w:t>
-      </w:r>
-      <w:proofErr w:type="spellStart"/>
-      <w:r>
-        <w:rPr>
-          <w:rFonts w:asciiTheme="minorHAnsi" w:hAnsiTheme="minorHAnsi" w:cstheme="minorHAnsi"/>
-          <w:highlight w:val="yellow"/>
-        </w:rPr>
-        <w:t>depenses</w:t>
-      </w:r>
-      <w:proofErr w:type="spellEnd"/>
-      <w:r>
-        <w:rPr>
-          <w:rFonts w:asciiTheme="minorHAnsi" w:hAnsiTheme="minorHAnsi" w:cstheme="minorHAnsi"/>
-          <w:highlight w:val="yellow"/>
-        </w:rPr>
-        <w:t xml:space="preserve"> par rapport aux ventes. </w:t>
-      </w:r>
-    </w:p>
-    <w:p>
-      <w:pPr>
-        <w:pStyle w:val="NormalWeb"/>
-        <w:numPr>
-          <w:ilvl w:val="0"/>
-          <w:numId w:val="1"/>
-        </w:numPr>
-        <w:rPr>
-          <w:rFonts w:asciiTheme="minorHAnsi" w:hAnsiTheme="minorHAnsi" w:cstheme="minorHAnsi"/>
-        </w:rPr>
-      </w:pPr>
-      <w:r>
-        <w:rPr>
-          <w:rFonts w:asciiTheme="minorHAnsi" w:hAnsiTheme="minorHAnsi" w:cstheme="minorHAnsi"/>
-        </w:rPr>
-        <w:lastRenderedPageBreak/>
-        <w:t xml:space="preserve">Il y a une possibilité que le lien publié via </w:t>
-      </w:r>
-      <w:proofErr w:type="spellStart"/>
-      <w:r>
-        <w:rPr>
-          <w:rFonts w:asciiTheme="minorHAnsi" w:hAnsiTheme="minorHAnsi" w:cstheme="minorHAnsi"/>
-        </w:rPr>
-        <w:t>netlify</w:t>
-      </w:r>
-      <w:proofErr w:type="spellEnd"/>
-      <w:r>
-        <w:rPr>
-          <w:rFonts w:asciiTheme="minorHAnsi" w:hAnsiTheme="minorHAnsi" w:cstheme="minorHAnsi"/>
-        </w:rPr>
-        <w:t>, que l’application</w:t>
-      </w:r>
-      <w:r>
-        <w:rPr>
-          <w:rFonts w:asciiTheme="minorHAnsi" w:hAnsiTheme="minorHAnsi" w:cstheme="minorHAnsi"/>
-        </w:rPr>
-        <w:t xml:space="preserve"> soit installable en cliquant sur le navigateur</w:t>
-      </w:r>
-    </w:p>
-    <w:p>
-      <w:pPr>
-        <w:pStyle w:val="NormalWeb"/>
-        <w:numPr>
-          <w:ilvl w:val="0"/>
-          <w:numId w:val="1"/>
-        </w:numPr>
-        <w:rPr>
-          <w:rFonts w:asciiTheme="minorHAnsi" w:hAnsiTheme="minorHAnsi" w:cstheme="minorHAnsi"/>
-        </w:rPr>
-      </w:pPr>
-      <w:proofErr w:type="gramStart"/>
-      <w:r>
-        <w:rPr>
-          <w:rFonts w:asciiTheme="minorHAnsi" w:hAnsiTheme="minorHAnsi" w:cstheme="minorHAnsi"/>
-        </w:rPr>
-        <w:t>je</w:t>
-      </w:r>
-      <w:proofErr w:type="gramEnd"/>
-      <w:r>
-        <w:rPr>
-          <w:rFonts w:asciiTheme="minorHAnsi" w:hAnsiTheme="minorHAnsi" w:cstheme="minorHAnsi"/>
-        </w:rPr>
-        <w:t xml:space="preserve"> voulais perfectionner l'action de backup et restauration. </w:t>
-      </w:r>
-      <w:proofErr w:type="gramStart"/>
-      <w:r>
-        <w:rPr>
-          <w:rFonts w:asciiTheme="minorHAnsi" w:hAnsiTheme="minorHAnsi" w:cstheme="minorHAnsi"/>
-        </w:rPr>
-        <w:t>je</w:t>
-      </w:r>
-      <w:proofErr w:type="gramEnd"/>
-      <w:r>
-        <w:rPr>
-          <w:rFonts w:asciiTheme="minorHAnsi" w:hAnsiTheme="minorHAnsi" w:cstheme="minorHAnsi"/>
-        </w:rPr>
-        <w:t xml:space="preserve"> peux venir faire une modification dans l'application pendant qu'elle est </w:t>
-      </w:r>
-      <w:proofErr w:type="spellStart"/>
-      <w:r>
-        <w:rPr>
-          <w:rFonts w:asciiTheme="minorHAnsi" w:hAnsiTheme="minorHAnsi" w:cstheme="minorHAnsi"/>
-        </w:rPr>
-        <w:t>deja</w:t>
-      </w:r>
-      <w:proofErr w:type="spellEnd"/>
-      <w:r>
-        <w:rPr>
-          <w:rFonts w:asciiTheme="minorHAnsi" w:hAnsiTheme="minorHAnsi" w:cstheme="minorHAnsi"/>
-        </w:rPr>
-        <w:t xml:space="preserve"> </w:t>
-      </w:r>
-      <w:proofErr w:type="spellStart"/>
-      <w:r>
-        <w:rPr>
-          <w:rFonts w:asciiTheme="minorHAnsi" w:hAnsiTheme="minorHAnsi" w:cstheme="minorHAnsi"/>
-        </w:rPr>
-        <w:t>utlisé</w:t>
-      </w:r>
-      <w:proofErr w:type="spellEnd"/>
-      <w:r>
-        <w:rPr>
-          <w:rFonts w:asciiTheme="minorHAnsi" w:hAnsiTheme="minorHAnsi" w:cstheme="minorHAnsi"/>
-        </w:rPr>
-        <w:t xml:space="preserve"> par un user, je serai obligé de </w:t>
-      </w:r>
-      <w:proofErr w:type="spellStart"/>
-      <w:r>
-        <w:rPr>
-          <w:rFonts w:asciiTheme="minorHAnsi" w:hAnsiTheme="minorHAnsi" w:cstheme="minorHAnsi"/>
-        </w:rPr>
-        <w:t>desinstaller</w:t>
-      </w:r>
-      <w:proofErr w:type="spellEnd"/>
-      <w:r>
-        <w:rPr>
-          <w:rFonts w:asciiTheme="minorHAnsi" w:hAnsiTheme="minorHAnsi" w:cstheme="minorHAnsi"/>
-        </w:rPr>
-        <w:t xml:space="preserve"> le .exe ancien pour installer le nouveau, là ses données </w:t>
-      </w:r>
-      <w:proofErr w:type="spellStart"/>
-      <w:r>
-        <w:rPr>
-          <w:rFonts w:asciiTheme="minorHAnsi" w:hAnsiTheme="minorHAnsi" w:cstheme="minorHAnsi"/>
-        </w:rPr>
-        <w:t>deja</w:t>
-      </w:r>
-      <w:proofErr w:type="spellEnd"/>
-      <w:r>
-        <w:rPr>
-          <w:rFonts w:asciiTheme="minorHAnsi" w:hAnsiTheme="minorHAnsi" w:cstheme="minorHAnsi"/>
-        </w:rPr>
-        <w:t xml:space="preserve"> enregistré seront peut </w:t>
-      </w:r>
-      <w:proofErr w:type="spellStart"/>
-      <w:r>
-        <w:rPr>
-          <w:rFonts w:asciiTheme="minorHAnsi" w:hAnsiTheme="minorHAnsi" w:cstheme="minorHAnsi"/>
-        </w:rPr>
-        <w:t>etre</w:t>
-      </w:r>
-      <w:proofErr w:type="spellEnd"/>
-      <w:r>
-        <w:rPr>
-          <w:rFonts w:asciiTheme="minorHAnsi" w:hAnsiTheme="minorHAnsi" w:cstheme="minorHAnsi"/>
-        </w:rPr>
-        <w:t xml:space="preserve"> perdu, comment faire pour faire une sauvegarde de toutes les données avant de </w:t>
-      </w:r>
-      <w:proofErr w:type="spellStart"/>
-      <w:r>
-        <w:rPr>
-          <w:rFonts w:asciiTheme="minorHAnsi" w:hAnsiTheme="minorHAnsi" w:cstheme="minorHAnsi"/>
-        </w:rPr>
-        <w:t>desinstaller</w:t>
-      </w:r>
-      <w:proofErr w:type="spellEnd"/>
-      <w:r>
-        <w:rPr>
-          <w:rFonts w:asciiTheme="minorHAnsi" w:hAnsiTheme="minorHAnsi" w:cstheme="minorHAnsi"/>
-        </w:rPr>
-        <w:t xml:space="preserve"> pour importer </w:t>
-      </w:r>
-      <w:proofErr w:type="spellStart"/>
-      <w:r>
-        <w:rPr>
-          <w:rFonts w:asciiTheme="minorHAnsi" w:hAnsiTheme="minorHAnsi" w:cstheme="minorHAnsi"/>
-        </w:rPr>
-        <w:t>apres</w:t>
-      </w:r>
-      <w:proofErr w:type="spellEnd"/>
-      <w:r>
-        <w:rPr>
-          <w:rFonts w:asciiTheme="minorHAnsi" w:hAnsiTheme="minorHAnsi" w:cstheme="minorHAnsi"/>
-        </w:rPr>
-        <w:t xml:space="preserve"> ? et que cela se mette bien automatique (toutes les ventes, produit, client et autres...)</w:t>
-      </w:r>
-    </w:p>
-    <w:p>
-      <w:pPr>
-        <w:pStyle w:val="Paragraphedeliste"/>
-      </w:pPr>
-    </w:p>
-    <w:p>
-      <w:pPr>
-        <w:pStyle w:val="Paragraphedeliste"/>
-      </w:pPr>
-    </w:p>
-    <w:p>
-      <w:r>
-        <w:t xml:space="preserve">Affichage de </w:t>
-      </w:r>
-      <w:proofErr w:type="spellStart"/>
-      <w:r>
-        <w:t>fenetre</w:t>
-      </w:r>
-      <w:proofErr w:type="spellEnd"/>
-      <w:r>
-        <w:t xml:space="preserve"> par profil :</w:t>
-      </w:r>
-    </w:p>
-    <w:p>
-      <w:pPr>
-        <w:pStyle w:val="Paragraphedeliste"/>
-        <w:numPr>
-          <w:ilvl w:val="0"/>
-          <w:numId w:val="1"/>
-        </w:numPr>
-        <w:rPr>
-          <w:highlight w:val="yellow"/>
-        </w:rPr>
-      </w:pPr>
-      <w:r>
-        <w:rPr>
-          <w:highlight w:val="yellow"/>
-        </w:rPr>
-        <w:t xml:space="preserve">Que seul </w:t>
-      </w:r>
-      <w:r>
-        <w:rPr>
-          <w:highlight w:val="yellow"/>
-        </w:rPr>
-        <w:t>super-admin puisse voir la valeur du stock dans stock actuel,</w:t>
-      </w:r>
-      <w:r>
-        <w:rPr>
-          <w:highlight w:val="yellow"/>
-        </w:rPr>
-        <w:t xml:space="preserve"> ta table historique, utilisateur</w:t>
-      </w:r>
-    </w:p>
-    <w:p>
-      <w:pPr>
-        <w:pStyle w:val="Paragraphedeliste"/>
-        <w:numPr>
-          <w:ilvl w:val="0"/>
-          <w:numId w:val="1"/>
-        </w:numPr>
-      </w:pPr>
-      <w:proofErr w:type="gramStart"/>
+      </w:pPr>
       <w:r>
         <w:t>La tablea</w:t>
       </w:r>
       <w:r>
-        <w:t>u</w:t>
-      </w:r>
-      <w:proofErr w:type="gramEnd"/>
-      <w:r>
-        <w:t xml:space="preserve"> qui montre les </w:t>
-      </w:r>
-      <w:proofErr w:type="spellStart"/>
-      <w:r>
-        <w:t>details</w:t>
-      </w:r>
-      <w:proofErr w:type="spellEnd"/>
-      <w:r>
-        <w:t xml:space="preserve"> de toutes les ventes et services fait durant une </w:t>
-      </w:r>
-      <w:proofErr w:type="spellStart"/>
-      <w:r>
-        <w:t>periode</w:t>
-      </w:r>
-      <w:proofErr w:type="spellEnd"/>
-      <w:r>
-        <w:t xml:space="preserve">, les </w:t>
-      </w:r>
-      <w:proofErr w:type="spellStart"/>
-      <w:r>
-        <w:t>grafiques</w:t>
-      </w:r>
-      <w:proofErr w:type="spellEnd"/>
-      <w:r>
-        <w:t>, les montants donc tous</w:t>
+        <w:t>u qui montre les details de toutes les ventes et services fait durant une periode</w:t>
+      </w:r>
+      <w:r>
+        <w:t>, les grafiques, les montants donc tous</w:t>
       </w:r>
       <w:r>
         <w:t>,</w:t>
       </w:r>
       <w:r>
-        <w:t xml:space="preserve"> ce qu’un simple </w:t>
-      </w:r>
-      <w:proofErr w:type="spellStart"/>
-      <w:r>
-        <w:t>Admnistrateur</w:t>
-      </w:r>
-      <w:proofErr w:type="spellEnd"/>
-      <w:r>
-        <w:t xml:space="preserve"> ne peut pas voir. </w:t>
+        <w:t xml:space="preserve"> ce qu’un simple Admnistrateur ne peut pas voir. </w:t>
       </w:r>
     </w:p>
     <w:p/>
@@ -1444,21 +833,8 @@
         </w:numPr>
       </w:pPr>
       <w:r>
-        <w:t xml:space="preserve">A la fin </w:t>
-      </w:r>
-      <w:proofErr w:type="spellStart"/>
-      <w:r>
-        <w:t>Deployer</w:t>
-      </w:r>
-      <w:proofErr w:type="spellEnd"/>
-      <w:r>
-        <w:t xml:space="preserve"> sur </w:t>
-      </w:r>
-      <w:proofErr w:type="spellStart"/>
-      <w:r>
-        <w:t>Netlify</w:t>
-      </w:r>
-      <w:proofErr w:type="spellEnd"/>
+        <w:t>A la fin Deployer sur Netlify</w:t>
+      </w:r>
     </w:p>
     <w:p>
       <w:pPr>
@@ -1484,45 +860,8 @@
         </w:numPr>
         <w:shd w:val="clear" w:color="auto" w:fill="B4C6E7" w:themeFill="accent1" w:themeFillTint="66"/>
       </w:pPr>
-      <w:proofErr w:type="spellStart"/>
-      <w:r>
-        <w:t>supabase-schema.sql</w:t>
-      </w:r>
-      <w:proofErr w:type="spellEnd"/>
-      <w:r>
-        <w:t xml:space="preserve">, </w:t>
-      </w:r>
-      <w:proofErr w:type="spellStart"/>
-      <w:r>
-        <w:t>supabase-auth-migration.sql</w:t>
-      </w:r>
-      <w:proofErr w:type="spellEnd"/>
-      <w:r>
-        <w:t xml:space="preserve">, </w:t>
-      </w:r>
-      <w:proofErr w:type="spellStart"/>
-      <w:r>
-        <w:t>supabase</w:t>
-      </w:r>
-      <w:proofErr w:type="spellEnd"/>
-      <w:r>
-        <w:t>-audit-</w:t>
-      </w:r>
-      <w:proofErr w:type="spellStart"/>
-      <w:r>
-        <w:t>traceability</w:t>
-      </w:r>
-      <w:proofErr w:type="spellEnd"/>
-      <w:r>
-        <w:t>-</w:t>
-      </w:r>
-      <w:proofErr w:type="spellStart"/>
-      <w:r>
-        <w:t>migration.sql</w:t>
-      </w:r>
-      <w:proofErr w:type="spellEnd"/>
-      <w:r>
-        <w:t xml:space="preserve"> exécutés</w:t>
+      <w:r>
+        <w:t>supabase-schema.sql, supabase-auth-migration.sql, supabase-audit-traceability-migration.sql exécutés</w:t>
       </w:r>
     </w:p>
     <w:p>
@@ -1533,63 +872,8 @@
         </w:numPr>
         <w:shd w:val="clear" w:color="auto" w:fill="B4C6E7" w:themeFill="accent1" w:themeFillTint="66"/>
       </w:pPr>
-      <w:proofErr w:type="gramStart"/>
-      <w:r>
-        <w:t>la</w:t>
-      </w:r>
-      <w:proofErr w:type="gramEnd"/>
-      <w:r>
-        <w:t xml:space="preserve"> fonction </w:t>
-      </w:r>
-      <w:proofErr w:type="spellStart"/>
-      <w:r>
-        <w:t>touch_last_</w:t>
-      </w:r>
-      <w:proofErr w:type="gramStart"/>
-      <w:r>
-        <w:t>login</w:t>
-      </w:r>
-      <w:proofErr w:type="spellEnd"/>
-      <w:r>
-        <w:t>(</w:t>
-      </w:r>
-      <w:proofErr w:type="gramEnd"/>
-      <w:r>
-        <w:t xml:space="preserve">) corrigée contient bien </w:t>
-      </w:r>
-      <w:proofErr w:type="spellStart"/>
-      <w:r>
-        <w:t>where</w:t>
-      </w:r>
-      <w:proofErr w:type="spellEnd"/>
-      <w:r>
-        <w:t xml:space="preserve"> </w:t>
-      </w:r>
-      <w:proofErr w:type="spellStart"/>
-      <w:proofErr w:type="gramStart"/>
-      <w:r>
-        <w:t>public.users</w:t>
-      </w:r>
-      <w:proofErr w:type="gramEnd"/>
-      <w:r>
-        <w:t>.auth_user_id</w:t>
-      </w:r>
-      <w:proofErr w:type="spellEnd"/>
-      <w:r>
-        <w:t xml:space="preserve"> = </w:t>
-      </w:r>
-      <w:proofErr w:type="spellStart"/>
-      <w:proofErr w:type="gramStart"/>
-      <w:r>
-        <w:t>auth.uid</w:t>
-      </w:r>
-      <w:proofErr w:type="spellEnd"/>
-      <w:r>
-        <w:t>(</w:t>
-      </w:r>
-      <w:proofErr w:type="gramEnd"/>
-      <w:r>
-        <w:t>)</w:t>
+      <w:r>
+        <w:t>la fonction touch_last_login() corrigée contient bien where public.users.auth_user_id = auth.uid()</w:t>
       </w:r>
     </w:p>
     <w:p>
@@ -1600,37 +884,9 @@
         </w:numPr>
         <w:shd w:val="clear" w:color="auto" w:fill="B4C6E7" w:themeFill="accent1" w:themeFillTint="66"/>
       </w:pPr>
-      <w:proofErr w:type="gramStart"/>
-      <w:r>
-        <w:t>la</w:t>
-      </w:r>
-      <w:proofErr w:type="gramEnd"/>
-      <w:r>
-        <w:t xml:space="preserve"> table </w:t>
-      </w:r>
-      <w:proofErr w:type="spellStart"/>
-      <w:proofErr w:type="gramStart"/>
-      <w:r>
-        <w:t>public.users</w:t>
-      </w:r>
-      <w:proofErr w:type="spellEnd"/>
-      <w:proofErr w:type="gramEnd"/>
-      <w:r>
-        <w:t xml:space="preserve"> contient ton utilisateur avec le même e-mail que dans </w:t>
-      </w:r>
-      <w:proofErr w:type="spellStart"/>
-      <w:r>
-        <w:t>Authentication</w:t>
-      </w:r>
-      <w:proofErr w:type="spellEnd"/>
-      <w:r>
-        <w:t xml:space="preserve"> &gt; </w:t>
-      </w:r>
-      <w:proofErr w:type="spellStart"/>
-      <w:r>
-        <w:t>Users</w:t>
-      </w:r>
-      <w:proofErr w:type="spellEnd"/>
+      <w:r>
+        <w:t>la table public.users contient ton utilisateur avec le même e-mail que dans Authentication &gt; Users</w:t>
+      </w:r>
     </w:p>
     <w:p>
       <w:pPr>
@@ -1640,37 +896,17 @@
         </w:numPr>
         <w:shd w:val="clear" w:color="auto" w:fill="B4C6E7" w:themeFill="accent1" w:themeFillTint="66"/>
       </w:pPr>
-      <w:proofErr w:type="gramStart"/>
-      <w:r>
-        <w:t>ton</w:t>
-      </w:r>
-      <w:proofErr w:type="gramEnd"/>
-      <w:r>
-        <w:t xml:space="preserve"> utilisateur a </w:t>
-      </w:r>
-      <w:proofErr w:type="spellStart"/>
-      <w:r>
-        <w:t>role</w:t>
-      </w:r>
-      <w:proofErr w:type="spellEnd"/>
-      <w:r>
-        <w:t xml:space="preserve"> = 'Super admin' et active = </w:t>
-      </w:r>
-      <w:proofErr w:type="spellStart"/>
-      <w:r>
-        <w:t>true</w:t>
-      </w:r>
-      <w:proofErr w:type="spellEnd"/>
+      <w:r>
+        <w:t>ton utilisateur a role = 'Super admin' et active = true</w:t>
+      </w:r>
     </w:p>
     <w:p>
       <w:pPr>
         <w:shd w:val="clear" w:color="auto" w:fill="B4C6E7" w:themeFill="accent1" w:themeFillTint="66"/>
       </w:pPr>
-      <w:proofErr w:type="spellStart"/>
       <w:r>
         <w:t>Netlify</w:t>
       </w:r>
-      <w:proofErr w:type="spellEnd"/>
     </w:p>
     <w:p>
       <w:pPr>
@@ -1680,21 +916,8 @@
         </w:numPr>
         <w:shd w:val="clear" w:color="auto" w:fill="B4C6E7" w:themeFill="accent1" w:themeFillTint="66"/>
       </w:pPr>
-      <w:proofErr w:type="gramStart"/>
-      <w:r>
-        <w:t>le</w:t>
-      </w:r>
-      <w:proofErr w:type="gramEnd"/>
-      <w:r>
-        <w:t xml:space="preserve"> dernier commit </w:t>
-      </w:r>
-      <w:proofErr w:type="gramStart"/>
-      <w:r>
-        <w:t>poussé</w:t>
-      </w:r>
-      <w:proofErr w:type="gramEnd"/>
-      <w:r>
-        <w:t xml:space="preserve"> sur main apparaît bien sur GitHub</w:t>
+      <w:r>
+        <w:t>le dernier commit poussé sur main apparaît bien sur GitHub</w:t>
       </w:r>
     </w:p>
     <w:p>
@@ -1705,27 +928,9 @@
         </w:numPr>
         <w:shd w:val="clear" w:color="auto" w:fill="B4C6E7" w:themeFill="accent1" w:themeFillTint="66"/>
       </w:pPr>
-      <w:proofErr w:type="gramStart"/>
-      <w:r>
-        <w:t>le</w:t>
-      </w:r>
-      <w:proofErr w:type="gramEnd"/>
-      <w:r>
-        <w:t xml:space="preserve"> déploiement </w:t>
-      </w:r>
-      <w:proofErr w:type="spellStart"/>
-      <w:r>
-        <w:t>Netlify</w:t>
-      </w:r>
-      <w:proofErr w:type="spellEnd"/>
-      <w:r>
-        <w:t xml:space="preserve"> est passé en </w:t>
-      </w:r>
-      <w:proofErr w:type="spellStart"/>
-      <w:r>
-        <w:t>Published</w:t>
-      </w:r>
-      <w:proofErr w:type="spellEnd"/>
+      <w:r>
+        <w:t>le déploiement Netlify est passé en Published</w:t>
+      </w:r>
     </w:p>
     <w:p>
       <w:pPr>
@@ -1735,13 +940,8 @@
         </w:numPr>
         <w:shd w:val="clear" w:color="auto" w:fill="B4C6E7" w:themeFill="accent1" w:themeFillTint="66"/>
       </w:pPr>
-      <w:proofErr w:type="gramStart"/>
-      <w:r>
-        <w:t>les</w:t>
-      </w:r>
-      <w:proofErr w:type="gramEnd"/>
-      <w:r>
-        <w:t xml:space="preserve"> variables VITE_SUPABASE_URL et VITE_SUPABASE_ANON_KEY sont bien configurées</w:t>
+      <w:r>
+        <w:t>les variables VITE_SUPABASE_URL et VITE_SUPABASE_ANON_KEY sont bien configurées</w:t>
       </w:r>
     </w:p>
     <w:p>
@@ -1752,31 +952,17 @@
         </w:numPr>
         <w:shd w:val="clear" w:color="auto" w:fill="B4C6E7" w:themeFill="accent1" w:themeFillTint="66"/>
       </w:pPr>
-      <w:proofErr w:type="gramStart"/>
-      <w:r>
-        <w:t>la</w:t>
-      </w:r>
-      <w:proofErr w:type="gramEnd"/>
-      <w:r>
-        <w:t xml:space="preserve"> connexion web fonctionne avec ton compte </w:t>
-      </w:r>
-      <w:proofErr w:type="spellStart"/>
-      <w:r>
-        <w:t>Supabase</w:t>
-      </w:r>
-      <w:proofErr w:type="spellEnd"/>
+      <w:r>
+        <w:lastRenderedPageBreak/>
+        <w:t>la connexion web fonctionne avec ton compte Supabase</w:t>
+      </w:r>
     </w:p>
     <w:p>
       <w:pPr>
         <w:shd w:val="clear" w:color="auto" w:fill="B4C6E7" w:themeFill="accent1" w:themeFillTint="66"/>
       </w:pPr>
-      <w:proofErr w:type="gramStart"/>
-      <w:r>
-        <w:t>desktop</w:t>
-      </w:r>
-      <w:proofErr w:type="gramEnd"/>
-      <w:r>
-        <w:t xml:space="preserve"> .exe</w:t>
+      <w:r>
+        <w:t>desktop .exe</w:t>
       </w:r>
     </w:p>
     <w:p>
@@ -1787,13 +973,8 @@
         </w:numPr>
         <w:shd w:val="clear" w:color="auto" w:fill="B4C6E7" w:themeFill="accent1" w:themeFillTint="66"/>
       </w:pPr>
-      <w:proofErr w:type="gramStart"/>
-      <w:r>
-        <w:t>un</w:t>
-      </w:r>
-      <w:proofErr w:type="gramEnd"/>
-      <w:r>
-        <w:t xml:space="preserve"> nouvel .exe a été reconstruit après les changements</w:t>
+      <w:r>
+        <w:t>un nouvel .exe a été reconstruit après les changements</w:t>
       </w:r>
     </w:p>
     <w:p>
@@ -1804,19 +985,9 @@
         </w:numPr>
         <w:shd w:val="clear" w:color="auto" w:fill="B4C6E7" w:themeFill="accent1" w:themeFillTint="66"/>
       </w:pPr>
-      <w:proofErr w:type="gramStart"/>
-      <w:r>
-        <w:t>avec</w:t>
-      </w:r>
-      <w:proofErr w:type="gramEnd"/>
-      <w:r>
-        <w:t xml:space="preserve"> internet, la connexion desktop fonctionne avec le compte </w:t>
-      </w:r>
-      <w:proofErr w:type="spellStart"/>
-      <w:r>
-        <w:t>Supabase</w:t>
-      </w:r>
-      <w:proofErr w:type="spellEnd"/>
+      <w:r>
+        <w:t>avec internet, la connexion desktop fonctionne avec le compte Supabase</w:t>
+      </w:r>
     </w:p>
     <w:p>
       <w:pPr>
@@ -1826,13 +997,8 @@
         </w:numPr>
         <w:shd w:val="clear" w:color="auto" w:fill="B4C6E7" w:themeFill="accent1" w:themeFillTint="66"/>
       </w:pPr>
-      <w:proofErr w:type="gramStart"/>
-      <w:r>
-        <w:t>après</w:t>
-      </w:r>
-      <w:proofErr w:type="gramEnd"/>
-      <w:r>
-        <w:t xml:space="preserve"> cette première connexion, le même compte peut se reconnecter hors ligne</w:t>
+      <w:r>
+        <w:t>après cette première connexion, le même compte peut se reconnecter hors ligne</w:t>
       </w:r>
     </w:p>
     <w:p>
@@ -1843,22 +1009,8 @@
         </w:numPr>
         <w:shd w:val="clear" w:color="auto" w:fill="B4C6E7" w:themeFill="accent1" w:themeFillTint="66"/>
       </w:pPr>
-      <w:proofErr w:type="gramStart"/>
-      <w:r>
-        <w:lastRenderedPageBreak/>
-        <w:t>la</w:t>
-      </w:r>
-      <w:proofErr w:type="gramEnd"/>
-      <w:r>
-        <w:t xml:space="preserve"> synchronisation desktop → </w:t>
-      </w:r>
-      <w:proofErr w:type="spellStart"/>
-      <w:r>
-        <w:t>Supabase</w:t>
-      </w:r>
-      <w:proofErr w:type="spellEnd"/>
-      <w:r>
-        <w:t xml:space="preserve"> fonctionne quand la connexion revient</w:t>
+      <w:r>
+        <w:t>la synchronisation desktop → Supabase fonctionne quand la connexion revient</w:t>
       </w:r>
     </w:p>
     <w:p>
@@ -1872,36 +1024,12 @@
     <w:p/>
     <w:p>
       <w:r>
-        <w:t xml:space="preserve">Alors la prochaine étape est </w:t>
-      </w:r>
-      <w:proofErr w:type="gramStart"/>
-      <w:r>
-        <w:t>simple:</w:t>
-      </w:r>
-      <w:proofErr w:type="gramEnd"/>
-      <w:r>
-        <w:t xml:space="preserve"> connecter ton dépôt GitHub à </w:t>
-      </w:r>
-      <w:proofErr w:type="spellStart"/>
-      <w:r>
-        <w:t>Netlify</w:t>
-      </w:r>
-      <w:proofErr w:type="spellEnd"/>
-      <w:r>
-        <w:t>.</w:t>
-      </w:r>
-    </w:p>
-    <w:p>
-      <w:r>
-        <w:t xml:space="preserve">Fais ceci dans </w:t>
-      </w:r>
-      <w:proofErr w:type="spellStart"/>
-      <w:r>
-        <w:t>Netlify</w:t>
-      </w:r>
-      <w:proofErr w:type="spellEnd"/>
-      <w:r>
-        <w:t xml:space="preserve"> :</w:t>
+        <w:t>Alors la prochaine étape est simple: connecter ton dépôt GitHub à Netlify.</w:t>
+      </w:r>
+    </w:p>
+    <w:p>
+      <w:r>
+        <w:t>Fais ceci dans Netlify :</w:t>
       </w:r>
     </w:p>
     <w:p>
@@ -1923,21 +1051,8 @@
         </w:numPr>
       </w:pPr>
       <w:r>
-        <w:t xml:space="preserve">Import an </w:t>
-      </w:r>
-      <w:proofErr w:type="spellStart"/>
-      <w:r>
-        <w:t>existing</w:t>
-      </w:r>
-      <w:proofErr w:type="spellEnd"/>
-      <w:r>
-        <w:t xml:space="preserve"> </w:t>
-      </w:r>
-      <w:proofErr w:type="spellStart"/>
-      <w:r>
-        <w:t>project</w:t>
-      </w:r>
-      <w:proofErr w:type="spellEnd"/>
+        <w:t>Import an existing project</w:t>
+      </w:r>
     </w:p>
     <w:p>
       <w:pPr>
@@ -1946,13 +1061,8 @@
           <w:numId w:val="5"/>
         </w:numPr>
       </w:pPr>
-      <w:proofErr w:type="gramStart"/>
-      <w:r>
-        <w:t>connecte</w:t>
-      </w:r>
-      <w:proofErr w:type="gramEnd"/>
-      <w:r>
-        <w:t xml:space="preserve"> GitHub</w:t>
+      <w:r>
+        <w:t>connecte GitHub</w:t>
       </w:r>
     </w:p>
     <w:p>
@@ -1962,21 +1072,8 @@
           <w:numId w:val="5"/>
         </w:numPr>
       </w:pPr>
-      <w:proofErr w:type="gramStart"/>
-      <w:r>
-        <w:t>choisis</w:t>
-      </w:r>
-      <w:proofErr w:type="gramEnd"/>
-      <w:r>
-        <w:t xml:space="preserve"> le dépôt </w:t>
-      </w:r>
-      <w:proofErr w:type="spellStart"/>
-      <w:r>
-        <w:t>walikaletoworldrt</w:t>
-      </w:r>
-      <w:proofErr w:type="spellEnd"/>
-      <w:r>
-        <w:t>-hue/Gestion-papeterie</w:t>
+      <w:r>
+        <w:t>choisis le dépôt walikaletoworldrt-hue/Gestion-papeterie</w:t>
       </w:r>
     </w:p>
     <w:p>
@@ -1986,13 +1083,8 @@
           <w:numId w:val="5"/>
         </w:numPr>
       </w:pPr>
-      <w:proofErr w:type="gramStart"/>
-      <w:r>
-        <w:t>vérifie</w:t>
-      </w:r>
-      <w:proofErr w:type="gramEnd"/>
-      <w:r>
-        <w:t xml:space="preserve"> les réglages :</w:t>
+      <w:r>
+        <w:t>vérifie les réglages :</w:t>
       </w:r>
     </w:p>
     <w:p>
@@ -2009,46 +1101,8 @@
         <w:rPr>
           <w:lang w:val="en-US"/>
         </w:rPr>
-        <w:t xml:space="preserve">Build </w:t>
-      </w:r>
-      <w:proofErr w:type="gramStart"/>
-      <w:r>
-        <w:rPr>
-          <w:lang w:val="en-US"/>
-        </w:rPr>
-        <w:t>command :</w:t>
-      </w:r>
-      <w:proofErr w:type="gramEnd"/>
-      <w:r>
-        <w:rPr>
-          <w:lang w:val="en-US"/>
-        </w:rPr>
-        <w:t xml:space="preserve"> </w:t>
-      </w:r>
-      <w:proofErr w:type="spellStart"/>
-      <w:r>
-        <w:rPr>
-          <w:lang w:val="en-US"/>
-        </w:rPr>
-        <w:t>npm</w:t>
-      </w:r>
-      <w:proofErr w:type="spellEnd"/>
-      <w:r>
-        <w:rPr>
-          <w:lang w:val="en-US"/>
-        </w:rPr>
-        <w:t xml:space="preserve"> run </w:t>
-      </w:r>
-      <w:proofErr w:type="spellStart"/>
-      <w:proofErr w:type="gramStart"/>
-      <w:r>
-        <w:rPr>
-          <w:lang w:val="en-US"/>
-        </w:rPr>
-        <w:t>build:renderer</w:t>
-      </w:r>
-      <w:proofErr w:type="spellEnd"/>
-      <w:proofErr w:type="gramEnd"/>
+        <w:t>Build command : npm run build:renderer</w:t>
+      </w:r>
     </w:p>
     <w:p>
       <w:pPr>
@@ -2057,19 +1111,9 @@
           <w:numId w:val="5"/>
         </w:numPr>
       </w:pPr>
-      <w:proofErr w:type="spellStart"/>
-      <w:r>
-        <w:t>Publish</w:t>
-      </w:r>
-      <w:proofErr w:type="spellEnd"/>
-      <w:r>
-        <w:t xml:space="preserve"> directory : </w:t>
-      </w:r>
-      <w:proofErr w:type="spellStart"/>
-      <w:r>
-        <w:t>dist</w:t>
-      </w:r>
-      <w:proofErr w:type="spellEnd"/>
+      <w:r>
+        <w:t>Publish directory : dist</w:t>
+      </w:r>
     </w:p>
     <w:p>
       <w:pPr>
@@ -2089,13 +1133,8 @@
           <w:numId w:val="5"/>
         </w:numPr>
       </w:pPr>
-      <w:proofErr w:type="gramStart"/>
-      <w:r>
-        <w:t>ajoute</w:t>
-      </w:r>
-      <w:proofErr w:type="gramEnd"/>
-      <w:r>
-        <w:t xml:space="preserve"> les variables d’environnement :</w:t>
+      <w:r>
+        <w:t>ajoute les variables d’environnement :</w:t>
       </w:r>
     </w:p>
     <w:p>
@@ -2127,13 +1166,8 @@
           <w:numId w:val="5"/>
         </w:numPr>
       </w:pPr>
-      <w:proofErr w:type="gramStart"/>
-      <w:r>
-        <w:t>lance</w:t>
-      </w:r>
-      <w:proofErr w:type="gramEnd"/>
-      <w:r>
-        <w:t xml:space="preserve"> le déploiement</w:t>
+      <w:r>
+        <w:t>lance le déploiement</w:t>
       </w:r>
     </w:p>
     <w:p>
@@ -2142,133 +1176,11 @@
           <w:lang w:val="en-US"/>
         </w:rPr>
       </w:pPr>
-      <w:proofErr w:type="spellStart"/>
       <w:r>
         <w:rPr>
           <w:lang w:val="en-US"/>
         </w:rPr>
-        <w:t>Ces</w:t>
-      </w:r>
-      <w:proofErr w:type="spellEnd"/>
-      <w:r>
-        <w:rPr>
-          <w:lang w:val="en-US"/>
-        </w:rPr>
-        <w:t xml:space="preserve"> </w:t>
-      </w:r>
-      <w:proofErr w:type="spellStart"/>
-      <w:r>
-        <w:rPr>
-          <w:lang w:val="en-US"/>
-        </w:rPr>
-        <w:t>réglages</w:t>
-      </w:r>
-      <w:proofErr w:type="spellEnd"/>
-      <w:r>
-        <w:rPr>
-          <w:lang w:val="en-US"/>
-        </w:rPr>
-        <w:t xml:space="preserve"> </w:t>
-      </w:r>
-      <w:proofErr w:type="spellStart"/>
-      <w:r>
-        <w:rPr>
-          <w:lang w:val="en-US"/>
-        </w:rPr>
-        <w:t>sont</w:t>
-      </w:r>
-      <w:proofErr w:type="spellEnd"/>
-      <w:r>
-        <w:rPr>
-          <w:lang w:val="en-US"/>
-        </w:rPr>
-        <w:t xml:space="preserve"> déjà </w:t>
-      </w:r>
-      <w:proofErr w:type="spellStart"/>
-      <w:r>
-        <w:rPr>
-          <w:lang w:val="en-US"/>
-        </w:rPr>
-        <w:t>cohérents</w:t>
-      </w:r>
-      <w:proofErr w:type="spellEnd"/>
-      <w:r>
-        <w:rPr>
-          <w:lang w:val="en-US"/>
-        </w:rPr>
-        <w:t xml:space="preserve"> avec [</w:t>
-      </w:r>
-      <w:proofErr w:type="spellStart"/>
-      <w:proofErr w:type="gramStart"/>
-      <w:r>
-        <w:rPr>
-          <w:lang w:val="en-US"/>
-        </w:rPr>
-        <w:t>netlify.toml</w:t>
-      </w:r>
-      <w:proofErr w:type="spellEnd"/>
-      <w:proofErr w:type="gramEnd"/>
-      <w:r>
-        <w:rPr>
-          <w:lang w:val="en-US"/>
-        </w:rPr>
-        <w:t xml:space="preserve"> (line 1</w:t>
-      </w:r>
-      <w:proofErr w:type="gramStart"/>
-      <w:r>
-        <w:rPr>
-          <w:lang w:val="en-US"/>
-        </w:rPr>
-        <w:t>)](</w:t>
-      </w:r>
-      <w:proofErr w:type="gramEnd"/>
-      <w:r>
-        <w:rPr>
-          <w:lang w:val="en-US"/>
-        </w:rPr>
-        <w:t>C:/Users/User/OneDrive/Projet Code/</w:t>
-      </w:r>
-      <w:proofErr w:type="spellStart"/>
-      <w:r>
-        <w:rPr>
-          <w:lang w:val="en-US"/>
-        </w:rPr>
-        <w:t>Walikale</w:t>
-      </w:r>
-      <w:proofErr w:type="spellEnd"/>
-      <w:r>
-        <w:rPr>
-          <w:lang w:val="en-US"/>
-        </w:rPr>
-        <w:t xml:space="preserve"> to world App/netlify.toml:1) et [NETLIFY_DEPLOYMENT.md (line 1</w:t>
-      </w:r>
-      <w:proofErr w:type="gramStart"/>
-      <w:r>
-        <w:rPr>
-          <w:lang w:val="en-US"/>
-        </w:rPr>
-        <w:t>)](</w:t>
-      </w:r>
-      <w:proofErr w:type="gramEnd"/>
-      <w:r>
-        <w:rPr>
-          <w:lang w:val="en-US"/>
-        </w:rPr>
-        <w:t>C:/Users/User/OneDrive/Projet Code/</w:t>
-      </w:r>
-      <w:proofErr w:type="spellStart"/>
-      <w:r>
-        <w:rPr>
-          <w:lang w:val="en-US"/>
-        </w:rPr>
-        <w:t>Walikale</w:t>
-      </w:r>
-      <w:proofErr w:type="spellEnd"/>
-      <w:r>
-        <w:rPr>
-          <w:lang w:val="en-US"/>
-        </w:rPr>
-        <w:t xml:space="preserve"> to world App/NETLIFY_DEPLOYMENT.md:1).</w:t>
+        <w:t>Ces réglages sont déjà cohérents avec [netlify.toml (line 1)](C:/Users/User/OneDrive/Projet Code/Walikale to world App/netlify.toml:1) et [NETLIFY_DEPLOYMENT.md (line 1)](C:/Users/User/OneDrive/Projet Code/Walikale to world App/NETLIFY_DEPLOYMENT.md:1).</w:t>
       </w:r>
     </w:p>
     <w:p>
@@ -2283,21 +1195,8 @@
           <w:numId w:val="6"/>
         </w:numPr>
       </w:pPr>
-      <w:proofErr w:type="gramStart"/>
-      <w:r>
-        <w:t>sur</w:t>
-      </w:r>
-      <w:proofErr w:type="gramEnd"/>
-      <w:r>
-        <w:t xml:space="preserve"> </w:t>
-      </w:r>
-      <w:proofErr w:type="spellStart"/>
-      <w:r>
-        <w:t>Netlify</w:t>
-      </w:r>
-      <w:proofErr w:type="spellEnd"/>
-      <w:r>
-        <w:t>, utilise bien les noms VITE_SUPABASE_URL et VITE_SUPABASE_ANON_KEY</w:t>
+      <w:r>
+        <w:t>sur Netlify, utilise bien les noms VITE_SUPABASE_URL et VITE_SUPABASE_ANON_KEY</w:t>
       </w:r>
     </w:p>
     <w:p>
@@ -2307,13 +1206,8 @@
           <w:numId w:val="6"/>
         </w:numPr>
       </w:pPr>
-      <w:proofErr w:type="gramStart"/>
-      <w:r>
-        <w:t>pas</w:t>
-      </w:r>
-      <w:proofErr w:type="gramEnd"/>
-      <w:r>
-        <w:t xml:space="preserve"> NEXT_PUBLIC_*, car ton app est en Vite</w:t>
+      <w:r>
+        <w:t>pas NEXT_PUBLIC_*, car ton app est en Vite</w:t>
       </w:r>
     </w:p>
     <w:p>
@@ -2328,27 +1222,9 @@
           <w:numId w:val="7"/>
         </w:numPr>
       </w:pPr>
-      <w:proofErr w:type="gramStart"/>
-      <w:r>
-        <w:t>l’état</w:t>
-      </w:r>
-      <w:proofErr w:type="gramEnd"/>
-      <w:r>
-        <w:t xml:space="preserve"> du </w:t>
-      </w:r>
-      <w:proofErr w:type="spellStart"/>
-      <w:r>
-        <w:t>build</w:t>
-      </w:r>
-      <w:proofErr w:type="spellEnd"/>
-      <w:r>
-        <w:t xml:space="preserve"> </w:t>
-      </w:r>
-      <w:proofErr w:type="spellStart"/>
-      <w:r>
-        <w:t>Netlify</w:t>
-      </w:r>
-      <w:proofErr w:type="spellEnd"/>
+      <w:r>
+        <w:t>l’état du build Netlify</w:t>
+      </w:r>
     </w:p>
     <w:p>
       <w:pPr>
@@ -2357,13 +1233,8 @@
           <w:numId w:val="7"/>
         </w:numPr>
       </w:pPr>
-      <w:proofErr w:type="gramStart"/>
-      <w:r>
-        <w:t>et</w:t>
-      </w:r>
-      <w:proofErr w:type="gramEnd"/>
-      <w:r>
-        <w:t xml:space="preserve"> si tu veux, l’URL du site déployé</w:t>
+      <w:r>
+        <w:t>et si tu veux, l’URL du site déployé</w:t>
       </w:r>
     </w:p>
     <w:p>
@@ -3985,6 +2856,7 @@
   <w:style w:type="character" w:default="1" w:styleId="Policepardfaut">
     <w:name w:val="Default Paragraph Font"/>
     <w:uiPriority w:val="1"/>
+    <w:semiHidden/>
     <w:unhideWhenUsed/>
   </w:style>
   <w:style w:type="table" w:default="1" w:styleId="TableauNormal">

--- a/Projet Application Papeterie walikale to world.docx
+++ b/Projet Application Papeterie walikale to world.docx
@@ -4,7 +4,15 @@
   <w:body>
     <w:p>
       <w:r>
-        <w:t>Projet Papeterie walikale to world</w:t>
+        <w:t xml:space="preserve">Projet Papeterie </w:t>
+      </w:r>
+      <w:proofErr w:type="spellStart"/>
+      <w:r>
+        <w:t>walikale</w:t>
+      </w:r>
+      <w:proofErr w:type="spellEnd"/>
+      <w:r>
+        <w:t xml:space="preserve"> to world</w:t>
       </w:r>
     </w:p>
     <w:p>
@@ -21,8 +29,13 @@
         </w:numPr>
       </w:pPr>
       <w:r>
-        <w:t>Gestion vente papeterie y compris les depenses</w:t>
-      </w:r>
+        <w:t xml:space="preserve">Gestion vente papeterie y compris les </w:t>
+      </w:r>
+      <w:proofErr w:type="spellStart"/>
+      <w:r>
+        <w:t>depenses</w:t>
+      </w:r>
+      <w:proofErr w:type="spellEnd"/>
     </w:p>
     <w:p>
       <w:pPr>
@@ -33,8 +46,13 @@
         </w:numPr>
       </w:pPr>
       <w:r>
-        <w:t>Gestion du personnel (les salaires, primes)..</w:t>
-      </w:r>
+        <w:t>Gestion du personnel (les salaires, primes</w:t>
+      </w:r>
+      <w:proofErr w:type="gramStart"/>
+      <w:r>
+        <w:t>)..</w:t>
+      </w:r>
+      <w:proofErr w:type="gramEnd"/>
     </w:p>
     <w:p>
       <w:pPr>
@@ -44,7 +62,15 @@
         <w:t xml:space="preserve">L’application doit être en ligne pour permettre le suivi à distance, </w:t>
       </w:r>
       <w:r>
-        <w:t xml:space="preserve">mais aussi fonctionne en hors ligne aussi et synchronise une fois connecté à internet. </w:t>
+        <w:t xml:space="preserve">mais aussi fonctionne en hors ligne aussi et synchronise une fois </w:t>
+      </w:r>
+      <w:proofErr w:type="gramStart"/>
+      <w:r>
+        <w:t>connecté</w:t>
+      </w:r>
+      <w:proofErr w:type="gramEnd"/>
+      <w:r>
+        <w:t xml:space="preserve"> à internet. </w:t>
       </w:r>
     </w:p>
     <w:p>
@@ -86,13 +112,41 @@
         <w:rPr>
           <w:highlight w:val="yellow"/>
         </w:rPr>
-        <w:t>Ceux qui modifie en local puisse avoir la possibilité de travailler meme sans internet et synchroniser en cliquant sur le bouton synchroniser a</w:t>
-      </w:r>
-      <w:r>
-        <w:rPr>
-          <w:highlight w:val="yellow"/>
-        </w:rPr>
-        <w:t>fin que cela puisse pusher vers supabase.</w:t>
+        <w:t xml:space="preserve">Ceux qui modifie en local puisse avoir la possibilité de travailler </w:t>
+      </w:r>
+      <w:proofErr w:type="spellStart"/>
+      <w:r>
+        <w:rPr>
+          <w:highlight w:val="yellow"/>
+        </w:rPr>
+        <w:t>meme</w:t>
+      </w:r>
+      <w:proofErr w:type="spellEnd"/>
+      <w:r>
+        <w:rPr>
+          <w:highlight w:val="yellow"/>
+        </w:rPr>
+        <w:t xml:space="preserve"> sans internet et synchroniser en cliquant sur le bouton synchroniser a</w:t>
+      </w:r>
+      <w:r>
+        <w:rPr>
+          <w:highlight w:val="yellow"/>
+        </w:rPr>
+        <w:t xml:space="preserve">fin que cela puisse pusher vers </w:t>
+      </w:r>
+      <w:proofErr w:type="spellStart"/>
+      <w:r>
+        <w:rPr>
+          <w:highlight w:val="yellow"/>
+        </w:rPr>
+        <w:t>supabase</w:t>
+      </w:r>
+      <w:proofErr w:type="spellEnd"/>
+      <w:r>
+        <w:rPr>
+          <w:highlight w:val="yellow"/>
+        </w:rPr>
+        <w:t>.</w:t>
       </w:r>
       <w:r>
         <w:t xml:space="preserve"> </w:t>
@@ -143,7 +197,21 @@
         <w:rPr>
           <w:highlight w:val="yellow"/>
         </w:rPr>
-        <w:t>a fenetre d’approvisionnement</w:t>
+        <w:t xml:space="preserve">a </w:t>
+      </w:r>
+      <w:proofErr w:type="spellStart"/>
+      <w:r>
+        <w:rPr>
+          <w:highlight w:val="yellow"/>
+        </w:rPr>
+        <w:t>fenetre</w:t>
+      </w:r>
+      <w:proofErr w:type="spellEnd"/>
+      <w:r>
+        <w:rPr>
+          <w:highlight w:val="yellow"/>
+        </w:rPr>
+        <w:t xml:space="preserve"> d’approvisionnement</w:t>
       </w:r>
       <w:r>
         <w:rPr>
@@ -179,7 +247,21 @@
         <w:rPr>
           <w:highlight w:val="yellow"/>
         </w:rPr>
-        <w:t>Historique d’approvisionnement (pour avoir une trace de tous les approvisionnement fait)</w:t>
+        <w:t xml:space="preserve">Historique d’approvisionnement (pour avoir une trace de </w:t>
+      </w:r>
+      <w:proofErr w:type="gramStart"/>
+      <w:r>
+        <w:rPr>
+          <w:highlight w:val="yellow"/>
+        </w:rPr>
+        <w:t>tous les approvisionnement</w:t>
+      </w:r>
+      <w:proofErr w:type="gramEnd"/>
+      <w:r>
+        <w:rPr>
+          <w:highlight w:val="yellow"/>
+        </w:rPr>
+        <w:t xml:space="preserve"> fait)</w:t>
       </w:r>
     </w:p>
     <w:p>
@@ -197,20 +279,64 @@
         <w:rPr>
           <w:highlight w:val="yellow"/>
         </w:rPr>
-        <w:t>Enlever les 00 apres le chiffre, par exemple pour une produit vendu</w:t>
-      </w:r>
-      <w:r>
-        <w:rPr>
-          <w:highlight w:val="yellow"/>
-        </w:rPr>
-        <w:t xml:space="preserve"> à 500fc, mettez seulement 500FC et 500.00FC. aussi la quantité d’approvisionnement, laissez la case vide et ne mettez pas 0 </w:t>
-      </w:r>
-      <w:r>
-        <w:rPr>
-          <w:highlight w:val="yellow"/>
-        </w:rPr>
-        <w:t>au prealable</w:t>
-      </w:r>
+        <w:t xml:space="preserve">Enlever les 00 </w:t>
+      </w:r>
+      <w:proofErr w:type="spellStart"/>
+      <w:r>
+        <w:rPr>
+          <w:highlight w:val="yellow"/>
+        </w:rPr>
+        <w:t>apres</w:t>
+      </w:r>
+      <w:proofErr w:type="spellEnd"/>
+      <w:r>
+        <w:rPr>
+          <w:highlight w:val="yellow"/>
+        </w:rPr>
+        <w:t xml:space="preserve"> le chiffre, par exemple pour </w:t>
+      </w:r>
+      <w:proofErr w:type="gramStart"/>
+      <w:r>
+        <w:rPr>
+          <w:highlight w:val="yellow"/>
+        </w:rPr>
+        <w:t>une produit vendu</w:t>
+      </w:r>
+      <w:proofErr w:type="gramEnd"/>
+      <w:r>
+        <w:rPr>
+          <w:highlight w:val="yellow"/>
+        </w:rPr>
+        <w:t xml:space="preserve"> à 500fc, mettez seulement 500FC et 500.00FC. </w:t>
+      </w:r>
+      <w:proofErr w:type="gramStart"/>
+      <w:r>
+        <w:rPr>
+          <w:highlight w:val="yellow"/>
+        </w:rPr>
+        <w:t>aussi</w:t>
+      </w:r>
+      <w:proofErr w:type="gramEnd"/>
+      <w:r>
+        <w:rPr>
+          <w:highlight w:val="yellow"/>
+        </w:rPr>
+        <w:t xml:space="preserve"> la quantité d’approvisionnement, laissez la case vide et ne mettez pas 0 </w:t>
+      </w:r>
+      <w:r>
+        <w:rPr>
+          <w:highlight w:val="yellow"/>
+        </w:rPr>
+        <w:t xml:space="preserve">au </w:t>
+      </w:r>
+      <w:proofErr w:type="spellStart"/>
+      <w:r>
+        <w:rPr>
+          <w:highlight w:val="yellow"/>
+        </w:rPr>
+        <w:t>prealable</w:t>
+      </w:r>
+      <w:proofErr w:type="spellEnd"/>
       <w:r>
         <w:rPr>
           <w:highlight w:val="yellow"/>
@@ -269,7 +395,21 @@
         <w:rPr>
           <w:highlight w:val="yellow"/>
         </w:rPr>
-        <w:t xml:space="preserve">Dans la table produit, mettre cette fenetre comme le formulaire d’approvisionnement, </w:t>
+        <w:t xml:space="preserve">Dans la table produit, mettre cette </w:t>
+      </w:r>
+      <w:proofErr w:type="spellStart"/>
+      <w:r>
+        <w:rPr>
+          <w:highlight w:val="yellow"/>
+        </w:rPr>
+        <w:t>fenetre</w:t>
+      </w:r>
+      <w:proofErr w:type="spellEnd"/>
+      <w:r>
+        <w:rPr>
+          <w:highlight w:val="yellow"/>
+        </w:rPr>
+        <w:t xml:space="preserve"> comme le formulaire d’approvisionnement, </w:t>
       </w:r>
     </w:p>
     <w:p>
@@ -287,25 +427,123 @@
         <w:rPr>
           <w:highlight w:val="yellow"/>
         </w:rPr>
-        <w:t>La fenetre de depenses engagées</w:t>
-      </w:r>
-      <w:r>
-        <w:rPr>
-          <w:highlight w:val="yellow"/>
-        </w:rPr>
-        <w:t xml:space="preserve"> (elle doit avoir le detail, nature de la depense, montant, date,</w:t>
-      </w:r>
-      <w:r>
-        <w:rPr>
-          <w:highlight w:val="yellow"/>
-        </w:rPr>
-        <w:t xml:space="preserve"> quelle utilisateur, qui a approuvé le decaissement de l’argent</w:t>
-      </w:r>
-      <w:r>
-        <w:rPr>
-          <w:highlight w:val="yellow"/>
-        </w:rPr>
-        <w:t>, la depense va servir à quoi</w:t>
+        <w:t xml:space="preserve">La </w:t>
+      </w:r>
+      <w:proofErr w:type="spellStart"/>
+      <w:r>
+        <w:rPr>
+          <w:highlight w:val="yellow"/>
+        </w:rPr>
+        <w:t>fenetre</w:t>
+      </w:r>
+      <w:proofErr w:type="spellEnd"/>
+      <w:r>
+        <w:rPr>
+          <w:highlight w:val="yellow"/>
+        </w:rPr>
+        <w:t xml:space="preserve"> de </w:t>
+      </w:r>
+      <w:proofErr w:type="spellStart"/>
+      <w:r>
+        <w:rPr>
+          <w:highlight w:val="yellow"/>
+        </w:rPr>
+        <w:t>depenses</w:t>
+      </w:r>
+      <w:proofErr w:type="spellEnd"/>
+      <w:r>
+        <w:rPr>
+          <w:highlight w:val="yellow"/>
+        </w:rPr>
+        <w:t xml:space="preserve"> engagées</w:t>
+      </w:r>
+      <w:r>
+        <w:rPr>
+          <w:highlight w:val="yellow"/>
+        </w:rPr>
+        <w:t xml:space="preserve"> (elle doit avoir le </w:t>
+      </w:r>
+      <w:proofErr w:type="spellStart"/>
+      <w:r>
+        <w:rPr>
+          <w:highlight w:val="yellow"/>
+        </w:rPr>
+        <w:t>detail</w:t>
+      </w:r>
+      <w:proofErr w:type="spellEnd"/>
+      <w:r>
+        <w:rPr>
+          <w:highlight w:val="yellow"/>
+        </w:rPr>
+        <w:t xml:space="preserve">, nature de la </w:t>
+      </w:r>
+      <w:proofErr w:type="spellStart"/>
+      <w:r>
+        <w:rPr>
+          <w:highlight w:val="yellow"/>
+        </w:rPr>
+        <w:t>depense</w:t>
+      </w:r>
+      <w:proofErr w:type="spellEnd"/>
+      <w:r>
+        <w:rPr>
+          <w:highlight w:val="yellow"/>
+        </w:rPr>
+        <w:t>, montant, date,</w:t>
+      </w:r>
+      <w:r>
+        <w:rPr>
+          <w:highlight w:val="yellow"/>
+        </w:rPr>
+        <w:t xml:space="preserve"> </w:t>
+      </w:r>
+      <w:proofErr w:type="gramStart"/>
+      <w:r>
+        <w:rPr>
+          <w:highlight w:val="yellow"/>
+        </w:rPr>
+        <w:t>quelle utilisateur</w:t>
+      </w:r>
+      <w:proofErr w:type="gramEnd"/>
+      <w:r>
+        <w:rPr>
+          <w:highlight w:val="yellow"/>
+        </w:rPr>
+        <w:t xml:space="preserve">, qui a approuvé le </w:t>
+      </w:r>
+      <w:proofErr w:type="spellStart"/>
+      <w:r>
+        <w:rPr>
+          <w:highlight w:val="yellow"/>
+        </w:rPr>
+        <w:t>decaissement</w:t>
+      </w:r>
+      <w:proofErr w:type="spellEnd"/>
+      <w:r>
+        <w:rPr>
+          <w:highlight w:val="yellow"/>
+        </w:rPr>
+        <w:t xml:space="preserve"> de l’argent</w:t>
+      </w:r>
+      <w:r>
+        <w:rPr>
+          <w:highlight w:val="yellow"/>
+        </w:rPr>
+        <w:t xml:space="preserve">, la </w:t>
+      </w:r>
+      <w:proofErr w:type="spellStart"/>
+      <w:r>
+        <w:rPr>
+          <w:highlight w:val="yellow"/>
+        </w:rPr>
+        <w:t>depense</w:t>
+      </w:r>
+      <w:proofErr w:type="spellEnd"/>
+      <w:r>
+        <w:rPr>
+          <w:highlight w:val="yellow"/>
+        </w:rPr>
+        <w:t xml:space="preserve"> va servir à quoi</w:t>
       </w:r>
       <w:r>
         <w:rPr>
@@ -317,7 +555,21 @@
         <w:rPr>
           <w:highlight w:val="yellow"/>
         </w:rPr>
-        <w:t xml:space="preserve">puisse avoir un impacte déjà sur le montant vendu. </w:t>
+        <w:t xml:space="preserve">puisse avoir un </w:t>
+      </w:r>
+      <w:proofErr w:type="spellStart"/>
+      <w:r>
+        <w:rPr>
+          <w:highlight w:val="yellow"/>
+        </w:rPr>
+        <w:t>impacte</w:t>
+      </w:r>
+      <w:proofErr w:type="spellEnd"/>
+      <w:r>
+        <w:rPr>
+          <w:highlight w:val="yellow"/>
+        </w:rPr>
+        <w:t xml:space="preserve"> déjà sur le montant vendu. </w:t>
       </w:r>
     </w:p>
     <w:p>
@@ -335,13 +587,41 @@
         <w:rPr>
           <w:highlight w:val="yellow"/>
         </w:rPr>
-        <w:t>Une possibilité d’avoir des graphiques triable par date juste pour savoir combien j’ai fait entrer</w:t>
-      </w:r>
-      <w:r>
-        <w:rPr>
-          <w:highlight w:val="yellow"/>
-        </w:rPr>
-        <w:t xml:space="preserve"> pendant telle periode.</w:t>
+        <w:t xml:space="preserve">Une possibilité d’avoir des graphiques </w:t>
+      </w:r>
+      <w:proofErr w:type="spellStart"/>
+      <w:r>
+        <w:rPr>
+          <w:highlight w:val="yellow"/>
+        </w:rPr>
+        <w:t>triable</w:t>
+      </w:r>
+      <w:proofErr w:type="spellEnd"/>
+      <w:r>
+        <w:rPr>
+          <w:highlight w:val="yellow"/>
+        </w:rPr>
+        <w:t xml:space="preserve"> par date juste pour savoir combien j’ai fait entrer</w:t>
+      </w:r>
+      <w:r>
+        <w:rPr>
+          <w:highlight w:val="yellow"/>
+        </w:rPr>
+        <w:t xml:space="preserve"> pendant telle </w:t>
+      </w:r>
+      <w:proofErr w:type="spellStart"/>
+      <w:r>
+        <w:rPr>
+          <w:highlight w:val="yellow"/>
+        </w:rPr>
+        <w:t>periode</w:t>
+      </w:r>
+      <w:proofErr w:type="spellEnd"/>
+      <w:r>
+        <w:rPr>
+          <w:highlight w:val="yellow"/>
+        </w:rPr>
+        <w:t>.</w:t>
       </w:r>
     </w:p>
     <w:p>
@@ -359,31 +639,173 @@
         <w:rPr>
           <w:highlight w:val="yellow"/>
         </w:rPr>
-        <w:t>Dans la fenetre depense qu’il ait un bouton qui genere le rapport complet, combine de vente</w:t>
-      </w:r>
-      <w:r>
-        <w:rPr>
-          <w:highlight w:val="yellow"/>
-        </w:rPr>
-        <w:t xml:space="preserve"> par chaque produit, service fait, quelle depense avec ses details, et le solde</w:t>
-      </w:r>
-      <w:r>
-        <w:rPr>
-          <w:highlight w:val="yellow"/>
-        </w:rPr>
-        <w:t xml:space="preserve"> apres toutes les depenses</w:t>
-      </w:r>
+        <w:t xml:space="preserve">Dans la </w:t>
+      </w:r>
+      <w:proofErr w:type="spellStart"/>
+      <w:r>
+        <w:rPr>
+          <w:highlight w:val="yellow"/>
+        </w:rPr>
+        <w:t>fenetre</w:t>
+      </w:r>
+      <w:proofErr w:type="spellEnd"/>
+      <w:r>
+        <w:rPr>
+          <w:highlight w:val="yellow"/>
+        </w:rPr>
+        <w:t xml:space="preserve"> </w:t>
+      </w:r>
+      <w:proofErr w:type="spellStart"/>
+      <w:r>
+        <w:rPr>
+          <w:highlight w:val="yellow"/>
+        </w:rPr>
+        <w:t>depense</w:t>
+      </w:r>
+      <w:proofErr w:type="spellEnd"/>
+      <w:r>
+        <w:rPr>
+          <w:highlight w:val="yellow"/>
+        </w:rPr>
+        <w:t xml:space="preserve"> qu’il ait un bouton qui </w:t>
+      </w:r>
+      <w:proofErr w:type="spellStart"/>
+      <w:r>
+        <w:rPr>
+          <w:highlight w:val="yellow"/>
+        </w:rPr>
+        <w:t>genere</w:t>
+      </w:r>
+      <w:proofErr w:type="spellEnd"/>
+      <w:r>
+        <w:rPr>
+          <w:highlight w:val="yellow"/>
+        </w:rPr>
+        <w:t xml:space="preserve"> le rapport complet, combine de vente</w:t>
+      </w:r>
+      <w:r>
+        <w:rPr>
+          <w:highlight w:val="yellow"/>
+        </w:rPr>
+        <w:t xml:space="preserve"> par chaque produit, service fait, quelle </w:t>
+      </w:r>
+      <w:proofErr w:type="spellStart"/>
+      <w:r>
+        <w:rPr>
+          <w:highlight w:val="yellow"/>
+        </w:rPr>
+        <w:t>depense</w:t>
+      </w:r>
+      <w:proofErr w:type="spellEnd"/>
+      <w:r>
+        <w:rPr>
+          <w:highlight w:val="yellow"/>
+        </w:rPr>
+        <w:t xml:space="preserve"> avec ses </w:t>
+      </w:r>
+      <w:proofErr w:type="spellStart"/>
+      <w:r>
+        <w:rPr>
+          <w:highlight w:val="yellow"/>
+        </w:rPr>
+        <w:t>details</w:t>
+      </w:r>
+      <w:proofErr w:type="spellEnd"/>
+      <w:r>
+        <w:rPr>
+          <w:highlight w:val="yellow"/>
+        </w:rPr>
+        <w:t>, et le solde</w:t>
+      </w:r>
+      <w:r>
+        <w:rPr>
+          <w:highlight w:val="yellow"/>
+        </w:rPr>
+        <w:t xml:space="preserve"> </w:t>
+      </w:r>
+      <w:proofErr w:type="spellStart"/>
+      <w:r>
+        <w:rPr>
+          <w:highlight w:val="yellow"/>
+        </w:rPr>
+        <w:t>apres</w:t>
+      </w:r>
+      <w:proofErr w:type="spellEnd"/>
+      <w:r>
+        <w:rPr>
+          <w:highlight w:val="yellow"/>
+        </w:rPr>
+        <w:t xml:space="preserve"> toutes les </w:t>
+      </w:r>
+      <w:proofErr w:type="spellStart"/>
+      <w:r>
+        <w:rPr>
+          <w:highlight w:val="yellow"/>
+        </w:rPr>
+        <w:t>depenses</w:t>
+      </w:r>
+      <w:proofErr w:type="spellEnd"/>
       <w:r>
         <w:rPr>
           <w:highlight w:val="yellow"/>
         </w:rPr>
         <w:t xml:space="preserve"> faites. </w:t>
       </w:r>
-      <w:r>
-        <w:rPr>
-          <w:highlight w:val="yellow"/>
-        </w:rPr>
-        <w:t xml:space="preserve">qui montre toutes les actions faites (saisie impression, photocopie, scan, autre, vente fourniture, connexion internet, vente eau pure….) et que cela cree un total par service, si c’est saisie impression combien ? si c’est internet combien ?..., </w:t>
+      <w:proofErr w:type="gramStart"/>
+      <w:r>
+        <w:rPr>
+          <w:highlight w:val="yellow"/>
+        </w:rPr>
+        <w:t>qui</w:t>
+      </w:r>
+      <w:proofErr w:type="gramEnd"/>
+      <w:r>
+        <w:rPr>
+          <w:highlight w:val="yellow"/>
+        </w:rPr>
+        <w:t xml:space="preserve"> montre toutes les actions faites (saisie impression, photocopie, scan, autre, vente fourniture, connexion internet, vente eau </w:t>
+      </w:r>
+      <w:proofErr w:type="gramStart"/>
+      <w:r>
+        <w:rPr>
+          <w:highlight w:val="yellow"/>
+        </w:rPr>
+        <w:t>pure….</w:t>
+      </w:r>
+      <w:proofErr w:type="gramEnd"/>
+      <w:r>
+        <w:rPr>
+          <w:highlight w:val="yellow"/>
+        </w:rPr>
+        <w:t xml:space="preserve">) et que cela </w:t>
+      </w:r>
+      <w:proofErr w:type="spellStart"/>
+      <w:r>
+        <w:rPr>
+          <w:highlight w:val="yellow"/>
+        </w:rPr>
+        <w:t>cree</w:t>
+      </w:r>
+      <w:proofErr w:type="spellEnd"/>
+      <w:r>
+        <w:rPr>
+          <w:highlight w:val="yellow"/>
+        </w:rPr>
+        <w:t xml:space="preserve"> un total par service, si c’est saisie impression combien ? si c’est internet combien</w:t>
+      </w:r>
+      <w:proofErr w:type="gramStart"/>
+      <w:r>
+        <w:rPr>
+          <w:highlight w:val="yellow"/>
+        </w:rPr>
+        <w:t> ?...</w:t>
+      </w:r>
+      <w:proofErr w:type="gramEnd"/>
+      <w:r>
+        <w:rPr>
+          <w:highlight w:val="yellow"/>
+        </w:rPr>
+        <w:t xml:space="preserve">, </w:t>
       </w:r>
     </w:p>
     <w:p>
@@ -410,8 +832,21 @@
         </w:numPr>
       </w:pPr>
       <w:r>
-        <w:t>Dans la table historique approvisionnement je voulais savoir aussi l’utilisateur qui a faire la reappro</w:t>
-      </w:r>
+        <w:t xml:space="preserve">Dans la table historique approvisionnement je voulais savoir aussi l’utilisateur qui </w:t>
+      </w:r>
+      <w:proofErr w:type="spellStart"/>
+      <w:r>
+        <w:t>a</w:t>
+      </w:r>
+      <w:proofErr w:type="spellEnd"/>
+      <w:r>
+        <w:t xml:space="preserve"> faire la </w:t>
+      </w:r>
+      <w:proofErr w:type="spellStart"/>
+      <w:r>
+        <w:t>reappro</w:t>
+      </w:r>
+      <w:proofErr w:type="spellEnd"/>
     </w:p>
     <w:p>
       <w:pPr>
@@ -424,11 +859,19 @@
           <w:rFonts w:asciiTheme="minorHAnsi" w:hAnsiTheme="minorHAnsi" w:cstheme="minorHAnsi"/>
         </w:rPr>
       </w:pPr>
-      <w:r>
-        <w:rPr>
-          <w:rFonts w:asciiTheme="minorHAnsi" w:hAnsiTheme="minorHAnsi" w:cstheme="minorHAnsi"/>
-        </w:rPr>
-        <w:t xml:space="preserve">on va encore retravailler pour rendre propre la facture et pas trop encombrante, </w:t>
+      <w:proofErr w:type="gramStart"/>
+      <w:r>
+        <w:rPr>
+          <w:rFonts w:asciiTheme="minorHAnsi" w:hAnsiTheme="minorHAnsi" w:cstheme="minorHAnsi"/>
+        </w:rPr>
+        <w:t>on</w:t>
+      </w:r>
+      <w:proofErr w:type="gramEnd"/>
+      <w:r>
+        <w:rPr>
+          <w:rFonts w:asciiTheme="minorHAnsi" w:hAnsiTheme="minorHAnsi" w:cstheme="minorHAnsi"/>
+        </w:rPr>
+        <w:t xml:space="preserve"> va encore retravailler pour rendre propre la facture et pas trop encombrante, </w:t>
       </w:r>
     </w:p>
     <w:p>
@@ -442,11 +885,61 @@
           <w:rFonts w:asciiTheme="minorHAnsi" w:hAnsiTheme="minorHAnsi" w:cstheme="minorHAnsi"/>
         </w:rPr>
       </w:pPr>
-      <w:r>
-        <w:rPr>
-          <w:rFonts w:asciiTheme="minorHAnsi" w:hAnsiTheme="minorHAnsi" w:cstheme="minorHAnsi"/>
-        </w:rPr>
-        <w:t xml:space="preserve">aussi pour le raport financier des ventes et depense je ne veux pas avoir le nom de netlify en haut de la page et </w:t>
+      <w:proofErr w:type="gramStart"/>
+      <w:r>
+        <w:rPr>
+          <w:rFonts w:asciiTheme="minorHAnsi" w:hAnsiTheme="minorHAnsi" w:cstheme="minorHAnsi"/>
+        </w:rPr>
+        <w:t>aussi</w:t>
+      </w:r>
+      <w:proofErr w:type="gramEnd"/>
+      <w:r>
+        <w:rPr>
+          <w:rFonts w:asciiTheme="minorHAnsi" w:hAnsiTheme="minorHAnsi" w:cstheme="minorHAnsi"/>
+        </w:rPr>
+        <w:t xml:space="preserve"> pour le </w:t>
+      </w:r>
+      <w:proofErr w:type="spellStart"/>
+      <w:r>
+        <w:rPr>
+          <w:rFonts w:asciiTheme="minorHAnsi" w:hAnsiTheme="minorHAnsi" w:cstheme="minorHAnsi"/>
+        </w:rPr>
+        <w:t>raport</w:t>
+      </w:r>
+      <w:proofErr w:type="spellEnd"/>
+      <w:r>
+        <w:rPr>
+          <w:rFonts w:asciiTheme="minorHAnsi" w:hAnsiTheme="minorHAnsi" w:cstheme="minorHAnsi"/>
+        </w:rPr>
+        <w:t xml:space="preserve"> financier des ventes et </w:t>
+      </w:r>
+      <w:proofErr w:type="spellStart"/>
+      <w:r>
+        <w:rPr>
+          <w:rFonts w:asciiTheme="minorHAnsi" w:hAnsiTheme="minorHAnsi" w:cstheme="minorHAnsi"/>
+        </w:rPr>
+        <w:t>depense</w:t>
+      </w:r>
+      <w:proofErr w:type="spellEnd"/>
+      <w:r>
+        <w:rPr>
+          <w:rFonts w:asciiTheme="minorHAnsi" w:hAnsiTheme="minorHAnsi" w:cstheme="minorHAnsi"/>
+        </w:rPr>
+        <w:t xml:space="preserve"> je ne veux pas avoir le nom de </w:t>
+      </w:r>
+      <w:proofErr w:type="spellStart"/>
+      <w:r>
+        <w:rPr>
+          <w:rFonts w:asciiTheme="minorHAnsi" w:hAnsiTheme="minorHAnsi" w:cstheme="minorHAnsi"/>
+        </w:rPr>
+        <w:t>netlify</w:t>
+      </w:r>
+      <w:proofErr w:type="spellEnd"/>
+      <w:r>
+        <w:rPr>
+          <w:rFonts w:asciiTheme="minorHAnsi" w:hAnsiTheme="minorHAnsi" w:cstheme="minorHAnsi"/>
+        </w:rPr>
+        <w:t xml:space="preserve"> en haut de la page et </w:t>
       </w:r>
     </w:p>
     <w:p>
@@ -460,13 +953,47 @@
           <w:rFonts w:asciiTheme="minorHAnsi" w:hAnsiTheme="minorHAnsi" w:cstheme="minorHAnsi"/>
         </w:rPr>
       </w:pPr>
-      <w:r>
-        <w:rPr>
-          <w:rFonts w:asciiTheme="minorHAnsi" w:hAnsiTheme="minorHAnsi" w:cstheme="minorHAnsi"/>
-          <w:highlight w:val="yellow"/>
-        </w:rPr>
-        <w:t>ce rapport doit contenir les entête de la boutique, le logo et toutes les information</w:t>
-      </w:r>
+      <w:proofErr w:type="gramStart"/>
+      <w:r>
+        <w:rPr>
+          <w:rFonts w:asciiTheme="minorHAnsi" w:hAnsiTheme="minorHAnsi" w:cstheme="minorHAnsi"/>
+          <w:highlight w:val="yellow"/>
+        </w:rPr>
+        <w:t>ce</w:t>
+      </w:r>
+      <w:proofErr w:type="gramEnd"/>
+      <w:r>
+        <w:rPr>
+          <w:rFonts w:asciiTheme="minorHAnsi" w:hAnsiTheme="minorHAnsi" w:cstheme="minorHAnsi"/>
+          <w:highlight w:val="yellow"/>
+        </w:rPr>
+        <w:t xml:space="preserve"> rapport doit contenir </w:t>
+      </w:r>
+      <w:proofErr w:type="gramStart"/>
+      <w:r>
+        <w:rPr>
+          <w:rFonts w:asciiTheme="minorHAnsi" w:hAnsiTheme="minorHAnsi" w:cstheme="minorHAnsi"/>
+          <w:highlight w:val="yellow"/>
+        </w:rPr>
+        <w:t>les entête</w:t>
+      </w:r>
+      <w:proofErr w:type="gramEnd"/>
+      <w:r>
+        <w:rPr>
+          <w:rFonts w:asciiTheme="minorHAnsi" w:hAnsiTheme="minorHAnsi" w:cstheme="minorHAnsi"/>
+          <w:highlight w:val="yellow"/>
+        </w:rPr>
+        <w:t xml:space="preserve"> de la boutique, le logo et </w:t>
+      </w:r>
+      <w:proofErr w:type="gramStart"/>
+      <w:r>
+        <w:rPr>
+          <w:rFonts w:asciiTheme="minorHAnsi" w:hAnsiTheme="minorHAnsi" w:cstheme="minorHAnsi"/>
+          <w:highlight w:val="yellow"/>
+        </w:rPr>
+        <w:t>toutes les information</w:t>
+      </w:r>
+      <w:proofErr w:type="gramEnd"/>
       <w:r>
         <w:rPr>
           <w:rFonts w:asciiTheme="minorHAnsi" w:hAnsiTheme="minorHAnsi" w:cstheme="minorHAnsi"/>
@@ -486,12 +1013,21 @@
           <w:highlight w:val="yellow"/>
         </w:rPr>
       </w:pPr>
-      <w:r>
-        <w:rPr>
-          <w:rFonts w:asciiTheme="minorHAnsi" w:hAnsiTheme="minorHAnsi" w:cstheme="minorHAnsi"/>
-          <w:highlight w:val="yellow"/>
-        </w:rPr>
-        <w:t xml:space="preserve">aussi dans </w:t>
+      <w:proofErr w:type="gramStart"/>
+      <w:r>
+        <w:rPr>
+          <w:rFonts w:asciiTheme="minorHAnsi" w:hAnsiTheme="minorHAnsi" w:cstheme="minorHAnsi"/>
+          <w:highlight w:val="yellow"/>
+        </w:rPr>
+        <w:t>aussi</w:t>
+      </w:r>
+      <w:proofErr w:type="gramEnd"/>
+      <w:r>
+        <w:rPr>
+          <w:rFonts w:asciiTheme="minorHAnsi" w:hAnsiTheme="minorHAnsi" w:cstheme="minorHAnsi"/>
+          <w:highlight w:val="yellow"/>
+        </w:rPr>
+        <w:t xml:space="preserve"> dans </w:t>
       </w:r>
       <w:r>
         <w:rPr>
@@ -505,7 +1041,39 @@
           <w:rFonts w:asciiTheme="minorHAnsi" w:hAnsiTheme="minorHAnsi" w:cstheme="minorHAnsi"/>
           <w:highlight w:val="yellow"/>
         </w:rPr>
-        <w:t xml:space="preserve"> resumé et interpretation commentair</w:t>
+        <w:t xml:space="preserve"> </w:t>
+      </w:r>
+      <w:proofErr w:type="spellStart"/>
+      <w:r>
+        <w:rPr>
+          <w:rFonts w:asciiTheme="minorHAnsi" w:hAnsiTheme="minorHAnsi" w:cstheme="minorHAnsi"/>
+          <w:highlight w:val="yellow"/>
+        </w:rPr>
+        <w:t>resumé</w:t>
+      </w:r>
+      <w:proofErr w:type="spellEnd"/>
+      <w:r>
+        <w:rPr>
+          <w:rFonts w:asciiTheme="minorHAnsi" w:hAnsiTheme="minorHAnsi" w:cstheme="minorHAnsi"/>
+          <w:highlight w:val="yellow"/>
+        </w:rPr>
+        <w:t xml:space="preserve"> et </w:t>
+      </w:r>
+      <w:proofErr w:type="spellStart"/>
+      <w:r>
+        <w:rPr>
+          <w:rFonts w:asciiTheme="minorHAnsi" w:hAnsiTheme="minorHAnsi" w:cstheme="minorHAnsi"/>
+          <w:highlight w:val="yellow"/>
+        </w:rPr>
+        <w:t>interpretation</w:t>
+      </w:r>
+      <w:proofErr w:type="spellEnd"/>
+      <w:r>
+        <w:rPr>
+          <w:rFonts w:asciiTheme="minorHAnsi" w:hAnsiTheme="minorHAnsi" w:cstheme="minorHAnsi"/>
+          <w:highlight w:val="yellow"/>
+        </w:rPr>
+        <w:t xml:space="preserve"> commentair</w:t>
       </w:r>
       <w:r>
         <w:rPr>
@@ -526,7 +1094,55 @@
           <w:rFonts w:asciiTheme="minorHAnsi" w:hAnsiTheme="minorHAnsi" w:cstheme="minorHAnsi"/>
           <w:highlight w:val="yellow"/>
         </w:rPr>
-        <w:t xml:space="preserve">, à la fin tu dois me donnez une conclusion comparative des activités s'il y a eu echec ou perte ou encore j'ai bien calibrer les depenses par rapport aux ventes. </w:t>
+        <w:t xml:space="preserve">, à la fin tu dois me donnez une conclusion comparative des activités s'il y a eu </w:t>
+      </w:r>
+      <w:proofErr w:type="spellStart"/>
+      <w:r>
+        <w:rPr>
+          <w:rFonts w:asciiTheme="minorHAnsi" w:hAnsiTheme="minorHAnsi" w:cstheme="minorHAnsi"/>
+          <w:highlight w:val="yellow"/>
+        </w:rPr>
+        <w:t>echec</w:t>
+      </w:r>
+      <w:proofErr w:type="spellEnd"/>
+      <w:r>
+        <w:rPr>
+          <w:rFonts w:asciiTheme="minorHAnsi" w:hAnsiTheme="minorHAnsi" w:cstheme="minorHAnsi"/>
+          <w:highlight w:val="yellow"/>
+        </w:rPr>
+        <w:t xml:space="preserve"> ou perte ou encore j'ai bien </w:t>
+      </w:r>
+      <w:proofErr w:type="gramStart"/>
+      <w:r>
+        <w:rPr>
+          <w:rFonts w:asciiTheme="minorHAnsi" w:hAnsiTheme="minorHAnsi" w:cstheme="minorHAnsi"/>
+          <w:highlight w:val="yellow"/>
+        </w:rPr>
+        <w:t>calibrer</w:t>
+      </w:r>
+      <w:proofErr w:type="gramEnd"/>
+      <w:r>
+        <w:rPr>
+          <w:rFonts w:asciiTheme="minorHAnsi" w:hAnsiTheme="minorHAnsi" w:cstheme="minorHAnsi"/>
+          <w:highlight w:val="yellow"/>
+        </w:rPr>
+        <w:t xml:space="preserve"> les </w:t>
+      </w:r>
+      <w:proofErr w:type="spellStart"/>
+      <w:r>
+        <w:rPr>
+          <w:rFonts w:asciiTheme="minorHAnsi" w:hAnsiTheme="minorHAnsi" w:cstheme="minorHAnsi"/>
+          <w:highlight w:val="yellow"/>
+        </w:rPr>
+        <w:t>depenses</w:t>
+      </w:r>
+      <w:proofErr w:type="spellEnd"/>
+      <w:r>
+        <w:rPr>
+          <w:rFonts w:asciiTheme="minorHAnsi" w:hAnsiTheme="minorHAnsi" w:cstheme="minorHAnsi"/>
+          <w:highlight w:val="yellow"/>
+        </w:rPr>
+        <w:t xml:space="preserve"> par rapport aux ventes. </w:t>
       </w:r>
     </w:p>
     <w:p>
@@ -545,7 +1161,21 @@
           <w:rFonts w:asciiTheme="minorHAnsi" w:hAnsiTheme="minorHAnsi" w:cstheme="minorHAnsi"/>
         </w:rPr>
         <w:lastRenderedPageBreak/>
-        <w:t>Il y a une possibilité que le lien publié via netlify, que l’application</w:t>
+        <w:t xml:space="preserve">Il y a une possibilité que le lien publié via </w:t>
+      </w:r>
+      <w:proofErr w:type="spellStart"/>
+      <w:r>
+        <w:rPr>
+          <w:rFonts w:asciiTheme="minorHAnsi" w:hAnsiTheme="minorHAnsi" w:cstheme="minorHAnsi"/>
+        </w:rPr>
+        <w:t>netlify</w:t>
+      </w:r>
+      <w:proofErr w:type="spellEnd"/>
+      <w:r>
+        <w:rPr>
+          <w:rFonts w:asciiTheme="minorHAnsi" w:hAnsiTheme="minorHAnsi" w:cstheme="minorHAnsi"/>
+        </w:rPr>
+        <w:t>, que l’application</w:t>
       </w:r>
       <w:r>
         <w:rPr>
@@ -566,12 +1196,149 @@
           <w:highlight w:val="yellow"/>
         </w:rPr>
       </w:pPr>
-      <w:r>
-        <w:rPr>
-          <w:rFonts w:asciiTheme="minorHAnsi" w:hAnsiTheme="minorHAnsi" w:cstheme="minorHAnsi"/>
-          <w:highlight w:val="yellow"/>
-        </w:rPr>
-        <w:t>je voulais perfectionner l'action de backup et restauration. je peux venir faire une modification dans l'application pendant qu'elle est deja utlisé par un user, je serai obligé de desinstaller le .exe ancien pour installer le nouveau, là ses données deja enregistré seront peut etre perdu, comment faire pour faire une sauvegarde de toutes les données avant de desinstaller pour importer apres ? et que cela se mette bien automatique (toutes les ventes, produit, client et autres...)</w:t>
+      <w:proofErr w:type="gramStart"/>
+      <w:r>
+        <w:rPr>
+          <w:rFonts w:asciiTheme="minorHAnsi" w:hAnsiTheme="minorHAnsi" w:cstheme="minorHAnsi"/>
+          <w:highlight w:val="yellow"/>
+        </w:rPr>
+        <w:t>je</w:t>
+      </w:r>
+      <w:proofErr w:type="gramEnd"/>
+      <w:r>
+        <w:rPr>
+          <w:rFonts w:asciiTheme="minorHAnsi" w:hAnsiTheme="minorHAnsi" w:cstheme="minorHAnsi"/>
+          <w:highlight w:val="yellow"/>
+        </w:rPr>
+        <w:t xml:space="preserve"> voulais perfectionner l'action de backup et restauration. </w:t>
+      </w:r>
+      <w:proofErr w:type="gramStart"/>
+      <w:r>
+        <w:rPr>
+          <w:rFonts w:asciiTheme="minorHAnsi" w:hAnsiTheme="minorHAnsi" w:cstheme="minorHAnsi"/>
+          <w:highlight w:val="yellow"/>
+        </w:rPr>
+        <w:t>je</w:t>
+      </w:r>
+      <w:proofErr w:type="gramEnd"/>
+      <w:r>
+        <w:rPr>
+          <w:rFonts w:asciiTheme="minorHAnsi" w:hAnsiTheme="minorHAnsi" w:cstheme="minorHAnsi"/>
+          <w:highlight w:val="yellow"/>
+        </w:rPr>
+        <w:t xml:space="preserve"> peux venir faire une modification dans l'application pendant qu'elle est </w:t>
+      </w:r>
+      <w:proofErr w:type="spellStart"/>
+      <w:r>
+        <w:rPr>
+          <w:rFonts w:asciiTheme="minorHAnsi" w:hAnsiTheme="minorHAnsi" w:cstheme="minorHAnsi"/>
+          <w:highlight w:val="yellow"/>
+        </w:rPr>
+        <w:t>deja</w:t>
+      </w:r>
+      <w:proofErr w:type="spellEnd"/>
+      <w:r>
+        <w:rPr>
+          <w:rFonts w:asciiTheme="minorHAnsi" w:hAnsiTheme="minorHAnsi" w:cstheme="minorHAnsi"/>
+          <w:highlight w:val="yellow"/>
+        </w:rPr>
+        <w:t xml:space="preserve"> </w:t>
+      </w:r>
+      <w:proofErr w:type="spellStart"/>
+      <w:r>
+        <w:rPr>
+          <w:rFonts w:asciiTheme="minorHAnsi" w:hAnsiTheme="minorHAnsi" w:cstheme="minorHAnsi"/>
+          <w:highlight w:val="yellow"/>
+        </w:rPr>
+        <w:t>utlisé</w:t>
+      </w:r>
+      <w:proofErr w:type="spellEnd"/>
+      <w:r>
+        <w:rPr>
+          <w:rFonts w:asciiTheme="minorHAnsi" w:hAnsiTheme="minorHAnsi" w:cstheme="minorHAnsi"/>
+          <w:highlight w:val="yellow"/>
+        </w:rPr>
+        <w:t xml:space="preserve"> par un user, je serai obligé de </w:t>
+      </w:r>
+      <w:proofErr w:type="spellStart"/>
+      <w:r>
+        <w:rPr>
+          <w:rFonts w:asciiTheme="minorHAnsi" w:hAnsiTheme="minorHAnsi" w:cstheme="minorHAnsi"/>
+          <w:highlight w:val="yellow"/>
+        </w:rPr>
+        <w:t>desinstaller</w:t>
+      </w:r>
+      <w:proofErr w:type="spellEnd"/>
+      <w:r>
+        <w:rPr>
+          <w:rFonts w:asciiTheme="minorHAnsi" w:hAnsiTheme="minorHAnsi" w:cstheme="minorHAnsi"/>
+          <w:highlight w:val="yellow"/>
+        </w:rPr>
+        <w:t xml:space="preserve"> le .exe ancien pour installer le nouveau, là ses données </w:t>
+      </w:r>
+      <w:proofErr w:type="spellStart"/>
+      <w:r>
+        <w:rPr>
+          <w:rFonts w:asciiTheme="minorHAnsi" w:hAnsiTheme="minorHAnsi" w:cstheme="minorHAnsi"/>
+          <w:highlight w:val="yellow"/>
+        </w:rPr>
+        <w:t>deja</w:t>
+      </w:r>
+      <w:proofErr w:type="spellEnd"/>
+      <w:r>
+        <w:rPr>
+          <w:rFonts w:asciiTheme="minorHAnsi" w:hAnsiTheme="minorHAnsi" w:cstheme="minorHAnsi"/>
+          <w:highlight w:val="yellow"/>
+        </w:rPr>
+        <w:t xml:space="preserve"> enregistré seront peut </w:t>
+      </w:r>
+      <w:proofErr w:type="spellStart"/>
+      <w:r>
+        <w:rPr>
+          <w:rFonts w:asciiTheme="minorHAnsi" w:hAnsiTheme="minorHAnsi" w:cstheme="minorHAnsi"/>
+          <w:highlight w:val="yellow"/>
+        </w:rPr>
+        <w:t>etre</w:t>
+      </w:r>
+      <w:proofErr w:type="spellEnd"/>
+      <w:r>
+        <w:rPr>
+          <w:rFonts w:asciiTheme="minorHAnsi" w:hAnsiTheme="minorHAnsi" w:cstheme="minorHAnsi"/>
+          <w:highlight w:val="yellow"/>
+        </w:rPr>
+        <w:t xml:space="preserve"> perdu, comment faire pour faire une sauvegarde de toutes les données avant de </w:t>
+      </w:r>
+      <w:proofErr w:type="spellStart"/>
+      <w:r>
+        <w:rPr>
+          <w:rFonts w:asciiTheme="minorHAnsi" w:hAnsiTheme="minorHAnsi" w:cstheme="minorHAnsi"/>
+          <w:highlight w:val="yellow"/>
+        </w:rPr>
+        <w:t>desinstaller</w:t>
+      </w:r>
+      <w:proofErr w:type="spellEnd"/>
+      <w:r>
+        <w:rPr>
+          <w:rFonts w:asciiTheme="minorHAnsi" w:hAnsiTheme="minorHAnsi" w:cstheme="minorHAnsi"/>
+          <w:highlight w:val="yellow"/>
+        </w:rPr>
+        <w:t xml:space="preserve"> pour importer </w:t>
+      </w:r>
+      <w:proofErr w:type="spellStart"/>
+      <w:r>
+        <w:rPr>
+          <w:rFonts w:asciiTheme="minorHAnsi" w:hAnsiTheme="minorHAnsi" w:cstheme="minorHAnsi"/>
+          <w:highlight w:val="yellow"/>
+        </w:rPr>
+        <w:t>apres</w:t>
+      </w:r>
+      <w:proofErr w:type="spellEnd"/>
+      <w:r>
+        <w:rPr>
+          <w:rFonts w:asciiTheme="minorHAnsi" w:hAnsiTheme="minorHAnsi" w:cstheme="minorHAnsi"/>
+          <w:highlight w:val="yellow"/>
+        </w:rPr>
+        <w:t xml:space="preserve"> ? et que cela se mette bien automatique (toutes les ventes, produit, client et autres...)</w:t>
       </w:r>
     </w:p>
     <w:p>
@@ -586,12 +1353,37 @@
           <w:highlight w:val="yellow"/>
         </w:rPr>
       </w:pPr>
-      <w:r>
-        <w:rPr>
-          <w:rFonts w:asciiTheme="minorHAnsi" w:hAnsiTheme="minorHAnsi" w:cstheme="minorHAnsi"/>
-          <w:highlight w:val="yellow"/>
-        </w:rPr>
-        <w:t>un administrateur ne peux faire toute action de suppression</w:t>
+      <w:proofErr w:type="gramStart"/>
+      <w:r>
+        <w:rPr>
+          <w:rFonts w:asciiTheme="minorHAnsi" w:hAnsiTheme="minorHAnsi" w:cstheme="minorHAnsi"/>
+          <w:highlight w:val="yellow"/>
+        </w:rPr>
+        <w:t>un</w:t>
+      </w:r>
+      <w:proofErr w:type="gramEnd"/>
+      <w:r>
+        <w:rPr>
+          <w:rFonts w:asciiTheme="minorHAnsi" w:hAnsiTheme="minorHAnsi" w:cstheme="minorHAnsi"/>
+          <w:highlight w:val="yellow"/>
+        </w:rPr>
+        <w:t xml:space="preserve"> administrateur ne </w:t>
+      </w:r>
+      <w:proofErr w:type="gramStart"/>
+      <w:r>
+        <w:rPr>
+          <w:rFonts w:asciiTheme="minorHAnsi" w:hAnsiTheme="minorHAnsi" w:cstheme="minorHAnsi"/>
+          <w:highlight w:val="yellow"/>
+        </w:rPr>
+        <w:t>peux</w:t>
+      </w:r>
+      <w:proofErr w:type="gramEnd"/>
+      <w:r>
+        <w:rPr>
+          <w:rFonts w:asciiTheme="minorHAnsi" w:hAnsiTheme="minorHAnsi" w:cstheme="minorHAnsi"/>
+          <w:highlight w:val="yellow"/>
+        </w:rPr>
+        <w:t xml:space="preserve"> faire toute action de suppression</w:t>
       </w:r>
       <w:r>
         <w:rPr>
@@ -605,7 +1397,15 @@
           <w:rFonts w:asciiTheme="minorHAnsi" w:hAnsiTheme="minorHAnsi" w:cstheme="minorHAnsi"/>
           <w:highlight w:val="yellow"/>
         </w:rPr>
-        <w:t>(pro</w:t>
+        <w:t>(</w:t>
+      </w:r>
+      <w:proofErr w:type="spellStart"/>
+      <w:r>
+        <w:rPr>
+          <w:rFonts w:asciiTheme="minorHAnsi" w:hAnsiTheme="minorHAnsi" w:cstheme="minorHAnsi"/>
+          <w:highlight w:val="yellow"/>
+        </w:rPr>
+        <w:t>pro</w:t>
       </w:r>
       <w:ins w:id="0" w:author="Microsoft Word" w:date="2026-08-16T18:51:00Z" w16du:dateUtc="2026-08-16T16:51:00Z">
         <w:r>
@@ -613,7 +1413,15 @@
             <w:rFonts w:asciiTheme="minorHAnsi" w:hAnsiTheme="minorHAnsi" w:cstheme="minorHAnsi"/>
             <w:highlight w:val="yellow"/>
           </w:rPr>
-          <w:t>ni modification</w:t>
+          <w:t>ni</w:t>
+        </w:r>
+        <w:proofErr w:type="spellEnd"/>
+        <w:r>
+          <w:rPr>
+            <w:rFonts w:asciiTheme="minorHAnsi" w:hAnsiTheme="minorHAnsi" w:cstheme="minorHAnsi"/>
+            <w:highlight w:val="yellow"/>
+          </w:rPr>
+          <w:t xml:space="preserve"> modification</w:t>
         </w:r>
         <w:r>
           <w:rPr>
@@ -627,7 +1435,23 @@
             <w:rFonts w:asciiTheme="minorHAnsi" w:hAnsiTheme="minorHAnsi" w:cstheme="minorHAnsi"/>
             <w:highlight w:val="yellow"/>
           </w:rPr>
-          <w:t>duit, vente,….)</w:t>
+          <w:t xml:space="preserve">duit, </w:t>
+        </w:r>
+        <w:proofErr w:type="gramStart"/>
+        <w:r>
+          <w:rPr>
+            <w:rFonts w:asciiTheme="minorHAnsi" w:hAnsiTheme="minorHAnsi" w:cstheme="minorHAnsi"/>
+            <w:highlight w:val="yellow"/>
+          </w:rPr>
+          <w:t>vente,…</w:t>
+        </w:r>
+        <w:proofErr w:type="gramEnd"/>
+        <w:r>
+          <w:rPr>
+            <w:rFonts w:asciiTheme="minorHAnsi" w:hAnsiTheme="minorHAnsi" w:cstheme="minorHAnsi"/>
+            <w:highlight w:val="yellow"/>
+          </w:rPr>
+          <w:t>.)</w:t>
         </w:r>
       </w:ins>
     </w:p>
@@ -643,6 +1467,7 @@
           <w:highlight w:val="yellow"/>
         </w:rPr>
       </w:pPr>
+      <w:proofErr w:type="gramStart"/>
       <w:r>
         <w:rPr>
           <w:rFonts w:asciiTheme="minorHAnsi" w:hAnsiTheme="minorHAnsi" w:cstheme="minorHAnsi"/>
@@ -657,6 +1482,7 @@
         </w:rPr>
         <w:t>s</w:t>
       </w:r>
+      <w:proofErr w:type="gramEnd"/>
       <w:r>
         <w:rPr>
           <w:rFonts w:asciiTheme="minorHAnsi" w:hAnsiTheme="minorHAnsi" w:cstheme="minorHAnsi"/>
@@ -690,7 +1516,39 @@
           <w:rFonts w:asciiTheme="minorHAnsi" w:hAnsiTheme="minorHAnsi" w:cstheme="minorHAnsi"/>
           <w:highlight w:val="yellow"/>
         </w:rPr>
-        <w:t>vent quand à eux être modifié par les admin, qu’il y ait une possibilité de modifier la description ou le prix.</w:t>
+        <w:t xml:space="preserve">vent </w:t>
+      </w:r>
+      <w:proofErr w:type="gramStart"/>
+      <w:r>
+        <w:rPr>
+          <w:rFonts w:asciiTheme="minorHAnsi" w:hAnsiTheme="minorHAnsi" w:cstheme="minorHAnsi"/>
+          <w:highlight w:val="yellow"/>
+        </w:rPr>
+        <w:t>quand</w:t>
+      </w:r>
+      <w:proofErr w:type="gramEnd"/>
+      <w:r>
+        <w:rPr>
+          <w:rFonts w:asciiTheme="minorHAnsi" w:hAnsiTheme="minorHAnsi" w:cstheme="minorHAnsi"/>
+          <w:highlight w:val="yellow"/>
+        </w:rPr>
+        <w:t xml:space="preserve"> à eux être modifié par </w:t>
+      </w:r>
+      <w:proofErr w:type="gramStart"/>
+      <w:r>
+        <w:rPr>
+          <w:rFonts w:asciiTheme="minorHAnsi" w:hAnsiTheme="minorHAnsi" w:cstheme="minorHAnsi"/>
+          <w:highlight w:val="yellow"/>
+        </w:rPr>
+        <w:t>les admin</w:t>
+      </w:r>
+      <w:proofErr w:type="gramEnd"/>
+      <w:r>
+        <w:rPr>
+          <w:rFonts w:asciiTheme="minorHAnsi" w:hAnsiTheme="minorHAnsi" w:cstheme="minorHAnsi"/>
+          <w:highlight w:val="yellow"/>
+        </w:rPr>
+        <w:t>, qu’il y ait une possibilité de modifier la description ou le prix.</w:t>
       </w:r>
     </w:p>
     <w:p>
@@ -714,7 +1572,21 @@
         <w:rPr>
           <w:rFonts w:asciiTheme="minorHAnsi" w:hAnsiTheme="minorHAnsi" w:cstheme="minorHAnsi"/>
         </w:rPr>
-        <w:t>es clients ou modifier, seulement le superadmin peut le faire.</w:t>
+        <w:t xml:space="preserve">es clients ou modifier, seulement le </w:t>
+      </w:r>
+      <w:proofErr w:type="spellStart"/>
+      <w:r>
+        <w:rPr>
+          <w:rFonts w:asciiTheme="minorHAnsi" w:hAnsiTheme="minorHAnsi" w:cstheme="minorHAnsi"/>
+        </w:rPr>
+        <w:t>superadmin</w:t>
+      </w:r>
+      <w:proofErr w:type="spellEnd"/>
+      <w:r>
+        <w:rPr>
+          <w:rFonts w:asciiTheme="minorHAnsi" w:hAnsiTheme="minorHAnsi" w:cstheme="minorHAnsi"/>
+        </w:rPr>
+        <w:t xml:space="preserve"> peut le faire.</w:t>
       </w:r>
     </w:p>
     <w:p>
@@ -726,29 +1598,34 @@
         </w:numPr>
         <w:rPr>
           <w:rFonts w:asciiTheme="minorHAnsi" w:hAnsiTheme="minorHAnsi" w:cstheme="minorHAnsi"/>
-        </w:rPr>
-      </w:pPr>
-      <w:r>
-        <w:rPr>
-          <w:rFonts w:asciiTheme="minorHAnsi" w:hAnsiTheme="minorHAnsi" w:cstheme="minorHAnsi"/>
+          <w:highlight w:val="yellow"/>
+        </w:rPr>
+      </w:pPr>
+      <w:r>
+        <w:rPr>
+          <w:rFonts w:asciiTheme="minorHAnsi" w:hAnsiTheme="minorHAnsi" w:cstheme="minorHAnsi"/>
+          <w:highlight w:val="yellow"/>
         </w:rPr>
         <w:t>Un admin</w:t>
       </w:r>
       <w:r>
         <w:rPr>
           <w:rFonts w:asciiTheme="minorHAnsi" w:hAnsiTheme="minorHAnsi" w:cstheme="minorHAnsi"/>
+          <w:highlight w:val="yellow"/>
         </w:rPr>
         <w:t>istrateur</w:t>
       </w:r>
       <w:r>
         <w:rPr>
           <w:rFonts w:asciiTheme="minorHAnsi" w:hAnsiTheme="minorHAnsi" w:cstheme="minorHAnsi"/>
+          <w:highlight w:val="yellow"/>
         </w:rPr>
         <w:t xml:space="preserve"> peut ajouter dans approvisionnement mais ne peux pas supprimer ni modifi</w:t>
       </w:r>
       <w:r>
         <w:rPr>
           <w:rFonts w:asciiTheme="minorHAnsi" w:hAnsiTheme="minorHAnsi" w:cstheme="minorHAnsi"/>
+          <w:highlight w:val="yellow"/>
         </w:rPr>
         <w:t>er</w:t>
       </w:r>
@@ -765,7 +1642,15 @@
     </w:p>
     <w:p>
       <w:r>
-        <w:t>Affichage de fenetre par profil :</w:t>
+        <w:t xml:space="preserve">Affichage de </w:t>
+      </w:r>
+      <w:proofErr w:type="spellStart"/>
+      <w:r>
+        <w:t>fenetre</w:t>
+      </w:r>
+      <w:proofErr w:type="spellEnd"/>
+      <w:r>
+        <w:t xml:space="preserve"> par profil :</w:t>
       </w:r>
     </w:p>
     <w:p>
@@ -806,20 +1691,54 @@
           <w:numId w:val="1"/>
         </w:numPr>
       </w:pPr>
+      <w:proofErr w:type="gramStart"/>
       <w:r>
         <w:t>La tablea</w:t>
       </w:r>
       <w:r>
-        <w:t>u qui montre les details de toutes les ventes et services fait durant une periode</w:t>
-      </w:r>
-      <w:r>
-        <w:t>, les grafiques, les montants donc tous</w:t>
+        <w:t>u</w:t>
+      </w:r>
+      <w:proofErr w:type="gramEnd"/>
+      <w:r>
+        <w:t xml:space="preserve"> qui montre les </w:t>
+      </w:r>
+      <w:proofErr w:type="spellStart"/>
+      <w:r>
+        <w:t>details</w:t>
+      </w:r>
+      <w:proofErr w:type="spellEnd"/>
+      <w:r>
+        <w:t xml:space="preserve"> de toutes les ventes et services fait durant une </w:t>
+      </w:r>
+      <w:proofErr w:type="spellStart"/>
+      <w:r>
+        <w:t>periode</w:t>
+      </w:r>
+      <w:proofErr w:type="spellEnd"/>
+      <w:r>
+        <w:t xml:space="preserve">, les </w:t>
+      </w:r>
+      <w:proofErr w:type="spellStart"/>
+      <w:r>
+        <w:t>grafiques</w:t>
+      </w:r>
+      <w:proofErr w:type="spellEnd"/>
+      <w:r>
+        <w:t>, les montants donc tous</w:t>
       </w:r>
       <w:r>
         <w:t>,</w:t>
       </w:r>
       <w:r>
-        <w:t xml:space="preserve"> ce qu’un simple Admnistrateur ne peut pas voir. </w:t>
+        <w:t xml:space="preserve"> ce qu’un simple </w:t>
+      </w:r>
+      <w:proofErr w:type="spellStart"/>
+      <w:r>
+        <w:t>Admnistrateur</w:t>
+      </w:r>
+      <w:proofErr w:type="spellEnd"/>
+      <w:r>
+        <w:t xml:space="preserve"> ne peut pas voir. </w:t>
       </w:r>
     </w:p>
     <w:p/>
@@ -833,8 +1752,21 @@
         </w:numPr>
       </w:pPr>
       <w:r>
-        <w:t>A la fin Deployer sur Netlify</w:t>
-      </w:r>
+        <w:t xml:space="preserve">A la fin </w:t>
+      </w:r>
+      <w:proofErr w:type="spellStart"/>
+      <w:r>
+        <w:t>Deployer</w:t>
+      </w:r>
+      <w:proofErr w:type="spellEnd"/>
+      <w:r>
+        <w:t xml:space="preserve"> sur </w:t>
+      </w:r>
+      <w:proofErr w:type="spellStart"/>
+      <w:r>
+        <w:t>Netlify</w:t>
+      </w:r>
+      <w:proofErr w:type="spellEnd"/>
     </w:p>
     <w:p>
       <w:pPr>
@@ -860,8 +1792,45 @@
         </w:numPr>
         <w:shd w:val="clear" w:color="auto" w:fill="B4C6E7" w:themeFill="accent1" w:themeFillTint="66"/>
       </w:pPr>
-      <w:r>
-        <w:t>supabase-schema.sql, supabase-auth-migration.sql, supabase-audit-traceability-migration.sql exécutés</w:t>
+      <w:proofErr w:type="spellStart"/>
+      <w:r>
+        <w:t>supabase-schema.sql</w:t>
+      </w:r>
+      <w:proofErr w:type="spellEnd"/>
+      <w:r>
+        <w:t xml:space="preserve">, </w:t>
+      </w:r>
+      <w:proofErr w:type="spellStart"/>
+      <w:r>
+        <w:t>supabase-auth-migration.sql</w:t>
+      </w:r>
+      <w:proofErr w:type="spellEnd"/>
+      <w:r>
+        <w:t xml:space="preserve">, </w:t>
+      </w:r>
+      <w:proofErr w:type="spellStart"/>
+      <w:r>
+        <w:t>supabase</w:t>
+      </w:r>
+      <w:proofErr w:type="spellEnd"/>
+      <w:r>
+        <w:t>-audit-</w:t>
+      </w:r>
+      <w:proofErr w:type="spellStart"/>
+      <w:r>
+        <w:t>traceability</w:t>
+      </w:r>
+      <w:proofErr w:type="spellEnd"/>
+      <w:r>
+        <w:t>-</w:t>
+      </w:r>
+      <w:proofErr w:type="spellStart"/>
+      <w:r>
+        <w:t>migration.sql</w:t>
+      </w:r>
+      <w:proofErr w:type="spellEnd"/>
+      <w:r>
+        <w:t xml:space="preserve"> exécutés</w:t>
       </w:r>
     </w:p>
     <w:p>
@@ -872,8 +1841,63 @@
         </w:numPr>
         <w:shd w:val="clear" w:color="auto" w:fill="B4C6E7" w:themeFill="accent1" w:themeFillTint="66"/>
       </w:pPr>
-      <w:r>
-        <w:t>la fonction touch_last_login() corrigée contient bien where public.users.auth_user_id = auth.uid()</w:t>
+      <w:proofErr w:type="gramStart"/>
+      <w:r>
+        <w:t>la</w:t>
+      </w:r>
+      <w:proofErr w:type="gramEnd"/>
+      <w:r>
+        <w:t xml:space="preserve"> fonction </w:t>
+      </w:r>
+      <w:proofErr w:type="spellStart"/>
+      <w:r>
+        <w:t>touch_last_</w:t>
+      </w:r>
+      <w:proofErr w:type="gramStart"/>
+      <w:r>
+        <w:t>login</w:t>
+      </w:r>
+      <w:proofErr w:type="spellEnd"/>
+      <w:r>
+        <w:t>(</w:t>
+      </w:r>
+      <w:proofErr w:type="gramEnd"/>
+      <w:r>
+        <w:t xml:space="preserve">) corrigée contient bien </w:t>
+      </w:r>
+      <w:proofErr w:type="spellStart"/>
+      <w:r>
+        <w:t>where</w:t>
+      </w:r>
+      <w:proofErr w:type="spellEnd"/>
+      <w:r>
+        <w:t xml:space="preserve"> </w:t>
+      </w:r>
+      <w:proofErr w:type="spellStart"/>
+      <w:proofErr w:type="gramStart"/>
+      <w:r>
+        <w:t>public.users</w:t>
+      </w:r>
+      <w:proofErr w:type="gramEnd"/>
+      <w:r>
+        <w:t>.auth_user_id</w:t>
+      </w:r>
+      <w:proofErr w:type="spellEnd"/>
+      <w:r>
+        <w:t xml:space="preserve"> = </w:t>
+      </w:r>
+      <w:proofErr w:type="spellStart"/>
+      <w:proofErr w:type="gramStart"/>
+      <w:r>
+        <w:t>auth.uid</w:t>
+      </w:r>
+      <w:proofErr w:type="spellEnd"/>
+      <w:r>
+        <w:t>(</w:t>
+      </w:r>
+      <w:proofErr w:type="gramEnd"/>
+      <w:r>
+        <w:t>)</w:t>
       </w:r>
     </w:p>
     <w:p>
@@ -884,9 +1908,37 @@
         </w:numPr>
         <w:shd w:val="clear" w:color="auto" w:fill="B4C6E7" w:themeFill="accent1" w:themeFillTint="66"/>
       </w:pPr>
-      <w:r>
-        <w:t>la table public.users contient ton utilisateur avec le même e-mail que dans Authentication &gt; Users</w:t>
-      </w:r>
+      <w:proofErr w:type="gramStart"/>
+      <w:r>
+        <w:t>la</w:t>
+      </w:r>
+      <w:proofErr w:type="gramEnd"/>
+      <w:r>
+        <w:t xml:space="preserve"> table </w:t>
+      </w:r>
+      <w:proofErr w:type="spellStart"/>
+      <w:proofErr w:type="gramStart"/>
+      <w:r>
+        <w:t>public.users</w:t>
+      </w:r>
+      <w:proofErr w:type="spellEnd"/>
+      <w:proofErr w:type="gramEnd"/>
+      <w:r>
+        <w:t xml:space="preserve"> contient ton utilisateur avec le même e-mail que dans </w:t>
+      </w:r>
+      <w:proofErr w:type="spellStart"/>
+      <w:r>
+        <w:t>Authentication</w:t>
+      </w:r>
+      <w:proofErr w:type="spellEnd"/>
+      <w:r>
+        <w:t xml:space="preserve"> &gt; </w:t>
+      </w:r>
+      <w:proofErr w:type="spellStart"/>
+      <w:r>
+        <w:t>Users</w:t>
+      </w:r>
+      <w:proofErr w:type="spellEnd"/>
     </w:p>
     <w:p>
       <w:pPr>
@@ -896,17 +1948,37 @@
         </w:numPr>
         <w:shd w:val="clear" w:color="auto" w:fill="B4C6E7" w:themeFill="accent1" w:themeFillTint="66"/>
       </w:pPr>
-      <w:r>
-        <w:t>ton utilisateur a role = 'Super admin' et active = true</w:t>
-      </w:r>
+      <w:proofErr w:type="gramStart"/>
+      <w:r>
+        <w:t>ton</w:t>
+      </w:r>
+      <w:proofErr w:type="gramEnd"/>
+      <w:r>
+        <w:t xml:space="preserve"> utilisateur a </w:t>
+      </w:r>
+      <w:proofErr w:type="spellStart"/>
+      <w:r>
+        <w:t>role</w:t>
+      </w:r>
+      <w:proofErr w:type="spellEnd"/>
+      <w:r>
+        <w:t xml:space="preserve"> = 'Super admin' et active = </w:t>
+      </w:r>
+      <w:proofErr w:type="spellStart"/>
+      <w:r>
+        <w:t>true</w:t>
+      </w:r>
+      <w:proofErr w:type="spellEnd"/>
     </w:p>
     <w:p>
       <w:pPr>
         <w:shd w:val="clear" w:color="auto" w:fill="B4C6E7" w:themeFill="accent1" w:themeFillTint="66"/>
       </w:pPr>
+      <w:proofErr w:type="spellStart"/>
       <w:r>
         <w:t>Netlify</w:t>
       </w:r>
+      <w:proofErr w:type="spellEnd"/>
     </w:p>
     <w:p>
       <w:pPr>
@@ -916,8 +1988,21 @@
         </w:numPr>
         <w:shd w:val="clear" w:color="auto" w:fill="B4C6E7" w:themeFill="accent1" w:themeFillTint="66"/>
       </w:pPr>
-      <w:r>
-        <w:t>le dernier commit poussé sur main apparaît bien sur GitHub</w:t>
+      <w:proofErr w:type="gramStart"/>
+      <w:r>
+        <w:t>le</w:t>
+      </w:r>
+      <w:proofErr w:type="gramEnd"/>
+      <w:r>
+        <w:t xml:space="preserve"> dernier commit </w:t>
+      </w:r>
+      <w:proofErr w:type="gramStart"/>
+      <w:r>
+        <w:t>poussé</w:t>
+      </w:r>
+      <w:proofErr w:type="gramEnd"/>
+      <w:r>
+        <w:t xml:space="preserve"> sur main apparaît bien sur GitHub</w:t>
       </w:r>
     </w:p>
     <w:p>
@@ -928,9 +2013,27 @@
         </w:numPr>
         <w:shd w:val="clear" w:color="auto" w:fill="B4C6E7" w:themeFill="accent1" w:themeFillTint="66"/>
       </w:pPr>
-      <w:r>
-        <w:t>le déploiement Netlify est passé en Published</w:t>
-      </w:r>
+      <w:proofErr w:type="gramStart"/>
+      <w:r>
+        <w:t>le</w:t>
+      </w:r>
+      <w:proofErr w:type="gramEnd"/>
+      <w:r>
+        <w:t xml:space="preserve"> déploiement </w:t>
+      </w:r>
+      <w:proofErr w:type="spellStart"/>
+      <w:r>
+        <w:t>Netlify</w:t>
+      </w:r>
+      <w:proofErr w:type="spellEnd"/>
+      <w:r>
+        <w:t xml:space="preserve"> est passé en </w:t>
+      </w:r>
+      <w:proofErr w:type="spellStart"/>
+      <w:r>
+        <w:t>Published</w:t>
+      </w:r>
+      <w:proofErr w:type="spellEnd"/>
     </w:p>
     <w:p>
       <w:pPr>
@@ -940,8 +2043,13 @@
         </w:numPr>
         <w:shd w:val="clear" w:color="auto" w:fill="B4C6E7" w:themeFill="accent1" w:themeFillTint="66"/>
       </w:pPr>
-      <w:r>
-        <w:t>les variables VITE_SUPABASE_URL et VITE_SUPABASE_ANON_KEY sont bien configurées</w:t>
+      <w:proofErr w:type="gramStart"/>
+      <w:r>
+        <w:t>les</w:t>
+      </w:r>
+      <w:proofErr w:type="gramEnd"/>
+      <w:r>
+        <w:t xml:space="preserve"> variables VITE_SUPABASE_URL et VITE_SUPABASE_ANON_KEY sont bien configurées</w:t>
       </w:r>
     </w:p>
     <w:p>
@@ -952,17 +2060,32 @@
         </w:numPr>
         <w:shd w:val="clear" w:color="auto" w:fill="B4C6E7" w:themeFill="accent1" w:themeFillTint="66"/>
       </w:pPr>
+      <w:proofErr w:type="gramStart"/>
       <w:r>
         <w:lastRenderedPageBreak/>
-        <w:t>la connexion web fonctionne avec ton compte Supabase</w:t>
-      </w:r>
+        <w:t>la</w:t>
+      </w:r>
+      <w:proofErr w:type="gramEnd"/>
+      <w:r>
+        <w:t xml:space="preserve"> connexion web fonctionne avec ton compte </w:t>
+      </w:r>
+      <w:proofErr w:type="spellStart"/>
+      <w:r>
+        <w:t>Supabase</w:t>
+      </w:r>
+      <w:proofErr w:type="spellEnd"/>
     </w:p>
     <w:p>
       <w:pPr>
         <w:shd w:val="clear" w:color="auto" w:fill="B4C6E7" w:themeFill="accent1" w:themeFillTint="66"/>
       </w:pPr>
-      <w:r>
-        <w:t>desktop .exe</w:t>
+      <w:proofErr w:type="gramStart"/>
+      <w:r>
+        <w:t>desktop</w:t>
+      </w:r>
+      <w:proofErr w:type="gramEnd"/>
+      <w:r>
+        <w:t xml:space="preserve"> .exe</w:t>
       </w:r>
     </w:p>
     <w:p>
@@ -973,8 +2096,13 @@
         </w:numPr>
         <w:shd w:val="clear" w:color="auto" w:fill="B4C6E7" w:themeFill="accent1" w:themeFillTint="66"/>
       </w:pPr>
-      <w:r>
-        <w:t>un nouvel .exe a été reconstruit après les changements</w:t>
+      <w:proofErr w:type="gramStart"/>
+      <w:r>
+        <w:t>un</w:t>
+      </w:r>
+      <w:proofErr w:type="gramEnd"/>
+      <w:r>
+        <w:t xml:space="preserve"> nouvel .exe a été reconstruit après les changements</w:t>
       </w:r>
     </w:p>
     <w:p>
@@ -985,9 +2113,19 @@
         </w:numPr>
         <w:shd w:val="clear" w:color="auto" w:fill="B4C6E7" w:themeFill="accent1" w:themeFillTint="66"/>
       </w:pPr>
-      <w:r>
-        <w:t>avec internet, la connexion desktop fonctionne avec le compte Supabase</w:t>
-      </w:r>
+      <w:proofErr w:type="gramStart"/>
+      <w:r>
+        <w:t>avec</w:t>
+      </w:r>
+      <w:proofErr w:type="gramEnd"/>
+      <w:r>
+        <w:t xml:space="preserve"> internet, la connexion desktop fonctionne avec le compte </w:t>
+      </w:r>
+      <w:proofErr w:type="spellStart"/>
+      <w:r>
+        <w:t>Supabase</w:t>
+      </w:r>
+      <w:proofErr w:type="spellEnd"/>
     </w:p>
     <w:p>
       <w:pPr>
@@ -997,8 +2135,13 @@
         </w:numPr>
         <w:shd w:val="clear" w:color="auto" w:fill="B4C6E7" w:themeFill="accent1" w:themeFillTint="66"/>
       </w:pPr>
-      <w:r>
-        <w:t>après cette première connexion, le même compte peut se reconnecter hors ligne</w:t>
+      <w:proofErr w:type="gramStart"/>
+      <w:r>
+        <w:t>après</w:t>
+      </w:r>
+      <w:proofErr w:type="gramEnd"/>
+      <w:r>
+        <w:t xml:space="preserve"> cette première connexion, le même compte peut se reconnecter hors ligne</w:t>
       </w:r>
     </w:p>
     <w:p>
@@ -1009,8 +2152,21 @@
         </w:numPr>
         <w:shd w:val="clear" w:color="auto" w:fill="B4C6E7" w:themeFill="accent1" w:themeFillTint="66"/>
       </w:pPr>
-      <w:r>
-        <w:t>la synchronisation desktop → Supabase fonctionne quand la connexion revient</w:t>
+      <w:proofErr w:type="gramStart"/>
+      <w:r>
+        <w:t>la</w:t>
+      </w:r>
+      <w:proofErr w:type="gramEnd"/>
+      <w:r>
+        <w:t xml:space="preserve"> synchronisation desktop → </w:t>
+      </w:r>
+      <w:proofErr w:type="spellStart"/>
+      <w:r>
+        <w:t>Supabase</w:t>
+      </w:r>
+      <w:proofErr w:type="spellEnd"/>
+      <w:r>
+        <w:t xml:space="preserve"> fonctionne quand la connexion revient</w:t>
       </w:r>
     </w:p>
     <w:p>
@@ -1024,12 +2180,36 @@
     <w:p/>
     <w:p>
       <w:r>
-        <w:t>Alors la prochaine étape est simple: connecter ton dépôt GitHub à Netlify.</w:t>
-      </w:r>
-    </w:p>
-    <w:p>
-      <w:r>
-        <w:t>Fais ceci dans Netlify :</w:t>
+        <w:t xml:space="preserve">Alors la prochaine étape est </w:t>
+      </w:r>
+      <w:proofErr w:type="gramStart"/>
+      <w:r>
+        <w:t>simple:</w:t>
+      </w:r>
+      <w:proofErr w:type="gramEnd"/>
+      <w:r>
+        <w:t xml:space="preserve"> connecter ton dépôt GitHub à </w:t>
+      </w:r>
+      <w:proofErr w:type="spellStart"/>
+      <w:r>
+        <w:t>Netlify</w:t>
+      </w:r>
+      <w:proofErr w:type="spellEnd"/>
+      <w:r>
+        <w:t>.</w:t>
+      </w:r>
+    </w:p>
+    <w:p>
+      <w:r>
+        <w:t xml:space="preserve">Fais ceci dans </w:t>
+      </w:r>
+      <w:proofErr w:type="spellStart"/>
+      <w:r>
+        <w:t>Netlify</w:t>
+      </w:r>
+      <w:proofErr w:type="spellEnd"/>
+      <w:r>
+        <w:t xml:space="preserve"> :</w:t>
       </w:r>
     </w:p>
     <w:p>
@@ -1051,8 +2231,21 @@
         </w:numPr>
       </w:pPr>
       <w:r>
-        <w:t>Import an existing project</w:t>
-      </w:r>
+        <w:t xml:space="preserve">Import an </w:t>
+      </w:r>
+      <w:proofErr w:type="spellStart"/>
+      <w:r>
+        <w:t>existing</w:t>
+      </w:r>
+      <w:proofErr w:type="spellEnd"/>
+      <w:r>
+        <w:t xml:space="preserve"> </w:t>
+      </w:r>
+      <w:proofErr w:type="spellStart"/>
+      <w:r>
+        <w:t>project</w:t>
+      </w:r>
+      <w:proofErr w:type="spellEnd"/>
     </w:p>
     <w:p>
       <w:pPr>
@@ -1061,8 +2254,13 @@
           <w:numId w:val="5"/>
         </w:numPr>
       </w:pPr>
-      <w:r>
-        <w:t>connecte GitHub</w:t>
+      <w:proofErr w:type="gramStart"/>
+      <w:r>
+        <w:t>connecte</w:t>
+      </w:r>
+      <w:proofErr w:type="gramEnd"/>
+      <w:r>
+        <w:t xml:space="preserve"> GitHub</w:t>
       </w:r>
     </w:p>
     <w:p>
@@ -1072,8 +2270,21 @@
           <w:numId w:val="5"/>
         </w:numPr>
       </w:pPr>
-      <w:r>
-        <w:t>choisis le dépôt walikaletoworldrt-hue/Gestion-papeterie</w:t>
+      <w:proofErr w:type="gramStart"/>
+      <w:r>
+        <w:t>choisis</w:t>
+      </w:r>
+      <w:proofErr w:type="gramEnd"/>
+      <w:r>
+        <w:t xml:space="preserve"> le dépôt </w:t>
+      </w:r>
+      <w:proofErr w:type="spellStart"/>
+      <w:r>
+        <w:t>walikaletoworldrt</w:t>
+      </w:r>
+      <w:proofErr w:type="spellEnd"/>
+      <w:r>
+        <w:t>-hue/Gestion-papeterie</w:t>
       </w:r>
     </w:p>
     <w:p>
@@ -1083,8 +2294,13 @@
           <w:numId w:val="5"/>
         </w:numPr>
       </w:pPr>
-      <w:r>
-        <w:t>vérifie les réglages :</w:t>
+      <w:proofErr w:type="gramStart"/>
+      <w:r>
+        <w:t>vérifie</w:t>
+      </w:r>
+      <w:proofErr w:type="gramEnd"/>
+      <w:r>
+        <w:t xml:space="preserve"> les réglages :</w:t>
       </w:r>
     </w:p>
     <w:p>
@@ -1101,8 +2317,46 @@
         <w:rPr>
           <w:lang w:val="en-US"/>
         </w:rPr>
-        <w:t>Build command : npm run build:renderer</w:t>
-      </w:r>
+        <w:t xml:space="preserve">Build </w:t>
+      </w:r>
+      <w:proofErr w:type="gramStart"/>
+      <w:r>
+        <w:rPr>
+          <w:lang w:val="en-US"/>
+        </w:rPr>
+        <w:t>command :</w:t>
+      </w:r>
+      <w:proofErr w:type="gramEnd"/>
+      <w:r>
+        <w:rPr>
+          <w:lang w:val="en-US"/>
+        </w:rPr>
+        <w:t xml:space="preserve"> </w:t>
+      </w:r>
+      <w:proofErr w:type="spellStart"/>
+      <w:r>
+        <w:rPr>
+          <w:lang w:val="en-US"/>
+        </w:rPr>
+        <w:t>npm</w:t>
+      </w:r>
+      <w:proofErr w:type="spellEnd"/>
+      <w:r>
+        <w:rPr>
+          <w:lang w:val="en-US"/>
+        </w:rPr>
+        <w:t xml:space="preserve"> run </w:t>
+      </w:r>
+      <w:proofErr w:type="spellStart"/>
+      <w:proofErr w:type="gramStart"/>
+      <w:r>
+        <w:rPr>
+          <w:lang w:val="en-US"/>
+        </w:rPr>
+        <w:t>build:renderer</w:t>
+      </w:r>
+      <w:proofErr w:type="spellEnd"/>
+      <w:proofErr w:type="gramEnd"/>
     </w:p>
     <w:p>
       <w:pPr>
@@ -1111,9 +2365,19 @@
           <w:numId w:val="5"/>
         </w:numPr>
       </w:pPr>
-      <w:r>
-        <w:t>Publish directory : dist</w:t>
-      </w:r>
+      <w:proofErr w:type="spellStart"/>
+      <w:r>
+        <w:t>Publish</w:t>
+      </w:r>
+      <w:proofErr w:type="spellEnd"/>
+      <w:r>
+        <w:t xml:space="preserve"> directory : </w:t>
+      </w:r>
+      <w:proofErr w:type="spellStart"/>
+      <w:r>
+        <w:t>dist</w:t>
+      </w:r>
+      <w:proofErr w:type="spellEnd"/>
     </w:p>
     <w:p>
       <w:pPr>
@@ -1133,8 +2397,13 @@
           <w:numId w:val="5"/>
         </w:numPr>
       </w:pPr>
-      <w:r>
-        <w:t>ajoute les variables d’environnement :</w:t>
+      <w:proofErr w:type="gramStart"/>
+      <w:r>
+        <w:t>ajoute</w:t>
+      </w:r>
+      <w:proofErr w:type="gramEnd"/>
+      <w:r>
+        <w:t xml:space="preserve"> les variables d’environnement :</w:t>
       </w:r>
     </w:p>
     <w:p>
@@ -1166,8 +2435,13 @@
           <w:numId w:val="5"/>
         </w:numPr>
       </w:pPr>
-      <w:r>
-        <w:t>lance le déploiement</w:t>
+      <w:proofErr w:type="gramStart"/>
+      <w:r>
+        <w:t>lance</w:t>
+      </w:r>
+      <w:proofErr w:type="gramEnd"/>
+      <w:r>
+        <w:t xml:space="preserve"> le déploiement</w:t>
       </w:r>
     </w:p>
     <w:p>
@@ -1176,11 +2450,133 @@
           <w:lang w:val="en-US"/>
         </w:rPr>
       </w:pPr>
+      <w:proofErr w:type="spellStart"/>
       <w:r>
         <w:rPr>
           <w:lang w:val="en-US"/>
         </w:rPr>
-        <w:t>Ces réglages sont déjà cohérents avec [netlify.toml (line 1)](C:/Users/User/OneDrive/Projet Code/Walikale to world App/netlify.toml:1) et [NETLIFY_DEPLOYMENT.md (line 1)](C:/Users/User/OneDrive/Projet Code/Walikale to world App/NETLIFY_DEPLOYMENT.md:1).</w:t>
+        <w:t>Ces</w:t>
+      </w:r>
+      <w:proofErr w:type="spellEnd"/>
+      <w:r>
+        <w:rPr>
+          <w:lang w:val="en-US"/>
+        </w:rPr>
+        <w:t xml:space="preserve"> </w:t>
+      </w:r>
+      <w:proofErr w:type="spellStart"/>
+      <w:r>
+        <w:rPr>
+          <w:lang w:val="en-US"/>
+        </w:rPr>
+        <w:t>réglages</w:t>
+      </w:r>
+      <w:proofErr w:type="spellEnd"/>
+      <w:r>
+        <w:rPr>
+          <w:lang w:val="en-US"/>
+        </w:rPr>
+        <w:t xml:space="preserve"> </w:t>
+      </w:r>
+      <w:proofErr w:type="spellStart"/>
+      <w:r>
+        <w:rPr>
+          <w:lang w:val="en-US"/>
+        </w:rPr>
+        <w:t>sont</w:t>
+      </w:r>
+      <w:proofErr w:type="spellEnd"/>
+      <w:r>
+        <w:rPr>
+          <w:lang w:val="en-US"/>
+        </w:rPr>
+        <w:t xml:space="preserve"> déjà </w:t>
+      </w:r>
+      <w:proofErr w:type="spellStart"/>
+      <w:r>
+        <w:rPr>
+          <w:lang w:val="en-US"/>
+        </w:rPr>
+        <w:t>cohérents</w:t>
+      </w:r>
+      <w:proofErr w:type="spellEnd"/>
+      <w:r>
+        <w:rPr>
+          <w:lang w:val="en-US"/>
+        </w:rPr>
+        <w:t xml:space="preserve"> avec [</w:t>
+      </w:r>
+      <w:proofErr w:type="spellStart"/>
+      <w:proofErr w:type="gramStart"/>
+      <w:r>
+        <w:rPr>
+          <w:lang w:val="en-US"/>
+        </w:rPr>
+        <w:t>netlify.toml</w:t>
+      </w:r>
+      <w:proofErr w:type="spellEnd"/>
+      <w:proofErr w:type="gramEnd"/>
+      <w:r>
+        <w:rPr>
+          <w:lang w:val="en-US"/>
+        </w:rPr>
+        <w:t xml:space="preserve"> (line 1</w:t>
+      </w:r>
+      <w:proofErr w:type="gramStart"/>
+      <w:r>
+        <w:rPr>
+          <w:lang w:val="en-US"/>
+        </w:rPr>
+        <w:t>)](</w:t>
+      </w:r>
+      <w:proofErr w:type="gramEnd"/>
+      <w:r>
+        <w:rPr>
+          <w:lang w:val="en-US"/>
+        </w:rPr>
+        <w:t>C:/Users/User/OneDrive/Projet Code/</w:t>
+      </w:r>
+      <w:proofErr w:type="spellStart"/>
+      <w:r>
+        <w:rPr>
+          <w:lang w:val="en-US"/>
+        </w:rPr>
+        <w:t>Walikale</w:t>
+      </w:r>
+      <w:proofErr w:type="spellEnd"/>
+      <w:r>
+        <w:rPr>
+          <w:lang w:val="en-US"/>
+        </w:rPr>
+        <w:t xml:space="preserve"> to world App/netlify.toml:1) et [NETLIFY_DEPLOYMENT.md (line 1</w:t>
+      </w:r>
+      <w:proofErr w:type="gramStart"/>
+      <w:r>
+        <w:rPr>
+          <w:lang w:val="en-US"/>
+        </w:rPr>
+        <w:t>)](</w:t>
+      </w:r>
+      <w:proofErr w:type="gramEnd"/>
+      <w:r>
+        <w:rPr>
+          <w:lang w:val="en-US"/>
+        </w:rPr>
+        <w:t>C:/Users/User/OneDrive/Projet Code/</w:t>
+      </w:r>
+      <w:proofErr w:type="spellStart"/>
+      <w:r>
+        <w:rPr>
+          <w:lang w:val="en-US"/>
+        </w:rPr>
+        <w:t>Walikale</w:t>
+      </w:r>
+      <w:proofErr w:type="spellEnd"/>
+      <w:r>
+        <w:rPr>
+          <w:lang w:val="en-US"/>
+        </w:rPr>
+        <w:t xml:space="preserve"> to world App/NETLIFY_DEPLOYMENT.md:1).</w:t>
       </w:r>
     </w:p>
     <w:p>
@@ -1195,8 +2591,21 @@
           <w:numId w:val="6"/>
         </w:numPr>
       </w:pPr>
-      <w:r>
-        <w:t>sur Netlify, utilise bien les noms VITE_SUPABASE_URL et VITE_SUPABASE_ANON_KEY</w:t>
+      <w:proofErr w:type="gramStart"/>
+      <w:r>
+        <w:t>sur</w:t>
+      </w:r>
+      <w:proofErr w:type="gramEnd"/>
+      <w:r>
+        <w:t xml:space="preserve"> </w:t>
+      </w:r>
+      <w:proofErr w:type="spellStart"/>
+      <w:r>
+        <w:t>Netlify</w:t>
+      </w:r>
+      <w:proofErr w:type="spellEnd"/>
+      <w:r>
+        <w:t>, utilise bien les noms VITE_SUPABASE_URL et VITE_SUPABASE_ANON_KEY</w:t>
       </w:r>
     </w:p>
     <w:p>
@@ -1206,8 +2615,13 @@
           <w:numId w:val="6"/>
         </w:numPr>
       </w:pPr>
-      <w:r>
-        <w:t>pas NEXT_PUBLIC_*, car ton app est en Vite</w:t>
+      <w:proofErr w:type="gramStart"/>
+      <w:r>
+        <w:t>pas</w:t>
+      </w:r>
+      <w:proofErr w:type="gramEnd"/>
+      <w:r>
+        <w:t xml:space="preserve"> NEXT_PUBLIC_*, car ton app est en Vite</w:t>
       </w:r>
     </w:p>
     <w:p>
@@ -1222,9 +2636,27 @@
           <w:numId w:val="7"/>
         </w:numPr>
       </w:pPr>
-      <w:r>
-        <w:t>l’état du build Netlify</w:t>
-      </w:r>
+      <w:proofErr w:type="gramStart"/>
+      <w:r>
+        <w:t>l’état</w:t>
+      </w:r>
+      <w:proofErr w:type="gramEnd"/>
+      <w:r>
+        <w:t xml:space="preserve"> du </w:t>
+      </w:r>
+      <w:proofErr w:type="spellStart"/>
+      <w:r>
+        <w:t>build</w:t>
+      </w:r>
+      <w:proofErr w:type="spellEnd"/>
+      <w:r>
+        <w:t xml:space="preserve"> </w:t>
+      </w:r>
+      <w:proofErr w:type="spellStart"/>
+      <w:r>
+        <w:t>Netlify</w:t>
+      </w:r>
+      <w:proofErr w:type="spellEnd"/>
     </w:p>
     <w:p>
       <w:pPr>
@@ -1233,8 +2665,13 @@
           <w:numId w:val="7"/>
         </w:numPr>
       </w:pPr>
-      <w:r>
-        <w:t>et si tu veux, l’URL du site déployé</w:t>
+      <w:proofErr w:type="gramStart"/>
+      <w:r>
+        <w:t>et</w:t>
+      </w:r>
+      <w:proofErr w:type="gramEnd"/>
+      <w:r>
+        <w:t xml:space="preserve"> si tu veux, l’URL du site déployé</w:t>
       </w:r>
     </w:p>
     <w:p>

--- a/Projet Application Papeterie walikale to world.docx
+++ b/Projet Application Papeterie walikale to world.docx
@@ -1560,17 +1560,20 @@
         </w:numPr>
         <w:rPr>
           <w:rFonts w:asciiTheme="minorHAnsi" w:hAnsiTheme="minorHAnsi" w:cstheme="minorHAnsi"/>
-        </w:rPr>
-      </w:pPr>
-      <w:r>
-        <w:rPr>
-          <w:rFonts w:asciiTheme="minorHAnsi" w:hAnsiTheme="minorHAnsi" w:cstheme="minorHAnsi"/>
+          <w:highlight w:val="yellow"/>
+        </w:rPr>
+      </w:pPr>
+      <w:r>
+        <w:rPr>
+          <w:rFonts w:asciiTheme="minorHAnsi" w:hAnsiTheme="minorHAnsi" w:cstheme="minorHAnsi"/>
+          <w:highlight w:val="yellow"/>
         </w:rPr>
         <w:t>Ajoute une possibilité de supprimer l</w:t>
       </w:r>
       <w:r>
         <w:rPr>
           <w:rFonts w:asciiTheme="minorHAnsi" w:hAnsiTheme="minorHAnsi" w:cstheme="minorHAnsi"/>
+          <w:highlight w:val="yellow"/>
         </w:rPr>
         <w:t xml:space="preserve">es clients ou modifier, seulement le </w:t>
       </w:r>
@@ -1578,6 +1581,7 @@
       <w:r>
         <w:rPr>
           <w:rFonts w:asciiTheme="minorHAnsi" w:hAnsiTheme="minorHAnsi" w:cstheme="minorHAnsi"/>
+          <w:highlight w:val="yellow"/>
         </w:rPr>
         <w:t>superadmin</w:t>
       </w:r>
@@ -1585,6 +1589,7 @@
       <w:r>
         <w:rPr>
           <w:rFonts w:asciiTheme="minorHAnsi" w:hAnsiTheme="minorHAnsi" w:cstheme="minorHAnsi"/>
+          <w:highlight w:val="yellow"/>
         </w:rPr>
         <w:t xml:space="preserve"> peut le faire.</w:t>
       </w:r>

--- a/Projet Application Papeterie walikale to world.docx
+++ b/Projet Application Papeterie walikale to world.docx
@@ -1637,13 +1637,378 @@
     </w:p>
     <w:p>
       <w:pPr>
-        <w:pStyle w:val="Paragraphedeliste"/>
-      </w:pPr>
-    </w:p>
-    <w:p>
-      <w:pPr>
-        <w:pStyle w:val="Paragraphedeliste"/>
-      </w:pPr>
+        <w:pStyle w:val="NormalWeb"/>
+        <w:numPr>
+          <w:ilvl w:val="0"/>
+          <w:numId w:val="1"/>
+        </w:numPr>
+      </w:pPr>
+      <w:proofErr w:type="gramStart"/>
+      <w:r>
+        <w:t>dans</w:t>
+      </w:r>
+      <w:proofErr w:type="gramEnd"/>
+      <w:r>
+        <w:t xml:space="preserve"> les </w:t>
+      </w:r>
+      <w:proofErr w:type="spellStart"/>
+      <w:r>
+        <w:t>depenses</w:t>
+      </w:r>
+      <w:proofErr w:type="spellEnd"/>
+      <w:r>
+        <w:t xml:space="preserve"> à générer, je voulais avoir la possibilité de choisir les </w:t>
+      </w:r>
+      <w:proofErr w:type="spellStart"/>
+      <w:r>
+        <w:t>periodes</w:t>
+      </w:r>
+      <w:proofErr w:type="spellEnd"/>
+      <w:r>
+        <w:t xml:space="preserve"> parce que la </w:t>
+      </w:r>
+      <w:proofErr w:type="spellStart"/>
+      <w:r>
+        <w:t>depense</w:t>
+      </w:r>
+      <w:proofErr w:type="spellEnd"/>
+      <w:r>
+        <w:t xml:space="preserve"> </w:t>
+      </w:r>
+      <w:proofErr w:type="spellStart"/>
+      <w:r>
+        <w:t>encienne</w:t>
+      </w:r>
+      <w:proofErr w:type="spellEnd"/>
+      <w:r>
+        <w:t xml:space="preserve"> ne dois pas </w:t>
+      </w:r>
+      <w:proofErr w:type="gramStart"/>
+      <w:r>
+        <w:t>figuré</w:t>
+      </w:r>
+      <w:proofErr w:type="gramEnd"/>
+      <w:r>
+        <w:t xml:space="preserve"> dans le rapport du mois </w:t>
+      </w:r>
+      <w:proofErr w:type="spellStart"/>
+      <w:r>
+        <w:t>present</w:t>
+      </w:r>
+      <w:proofErr w:type="spellEnd"/>
+      <w:r>
+        <w:t>.</w:t>
+      </w:r>
+    </w:p>
+    <w:p>
+      <w:pPr>
+        <w:pStyle w:val="NormalWeb"/>
+        <w:numPr>
+          <w:ilvl w:val="0"/>
+          <w:numId w:val="1"/>
+        </w:numPr>
+        <w:rPr>
+          <w:color w:val="EE0000"/>
+          <w:highlight w:val="black"/>
+        </w:rPr>
+      </w:pPr>
+      <w:r>
+        <w:rPr>
+          <w:b/>
+          <w:bCs/>
+          <w:color w:val="EE0000"/>
+          <w:highlight w:val="black"/>
+        </w:rPr>
+        <w:t xml:space="preserve">Conflit </w:t>
+      </w:r>
+      <w:proofErr w:type="spellStart"/>
+      <w:r>
+        <w:rPr>
+          <w:b/>
+          <w:bCs/>
+          <w:color w:val="EE0000"/>
+          <w:highlight w:val="black"/>
+        </w:rPr>
+        <w:t>detecte</w:t>
+      </w:r>
+      <w:proofErr w:type="spellEnd"/>
+      <w:r>
+        <w:rPr>
+          <w:b/>
+          <w:bCs/>
+          <w:color w:val="EE0000"/>
+          <w:highlight w:val="black"/>
+        </w:rPr>
+        <w:t xml:space="preserve"> : le cloud et ce poste ont tous les deux des changements non synchronises.</w:t>
+      </w:r>
+    </w:p>
+    <w:p>
+      <w:pPr>
+        <w:spacing w:before="100" w:beforeAutospacing="1" w:after="100" w:afterAutospacing="1" w:line="240" w:lineRule="auto"/>
+        <w:rPr>
+          <w:rFonts w:ascii="Times New Roman" w:eastAsia="Times New Roman" w:hAnsi="Times New Roman" w:cs="Times New Roman"/>
+          <w:kern w:val="0"/>
+          <w:sz w:val="24"/>
+          <w:szCs w:val="24"/>
+          <w:lang w:eastAsia="fr-FR"/>
+          <w14:ligatures w14:val="none"/>
+        </w:rPr>
+      </w:pPr>
+      <w:r>
+        <w:rPr>
+          <w:rFonts w:ascii="Times New Roman" w:eastAsia="Times New Roman" w:hAnsi="Times New Roman" w:cs="Times New Roman"/>
+          <w:kern w:val="0"/>
+          <w:sz w:val="24"/>
+          <w:szCs w:val="24"/>
+          <w:lang w:eastAsia="fr-FR"/>
+          <w14:ligatures w14:val="none"/>
+        </w:rPr>
+        <w:t>A</w:t>
+      </w:r>
+      <w:r>
+        <w:rPr>
+          <w:rFonts w:ascii="Times New Roman" w:eastAsia="Times New Roman" w:hAnsi="Times New Roman" w:cs="Times New Roman"/>
+          <w:kern w:val="0"/>
+          <w:sz w:val="24"/>
+          <w:szCs w:val="24"/>
+          <w:lang w:eastAsia="fr-FR"/>
+          <w14:ligatures w14:val="none"/>
+        </w:rPr>
+        <w:t>jouter ensuite :</w:t>
+      </w:r>
+    </w:p>
+    <w:p>
+      <w:pPr>
+        <w:numPr>
+          <w:ilvl w:val="0"/>
+          <w:numId w:val="1"/>
+        </w:numPr>
+        <w:spacing w:before="100" w:beforeAutospacing="1" w:after="100" w:afterAutospacing="1" w:line="240" w:lineRule="auto"/>
+        <w:rPr>
+          <w:rFonts w:ascii="Times New Roman" w:eastAsia="Times New Roman" w:hAnsi="Times New Roman" w:cs="Times New Roman"/>
+          <w:kern w:val="0"/>
+          <w:sz w:val="24"/>
+          <w:szCs w:val="24"/>
+          <w:lang w:eastAsia="fr-FR"/>
+          <w14:ligatures w14:val="none"/>
+        </w:rPr>
+      </w:pPr>
+      <w:r>
+        <w:rPr>
+          <w:rFonts w:ascii="Times New Roman" w:eastAsia="Times New Roman" w:hAnsi="Times New Roman" w:cs="Times New Roman"/>
+          <w:kern w:val="0"/>
+          <w:sz w:val="24"/>
+          <w:szCs w:val="24"/>
+          <w:lang w:eastAsia="fr-FR"/>
+          <w14:ligatures w14:val="none"/>
+        </w:rPr>
+        <w:t>U</w:t>
+      </w:r>
+      <w:r>
+        <w:rPr>
+          <w:rFonts w:ascii="Times New Roman" w:eastAsia="Times New Roman" w:hAnsi="Times New Roman" w:cs="Times New Roman"/>
+          <w:kern w:val="0"/>
+          <w:sz w:val="24"/>
+          <w:szCs w:val="24"/>
+          <w:lang w:eastAsia="fr-FR"/>
+          <w14:ligatures w14:val="none"/>
+        </w:rPr>
+        <w:t xml:space="preserve">n </w:t>
+      </w:r>
+      <w:r>
+        <w:rPr>
+          <w:rFonts w:ascii="Courier New" w:eastAsia="Times New Roman" w:hAnsi="Courier New" w:cs="Courier New"/>
+          <w:kern w:val="0"/>
+          <w:sz w:val="20"/>
+          <w:szCs w:val="20"/>
+          <w:lang w:eastAsia="fr-FR"/>
+          <w14:ligatures w14:val="none"/>
+        </w:rPr>
+        <w:t>nettoyage automatique</w:t>
+      </w:r>
+      <w:r>
+        <w:rPr>
+          <w:rFonts w:ascii="Times New Roman" w:eastAsia="Times New Roman" w:hAnsi="Times New Roman" w:cs="Times New Roman"/>
+          <w:kern w:val="0"/>
+          <w:sz w:val="24"/>
+          <w:szCs w:val="24"/>
+          <w:lang w:eastAsia="fr-FR"/>
+          <w14:ligatures w14:val="none"/>
+        </w:rPr>
+        <w:t xml:space="preserve"> des anciens logs</w:t>
+      </w:r>
+    </w:p>
+    <w:p>
+      <w:pPr>
+        <w:numPr>
+          <w:ilvl w:val="0"/>
+          <w:numId w:val="1"/>
+        </w:numPr>
+        <w:spacing w:before="100" w:beforeAutospacing="1" w:after="100" w:afterAutospacing="1" w:line="240" w:lineRule="auto"/>
+        <w:rPr>
+          <w:rFonts w:ascii="Times New Roman" w:eastAsia="Times New Roman" w:hAnsi="Times New Roman" w:cs="Times New Roman"/>
+          <w:kern w:val="0"/>
+          <w:sz w:val="24"/>
+          <w:szCs w:val="24"/>
+          <w:lang w:eastAsia="fr-FR"/>
+          <w14:ligatures w14:val="none"/>
+        </w:rPr>
+      </w:pPr>
+      <w:r>
+        <w:rPr>
+          <w:rFonts w:ascii="Times New Roman" w:eastAsia="Times New Roman" w:hAnsi="Times New Roman" w:cs="Times New Roman"/>
+          <w:kern w:val="0"/>
+          <w:sz w:val="24"/>
+          <w:szCs w:val="24"/>
+          <w:lang w:eastAsia="fr-FR"/>
+          <w14:ligatures w14:val="none"/>
+        </w:rPr>
+        <w:t>U</w:t>
+      </w:r>
+      <w:r>
+        <w:rPr>
+          <w:rFonts w:ascii="Times New Roman" w:eastAsia="Times New Roman" w:hAnsi="Times New Roman" w:cs="Times New Roman"/>
+          <w:kern w:val="0"/>
+          <w:sz w:val="24"/>
+          <w:szCs w:val="24"/>
+          <w:lang w:eastAsia="fr-FR"/>
+          <w14:ligatures w14:val="none"/>
+        </w:rPr>
+        <w:t xml:space="preserve">n </w:t>
+      </w:r>
+      <w:r>
+        <w:rPr>
+          <w:rFonts w:ascii="Courier New" w:eastAsia="Times New Roman" w:hAnsi="Courier New" w:cs="Courier New"/>
+          <w:kern w:val="0"/>
+          <w:sz w:val="20"/>
+          <w:szCs w:val="20"/>
+          <w:lang w:eastAsia="fr-FR"/>
+          <w14:ligatures w14:val="none"/>
+        </w:rPr>
+        <w:t>archivage</w:t>
+      </w:r>
+      <w:r>
+        <w:rPr>
+          <w:rFonts w:ascii="Times New Roman" w:eastAsia="Times New Roman" w:hAnsi="Times New Roman" w:cs="Times New Roman"/>
+          <w:kern w:val="0"/>
+          <w:sz w:val="24"/>
+          <w:szCs w:val="24"/>
+          <w:lang w:eastAsia="fr-FR"/>
+          <w14:ligatures w14:val="none"/>
+        </w:rPr>
+        <w:t xml:space="preserve"> par période</w:t>
+      </w:r>
+    </w:p>
+    <w:p>
+      <w:pPr>
+        <w:numPr>
+          <w:ilvl w:val="0"/>
+          <w:numId w:val="1"/>
+        </w:numPr>
+        <w:spacing w:before="100" w:beforeAutospacing="1" w:after="100" w:afterAutospacing="1" w:line="240" w:lineRule="auto"/>
+        <w:rPr>
+          <w:rFonts w:ascii="Times New Roman" w:eastAsia="Times New Roman" w:hAnsi="Times New Roman" w:cs="Times New Roman"/>
+          <w:kern w:val="0"/>
+          <w:sz w:val="24"/>
+          <w:szCs w:val="24"/>
+          <w:lang w:eastAsia="fr-FR"/>
+          <w14:ligatures w14:val="none"/>
+        </w:rPr>
+      </w:pPr>
+      <w:r>
+        <w:rPr>
+          <w:rFonts w:ascii="Times New Roman" w:eastAsia="Times New Roman" w:hAnsi="Times New Roman" w:cs="Times New Roman"/>
+          <w:kern w:val="0"/>
+          <w:sz w:val="24"/>
+          <w:szCs w:val="24"/>
+          <w:lang w:eastAsia="fr-FR"/>
+          <w14:ligatures w14:val="none"/>
+        </w:rPr>
+        <w:t>U</w:t>
+      </w:r>
+      <w:r>
+        <w:rPr>
+          <w:rFonts w:ascii="Times New Roman" w:eastAsia="Times New Roman" w:hAnsi="Times New Roman" w:cs="Times New Roman"/>
+          <w:kern w:val="0"/>
+          <w:sz w:val="24"/>
+          <w:szCs w:val="24"/>
+          <w:lang w:eastAsia="fr-FR"/>
+          <w14:ligatures w14:val="none"/>
+        </w:rPr>
+        <w:t xml:space="preserve">ne option </w:t>
+      </w:r>
+      <w:r>
+        <w:rPr>
+          <w:rFonts w:ascii="Courier New" w:eastAsia="Times New Roman" w:hAnsi="Courier New" w:cs="Courier New"/>
+          <w:kern w:val="0"/>
+          <w:sz w:val="20"/>
+          <w:szCs w:val="20"/>
+          <w:lang w:eastAsia="fr-FR"/>
+          <w14:ligatures w14:val="none"/>
+        </w:rPr>
+        <w:t>sauvegarder puis vider l’historique ancien</w:t>
+      </w:r>
+    </w:p>
+    <w:p>
+      <w:pPr>
+        <w:numPr>
+          <w:ilvl w:val="0"/>
+          <w:numId w:val="1"/>
+        </w:numPr>
+        <w:spacing w:before="100" w:beforeAutospacing="1" w:after="100" w:afterAutospacing="1" w:line="240" w:lineRule="auto"/>
+        <w:rPr>
+          <w:rFonts w:ascii="Times New Roman" w:eastAsia="Times New Roman" w:hAnsi="Times New Roman" w:cs="Times New Roman"/>
+          <w:kern w:val="0"/>
+          <w:sz w:val="24"/>
+          <w:szCs w:val="24"/>
+          <w:lang w:eastAsia="fr-FR"/>
+          <w14:ligatures w14:val="none"/>
+        </w:rPr>
+      </w:pPr>
+      <w:r>
+        <w:rPr>
+          <w:rFonts w:ascii="Times New Roman" w:eastAsia="Times New Roman" w:hAnsi="Times New Roman" w:cs="Times New Roman"/>
+          <w:kern w:val="0"/>
+          <w:sz w:val="24"/>
+          <w:szCs w:val="24"/>
+          <w:lang w:eastAsia="fr-FR"/>
+          <w14:ligatures w14:val="none"/>
+        </w:rPr>
+        <w:t>U</w:t>
+      </w:r>
+      <w:r>
+        <w:rPr>
+          <w:rFonts w:ascii="Times New Roman" w:eastAsia="Times New Roman" w:hAnsi="Times New Roman" w:cs="Times New Roman"/>
+          <w:kern w:val="0"/>
+          <w:sz w:val="24"/>
+          <w:szCs w:val="24"/>
+          <w:lang w:eastAsia="fr-FR"/>
+          <w14:ligatures w14:val="none"/>
+        </w:rPr>
+        <w:t xml:space="preserve">ne règle comme : garder seulement les </w:t>
+      </w:r>
+      <w:r>
+        <w:rPr>
+          <w:rFonts w:ascii="Courier New" w:eastAsia="Times New Roman" w:hAnsi="Courier New" w:cs="Courier New"/>
+          <w:kern w:val="0"/>
+          <w:sz w:val="20"/>
+          <w:szCs w:val="20"/>
+          <w:lang w:eastAsia="fr-FR"/>
+          <w14:ligatures w14:val="none"/>
+        </w:rPr>
+        <w:t>12 derniers mois</w:t>
+      </w:r>
+      <w:r>
+        <w:rPr>
+          <w:rFonts w:ascii="Times New Roman" w:eastAsia="Times New Roman" w:hAnsi="Times New Roman" w:cs="Times New Roman"/>
+          <w:kern w:val="0"/>
+          <w:sz w:val="24"/>
+          <w:szCs w:val="24"/>
+          <w:lang w:eastAsia="fr-FR"/>
+          <w14:ligatures w14:val="none"/>
+        </w:rPr>
+        <w:t xml:space="preserve"> dans l’historique visible</w:t>
+      </w:r>
     </w:p>
     <w:p>
       <w:r>
@@ -1955,6 +2320,7 @@
       </w:pPr>
       <w:proofErr w:type="gramStart"/>
       <w:r>
+        <w:lastRenderedPageBreak/>
         <w:t>ton</w:t>
       </w:r>
       <w:proofErr w:type="gramEnd"/>
@@ -2067,7 +2433,6 @@
       </w:pPr>
       <w:proofErr w:type="gramStart"/>
       <w:r>
-        <w:lastRenderedPageBreak/>
         <w:t>la</w:t>
       </w:r>
       <w:proofErr w:type="gramEnd"/>
@@ -2622,6 +2987,7 @@
       </w:pPr>
       <w:proofErr w:type="gramStart"/>
       <w:r>
+        <w:lastRenderedPageBreak/>
         <w:t>pas</w:t>
       </w:r>
       <w:proofErr w:type="gramEnd"/>
@@ -3225,6 +3591,155 @@
     </w:lvl>
   </w:abstractNum>
   <w:abstractNum w:abstractNumId="4" w15:restartNumberingAfterBreak="0">
+    <w:nsid w:val="312E6516"/>
+    <w:multiLevelType w:val="multilevel"/>
+    <w:tmpl w:val="A38E272E"/>
+    <w:lvl w:ilvl="0">
+      <w:start w:val="1"/>
+      <w:numFmt w:val="bullet"/>
+      <w:lvlText w:val=""/>
+      <w:lvlJc w:val="left"/>
+      <w:pPr>
+        <w:tabs>
+          <w:tab w:val="num" w:pos="720"/>
+        </w:tabs>
+        <w:ind w:left="720" w:hanging="360"/>
+      </w:pPr>
+      <w:rPr>
+        <w:rFonts w:ascii="Symbol" w:hAnsi="Symbol" w:hint="default"/>
+        <w:sz w:val="20"/>
+      </w:rPr>
+    </w:lvl>
+    <w:lvl w:ilvl="1" w:tentative="1">
+      <w:start w:val="1"/>
+      <w:numFmt w:val="bullet"/>
+      <w:lvlText w:val="o"/>
+      <w:lvlJc w:val="left"/>
+      <w:pPr>
+        <w:tabs>
+          <w:tab w:val="num" w:pos="1440"/>
+        </w:tabs>
+        <w:ind w:left="1440" w:hanging="360"/>
+      </w:pPr>
+      <w:rPr>
+        <w:rFonts w:ascii="Courier New" w:hAnsi="Courier New" w:hint="default"/>
+        <w:sz w:val="20"/>
+      </w:rPr>
+    </w:lvl>
+    <w:lvl w:ilvl="2" w:tentative="1">
+      <w:start w:val="1"/>
+      <w:numFmt w:val="bullet"/>
+      <w:lvlText w:val=""/>
+      <w:lvlJc w:val="left"/>
+      <w:pPr>
+        <w:tabs>
+          <w:tab w:val="num" w:pos="2160"/>
+        </w:tabs>
+        <w:ind w:left="2160" w:hanging="360"/>
+      </w:pPr>
+      <w:rPr>
+        <w:rFonts w:ascii="Wingdings" w:hAnsi="Wingdings" w:hint="default"/>
+        <w:sz w:val="20"/>
+      </w:rPr>
+    </w:lvl>
+    <w:lvl w:ilvl="3" w:tentative="1">
+      <w:start w:val="1"/>
+      <w:numFmt w:val="bullet"/>
+      <w:lvlText w:val=""/>
+      <w:lvlJc w:val="left"/>
+      <w:pPr>
+        <w:tabs>
+          <w:tab w:val="num" w:pos="2880"/>
+        </w:tabs>
+        <w:ind w:left="2880" w:hanging="360"/>
+      </w:pPr>
+      <w:rPr>
+        <w:rFonts w:ascii="Wingdings" w:hAnsi="Wingdings" w:hint="default"/>
+        <w:sz w:val="20"/>
+      </w:rPr>
+    </w:lvl>
+    <w:lvl w:ilvl="4" w:tentative="1">
+      <w:start w:val="1"/>
+      <w:numFmt w:val="bullet"/>
+      <w:lvlText w:val=""/>
+      <w:lvlJc w:val="left"/>
+      <w:pPr>
+        <w:tabs>
+          <w:tab w:val="num" w:pos="3600"/>
+        </w:tabs>
+        <w:ind w:left="3600" w:hanging="360"/>
+      </w:pPr>
+      <w:rPr>
+        <w:rFonts w:ascii="Wingdings" w:hAnsi="Wingdings" w:hint="default"/>
+        <w:sz w:val="20"/>
+      </w:rPr>
+    </w:lvl>
+    <w:lvl w:ilvl="5" w:tentative="1">
+      <w:start w:val="1"/>
+      <w:numFmt w:val="bullet"/>
+      <w:lvlText w:val=""/>
+      <w:lvlJc w:val="left"/>
+      <w:pPr>
+        <w:tabs>
+          <w:tab w:val="num" w:pos="4320"/>
+        </w:tabs>
+        <w:ind w:left="4320" w:hanging="360"/>
+      </w:pPr>
+      <w:rPr>
+        <w:rFonts w:ascii="Wingdings" w:hAnsi="Wingdings" w:hint="default"/>
+        <w:sz w:val="20"/>
+      </w:rPr>
+    </w:lvl>
+    <w:lvl w:ilvl="6" w:tentative="1">
+      <w:start w:val="1"/>
+      <w:numFmt w:val="bullet"/>
+      <w:lvlText w:val=""/>
+      <w:lvlJc w:val="left"/>
+      <w:pPr>
+        <w:tabs>
+          <w:tab w:val="num" w:pos="5040"/>
+        </w:tabs>
+        <w:ind w:left="5040" w:hanging="360"/>
+      </w:pPr>
+      <w:rPr>
+        <w:rFonts w:ascii="Wingdings" w:hAnsi="Wingdings" w:hint="default"/>
+        <w:sz w:val="20"/>
+      </w:rPr>
+    </w:lvl>
+    <w:lvl w:ilvl="7" w:tentative="1">
+      <w:start w:val="1"/>
+      <w:numFmt w:val="bullet"/>
+      <w:lvlText w:val=""/>
+      <w:lvlJc w:val="left"/>
+      <w:pPr>
+        <w:tabs>
+          <w:tab w:val="num" w:pos="5760"/>
+        </w:tabs>
+        <w:ind w:left="5760" w:hanging="360"/>
+      </w:pPr>
+      <w:rPr>
+        <w:rFonts w:ascii="Wingdings" w:hAnsi="Wingdings" w:hint="default"/>
+        <w:sz w:val="20"/>
+      </w:rPr>
+    </w:lvl>
+    <w:lvl w:ilvl="8" w:tentative="1">
+      <w:start w:val="1"/>
+      <w:numFmt w:val="bullet"/>
+      <w:lvlText w:val=""/>
+      <w:lvlJc w:val="left"/>
+      <w:pPr>
+        <w:tabs>
+          <w:tab w:val="num" w:pos="6480"/>
+        </w:tabs>
+        <w:ind w:left="6480" w:hanging="360"/>
+      </w:pPr>
+      <w:rPr>
+        <w:rFonts w:ascii="Wingdings" w:hAnsi="Wingdings" w:hint="default"/>
+        <w:sz w:val="20"/>
+      </w:rPr>
+    </w:lvl>
+  </w:abstractNum>
+  <w:abstractNum w:abstractNumId="5" w15:restartNumberingAfterBreak="0">
     <w:nsid w:val="34BD630D"/>
     <w:multiLevelType w:val="multilevel"/>
     <w:tmpl w:val="6E52BB22"/>
@@ -3373,7 +3888,7 @@
       </w:rPr>
     </w:lvl>
   </w:abstractNum>
-  <w:abstractNum w:abstractNumId="5" w15:restartNumberingAfterBreak="0">
+  <w:abstractNum w:abstractNumId="6" w15:restartNumberingAfterBreak="0">
     <w:nsid w:val="4A240513"/>
     <w:multiLevelType w:val="multilevel"/>
     <w:tmpl w:val="ADEA96EA"/>
@@ -3522,7 +4037,7 @@
       </w:rPr>
     </w:lvl>
   </w:abstractNum>
-  <w:abstractNum w:abstractNumId="6" w15:restartNumberingAfterBreak="0">
+  <w:abstractNum w:abstractNumId="7" w15:restartNumberingAfterBreak="0">
     <w:nsid w:val="6F9F65E0"/>
     <w:multiLevelType w:val="multilevel"/>
     <w:tmpl w:val="0C0EF00C"/>
@@ -3675,7 +4190,7 @@
     <w:abstractNumId w:val="3"/>
   </w:num>
   <w:num w:numId="2" w16cid:durableId="119157286">
-    <w:abstractNumId w:val="5"/>
+    <w:abstractNumId w:val="6"/>
   </w:num>
   <w:num w:numId="3" w16cid:durableId="250356972">
     <w:abstractNumId w:val="2"/>
@@ -3687,10 +4202,13 @@
     <w:abstractNumId w:val="0"/>
   </w:num>
   <w:num w:numId="6" w16cid:durableId="1362778497">
-    <w:abstractNumId w:val="4"/>
+    <w:abstractNumId w:val="5"/>
   </w:num>
   <w:num w:numId="7" w16cid:durableId="1110861082">
-    <w:abstractNumId w:val="6"/>
+    <w:abstractNumId w:val="7"/>
+  </w:num>
+  <w:num w:numId="8" w16cid:durableId="1037046708">
+    <w:abstractNumId w:val="4"/>
   </w:num>
 </w:numbering>
 </file>
@@ -4298,7 +4816,6 @@
   <w:style w:type="character" w:default="1" w:styleId="Policepardfaut">
     <w:name w:val="Default Paragraph Font"/>
     <w:uiPriority w:val="1"/>
-    <w:semiHidden/>
     <w:unhideWhenUsed/>
   </w:style>
   <w:style w:type="table" w:default="1" w:styleId="TableauNormal">
@@ -4631,6 +5148,19 @@
       <w14:ligatures w14:val="none"/>
     </w:rPr>
   </w:style>
+  <w:style w:type="character" w:styleId="CodeHTML">
+    <w:name w:val="HTML Code"/>
+    <w:basedOn w:val="Policepardfaut"/>
+    <w:uiPriority w:val="99"/>
+    <w:semiHidden/>
+    <w:unhideWhenUsed/>
+    <w:rsid w:val="00074CCF"/>
+    <w:rPr>
+      <w:rFonts w:ascii="Courier New" w:eastAsia="Times New Roman" w:hAnsi="Courier New" w:cs="Courier New"/>
+      <w:sz w:val="20"/>
+      <w:szCs w:val="20"/>
+    </w:rPr>
+  </w:style>
 </w:styles>
 </file>
 

--- a/Projet Application Papeterie walikale to world.docx
+++ b/Projet Application Papeterie walikale to world.docx
@@ -4,15 +4,7 @@
   <w:body>
     <w:p>
       <w:r>
-        <w:t xml:space="preserve">Projet Papeterie </w:t>
-      </w:r>
-      <w:proofErr w:type="spellStart"/>
-      <w:r>
-        <w:t>walikale</w:t>
-      </w:r>
-      <w:proofErr w:type="spellEnd"/>
-      <w:r>
-        <w:t xml:space="preserve"> to world</w:t>
+        <w:t>Projet Papeterie walikale to world</w:t>
       </w:r>
     </w:p>
     <w:p>
@@ -29,13 +21,8 @@
         </w:numPr>
       </w:pPr>
       <w:r>
-        <w:t xml:space="preserve">Gestion vente papeterie y compris les </w:t>
-      </w:r>
-      <w:proofErr w:type="spellStart"/>
-      <w:r>
-        <w:t>depenses</w:t>
-      </w:r>
-      <w:proofErr w:type="spellEnd"/>
+        <w:t>Gestion vente papeterie y compris les depenses</w:t>
+      </w:r>
     </w:p>
     <w:p>
       <w:pPr>
@@ -46,13 +33,8 @@
         </w:numPr>
       </w:pPr>
       <w:r>
-        <w:t>Gestion du personnel (les salaires, primes</w:t>
-      </w:r>
-      <w:proofErr w:type="gramStart"/>
-      <w:r>
-        <w:t>)..</w:t>
-      </w:r>
-      <w:proofErr w:type="gramEnd"/>
+        <w:t>Gestion du personnel (les salaires, primes)..</w:t>
+      </w:r>
     </w:p>
     <w:p>
       <w:pPr>
@@ -62,15 +44,7 @@
         <w:t xml:space="preserve">L’application doit être en ligne pour permettre le suivi à distance, </w:t>
       </w:r>
       <w:r>
-        <w:t xml:space="preserve">mais aussi fonctionne en hors ligne aussi et synchronise une fois </w:t>
-      </w:r>
-      <w:proofErr w:type="gramStart"/>
-      <w:r>
-        <w:t>connecté</w:t>
-      </w:r>
-      <w:proofErr w:type="gramEnd"/>
-      <w:r>
-        <w:t xml:space="preserve"> à internet. </w:t>
+        <w:t xml:space="preserve">mais aussi fonctionne en hors ligne aussi et synchronise une fois connecté à internet. </w:t>
       </w:r>
     </w:p>
     <w:p>
@@ -112,41 +86,13 @@
         <w:rPr>
           <w:highlight w:val="yellow"/>
         </w:rPr>
-        <w:t xml:space="preserve">Ceux qui modifie en local puisse avoir la possibilité de travailler </w:t>
-      </w:r>
-      <w:proofErr w:type="spellStart"/>
-      <w:r>
-        <w:rPr>
-          <w:highlight w:val="yellow"/>
-        </w:rPr>
-        <w:t>meme</w:t>
-      </w:r>
-      <w:proofErr w:type="spellEnd"/>
-      <w:r>
-        <w:rPr>
-          <w:highlight w:val="yellow"/>
-        </w:rPr>
-        <w:t xml:space="preserve"> sans internet et synchroniser en cliquant sur le bouton synchroniser a</w:t>
-      </w:r>
-      <w:r>
-        <w:rPr>
-          <w:highlight w:val="yellow"/>
-        </w:rPr>
-        <w:t xml:space="preserve">fin que cela puisse pusher vers </w:t>
-      </w:r>
-      <w:proofErr w:type="spellStart"/>
-      <w:r>
-        <w:rPr>
-          <w:highlight w:val="yellow"/>
-        </w:rPr>
-        <w:t>supabase</w:t>
-      </w:r>
-      <w:proofErr w:type="spellEnd"/>
-      <w:r>
-        <w:rPr>
-          <w:highlight w:val="yellow"/>
-        </w:rPr>
-        <w:t>.</w:t>
+        <w:t>Ceux qui modifie en local puisse avoir la possibilité de travailler meme sans internet et synchroniser en cliquant sur le bouton synchroniser a</w:t>
+      </w:r>
+      <w:r>
+        <w:rPr>
+          <w:highlight w:val="yellow"/>
+        </w:rPr>
+        <w:t>fin que cela puisse pusher vers supabase.</w:t>
       </w:r>
       <w:r>
         <w:t xml:space="preserve"> </w:t>
@@ -197,21 +143,7 @@
         <w:rPr>
           <w:highlight w:val="yellow"/>
         </w:rPr>
-        <w:t xml:space="preserve">a </w:t>
-      </w:r>
-      <w:proofErr w:type="spellStart"/>
-      <w:r>
-        <w:rPr>
-          <w:highlight w:val="yellow"/>
-        </w:rPr>
-        <w:t>fenetre</w:t>
-      </w:r>
-      <w:proofErr w:type="spellEnd"/>
-      <w:r>
-        <w:rPr>
-          <w:highlight w:val="yellow"/>
-        </w:rPr>
-        <w:t xml:space="preserve"> d’approvisionnement</w:t>
+        <w:t>a fenetre d’approvisionnement</w:t>
       </w:r>
       <w:r>
         <w:rPr>
@@ -247,21 +179,7 @@
         <w:rPr>
           <w:highlight w:val="yellow"/>
         </w:rPr>
-        <w:t xml:space="preserve">Historique d’approvisionnement (pour avoir une trace de </w:t>
-      </w:r>
-      <w:proofErr w:type="gramStart"/>
-      <w:r>
-        <w:rPr>
-          <w:highlight w:val="yellow"/>
-        </w:rPr>
-        <w:t>tous les approvisionnement</w:t>
-      </w:r>
-      <w:proofErr w:type="gramEnd"/>
-      <w:r>
-        <w:rPr>
-          <w:highlight w:val="yellow"/>
-        </w:rPr>
-        <w:t xml:space="preserve"> fait)</w:t>
+        <w:t>Historique d’approvisionnement (pour avoir une trace de tous les approvisionnement fait)</w:t>
       </w:r>
     </w:p>
     <w:p>
@@ -279,64 +197,20 @@
         <w:rPr>
           <w:highlight w:val="yellow"/>
         </w:rPr>
-        <w:t xml:space="preserve">Enlever les 00 </w:t>
-      </w:r>
-      <w:proofErr w:type="spellStart"/>
-      <w:r>
-        <w:rPr>
-          <w:highlight w:val="yellow"/>
-        </w:rPr>
-        <w:t>apres</w:t>
-      </w:r>
-      <w:proofErr w:type="spellEnd"/>
-      <w:r>
-        <w:rPr>
-          <w:highlight w:val="yellow"/>
-        </w:rPr>
-        <w:t xml:space="preserve"> le chiffre, par exemple pour </w:t>
-      </w:r>
-      <w:proofErr w:type="gramStart"/>
-      <w:r>
-        <w:rPr>
-          <w:highlight w:val="yellow"/>
-        </w:rPr>
-        <w:t>une produit vendu</w:t>
-      </w:r>
-      <w:proofErr w:type="gramEnd"/>
-      <w:r>
-        <w:rPr>
-          <w:highlight w:val="yellow"/>
-        </w:rPr>
-        <w:t xml:space="preserve"> à 500fc, mettez seulement 500FC et 500.00FC. </w:t>
-      </w:r>
-      <w:proofErr w:type="gramStart"/>
-      <w:r>
-        <w:rPr>
-          <w:highlight w:val="yellow"/>
-        </w:rPr>
-        <w:t>aussi</w:t>
-      </w:r>
-      <w:proofErr w:type="gramEnd"/>
-      <w:r>
-        <w:rPr>
-          <w:highlight w:val="yellow"/>
-        </w:rPr>
-        <w:t xml:space="preserve"> la quantité d’approvisionnement, laissez la case vide et ne mettez pas 0 </w:t>
-      </w:r>
-      <w:r>
-        <w:rPr>
-          <w:highlight w:val="yellow"/>
-        </w:rPr>
-        <w:t xml:space="preserve">au </w:t>
-      </w:r>
-      <w:proofErr w:type="spellStart"/>
-      <w:r>
-        <w:rPr>
-          <w:highlight w:val="yellow"/>
-        </w:rPr>
-        <w:t>prealable</w:t>
-      </w:r>
-      <w:proofErr w:type="spellEnd"/>
+        <w:t>Enlever les 00 apres le chiffre, par exemple pour une produit vendu</w:t>
+      </w:r>
+      <w:r>
+        <w:rPr>
+          <w:highlight w:val="yellow"/>
+        </w:rPr>
+        <w:t xml:space="preserve"> à 500fc, mettez seulement 500FC et 500.00FC. aussi la quantité d’approvisionnement, laissez la case vide et ne mettez pas 0 </w:t>
+      </w:r>
+      <w:r>
+        <w:rPr>
+          <w:highlight w:val="yellow"/>
+        </w:rPr>
+        <w:t>au prealable</w:t>
+      </w:r>
       <w:r>
         <w:rPr>
           <w:highlight w:val="yellow"/>
@@ -395,21 +269,7 @@
         <w:rPr>
           <w:highlight w:val="yellow"/>
         </w:rPr>
-        <w:t xml:space="preserve">Dans la table produit, mettre cette </w:t>
-      </w:r>
-      <w:proofErr w:type="spellStart"/>
-      <w:r>
-        <w:rPr>
-          <w:highlight w:val="yellow"/>
-        </w:rPr>
-        <w:t>fenetre</w:t>
-      </w:r>
-      <w:proofErr w:type="spellEnd"/>
-      <w:r>
-        <w:rPr>
-          <w:highlight w:val="yellow"/>
-        </w:rPr>
-        <w:t xml:space="preserve"> comme le formulaire d’approvisionnement, </w:t>
+        <w:t xml:space="preserve">Dans la table produit, mettre cette fenetre comme le formulaire d’approvisionnement, </w:t>
       </w:r>
     </w:p>
     <w:p>
@@ -427,985 +287,325 @@
         <w:rPr>
           <w:highlight w:val="yellow"/>
         </w:rPr>
-        <w:t xml:space="preserve">La </w:t>
-      </w:r>
-      <w:proofErr w:type="spellStart"/>
-      <w:r>
-        <w:rPr>
-          <w:highlight w:val="yellow"/>
-        </w:rPr>
-        <w:t>fenetre</w:t>
-      </w:r>
-      <w:proofErr w:type="spellEnd"/>
-      <w:r>
-        <w:rPr>
-          <w:highlight w:val="yellow"/>
-        </w:rPr>
-        <w:t xml:space="preserve"> de </w:t>
-      </w:r>
-      <w:proofErr w:type="spellStart"/>
-      <w:r>
-        <w:rPr>
-          <w:highlight w:val="yellow"/>
-        </w:rPr>
-        <w:t>depenses</w:t>
-      </w:r>
-      <w:proofErr w:type="spellEnd"/>
-      <w:r>
-        <w:rPr>
-          <w:highlight w:val="yellow"/>
-        </w:rPr>
-        <w:t xml:space="preserve"> engagées</w:t>
-      </w:r>
-      <w:r>
-        <w:rPr>
-          <w:highlight w:val="yellow"/>
-        </w:rPr>
-        <w:t xml:space="preserve"> (elle doit avoir le </w:t>
-      </w:r>
-      <w:proofErr w:type="spellStart"/>
-      <w:r>
-        <w:rPr>
-          <w:highlight w:val="yellow"/>
-        </w:rPr>
-        <w:t>detail</w:t>
-      </w:r>
-      <w:proofErr w:type="spellEnd"/>
-      <w:r>
-        <w:rPr>
-          <w:highlight w:val="yellow"/>
-        </w:rPr>
-        <w:t xml:space="preserve">, nature de la </w:t>
-      </w:r>
-      <w:proofErr w:type="spellStart"/>
-      <w:r>
-        <w:rPr>
-          <w:highlight w:val="yellow"/>
-        </w:rPr>
-        <w:t>depense</w:t>
-      </w:r>
-      <w:proofErr w:type="spellEnd"/>
-      <w:r>
-        <w:rPr>
-          <w:highlight w:val="yellow"/>
-        </w:rPr>
-        <w:t>, montant, date,</w:t>
-      </w:r>
-      <w:r>
-        <w:rPr>
+        <w:t>La fenetre de depenses engagées</w:t>
+      </w:r>
+      <w:r>
+        <w:rPr>
+          <w:highlight w:val="yellow"/>
+        </w:rPr>
+        <w:t xml:space="preserve"> (elle doit avoir le detail, nature de la depense, montant, date,</w:t>
+      </w:r>
+      <w:r>
+        <w:rPr>
+          <w:highlight w:val="yellow"/>
+        </w:rPr>
+        <w:t xml:space="preserve"> quelle utilisateur, qui a approuvé le decaissement de l’argent</w:t>
+      </w:r>
+      <w:r>
+        <w:rPr>
+          <w:highlight w:val="yellow"/>
+        </w:rPr>
+        <w:t>, la depense va servir à quoi</w:t>
+      </w:r>
+      <w:r>
+        <w:rPr>
+          <w:highlight w:val="yellow"/>
+        </w:rPr>
+        <w:t xml:space="preserve">) et que cela </w:t>
+      </w:r>
+      <w:r>
+        <w:rPr>
+          <w:highlight w:val="yellow"/>
+        </w:rPr>
+        <w:t xml:space="preserve">puisse avoir un impacte déjà sur le montant vendu. </w:t>
+      </w:r>
+    </w:p>
+    <w:p>
+      <w:pPr>
+        <w:pStyle w:val="Paragraphedeliste"/>
+        <w:numPr>
+          <w:ilvl w:val="0"/>
+          <w:numId w:val="1"/>
+        </w:numPr>
+        <w:rPr>
+          <w:highlight w:val="yellow"/>
+        </w:rPr>
+      </w:pPr>
+      <w:r>
+        <w:rPr>
+          <w:highlight w:val="yellow"/>
+        </w:rPr>
+        <w:t>Une possibilité d’avoir des graphiques triable par date juste pour savoir combien j’ai fait entrer</w:t>
+      </w:r>
+      <w:r>
+        <w:rPr>
+          <w:highlight w:val="yellow"/>
+        </w:rPr>
+        <w:t xml:space="preserve"> pendant telle periode.</w:t>
+      </w:r>
+    </w:p>
+    <w:p>
+      <w:pPr>
+        <w:pStyle w:val="Paragraphedeliste"/>
+        <w:numPr>
+          <w:ilvl w:val="0"/>
+          <w:numId w:val="1"/>
+        </w:numPr>
+        <w:rPr>
+          <w:highlight w:val="yellow"/>
+        </w:rPr>
+      </w:pPr>
+      <w:r>
+        <w:rPr>
+          <w:highlight w:val="yellow"/>
+        </w:rPr>
+        <w:t>Dans la fenetre depense qu’il ait un bouton qui genere le rapport complet, combine de vente</w:t>
+      </w:r>
+      <w:r>
+        <w:rPr>
+          <w:highlight w:val="yellow"/>
+        </w:rPr>
+        <w:t xml:space="preserve"> par chaque produit, service fait, quelle depense avec ses details, et le solde</w:t>
+      </w:r>
+      <w:r>
+        <w:rPr>
+          <w:highlight w:val="yellow"/>
+        </w:rPr>
+        <w:t xml:space="preserve"> apres toutes les depenses</w:t>
+      </w:r>
+      <w:r>
+        <w:rPr>
+          <w:highlight w:val="yellow"/>
+        </w:rPr>
+        <w:t xml:space="preserve"> faites. </w:t>
+      </w:r>
+      <w:r>
+        <w:rPr>
+          <w:highlight w:val="yellow"/>
+        </w:rPr>
+        <w:t xml:space="preserve">qui montre toutes les actions faites (saisie impression, photocopie, scan, autre, vente fourniture, connexion internet, vente eau pure….) et que cela cree un total par service, si c’est saisie impression combien ? si c’est internet combien ?..., </w:t>
+      </w:r>
+    </w:p>
+    <w:p>
+      <w:pPr>
+        <w:pStyle w:val="Paragraphedeliste"/>
+        <w:numPr>
+          <w:ilvl w:val="0"/>
+          <w:numId w:val="1"/>
+        </w:numPr>
+      </w:pPr>
+      <w:r>
+        <w:rPr>
+          <w:highlight w:val="yellow"/>
+        </w:rPr>
+        <w:t>Bouton synchroniser ne fait aucune action</w:t>
+      </w:r>
+    </w:p>
+    <w:p>
+      <w:pPr>
+        <w:pStyle w:val="Paragraphedeliste"/>
+        <w:numPr>
+          <w:ilvl w:val="0"/>
+          <w:numId w:val="1"/>
+        </w:numPr>
+      </w:pPr>
+      <w:r>
+        <w:t>Dans la table historique approvisionnement je voulais savoir aussi l’utilisateur qui a faire la reappro</w:t>
+      </w:r>
+    </w:p>
+    <w:p>
+      <w:pPr>
+        <w:pStyle w:val="NormalWeb"/>
+        <w:numPr>
+          <w:ilvl w:val="0"/>
+          <w:numId w:val="1"/>
+        </w:numPr>
+        <w:rPr>
+          <w:rFonts w:asciiTheme="minorHAnsi" w:hAnsiTheme="minorHAnsi" w:cstheme="minorHAnsi"/>
+        </w:rPr>
+      </w:pPr>
+      <w:r>
+        <w:rPr>
+          <w:rFonts w:asciiTheme="minorHAnsi" w:hAnsiTheme="minorHAnsi" w:cstheme="minorHAnsi"/>
+        </w:rPr>
+        <w:t xml:space="preserve">on va encore retravailler pour rendre propre la facture et pas trop encombrante, </w:t>
+      </w:r>
+    </w:p>
+    <w:p>
+      <w:pPr>
+        <w:pStyle w:val="NormalWeb"/>
+        <w:numPr>
+          <w:ilvl w:val="0"/>
+          <w:numId w:val="1"/>
+        </w:numPr>
+        <w:rPr>
+          <w:rFonts w:asciiTheme="minorHAnsi" w:hAnsiTheme="minorHAnsi" w:cstheme="minorHAnsi"/>
+        </w:rPr>
+      </w:pPr>
+      <w:r>
+        <w:rPr>
+          <w:rFonts w:asciiTheme="minorHAnsi" w:hAnsiTheme="minorHAnsi" w:cstheme="minorHAnsi"/>
+        </w:rPr>
+        <w:t xml:space="preserve">aussi pour le raport financier des ventes et depense je ne veux pas avoir le nom de netlify en haut de la page et </w:t>
+      </w:r>
+    </w:p>
+    <w:p>
+      <w:pPr>
+        <w:pStyle w:val="NormalWeb"/>
+        <w:numPr>
+          <w:ilvl w:val="0"/>
+          <w:numId w:val="1"/>
+        </w:numPr>
+        <w:rPr>
+          <w:rFonts w:asciiTheme="minorHAnsi" w:hAnsiTheme="minorHAnsi" w:cstheme="minorHAnsi"/>
+        </w:rPr>
+      </w:pPr>
+      <w:r>
+        <w:rPr>
+          <w:rFonts w:asciiTheme="minorHAnsi" w:hAnsiTheme="minorHAnsi" w:cstheme="minorHAnsi"/>
+          <w:highlight w:val="yellow"/>
+        </w:rPr>
+        <w:t>ce rapport doit contenir les entête de la boutique, le logo et toutes les information</w:t>
+      </w:r>
+      <w:r>
+        <w:rPr>
+          <w:rFonts w:asciiTheme="minorHAnsi" w:hAnsiTheme="minorHAnsi" w:cstheme="minorHAnsi"/>
+        </w:rPr>
+        <w:t xml:space="preserve">. </w:t>
+      </w:r>
+    </w:p>
+    <w:p>
+      <w:pPr>
+        <w:pStyle w:val="NormalWeb"/>
+        <w:numPr>
+          <w:ilvl w:val="0"/>
+          <w:numId w:val="1"/>
+        </w:numPr>
+        <w:rPr>
+          <w:rFonts w:asciiTheme="minorHAnsi" w:hAnsiTheme="minorHAnsi" w:cstheme="minorHAnsi"/>
+          <w:highlight w:val="yellow"/>
+        </w:rPr>
+      </w:pPr>
+      <w:r>
+        <w:rPr>
+          <w:rFonts w:asciiTheme="minorHAnsi" w:hAnsiTheme="minorHAnsi" w:cstheme="minorHAnsi"/>
+          <w:highlight w:val="yellow"/>
+        </w:rPr>
+        <w:t xml:space="preserve">aussi dans </w:t>
+      </w:r>
+      <w:r>
+        <w:rPr>
+          <w:rFonts w:asciiTheme="minorHAnsi" w:hAnsiTheme="minorHAnsi" w:cstheme="minorHAnsi"/>
+          <w:highlight w:val="yellow"/>
+        </w:rPr>
+        <w:t>la zone</w:t>
+      </w:r>
+      <w:r>
+        <w:rPr>
+          <w:rFonts w:asciiTheme="minorHAnsi" w:hAnsiTheme="minorHAnsi" w:cstheme="minorHAnsi"/>
+          <w:highlight w:val="yellow"/>
+        </w:rPr>
+        <w:t xml:space="preserve"> resumé et interpretation commentair</w:t>
+      </w:r>
+      <w:r>
+        <w:rPr>
+          <w:rFonts w:asciiTheme="minorHAnsi" w:hAnsiTheme="minorHAnsi" w:cstheme="minorHAnsi"/>
+          <w:highlight w:val="yellow"/>
+        </w:rPr>
+        <w:t>e</w:t>
+      </w:r>
+      <w:r>
+        <w:rPr>
+          <w:rFonts w:asciiTheme="minorHAnsi" w:hAnsiTheme="minorHAnsi" w:cstheme="minorHAnsi"/>
+          <w:highlight w:val="yellow"/>
+        </w:rPr>
+        <w:t xml:space="preserve"> de ce rapport</w:t>
+      </w:r>
+      <w:r>
+        <w:rPr>
+          <w:rFonts w:asciiTheme="minorHAnsi" w:hAnsiTheme="minorHAnsi" w:cstheme="minorHAnsi"/>
+          <w:highlight w:val="yellow"/>
+        </w:rPr>
+        <w:t xml:space="preserve">, à la fin tu dois me donnez une conclusion comparative des activités s'il y a eu echec ou perte ou encore j'ai bien calibrer les depenses par rapport aux ventes. </w:t>
+      </w:r>
+    </w:p>
+    <w:p>
+      <w:pPr>
+        <w:pStyle w:val="NormalWeb"/>
+        <w:numPr>
+          <w:ilvl w:val="0"/>
+          <w:numId w:val="1"/>
+        </w:numPr>
+        <w:rPr>
+          <w:rFonts w:asciiTheme="minorHAnsi" w:hAnsiTheme="minorHAnsi" w:cstheme="minorHAnsi"/>
+        </w:rPr>
+      </w:pPr>
+      <w:r>
+        <w:rPr>
+          <w:rFonts w:asciiTheme="minorHAnsi" w:hAnsiTheme="minorHAnsi" w:cstheme="minorHAnsi"/>
+        </w:rPr>
+        <w:lastRenderedPageBreak/>
+        <w:t>Il y a une possibilité que le lien publié via netlify, que l’application</w:t>
+      </w:r>
+      <w:r>
+        <w:rPr>
+          <w:rFonts w:asciiTheme="minorHAnsi" w:hAnsiTheme="minorHAnsi" w:cstheme="minorHAnsi"/>
+        </w:rPr>
+        <w:t xml:space="preserve"> soit installable en cliquant sur le navigateur</w:t>
+      </w:r>
+    </w:p>
+    <w:p>
+      <w:pPr>
+        <w:pStyle w:val="NormalWeb"/>
+        <w:numPr>
+          <w:ilvl w:val="0"/>
+          <w:numId w:val="1"/>
+        </w:numPr>
+        <w:rPr>
+          <w:rFonts w:asciiTheme="minorHAnsi" w:hAnsiTheme="minorHAnsi" w:cstheme="minorHAnsi"/>
+          <w:highlight w:val="yellow"/>
+        </w:rPr>
+      </w:pPr>
+      <w:r>
+        <w:rPr>
+          <w:rFonts w:asciiTheme="minorHAnsi" w:hAnsiTheme="minorHAnsi" w:cstheme="minorHAnsi"/>
+          <w:highlight w:val="yellow"/>
+        </w:rPr>
+        <w:t>je voulais perfectionner l'action de backup et restauration. je peux venir faire une modification dans l'application pendant qu'elle est deja utlisé par un user, je serai obligé de desinstaller le .exe ancien pour installer le nouveau, là ses données deja enregistré seront peut etre perdu, comment faire pour faire une sauvegarde de toutes les données avant de desinstaller pour importer apres ? et que cela se mette bien automatique (toutes les ventes, produit, client et autres...)</w:t>
+      </w:r>
+    </w:p>
+    <w:p>
+      <w:pPr>
+        <w:pStyle w:val="NormalWeb"/>
+        <w:numPr>
+          <w:ilvl w:val="0"/>
+          <w:numId w:val="1"/>
+        </w:numPr>
+        <w:rPr>
+          <w:rFonts w:asciiTheme="minorHAnsi" w:hAnsiTheme="minorHAnsi" w:cstheme="minorHAnsi"/>
+          <w:highlight w:val="yellow"/>
+        </w:rPr>
+      </w:pPr>
+      <w:r>
+        <w:rPr>
+          <w:rFonts w:asciiTheme="minorHAnsi" w:hAnsiTheme="minorHAnsi" w:cstheme="minorHAnsi"/>
+          <w:highlight w:val="yellow"/>
+        </w:rPr>
+        <w:t>un administrateur ne peux faire toute action de suppression</w:t>
+      </w:r>
+      <w:r>
+        <w:rPr>
+          <w:rFonts w:asciiTheme="minorHAnsi" w:hAnsiTheme="minorHAnsi" w:cstheme="minorHAnsi"/>
           <w:highlight w:val="yellow"/>
         </w:rPr>
         <w:t xml:space="preserve"> </w:t>
       </w:r>
-      <w:proofErr w:type="gramStart"/>
-      <w:r>
-        <w:rPr>
-          <w:highlight w:val="yellow"/>
-        </w:rPr>
-        <w:t>quelle utilisateur</w:t>
-      </w:r>
-      <w:proofErr w:type="gramEnd"/>
-      <w:r>
-        <w:rPr>
-          <w:highlight w:val="yellow"/>
-        </w:rPr>
-        <w:t xml:space="preserve">, qui a approuvé le </w:t>
-      </w:r>
-      <w:proofErr w:type="spellStart"/>
-      <w:r>
-        <w:rPr>
-          <w:highlight w:val="yellow"/>
-        </w:rPr>
-        <w:t>decaissement</w:t>
-      </w:r>
-      <w:proofErr w:type="spellEnd"/>
-      <w:r>
-        <w:rPr>
-          <w:highlight w:val="yellow"/>
-        </w:rPr>
-        <w:t xml:space="preserve"> de l’argent</w:t>
-      </w:r>
-      <w:r>
-        <w:rPr>
-          <w:highlight w:val="yellow"/>
-        </w:rPr>
-        <w:t xml:space="preserve">, la </w:t>
-      </w:r>
-      <w:proofErr w:type="spellStart"/>
-      <w:r>
-        <w:rPr>
-          <w:highlight w:val="yellow"/>
-        </w:rPr>
-        <w:t>depense</w:t>
-      </w:r>
-      <w:proofErr w:type="spellEnd"/>
-      <w:r>
-        <w:rPr>
-          <w:highlight w:val="yellow"/>
-        </w:rPr>
-        <w:t xml:space="preserve"> va servir à quoi</w:t>
-      </w:r>
-      <w:r>
-        <w:rPr>
-          <w:highlight w:val="yellow"/>
-        </w:rPr>
-        <w:t xml:space="preserve">) et que cela </w:t>
-      </w:r>
-      <w:r>
-        <w:rPr>
-          <w:highlight w:val="yellow"/>
-        </w:rPr>
-        <w:t xml:space="preserve">puisse avoir un </w:t>
-      </w:r>
-      <w:proofErr w:type="spellStart"/>
-      <w:r>
-        <w:rPr>
-          <w:highlight w:val="yellow"/>
-        </w:rPr>
-        <w:t>impacte</w:t>
-      </w:r>
-      <w:proofErr w:type="spellEnd"/>
-      <w:r>
-        <w:rPr>
-          <w:highlight w:val="yellow"/>
-        </w:rPr>
-        <w:t xml:space="preserve"> déjà sur le montant vendu. </w:t>
-      </w:r>
-    </w:p>
-    <w:p>
-      <w:pPr>
-        <w:pStyle w:val="Paragraphedeliste"/>
-        <w:numPr>
-          <w:ilvl w:val="0"/>
-          <w:numId w:val="1"/>
-        </w:numPr>
-        <w:rPr>
-          <w:highlight w:val="yellow"/>
-        </w:rPr>
-      </w:pPr>
-      <w:r>
-        <w:rPr>
-          <w:highlight w:val="yellow"/>
-        </w:rPr>
-        <w:t xml:space="preserve">Une possibilité d’avoir des graphiques </w:t>
-      </w:r>
-      <w:proofErr w:type="spellStart"/>
-      <w:r>
-        <w:rPr>
-          <w:highlight w:val="yellow"/>
-        </w:rPr>
-        <w:t>triable</w:t>
-      </w:r>
-      <w:proofErr w:type="spellEnd"/>
-      <w:r>
-        <w:rPr>
-          <w:highlight w:val="yellow"/>
-        </w:rPr>
-        <w:t xml:space="preserve"> par date juste pour savoir combien j’ai fait entrer</w:t>
-      </w:r>
-      <w:r>
-        <w:rPr>
-          <w:highlight w:val="yellow"/>
-        </w:rPr>
-        <w:t xml:space="preserve"> pendant telle </w:t>
-      </w:r>
-      <w:proofErr w:type="spellStart"/>
-      <w:r>
-        <w:rPr>
-          <w:highlight w:val="yellow"/>
-        </w:rPr>
-        <w:t>periode</w:t>
-      </w:r>
-      <w:proofErr w:type="spellEnd"/>
-      <w:r>
-        <w:rPr>
-          <w:highlight w:val="yellow"/>
-        </w:rPr>
-        <w:t>.</w:t>
-      </w:r>
-    </w:p>
-    <w:p>
-      <w:pPr>
-        <w:pStyle w:val="Paragraphedeliste"/>
-        <w:numPr>
-          <w:ilvl w:val="0"/>
-          <w:numId w:val="1"/>
-        </w:numPr>
-        <w:rPr>
-          <w:highlight w:val="yellow"/>
-        </w:rPr>
-      </w:pPr>
-      <w:r>
-        <w:rPr>
-          <w:highlight w:val="yellow"/>
-        </w:rPr>
-        <w:t xml:space="preserve">Dans la </w:t>
-      </w:r>
-      <w:proofErr w:type="spellStart"/>
-      <w:r>
-        <w:rPr>
-          <w:highlight w:val="yellow"/>
-        </w:rPr>
-        <w:t>fenetre</w:t>
-      </w:r>
-      <w:proofErr w:type="spellEnd"/>
-      <w:r>
-        <w:rPr>
-          <w:highlight w:val="yellow"/>
-        </w:rPr>
-        <w:t xml:space="preserve"> </w:t>
-      </w:r>
-      <w:proofErr w:type="spellStart"/>
-      <w:r>
-        <w:rPr>
-          <w:highlight w:val="yellow"/>
-        </w:rPr>
-        <w:t>depense</w:t>
-      </w:r>
-      <w:proofErr w:type="spellEnd"/>
-      <w:r>
-        <w:rPr>
-          <w:highlight w:val="yellow"/>
-        </w:rPr>
-        <w:t xml:space="preserve"> qu’il ait un bouton qui </w:t>
-      </w:r>
-      <w:proofErr w:type="spellStart"/>
-      <w:r>
-        <w:rPr>
-          <w:highlight w:val="yellow"/>
-        </w:rPr>
-        <w:t>genere</w:t>
-      </w:r>
-      <w:proofErr w:type="spellEnd"/>
-      <w:r>
-        <w:rPr>
-          <w:highlight w:val="yellow"/>
-        </w:rPr>
-        <w:t xml:space="preserve"> le rapport complet, combine de vente</w:t>
-      </w:r>
-      <w:r>
-        <w:rPr>
-          <w:highlight w:val="yellow"/>
-        </w:rPr>
-        <w:t xml:space="preserve"> par chaque produit, service fait, quelle </w:t>
-      </w:r>
-      <w:proofErr w:type="spellStart"/>
-      <w:r>
-        <w:rPr>
-          <w:highlight w:val="yellow"/>
-        </w:rPr>
-        <w:t>depense</w:t>
-      </w:r>
-      <w:proofErr w:type="spellEnd"/>
-      <w:r>
-        <w:rPr>
-          <w:highlight w:val="yellow"/>
-        </w:rPr>
-        <w:t xml:space="preserve"> avec ses </w:t>
-      </w:r>
-      <w:proofErr w:type="spellStart"/>
-      <w:r>
-        <w:rPr>
-          <w:highlight w:val="yellow"/>
-        </w:rPr>
-        <w:t>details</w:t>
-      </w:r>
-      <w:proofErr w:type="spellEnd"/>
-      <w:r>
-        <w:rPr>
-          <w:highlight w:val="yellow"/>
-        </w:rPr>
-        <w:t>, et le solde</w:t>
-      </w:r>
-      <w:r>
-        <w:rPr>
-          <w:highlight w:val="yellow"/>
-        </w:rPr>
-        <w:t xml:space="preserve"> </w:t>
-      </w:r>
-      <w:proofErr w:type="spellStart"/>
-      <w:r>
-        <w:rPr>
-          <w:highlight w:val="yellow"/>
-        </w:rPr>
-        <w:t>apres</w:t>
-      </w:r>
-      <w:proofErr w:type="spellEnd"/>
-      <w:r>
-        <w:rPr>
-          <w:highlight w:val="yellow"/>
-        </w:rPr>
-        <w:t xml:space="preserve"> toutes les </w:t>
-      </w:r>
-      <w:proofErr w:type="spellStart"/>
-      <w:r>
-        <w:rPr>
-          <w:highlight w:val="yellow"/>
-        </w:rPr>
-        <w:t>depenses</w:t>
-      </w:r>
-      <w:proofErr w:type="spellEnd"/>
-      <w:r>
-        <w:rPr>
-          <w:highlight w:val="yellow"/>
-        </w:rPr>
-        <w:t xml:space="preserve"> faites. </w:t>
-      </w:r>
-      <w:proofErr w:type="gramStart"/>
-      <w:r>
-        <w:rPr>
-          <w:highlight w:val="yellow"/>
-        </w:rPr>
-        <w:t>qui</w:t>
-      </w:r>
-      <w:proofErr w:type="gramEnd"/>
-      <w:r>
-        <w:rPr>
-          <w:highlight w:val="yellow"/>
-        </w:rPr>
-        <w:t xml:space="preserve"> montre toutes les actions faites (saisie impression, photocopie, scan, autre, vente fourniture, connexion internet, vente eau </w:t>
-      </w:r>
-      <w:proofErr w:type="gramStart"/>
-      <w:r>
-        <w:rPr>
-          <w:highlight w:val="yellow"/>
-        </w:rPr>
-        <w:t>pure….</w:t>
-      </w:r>
-      <w:proofErr w:type="gramEnd"/>
-      <w:r>
-        <w:rPr>
-          <w:highlight w:val="yellow"/>
-        </w:rPr>
-        <w:t xml:space="preserve">) et que cela </w:t>
-      </w:r>
-      <w:proofErr w:type="spellStart"/>
-      <w:r>
-        <w:rPr>
-          <w:highlight w:val="yellow"/>
-        </w:rPr>
-        <w:t>cree</w:t>
-      </w:r>
-      <w:proofErr w:type="spellEnd"/>
-      <w:r>
-        <w:rPr>
-          <w:highlight w:val="yellow"/>
-        </w:rPr>
-        <w:t xml:space="preserve"> un total par service, si c’est saisie impression combien ? si c’est internet combien</w:t>
-      </w:r>
-      <w:proofErr w:type="gramStart"/>
-      <w:r>
-        <w:rPr>
-          <w:highlight w:val="yellow"/>
-        </w:rPr>
-        <w:t> ?...</w:t>
-      </w:r>
-      <w:proofErr w:type="gramEnd"/>
-      <w:r>
-        <w:rPr>
-          <w:highlight w:val="yellow"/>
-        </w:rPr>
-        <w:t xml:space="preserve">, </w:t>
-      </w:r>
-    </w:p>
-    <w:p>
-      <w:pPr>
-        <w:pStyle w:val="Paragraphedeliste"/>
-        <w:numPr>
-          <w:ilvl w:val="0"/>
-          <w:numId w:val="1"/>
-        </w:numPr>
-      </w:pPr>
-      <w:r>
-        <w:rPr>
-          <w:highlight w:val="yellow"/>
-        </w:rPr>
-        <w:t>Bouton synchroniser ne fait aucune action</w:t>
-      </w:r>
-    </w:p>
-    <w:p>
-      <w:pPr>
-        <w:pStyle w:val="Paragraphedeliste"/>
-        <w:numPr>
-          <w:ilvl w:val="0"/>
-          <w:numId w:val="1"/>
-        </w:numPr>
-      </w:pPr>
-      <w:r>
-        <w:t xml:space="preserve">Dans la table historique approvisionnement je voulais savoir aussi l’utilisateur qui </w:t>
-      </w:r>
-      <w:proofErr w:type="spellStart"/>
-      <w:r>
-        <w:t>a</w:t>
-      </w:r>
-      <w:proofErr w:type="spellEnd"/>
-      <w:r>
-        <w:t xml:space="preserve"> faire la </w:t>
-      </w:r>
-      <w:proofErr w:type="spellStart"/>
-      <w:r>
-        <w:t>reappro</w:t>
-      </w:r>
-      <w:proofErr w:type="spellEnd"/>
-    </w:p>
-    <w:p>
-      <w:pPr>
-        <w:pStyle w:val="NormalWeb"/>
-        <w:numPr>
-          <w:ilvl w:val="0"/>
-          <w:numId w:val="1"/>
-        </w:numPr>
+      <w:r>
         <w:rPr>
           <w:rFonts w:asciiTheme="minorHAnsi" w:hAnsiTheme="minorHAnsi" w:cstheme="minorHAnsi"/>
-        </w:rPr>
-      </w:pPr>
-      <w:proofErr w:type="gramStart"/>
-      <w:r>
-        <w:rPr>
-          <w:rFonts w:asciiTheme="minorHAnsi" w:hAnsiTheme="minorHAnsi" w:cstheme="minorHAnsi"/>
-        </w:rPr>
-        <w:t>on</w:t>
-      </w:r>
-      <w:proofErr w:type="gramEnd"/>
-      <w:r>
-        <w:rPr>
-          <w:rFonts w:asciiTheme="minorHAnsi" w:hAnsiTheme="minorHAnsi" w:cstheme="minorHAnsi"/>
-        </w:rPr>
-        <w:t xml:space="preserve"> va encore retravailler pour rendre propre la facture et pas trop encombrante, </w:t>
-      </w:r>
-    </w:p>
-    <w:p>
-      <w:pPr>
-        <w:pStyle w:val="NormalWeb"/>
-        <w:numPr>
-          <w:ilvl w:val="0"/>
-          <w:numId w:val="1"/>
-        </w:numPr>
-        <w:rPr>
-          <w:rFonts w:asciiTheme="minorHAnsi" w:hAnsiTheme="minorHAnsi" w:cstheme="minorHAnsi"/>
-        </w:rPr>
-      </w:pPr>
-      <w:proofErr w:type="gramStart"/>
-      <w:r>
-        <w:rPr>
-          <w:rFonts w:asciiTheme="minorHAnsi" w:hAnsiTheme="minorHAnsi" w:cstheme="minorHAnsi"/>
-        </w:rPr>
-        <w:t>aussi</w:t>
-      </w:r>
-      <w:proofErr w:type="gramEnd"/>
-      <w:r>
-        <w:rPr>
-          <w:rFonts w:asciiTheme="minorHAnsi" w:hAnsiTheme="minorHAnsi" w:cstheme="minorHAnsi"/>
-        </w:rPr>
-        <w:t xml:space="preserve"> pour le </w:t>
-      </w:r>
-      <w:proofErr w:type="spellStart"/>
-      <w:r>
-        <w:rPr>
-          <w:rFonts w:asciiTheme="minorHAnsi" w:hAnsiTheme="minorHAnsi" w:cstheme="minorHAnsi"/>
-        </w:rPr>
-        <w:t>raport</w:t>
-      </w:r>
-      <w:proofErr w:type="spellEnd"/>
-      <w:r>
-        <w:rPr>
-          <w:rFonts w:asciiTheme="minorHAnsi" w:hAnsiTheme="minorHAnsi" w:cstheme="minorHAnsi"/>
-        </w:rPr>
-        <w:t xml:space="preserve"> financier des ventes et </w:t>
-      </w:r>
-      <w:proofErr w:type="spellStart"/>
-      <w:r>
-        <w:rPr>
-          <w:rFonts w:asciiTheme="minorHAnsi" w:hAnsiTheme="minorHAnsi" w:cstheme="minorHAnsi"/>
-        </w:rPr>
-        <w:t>depense</w:t>
-      </w:r>
-      <w:proofErr w:type="spellEnd"/>
-      <w:r>
-        <w:rPr>
-          <w:rFonts w:asciiTheme="minorHAnsi" w:hAnsiTheme="minorHAnsi" w:cstheme="minorHAnsi"/>
-        </w:rPr>
-        <w:t xml:space="preserve"> je ne veux pas avoir le nom de </w:t>
-      </w:r>
-      <w:proofErr w:type="spellStart"/>
-      <w:r>
-        <w:rPr>
-          <w:rFonts w:asciiTheme="minorHAnsi" w:hAnsiTheme="minorHAnsi" w:cstheme="minorHAnsi"/>
-        </w:rPr>
-        <w:t>netlify</w:t>
-      </w:r>
-      <w:proofErr w:type="spellEnd"/>
-      <w:r>
-        <w:rPr>
-          <w:rFonts w:asciiTheme="minorHAnsi" w:hAnsiTheme="minorHAnsi" w:cstheme="minorHAnsi"/>
-        </w:rPr>
-        <w:t xml:space="preserve"> en haut de la page et </w:t>
-      </w:r>
-    </w:p>
-    <w:p>
-      <w:pPr>
-        <w:pStyle w:val="NormalWeb"/>
-        <w:numPr>
-          <w:ilvl w:val="0"/>
-          <w:numId w:val="1"/>
-        </w:numPr>
-        <w:rPr>
-          <w:rFonts w:asciiTheme="minorHAnsi" w:hAnsiTheme="minorHAnsi" w:cstheme="minorHAnsi"/>
-        </w:rPr>
-      </w:pPr>
-      <w:proofErr w:type="gramStart"/>
-      <w:r>
-        <w:rPr>
-          <w:rFonts w:asciiTheme="minorHAnsi" w:hAnsiTheme="minorHAnsi" w:cstheme="minorHAnsi"/>
-          <w:highlight w:val="yellow"/>
-        </w:rPr>
-        <w:t>ce</w:t>
-      </w:r>
-      <w:proofErr w:type="gramEnd"/>
-      <w:r>
-        <w:rPr>
-          <w:rFonts w:asciiTheme="minorHAnsi" w:hAnsiTheme="minorHAnsi" w:cstheme="minorHAnsi"/>
-          <w:highlight w:val="yellow"/>
-        </w:rPr>
-        <w:t xml:space="preserve"> rapport doit contenir </w:t>
-      </w:r>
-      <w:proofErr w:type="gramStart"/>
-      <w:r>
-        <w:rPr>
-          <w:rFonts w:asciiTheme="minorHAnsi" w:hAnsiTheme="minorHAnsi" w:cstheme="minorHAnsi"/>
-          <w:highlight w:val="yellow"/>
-        </w:rPr>
-        <w:t>les entête</w:t>
-      </w:r>
-      <w:proofErr w:type="gramEnd"/>
-      <w:r>
-        <w:rPr>
-          <w:rFonts w:asciiTheme="minorHAnsi" w:hAnsiTheme="minorHAnsi" w:cstheme="minorHAnsi"/>
-          <w:highlight w:val="yellow"/>
-        </w:rPr>
-        <w:t xml:space="preserve"> de la boutique, le logo et </w:t>
-      </w:r>
-      <w:proofErr w:type="gramStart"/>
-      <w:r>
-        <w:rPr>
-          <w:rFonts w:asciiTheme="minorHAnsi" w:hAnsiTheme="minorHAnsi" w:cstheme="minorHAnsi"/>
-          <w:highlight w:val="yellow"/>
-        </w:rPr>
-        <w:t>toutes les information</w:t>
-      </w:r>
-      <w:proofErr w:type="gramEnd"/>
-      <w:r>
-        <w:rPr>
-          <w:rFonts w:asciiTheme="minorHAnsi" w:hAnsiTheme="minorHAnsi" w:cstheme="minorHAnsi"/>
-        </w:rPr>
-        <w:t xml:space="preserve">. </w:t>
-      </w:r>
-    </w:p>
-    <w:p>
-      <w:pPr>
-        <w:pStyle w:val="NormalWeb"/>
-        <w:numPr>
-          <w:ilvl w:val="0"/>
-          <w:numId w:val="1"/>
-        </w:numPr>
-        <w:rPr>
-          <w:rFonts w:asciiTheme="minorHAnsi" w:hAnsiTheme="minorHAnsi" w:cstheme="minorHAnsi"/>
-          <w:highlight w:val="yellow"/>
-        </w:rPr>
-      </w:pPr>
-      <w:proofErr w:type="gramStart"/>
-      <w:r>
-        <w:rPr>
-          <w:rFonts w:asciiTheme="minorHAnsi" w:hAnsiTheme="minorHAnsi" w:cstheme="minorHAnsi"/>
-          <w:highlight w:val="yellow"/>
-        </w:rPr>
-        <w:t>aussi</w:t>
-      </w:r>
-      <w:proofErr w:type="gramEnd"/>
-      <w:r>
-        <w:rPr>
-          <w:rFonts w:asciiTheme="minorHAnsi" w:hAnsiTheme="minorHAnsi" w:cstheme="minorHAnsi"/>
-          <w:highlight w:val="yellow"/>
-        </w:rPr>
-        <w:t xml:space="preserve"> dans </w:t>
-      </w:r>
-      <w:r>
-        <w:rPr>
-          <w:rFonts w:asciiTheme="minorHAnsi" w:hAnsiTheme="minorHAnsi" w:cstheme="minorHAnsi"/>
-          <w:highlight w:val="yellow"/>
-        </w:rPr>
-        <w:t>la zone</w:t>
-      </w:r>
-      <w:r>
-        <w:rPr>
-          <w:rFonts w:asciiTheme="minorHAnsi" w:hAnsiTheme="minorHAnsi" w:cstheme="minorHAnsi"/>
-          <w:highlight w:val="yellow"/>
-        </w:rPr>
-        <w:t xml:space="preserve"> </w:t>
-      </w:r>
-      <w:proofErr w:type="spellStart"/>
-      <w:r>
-        <w:rPr>
-          <w:rFonts w:asciiTheme="minorHAnsi" w:hAnsiTheme="minorHAnsi" w:cstheme="minorHAnsi"/>
-          <w:highlight w:val="yellow"/>
-        </w:rPr>
-        <w:t>resumé</w:t>
-      </w:r>
-      <w:proofErr w:type="spellEnd"/>
-      <w:r>
-        <w:rPr>
-          <w:rFonts w:asciiTheme="minorHAnsi" w:hAnsiTheme="minorHAnsi" w:cstheme="minorHAnsi"/>
-          <w:highlight w:val="yellow"/>
-        </w:rPr>
-        <w:t xml:space="preserve"> et </w:t>
-      </w:r>
-      <w:proofErr w:type="spellStart"/>
-      <w:r>
-        <w:rPr>
-          <w:rFonts w:asciiTheme="minorHAnsi" w:hAnsiTheme="minorHAnsi" w:cstheme="minorHAnsi"/>
-          <w:highlight w:val="yellow"/>
-        </w:rPr>
-        <w:t>interpretation</w:t>
-      </w:r>
-      <w:proofErr w:type="spellEnd"/>
-      <w:r>
-        <w:rPr>
-          <w:rFonts w:asciiTheme="minorHAnsi" w:hAnsiTheme="minorHAnsi" w:cstheme="minorHAnsi"/>
-          <w:highlight w:val="yellow"/>
-        </w:rPr>
-        <w:t xml:space="preserve"> commentair</w:t>
-      </w:r>
-      <w:r>
-        <w:rPr>
-          <w:rFonts w:asciiTheme="minorHAnsi" w:hAnsiTheme="minorHAnsi" w:cstheme="minorHAnsi"/>
-          <w:highlight w:val="yellow"/>
-        </w:rPr>
-        <w:t>e</w:t>
-      </w:r>
-      <w:r>
-        <w:rPr>
-          <w:rFonts w:asciiTheme="minorHAnsi" w:hAnsiTheme="minorHAnsi" w:cstheme="minorHAnsi"/>
-          <w:highlight w:val="yellow"/>
-        </w:rPr>
-        <w:t xml:space="preserve"> de ce rapport</w:t>
-      </w:r>
-      <w:r>
-        <w:rPr>
-          <w:rFonts w:asciiTheme="minorHAnsi" w:hAnsiTheme="minorHAnsi" w:cstheme="minorHAnsi"/>
-          <w:highlight w:val="yellow"/>
-        </w:rPr>
-        <w:t xml:space="preserve">, à la fin tu dois me donnez une conclusion comparative des activités s'il y a eu </w:t>
-      </w:r>
-      <w:proofErr w:type="spellStart"/>
-      <w:r>
-        <w:rPr>
-          <w:rFonts w:asciiTheme="minorHAnsi" w:hAnsiTheme="minorHAnsi" w:cstheme="minorHAnsi"/>
-          <w:highlight w:val="yellow"/>
-        </w:rPr>
-        <w:t>echec</w:t>
-      </w:r>
-      <w:proofErr w:type="spellEnd"/>
-      <w:r>
-        <w:rPr>
-          <w:rFonts w:asciiTheme="minorHAnsi" w:hAnsiTheme="minorHAnsi" w:cstheme="minorHAnsi"/>
-          <w:highlight w:val="yellow"/>
-        </w:rPr>
-        <w:t xml:space="preserve"> ou perte ou encore j'ai bien </w:t>
-      </w:r>
-      <w:proofErr w:type="gramStart"/>
-      <w:r>
-        <w:rPr>
-          <w:rFonts w:asciiTheme="minorHAnsi" w:hAnsiTheme="minorHAnsi" w:cstheme="minorHAnsi"/>
-          <w:highlight w:val="yellow"/>
-        </w:rPr>
-        <w:t>calibrer</w:t>
-      </w:r>
-      <w:proofErr w:type="gramEnd"/>
-      <w:r>
-        <w:rPr>
-          <w:rFonts w:asciiTheme="minorHAnsi" w:hAnsiTheme="minorHAnsi" w:cstheme="minorHAnsi"/>
-          <w:highlight w:val="yellow"/>
-        </w:rPr>
-        <w:t xml:space="preserve"> les </w:t>
-      </w:r>
-      <w:proofErr w:type="spellStart"/>
-      <w:r>
-        <w:rPr>
-          <w:rFonts w:asciiTheme="minorHAnsi" w:hAnsiTheme="minorHAnsi" w:cstheme="minorHAnsi"/>
-          <w:highlight w:val="yellow"/>
-        </w:rPr>
-        <w:t>depenses</w:t>
-      </w:r>
-      <w:proofErr w:type="spellEnd"/>
-      <w:r>
-        <w:rPr>
-          <w:rFonts w:asciiTheme="minorHAnsi" w:hAnsiTheme="minorHAnsi" w:cstheme="minorHAnsi"/>
-          <w:highlight w:val="yellow"/>
-        </w:rPr>
-        <w:t xml:space="preserve"> par rapport aux ventes. </w:t>
-      </w:r>
-    </w:p>
-    <w:p>
-      <w:pPr>
-        <w:pStyle w:val="NormalWeb"/>
-        <w:numPr>
-          <w:ilvl w:val="0"/>
-          <w:numId w:val="1"/>
-        </w:numPr>
-        <w:rPr>
-          <w:rFonts w:asciiTheme="minorHAnsi" w:hAnsiTheme="minorHAnsi" w:cstheme="minorHAnsi"/>
-        </w:rPr>
-      </w:pPr>
-      <w:r>
-        <w:rPr>
-          <w:rFonts w:asciiTheme="minorHAnsi" w:hAnsiTheme="minorHAnsi" w:cstheme="minorHAnsi"/>
-        </w:rPr>
-        <w:lastRenderedPageBreak/>
-        <w:t xml:space="preserve">Il y a une possibilité que le lien publié via </w:t>
-      </w:r>
-      <w:proofErr w:type="spellStart"/>
-      <w:r>
-        <w:rPr>
-          <w:rFonts w:asciiTheme="minorHAnsi" w:hAnsiTheme="minorHAnsi" w:cstheme="minorHAnsi"/>
-        </w:rPr>
-        <w:t>netlify</w:t>
-      </w:r>
-      <w:proofErr w:type="spellEnd"/>
-      <w:r>
-        <w:rPr>
-          <w:rFonts w:asciiTheme="minorHAnsi" w:hAnsiTheme="minorHAnsi" w:cstheme="minorHAnsi"/>
-        </w:rPr>
-        <w:t>, que l’application</w:t>
-      </w:r>
-      <w:r>
-        <w:rPr>
-          <w:rFonts w:asciiTheme="minorHAnsi" w:hAnsiTheme="minorHAnsi" w:cstheme="minorHAnsi"/>
-        </w:rPr>
-        <w:t xml:space="preserve"> soit installable en cliquant sur le navigateur</w:t>
-      </w:r>
-    </w:p>
-    <w:p>
-      <w:pPr>
-        <w:pStyle w:val="NormalWeb"/>
-        <w:numPr>
-          <w:ilvl w:val="0"/>
-          <w:numId w:val="1"/>
-        </w:numPr>
-        <w:rPr>
-          <w:rFonts w:asciiTheme="minorHAnsi" w:hAnsiTheme="minorHAnsi" w:cstheme="minorHAnsi"/>
-          <w:highlight w:val="yellow"/>
-        </w:rPr>
-      </w:pPr>
-      <w:proofErr w:type="gramStart"/>
-      <w:r>
-        <w:rPr>
-          <w:rFonts w:asciiTheme="minorHAnsi" w:hAnsiTheme="minorHAnsi" w:cstheme="minorHAnsi"/>
-          <w:highlight w:val="yellow"/>
-        </w:rPr>
-        <w:t>je</w:t>
-      </w:r>
-      <w:proofErr w:type="gramEnd"/>
-      <w:r>
-        <w:rPr>
-          <w:rFonts w:asciiTheme="minorHAnsi" w:hAnsiTheme="minorHAnsi" w:cstheme="minorHAnsi"/>
-          <w:highlight w:val="yellow"/>
-        </w:rPr>
-        <w:t xml:space="preserve"> voulais perfectionner l'action de backup et restauration. </w:t>
-      </w:r>
-      <w:proofErr w:type="gramStart"/>
-      <w:r>
-        <w:rPr>
-          <w:rFonts w:asciiTheme="minorHAnsi" w:hAnsiTheme="minorHAnsi" w:cstheme="minorHAnsi"/>
-          <w:highlight w:val="yellow"/>
-        </w:rPr>
-        <w:t>je</w:t>
-      </w:r>
-      <w:proofErr w:type="gramEnd"/>
-      <w:r>
-        <w:rPr>
-          <w:rFonts w:asciiTheme="minorHAnsi" w:hAnsiTheme="minorHAnsi" w:cstheme="minorHAnsi"/>
-          <w:highlight w:val="yellow"/>
-        </w:rPr>
-        <w:t xml:space="preserve"> peux venir faire une modification dans l'application pendant qu'elle est </w:t>
-      </w:r>
-      <w:proofErr w:type="spellStart"/>
-      <w:r>
-        <w:rPr>
-          <w:rFonts w:asciiTheme="minorHAnsi" w:hAnsiTheme="minorHAnsi" w:cstheme="minorHAnsi"/>
-          <w:highlight w:val="yellow"/>
-        </w:rPr>
-        <w:t>deja</w:t>
-      </w:r>
-      <w:proofErr w:type="spellEnd"/>
-      <w:r>
-        <w:rPr>
-          <w:rFonts w:asciiTheme="minorHAnsi" w:hAnsiTheme="minorHAnsi" w:cstheme="minorHAnsi"/>
-          <w:highlight w:val="yellow"/>
-        </w:rPr>
-        <w:t xml:space="preserve"> </w:t>
-      </w:r>
-      <w:proofErr w:type="spellStart"/>
-      <w:r>
-        <w:rPr>
-          <w:rFonts w:asciiTheme="minorHAnsi" w:hAnsiTheme="minorHAnsi" w:cstheme="minorHAnsi"/>
-          <w:highlight w:val="yellow"/>
-        </w:rPr>
-        <w:t>utlisé</w:t>
-      </w:r>
-      <w:proofErr w:type="spellEnd"/>
-      <w:r>
-        <w:rPr>
-          <w:rFonts w:asciiTheme="minorHAnsi" w:hAnsiTheme="minorHAnsi" w:cstheme="minorHAnsi"/>
-          <w:highlight w:val="yellow"/>
-        </w:rPr>
-        <w:t xml:space="preserve"> par un user, je serai obligé de </w:t>
-      </w:r>
-      <w:proofErr w:type="spellStart"/>
-      <w:r>
-        <w:rPr>
-          <w:rFonts w:asciiTheme="minorHAnsi" w:hAnsiTheme="minorHAnsi" w:cstheme="minorHAnsi"/>
-          <w:highlight w:val="yellow"/>
-        </w:rPr>
-        <w:t>desinstaller</w:t>
-      </w:r>
-      <w:proofErr w:type="spellEnd"/>
-      <w:r>
-        <w:rPr>
-          <w:rFonts w:asciiTheme="minorHAnsi" w:hAnsiTheme="minorHAnsi" w:cstheme="minorHAnsi"/>
-          <w:highlight w:val="yellow"/>
-        </w:rPr>
-        <w:t xml:space="preserve"> le .exe ancien pour installer le nouveau, là ses données </w:t>
-      </w:r>
-      <w:proofErr w:type="spellStart"/>
-      <w:r>
-        <w:rPr>
-          <w:rFonts w:asciiTheme="minorHAnsi" w:hAnsiTheme="minorHAnsi" w:cstheme="minorHAnsi"/>
-          <w:highlight w:val="yellow"/>
-        </w:rPr>
-        <w:t>deja</w:t>
-      </w:r>
-      <w:proofErr w:type="spellEnd"/>
-      <w:r>
-        <w:rPr>
-          <w:rFonts w:asciiTheme="minorHAnsi" w:hAnsiTheme="minorHAnsi" w:cstheme="minorHAnsi"/>
-          <w:highlight w:val="yellow"/>
-        </w:rPr>
-        <w:t xml:space="preserve"> enregistré seront peut </w:t>
-      </w:r>
-      <w:proofErr w:type="spellStart"/>
-      <w:r>
-        <w:rPr>
-          <w:rFonts w:asciiTheme="minorHAnsi" w:hAnsiTheme="minorHAnsi" w:cstheme="minorHAnsi"/>
-          <w:highlight w:val="yellow"/>
-        </w:rPr>
-        <w:t>etre</w:t>
-      </w:r>
-      <w:proofErr w:type="spellEnd"/>
-      <w:r>
-        <w:rPr>
-          <w:rFonts w:asciiTheme="minorHAnsi" w:hAnsiTheme="minorHAnsi" w:cstheme="minorHAnsi"/>
-          <w:highlight w:val="yellow"/>
-        </w:rPr>
-        <w:t xml:space="preserve"> perdu, comment faire pour faire une sauvegarde de toutes les données avant de </w:t>
-      </w:r>
-      <w:proofErr w:type="spellStart"/>
-      <w:r>
-        <w:rPr>
-          <w:rFonts w:asciiTheme="minorHAnsi" w:hAnsiTheme="minorHAnsi" w:cstheme="minorHAnsi"/>
-          <w:highlight w:val="yellow"/>
-        </w:rPr>
-        <w:t>desinstaller</w:t>
-      </w:r>
-      <w:proofErr w:type="spellEnd"/>
-      <w:r>
-        <w:rPr>
-          <w:rFonts w:asciiTheme="minorHAnsi" w:hAnsiTheme="minorHAnsi" w:cstheme="minorHAnsi"/>
-          <w:highlight w:val="yellow"/>
-        </w:rPr>
-        <w:t xml:space="preserve"> pour importer </w:t>
-      </w:r>
-      <w:proofErr w:type="spellStart"/>
-      <w:r>
-        <w:rPr>
-          <w:rFonts w:asciiTheme="minorHAnsi" w:hAnsiTheme="minorHAnsi" w:cstheme="minorHAnsi"/>
-          <w:highlight w:val="yellow"/>
-        </w:rPr>
-        <w:t>apres</w:t>
-      </w:r>
-      <w:proofErr w:type="spellEnd"/>
-      <w:r>
-        <w:rPr>
-          <w:rFonts w:asciiTheme="minorHAnsi" w:hAnsiTheme="minorHAnsi" w:cstheme="minorHAnsi"/>
-          <w:highlight w:val="yellow"/>
-        </w:rPr>
-        <w:t xml:space="preserve"> ? et que cela se mette bien automatique (toutes les ventes, produit, client et autres...)</w:t>
-      </w:r>
-    </w:p>
-    <w:p>
-      <w:pPr>
-        <w:pStyle w:val="NormalWeb"/>
-        <w:numPr>
-          <w:ilvl w:val="0"/>
-          <w:numId w:val="1"/>
-        </w:numPr>
-        <w:rPr>
-          <w:rFonts w:asciiTheme="minorHAnsi" w:hAnsiTheme="minorHAnsi" w:cstheme="minorHAnsi"/>
-          <w:highlight w:val="yellow"/>
-        </w:rPr>
-      </w:pPr>
-      <w:proofErr w:type="gramStart"/>
-      <w:r>
-        <w:rPr>
-          <w:rFonts w:asciiTheme="minorHAnsi" w:hAnsiTheme="minorHAnsi" w:cstheme="minorHAnsi"/>
-          <w:highlight w:val="yellow"/>
-        </w:rPr>
-        <w:t>un</w:t>
-      </w:r>
-      <w:proofErr w:type="gramEnd"/>
-      <w:r>
-        <w:rPr>
-          <w:rFonts w:asciiTheme="minorHAnsi" w:hAnsiTheme="minorHAnsi" w:cstheme="minorHAnsi"/>
-          <w:highlight w:val="yellow"/>
-        </w:rPr>
-        <w:t xml:space="preserve"> administrateur ne </w:t>
-      </w:r>
-      <w:proofErr w:type="gramStart"/>
-      <w:r>
-        <w:rPr>
-          <w:rFonts w:asciiTheme="minorHAnsi" w:hAnsiTheme="minorHAnsi" w:cstheme="minorHAnsi"/>
-          <w:highlight w:val="yellow"/>
-        </w:rPr>
-        <w:t>peux</w:t>
-      </w:r>
-      <w:proofErr w:type="gramEnd"/>
-      <w:r>
-        <w:rPr>
-          <w:rFonts w:asciiTheme="minorHAnsi" w:hAnsiTheme="minorHAnsi" w:cstheme="minorHAnsi"/>
-          <w:highlight w:val="yellow"/>
-        </w:rPr>
-        <w:t xml:space="preserve"> faire toute action de suppression</w:t>
-      </w:r>
-      <w:r>
-        <w:rPr>
-          <w:rFonts w:asciiTheme="minorHAnsi" w:hAnsiTheme="minorHAnsi" w:cstheme="minorHAnsi"/>
-          <w:highlight w:val="yellow"/>
-        </w:rPr>
-        <w:t xml:space="preserve"> </w:t>
-      </w:r>
-      <w:r>
-        <w:rPr>
-          <w:rFonts w:asciiTheme="minorHAnsi" w:hAnsiTheme="minorHAnsi" w:cstheme="minorHAnsi"/>
-          <w:highlight w:val="yellow"/>
-        </w:rPr>
-        <w:t>(</w:t>
-      </w:r>
-      <w:proofErr w:type="spellStart"/>
-      <w:r>
-        <w:rPr>
-          <w:rFonts w:asciiTheme="minorHAnsi" w:hAnsiTheme="minorHAnsi" w:cstheme="minorHAnsi"/>
-          <w:highlight w:val="yellow"/>
-        </w:rPr>
-        <w:t>pro</w:t>
+          <w:highlight w:val="yellow"/>
+        </w:rPr>
+        <w:t>(pro</w:t>
       </w:r>
       <w:ins w:id="0" w:author="Microsoft Word" w:date="2026-08-16T18:51:00Z" w16du:dateUtc="2026-08-16T16:51:00Z">
         <w:r>
@@ -1413,15 +613,7 @@
             <w:rFonts w:asciiTheme="minorHAnsi" w:hAnsiTheme="minorHAnsi" w:cstheme="minorHAnsi"/>
             <w:highlight w:val="yellow"/>
           </w:rPr>
-          <w:t>ni</w:t>
-        </w:r>
-        <w:proofErr w:type="spellEnd"/>
-        <w:r>
-          <w:rPr>
-            <w:rFonts w:asciiTheme="minorHAnsi" w:hAnsiTheme="minorHAnsi" w:cstheme="minorHAnsi"/>
-            <w:highlight w:val="yellow"/>
-          </w:rPr>
-          <w:t xml:space="preserve"> modification</w:t>
+          <w:t>ni modification</w:t>
         </w:r>
         <w:r>
           <w:rPr>
@@ -1435,23 +627,7 @@
             <w:rFonts w:asciiTheme="minorHAnsi" w:hAnsiTheme="minorHAnsi" w:cstheme="minorHAnsi"/>
             <w:highlight w:val="yellow"/>
           </w:rPr>
-          <w:t xml:space="preserve">duit, </w:t>
-        </w:r>
-        <w:proofErr w:type="gramStart"/>
-        <w:r>
-          <w:rPr>
-            <w:rFonts w:asciiTheme="minorHAnsi" w:hAnsiTheme="minorHAnsi" w:cstheme="minorHAnsi"/>
-            <w:highlight w:val="yellow"/>
-          </w:rPr>
-          <w:t>vente,…</w:t>
-        </w:r>
-        <w:proofErr w:type="gramEnd"/>
-        <w:r>
-          <w:rPr>
-            <w:rFonts w:asciiTheme="minorHAnsi" w:hAnsiTheme="minorHAnsi" w:cstheme="minorHAnsi"/>
-            <w:highlight w:val="yellow"/>
-          </w:rPr>
-          <w:t>.)</w:t>
+          <w:t>duit, vente,….)</w:t>
         </w:r>
       </w:ins>
     </w:p>
@@ -1467,7 +643,6 @@
           <w:highlight w:val="yellow"/>
         </w:rPr>
       </w:pPr>
-      <w:proofErr w:type="gramStart"/>
       <w:r>
         <w:rPr>
           <w:rFonts w:asciiTheme="minorHAnsi" w:hAnsiTheme="minorHAnsi" w:cstheme="minorHAnsi"/>
@@ -1482,7 +657,6 @@
         </w:rPr>
         <w:t>s</w:t>
       </w:r>
-      <w:proofErr w:type="gramEnd"/>
       <w:r>
         <w:rPr>
           <w:rFonts w:asciiTheme="minorHAnsi" w:hAnsiTheme="minorHAnsi" w:cstheme="minorHAnsi"/>
@@ -1516,39 +690,75 @@
           <w:rFonts w:asciiTheme="minorHAnsi" w:hAnsiTheme="minorHAnsi" w:cstheme="minorHAnsi"/>
           <w:highlight w:val="yellow"/>
         </w:rPr>
-        <w:t xml:space="preserve">vent </w:t>
-      </w:r>
-      <w:proofErr w:type="gramStart"/>
-      <w:r>
+        <w:t>vent quand à eux être modifié par les admin, qu’il y ait une possibilité de modifier la description ou le prix.</w:t>
+      </w:r>
+    </w:p>
+    <w:p>
+      <w:pPr>
+        <w:pStyle w:val="NormalWeb"/>
+        <w:numPr>
+          <w:ilvl w:val="0"/>
+          <w:numId w:val="1"/>
+        </w:numPr>
         <w:rPr>
           <w:rFonts w:asciiTheme="minorHAnsi" w:hAnsiTheme="minorHAnsi" w:cstheme="minorHAnsi"/>
           <w:highlight w:val="yellow"/>
         </w:rPr>
-        <w:t>quand</w:t>
-      </w:r>
-      <w:proofErr w:type="gramEnd"/>
+      </w:pPr>
       <w:r>
         <w:rPr>
           <w:rFonts w:asciiTheme="minorHAnsi" w:hAnsiTheme="minorHAnsi" w:cstheme="minorHAnsi"/>
           <w:highlight w:val="yellow"/>
         </w:rPr>
-        <w:t xml:space="preserve"> à eux être modifié par </w:t>
-      </w:r>
-      <w:proofErr w:type="gramStart"/>
+        <w:t>Ajoute une possibilité de supprimer l</w:t>
+      </w:r>
       <w:r>
         <w:rPr>
           <w:rFonts w:asciiTheme="minorHAnsi" w:hAnsiTheme="minorHAnsi" w:cstheme="minorHAnsi"/>
           <w:highlight w:val="yellow"/>
         </w:rPr>
-        <w:t>les admin</w:t>
-      </w:r>
-      <w:proofErr w:type="gramEnd"/>
-      <w:r>
+        <w:t>es clients ou modifier, seulement le superadmin peut le faire.</w:t>
+      </w:r>
+    </w:p>
+    <w:p>
+      <w:pPr>
+        <w:pStyle w:val="NormalWeb"/>
+        <w:numPr>
+          <w:ilvl w:val="0"/>
+          <w:numId w:val="1"/>
+        </w:numPr>
         <w:rPr>
           <w:rFonts w:asciiTheme="minorHAnsi" w:hAnsiTheme="minorHAnsi" w:cstheme="minorHAnsi"/>
           <w:highlight w:val="yellow"/>
         </w:rPr>
-        <w:t>, qu’il y ait une possibilité de modifier la description ou le prix.</w:t>
+      </w:pPr>
+      <w:r>
+        <w:rPr>
+          <w:rFonts w:asciiTheme="minorHAnsi" w:hAnsiTheme="minorHAnsi" w:cstheme="minorHAnsi"/>
+          <w:highlight w:val="yellow"/>
+        </w:rPr>
+        <w:t>Un admin</w:t>
+      </w:r>
+      <w:r>
+        <w:rPr>
+          <w:rFonts w:asciiTheme="minorHAnsi" w:hAnsiTheme="minorHAnsi" w:cstheme="minorHAnsi"/>
+          <w:highlight w:val="yellow"/>
+        </w:rPr>
+        <w:t>istrateur</w:t>
+      </w:r>
+      <w:r>
+        <w:rPr>
+          <w:rFonts w:asciiTheme="minorHAnsi" w:hAnsiTheme="minorHAnsi" w:cstheme="minorHAnsi"/>
+          <w:highlight w:val="yellow"/>
+        </w:rPr>
+        <w:t xml:space="preserve"> peut ajouter dans approvisionnement mais ne peux pas supprimer ni modifi</w:t>
+      </w:r>
+      <w:r>
+        <w:rPr>
+          <w:rFonts w:asciiTheme="minorHAnsi" w:hAnsiTheme="minorHAnsi" w:cstheme="minorHAnsi"/>
+          <w:highlight w:val="yellow"/>
+        </w:rPr>
+        <w:t>er</w:t>
       </w:r>
     </w:p>
     <w:p>
@@ -1559,187 +769,14 @@
           <w:numId w:val="1"/>
         </w:numPr>
         <w:rPr>
-          <w:rFonts w:asciiTheme="minorHAnsi" w:hAnsiTheme="minorHAnsi" w:cstheme="minorHAnsi"/>
-          <w:highlight w:val="yellow"/>
-        </w:rPr>
-      </w:pPr>
-      <w:r>
-        <w:rPr>
-          <w:rFonts w:asciiTheme="minorHAnsi" w:hAnsiTheme="minorHAnsi" w:cstheme="minorHAnsi"/>
-          <w:highlight w:val="yellow"/>
-        </w:rPr>
-        <w:t>Ajoute une possibilité de supprimer l</w:t>
-      </w:r>
-      <w:r>
-        <w:rPr>
-          <w:rFonts w:asciiTheme="minorHAnsi" w:hAnsiTheme="minorHAnsi" w:cstheme="minorHAnsi"/>
-          <w:highlight w:val="yellow"/>
-        </w:rPr>
-        <w:t xml:space="preserve">es clients ou modifier, seulement le </w:t>
-      </w:r>
-      <w:proofErr w:type="spellStart"/>
-      <w:r>
-        <w:rPr>
-          <w:rFonts w:asciiTheme="minorHAnsi" w:hAnsiTheme="minorHAnsi" w:cstheme="minorHAnsi"/>
-          <w:highlight w:val="yellow"/>
-        </w:rPr>
-        <w:t>superadmin</w:t>
-      </w:r>
-      <w:proofErr w:type="spellEnd"/>
-      <w:r>
-        <w:rPr>
-          <w:rFonts w:asciiTheme="minorHAnsi" w:hAnsiTheme="minorHAnsi" w:cstheme="minorHAnsi"/>
-          <w:highlight w:val="yellow"/>
-        </w:rPr>
-        <w:t xml:space="preserve"> peut le faire.</w:t>
-      </w:r>
-    </w:p>
-    <w:p>
-      <w:pPr>
-        <w:pStyle w:val="NormalWeb"/>
-        <w:numPr>
-          <w:ilvl w:val="0"/>
-          <w:numId w:val="1"/>
-        </w:numPr>
-        <w:rPr>
-          <w:rFonts w:asciiTheme="minorHAnsi" w:hAnsiTheme="minorHAnsi" w:cstheme="minorHAnsi"/>
-          <w:highlight w:val="yellow"/>
-        </w:rPr>
-      </w:pPr>
-      <w:r>
-        <w:rPr>
-          <w:rFonts w:asciiTheme="minorHAnsi" w:hAnsiTheme="minorHAnsi" w:cstheme="minorHAnsi"/>
-          <w:highlight w:val="yellow"/>
-        </w:rPr>
-        <w:t>Un admin</w:t>
-      </w:r>
-      <w:r>
-        <w:rPr>
-          <w:rFonts w:asciiTheme="minorHAnsi" w:hAnsiTheme="minorHAnsi" w:cstheme="minorHAnsi"/>
-          <w:highlight w:val="yellow"/>
-        </w:rPr>
-        <w:t>istrateur</w:t>
-      </w:r>
-      <w:r>
-        <w:rPr>
-          <w:rFonts w:asciiTheme="minorHAnsi" w:hAnsiTheme="minorHAnsi" w:cstheme="minorHAnsi"/>
-          <w:highlight w:val="yellow"/>
-        </w:rPr>
-        <w:t xml:space="preserve"> peut ajouter dans approvisionnement mais ne peux pas supprimer ni modifi</w:t>
-      </w:r>
-      <w:r>
-        <w:rPr>
-          <w:rFonts w:asciiTheme="minorHAnsi" w:hAnsiTheme="minorHAnsi" w:cstheme="minorHAnsi"/>
-          <w:highlight w:val="yellow"/>
-        </w:rPr>
-        <w:t>er</w:t>
-      </w:r>
-    </w:p>
-    <w:p>
-      <w:pPr>
-        <w:pStyle w:val="NormalWeb"/>
-        <w:numPr>
-          <w:ilvl w:val="0"/>
-          <w:numId w:val="1"/>
-        </w:numPr>
-      </w:pPr>
-      <w:proofErr w:type="gramStart"/>
-      <w:r>
-        <w:t>dans</w:t>
-      </w:r>
-      <w:proofErr w:type="gramEnd"/>
-      <w:r>
-        <w:t xml:space="preserve"> les </w:t>
-      </w:r>
-      <w:proofErr w:type="spellStart"/>
-      <w:r>
-        <w:t>depenses</w:t>
-      </w:r>
-      <w:proofErr w:type="spellEnd"/>
-      <w:r>
-        <w:t xml:space="preserve"> à générer, je voulais avoir la possibilité de choisir les </w:t>
-      </w:r>
-      <w:proofErr w:type="spellStart"/>
-      <w:r>
-        <w:t>periodes</w:t>
-      </w:r>
-      <w:proofErr w:type="spellEnd"/>
-      <w:r>
-        <w:t xml:space="preserve"> parce que la </w:t>
-      </w:r>
-      <w:proofErr w:type="spellStart"/>
-      <w:r>
-        <w:t>depense</w:t>
-      </w:r>
-      <w:proofErr w:type="spellEnd"/>
-      <w:r>
-        <w:t xml:space="preserve"> </w:t>
-      </w:r>
-      <w:proofErr w:type="spellStart"/>
-      <w:r>
-        <w:t>encienne</w:t>
-      </w:r>
-      <w:proofErr w:type="spellEnd"/>
-      <w:r>
-        <w:t xml:space="preserve"> ne dois pas </w:t>
-      </w:r>
-      <w:proofErr w:type="gramStart"/>
-      <w:r>
-        <w:t>figuré</w:t>
-      </w:r>
-      <w:proofErr w:type="gramEnd"/>
-      <w:r>
-        <w:t xml:space="preserve"> dans le rapport du mois </w:t>
-      </w:r>
-      <w:proofErr w:type="spellStart"/>
-      <w:r>
-        <w:t>present</w:t>
-      </w:r>
-      <w:proofErr w:type="spellEnd"/>
-      <w:r>
-        <w:t>.</w:t>
-      </w:r>
-    </w:p>
-    <w:p>
-      <w:pPr>
-        <w:pStyle w:val="NormalWeb"/>
-        <w:numPr>
-          <w:ilvl w:val="0"/>
-          <w:numId w:val="1"/>
-        </w:numPr>
-        <w:rPr>
-          <w:color w:val="EE0000"/>
-          <w:highlight w:val="black"/>
-        </w:rPr>
-      </w:pPr>
-      <w:r>
-        <w:rPr>
-          <w:b/>
-          <w:bCs/>
-          <w:color w:val="EE0000"/>
-          <w:highlight w:val="black"/>
-        </w:rPr>
-        <w:t xml:space="preserve">Conflit </w:t>
-      </w:r>
-      <w:proofErr w:type="spellStart"/>
-      <w:r>
-        <w:rPr>
-          <w:b/>
-          <w:bCs/>
-          <w:color w:val="EE0000"/>
-          <w:highlight w:val="black"/>
-        </w:rPr>
-        <w:t>detecte</w:t>
-      </w:r>
-      <w:proofErr w:type="spellEnd"/>
-      <w:r>
-        <w:rPr>
-          <w:b/>
-          <w:bCs/>
-          <w:color w:val="EE0000"/>
-          <w:highlight w:val="black"/>
-        </w:rPr>
-        <w:t xml:space="preserve"> : le cloud et ce poste ont tous les deux des changements non synchronises.</w:t>
+          <w:highlight w:val="yellow"/>
+        </w:rPr>
+      </w:pPr>
+      <w:r>
+        <w:rPr>
+          <w:highlight w:val="yellow"/>
+        </w:rPr>
+        <w:t>dans les depenses à générer, je voulais avoir la possibilité de choisir les periodes parce que la depense encienne ne dois pas figuré dans le rapport du mois present.</w:t>
       </w:r>
     </w:p>
     <w:p>
@@ -1750,6 +787,7 @@
           <w:kern w:val="0"/>
           <w:sz w:val="24"/>
           <w:szCs w:val="24"/>
+          <w:highlight w:val="yellow"/>
           <w:lang w:eastAsia="fr-FR"/>
           <w14:ligatures w14:val="none"/>
         </w:rPr>
@@ -1760,6 +798,7 @@
           <w:kern w:val="0"/>
           <w:sz w:val="24"/>
           <w:szCs w:val="24"/>
+          <w:highlight w:val="yellow"/>
           <w:lang w:eastAsia="fr-FR"/>
           <w14:ligatures w14:val="none"/>
         </w:rPr>
@@ -1771,6 +810,7 @@
           <w:kern w:val="0"/>
           <w:sz w:val="24"/>
           <w:szCs w:val="24"/>
+          <w:highlight w:val="yellow"/>
           <w:lang w:eastAsia="fr-FR"/>
           <w14:ligatures w14:val="none"/>
         </w:rPr>
@@ -1789,6 +829,7 @@
           <w:kern w:val="0"/>
           <w:sz w:val="24"/>
           <w:szCs w:val="24"/>
+          <w:highlight w:val="yellow"/>
           <w:lang w:eastAsia="fr-FR"/>
           <w14:ligatures w14:val="none"/>
         </w:rPr>
@@ -1799,6 +840,7 @@
           <w:kern w:val="0"/>
           <w:sz w:val="24"/>
           <w:szCs w:val="24"/>
+          <w:highlight w:val="yellow"/>
           <w:lang w:eastAsia="fr-FR"/>
           <w14:ligatures w14:val="none"/>
         </w:rPr>
@@ -1810,6 +852,7 @@
           <w:kern w:val="0"/>
           <w:sz w:val="24"/>
           <w:szCs w:val="24"/>
+          <w:highlight w:val="yellow"/>
           <w:lang w:eastAsia="fr-FR"/>
           <w14:ligatures w14:val="none"/>
         </w:rPr>
@@ -1821,6 +864,7 @@
           <w:kern w:val="0"/>
           <w:sz w:val="20"/>
           <w:szCs w:val="20"/>
+          <w:highlight w:val="yellow"/>
           <w:lang w:eastAsia="fr-FR"/>
           <w14:ligatures w14:val="none"/>
         </w:rPr>
@@ -1832,6 +876,7 @@
           <w:kern w:val="0"/>
           <w:sz w:val="24"/>
           <w:szCs w:val="24"/>
+          <w:highlight w:val="yellow"/>
           <w:lang w:eastAsia="fr-FR"/>
           <w14:ligatures w14:val="none"/>
         </w:rPr>
@@ -1850,6 +895,7 @@
           <w:kern w:val="0"/>
           <w:sz w:val="24"/>
           <w:szCs w:val="24"/>
+          <w:highlight w:val="yellow"/>
           <w:lang w:eastAsia="fr-FR"/>
           <w14:ligatures w14:val="none"/>
         </w:rPr>
@@ -1860,6 +906,7 @@
           <w:kern w:val="0"/>
           <w:sz w:val="24"/>
           <w:szCs w:val="24"/>
+          <w:highlight w:val="yellow"/>
           <w:lang w:eastAsia="fr-FR"/>
           <w14:ligatures w14:val="none"/>
         </w:rPr>
@@ -1871,6 +918,7 @@
           <w:kern w:val="0"/>
           <w:sz w:val="24"/>
           <w:szCs w:val="24"/>
+          <w:highlight w:val="yellow"/>
           <w:lang w:eastAsia="fr-FR"/>
           <w14:ligatures w14:val="none"/>
         </w:rPr>
@@ -1882,6 +930,7 @@
           <w:kern w:val="0"/>
           <w:sz w:val="20"/>
           <w:szCs w:val="20"/>
+          <w:highlight w:val="yellow"/>
           <w:lang w:eastAsia="fr-FR"/>
           <w14:ligatures w14:val="none"/>
         </w:rPr>
@@ -1893,6 +942,7 @@
           <w:kern w:val="0"/>
           <w:sz w:val="24"/>
           <w:szCs w:val="24"/>
+          <w:highlight w:val="yellow"/>
           <w:lang w:eastAsia="fr-FR"/>
           <w14:ligatures w14:val="none"/>
         </w:rPr>
@@ -1911,6 +961,7 @@
           <w:kern w:val="0"/>
           <w:sz w:val="24"/>
           <w:szCs w:val="24"/>
+          <w:highlight w:val="yellow"/>
           <w:lang w:eastAsia="fr-FR"/>
           <w14:ligatures w14:val="none"/>
         </w:rPr>
@@ -1921,6 +972,7 @@
           <w:kern w:val="0"/>
           <w:sz w:val="24"/>
           <w:szCs w:val="24"/>
+          <w:highlight w:val="yellow"/>
           <w:lang w:eastAsia="fr-FR"/>
           <w14:ligatures w14:val="none"/>
         </w:rPr>
@@ -1932,6 +984,7 @@
           <w:kern w:val="0"/>
           <w:sz w:val="24"/>
           <w:szCs w:val="24"/>
+          <w:highlight w:val="yellow"/>
           <w:lang w:eastAsia="fr-FR"/>
           <w14:ligatures w14:val="none"/>
         </w:rPr>
@@ -1943,6 +996,7 @@
           <w:kern w:val="0"/>
           <w:sz w:val="20"/>
           <w:szCs w:val="20"/>
+          <w:highlight w:val="yellow"/>
           <w:lang w:eastAsia="fr-FR"/>
           <w14:ligatures w14:val="none"/>
         </w:rPr>
@@ -1961,6 +1015,7 @@
           <w:kern w:val="0"/>
           <w:sz w:val="24"/>
           <w:szCs w:val="24"/>
+          <w:highlight w:val="yellow"/>
           <w:lang w:eastAsia="fr-FR"/>
           <w14:ligatures w14:val="none"/>
         </w:rPr>
@@ -1971,6 +1026,7 @@
           <w:kern w:val="0"/>
           <w:sz w:val="24"/>
           <w:szCs w:val="24"/>
+          <w:highlight w:val="yellow"/>
           <w:lang w:eastAsia="fr-FR"/>
           <w14:ligatures w14:val="none"/>
         </w:rPr>
@@ -1982,6 +1038,7 @@
           <w:kern w:val="0"/>
           <w:sz w:val="24"/>
           <w:szCs w:val="24"/>
+          <w:highlight w:val="yellow"/>
           <w:lang w:eastAsia="fr-FR"/>
           <w14:ligatures w14:val="none"/>
         </w:rPr>
@@ -1993,6 +1050,7 @@
           <w:kern w:val="0"/>
           <w:sz w:val="20"/>
           <w:szCs w:val="20"/>
+          <w:highlight w:val="yellow"/>
           <w:lang w:eastAsia="fr-FR"/>
           <w14:ligatures w14:val="none"/>
         </w:rPr>
@@ -2004,6 +1062,7 @@
           <w:kern w:val="0"/>
           <w:sz w:val="24"/>
           <w:szCs w:val="24"/>
+          <w:highlight w:val="yellow"/>
           <w:lang w:eastAsia="fr-FR"/>
           <w14:ligatures w14:val="none"/>
         </w:rPr>
@@ -2012,15 +1071,7 @@
     </w:p>
     <w:p>
       <w:r>
-        <w:t xml:space="preserve">Affichage de </w:t>
-      </w:r>
-      <w:proofErr w:type="spellStart"/>
-      <w:r>
-        <w:t>fenetre</w:t>
-      </w:r>
-      <w:proofErr w:type="spellEnd"/>
-      <w:r>
-        <w:t xml:space="preserve"> par profil :</w:t>
+        <w:t>Affichage de fenetre par profil :</w:t>
       </w:r>
     </w:p>
     <w:p>
@@ -2061,54 +1112,35 @@
           <w:numId w:val="1"/>
         </w:numPr>
       </w:pPr>
-      <w:proofErr w:type="gramStart"/>
       <w:r>
         <w:t>La tablea</w:t>
       </w:r>
       <w:r>
-        <w:t>u</w:t>
-      </w:r>
-      <w:proofErr w:type="gramEnd"/>
-      <w:r>
-        <w:t xml:space="preserve"> qui montre les </w:t>
-      </w:r>
-      <w:proofErr w:type="spellStart"/>
-      <w:r>
-        <w:t>details</w:t>
-      </w:r>
-      <w:proofErr w:type="spellEnd"/>
-      <w:r>
-        <w:t xml:space="preserve"> de toutes les ventes et services fait durant une </w:t>
-      </w:r>
-      <w:proofErr w:type="spellStart"/>
-      <w:r>
-        <w:t>periode</w:t>
-      </w:r>
-      <w:proofErr w:type="spellEnd"/>
-      <w:r>
-        <w:t xml:space="preserve">, les </w:t>
-      </w:r>
-      <w:proofErr w:type="spellStart"/>
-      <w:r>
-        <w:t>grafiques</w:t>
-      </w:r>
-      <w:proofErr w:type="spellEnd"/>
-      <w:r>
-        <w:t>, les montants donc tous</w:t>
+        <w:t>u qui montre les details de toutes les ventes et services fait durant une periode</w:t>
+      </w:r>
+      <w:r>
+        <w:t>, les grafiques, les montants donc tous</w:t>
       </w:r>
       <w:r>
         <w:t>,</w:t>
       </w:r>
       <w:r>
-        <w:t xml:space="preserve"> ce qu’un simple </w:t>
-      </w:r>
-      <w:proofErr w:type="spellStart"/>
-      <w:r>
-        <w:t>Admnistrateur</w:t>
-      </w:r>
-      <w:proofErr w:type="spellEnd"/>
-      <w:r>
-        <w:t xml:space="preserve"> ne peut pas voir. </w:t>
+        <w:t xml:space="preserve"> ce qu’un simple Admnistrateur ne peut pas voir. </w:t>
+      </w:r>
+    </w:p>
+    <w:p>
+      <w:pPr>
+        <w:pStyle w:val="Paragraphedeliste"/>
+        <w:numPr>
+          <w:ilvl w:val="0"/>
+          <w:numId w:val="1"/>
+        </w:numPr>
+      </w:pPr>
+      <w:r>
+        <w:t xml:space="preserve">Met une possibilité de </w:t>
+      </w:r>
+      <w:r>
+        <w:t>visualiser le mot de passe à la page de connexion pour voir aumoins ce qu’on a saisi</w:t>
       </w:r>
     </w:p>
     <w:p/>
@@ -2122,21 +1154,8 @@
         </w:numPr>
       </w:pPr>
       <w:r>
-        <w:t xml:space="preserve">A la fin </w:t>
-      </w:r>
-      <w:proofErr w:type="spellStart"/>
-      <w:r>
-        <w:t>Deployer</w:t>
-      </w:r>
-      <w:proofErr w:type="spellEnd"/>
-      <w:r>
-        <w:t xml:space="preserve"> sur </w:t>
-      </w:r>
-      <w:proofErr w:type="spellStart"/>
-      <w:r>
-        <w:t>Netlify</w:t>
-      </w:r>
-      <w:proofErr w:type="spellEnd"/>
+        <w:t>A la fin Deployer sur Netlify</w:t>
+      </w:r>
     </w:p>
     <w:p>
       <w:pPr>
@@ -2162,45 +1181,8 @@
         </w:numPr>
         <w:shd w:val="clear" w:color="auto" w:fill="B4C6E7" w:themeFill="accent1" w:themeFillTint="66"/>
       </w:pPr>
-      <w:proofErr w:type="spellStart"/>
-      <w:r>
-        <w:t>supabase-schema.sql</w:t>
-      </w:r>
-      <w:proofErr w:type="spellEnd"/>
-      <w:r>
-        <w:t xml:space="preserve">, </w:t>
-      </w:r>
-      <w:proofErr w:type="spellStart"/>
-      <w:r>
-        <w:t>supabase-auth-migration.sql</w:t>
-      </w:r>
-      <w:proofErr w:type="spellEnd"/>
-      <w:r>
-        <w:t xml:space="preserve">, </w:t>
-      </w:r>
-      <w:proofErr w:type="spellStart"/>
-      <w:r>
-        <w:t>supabase</w:t>
-      </w:r>
-      <w:proofErr w:type="spellEnd"/>
-      <w:r>
-        <w:t>-audit-</w:t>
-      </w:r>
-      <w:proofErr w:type="spellStart"/>
-      <w:r>
-        <w:t>traceability</w:t>
-      </w:r>
-      <w:proofErr w:type="spellEnd"/>
-      <w:r>
-        <w:t>-</w:t>
-      </w:r>
-      <w:proofErr w:type="spellStart"/>
-      <w:r>
-        <w:t>migration.sql</w:t>
-      </w:r>
-      <w:proofErr w:type="spellEnd"/>
-      <w:r>
-        <w:t xml:space="preserve"> exécutés</w:t>
+      <w:r>
+        <w:t>supabase-schema.sql, supabase-auth-migration.sql, supabase-audit-traceability-migration.sql exécutés</w:t>
       </w:r>
     </w:p>
     <w:p>
@@ -2211,63 +1193,8 @@
         </w:numPr>
         <w:shd w:val="clear" w:color="auto" w:fill="B4C6E7" w:themeFill="accent1" w:themeFillTint="66"/>
       </w:pPr>
-      <w:proofErr w:type="gramStart"/>
-      <w:r>
-        <w:t>la</w:t>
-      </w:r>
-      <w:proofErr w:type="gramEnd"/>
-      <w:r>
-        <w:t xml:space="preserve"> fonction </w:t>
-      </w:r>
-      <w:proofErr w:type="spellStart"/>
-      <w:r>
-        <w:t>touch_last_</w:t>
-      </w:r>
-      <w:proofErr w:type="gramStart"/>
-      <w:r>
-        <w:t>login</w:t>
-      </w:r>
-      <w:proofErr w:type="spellEnd"/>
-      <w:r>
-        <w:t>(</w:t>
-      </w:r>
-      <w:proofErr w:type="gramEnd"/>
-      <w:r>
-        <w:t xml:space="preserve">) corrigée contient bien </w:t>
-      </w:r>
-      <w:proofErr w:type="spellStart"/>
-      <w:r>
-        <w:t>where</w:t>
-      </w:r>
-      <w:proofErr w:type="spellEnd"/>
-      <w:r>
-        <w:t xml:space="preserve"> </w:t>
-      </w:r>
-      <w:proofErr w:type="spellStart"/>
-      <w:proofErr w:type="gramStart"/>
-      <w:r>
-        <w:t>public.users</w:t>
-      </w:r>
-      <w:proofErr w:type="gramEnd"/>
-      <w:r>
-        <w:t>.auth_user_id</w:t>
-      </w:r>
-      <w:proofErr w:type="spellEnd"/>
-      <w:r>
-        <w:t xml:space="preserve"> = </w:t>
-      </w:r>
-      <w:proofErr w:type="spellStart"/>
-      <w:proofErr w:type="gramStart"/>
-      <w:r>
-        <w:t>auth.uid</w:t>
-      </w:r>
-      <w:proofErr w:type="spellEnd"/>
-      <w:r>
-        <w:t>(</w:t>
-      </w:r>
-      <w:proofErr w:type="gramEnd"/>
-      <w:r>
-        <w:t>)</w:t>
+      <w:r>
+        <w:t>la fonction touch_last_login() corrigée contient bien where public.users.auth_user_id = auth.uid()</w:t>
       </w:r>
     </w:p>
     <w:p>
@@ -2278,37 +1205,9 @@
         </w:numPr>
         <w:shd w:val="clear" w:color="auto" w:fill="B4C6E7" w:themeFill="accent1" w:themeFillTint="66"/>
       </w:pPr>
-      <w:proofErr w:type="gramStart"/>
-      <w:r>
-        <w:t>la</w:t>
-      </w:r>
-      <w:proofErr w:type="gramEnd"/>
-      <w:r>
-        <w:t xml:space="preserve"> table </w:t>
-      </w:r>
-      <w:proofErr w:type="spellStart"/>
-      <w:proofErr w:type="gramStart"/>
-      <w:r>
-        <w:t>public.users</w:t>
-      </w:r>
-      <w:proofErr w:type="spellEnd"/>
-      <w:proofErr w:type="gramEnd"/>
-      <w:r>
-        <w:t xml:space="preserve"> contient ton utilisateur avec le même e-mail que dans </w:t>
-      </w:r>
-      <w:proofErr w:type="spellStart"/>
-      <w:r>
-        <w:t>Authentication</w:t>
-      </w:r>
-      <w:proofErr w:type="spellEnd"/>
-      <w:r>
-        <w:t xml:space="preserve"> &gt; </w:t>
-      </w:r>
-      <w:proofErr w:type="spellStart"/>
-      <w:r>
-        <w:t>Users</w:t>
-      </w:r>
-      <w:proofErr w:type="spellEnd"/>
+      <w:r>
+        <w:t>la table public.users contient ton utilisateur avec le même e-mail que dans Authentication &gt; Users</w:t>
+      </w:r>
     </w:p>
     <w:p>
       <w:pPr>
@@ -2318,38 +1217,18 @@
         </w:numPr>
         <w:shd w:val="clear" w:color="auto" w:fill="B4C6E7" w:themeFill="accent1" w:themeFillTint="66"/>
       </w:pPr>
-      <w:proofErr w:type="gramStart"/>
       <w:r>
         <w:lastRenderedPageBreak/>
-        <w:t>ton</w:t>
-      </w:r>
-      <w:proofErr w:type="gramEnd"/>
-      <w:r>
-        <w:t xml:space="preserve"> utilisateur a </w:t>
-      </w:r>
-      <w:proofErr w:type="spellStart"/>
-      <w:r>
-        <w:t>role</w:t>
-      </w:r>
-      <w:proofErr w:type="spellEnd"/>
-      <w:r>
-        <w:t xml:space="preserve"> = 'Super admin' et active = </w:t>
-      </w:r>
-      <w:proofErr w:type="spellStart"/>
-      <w:r>
-        <w:t>true</w:t>
-      </w:r>
-      <w:proofErr w:type="spellEnd"/>
+        <w:t>ton utilisateur a role = 'Super admin' et active = true</w:t>
+      </w:r>
     </w:p>
     <w:p>
       <w:pPr>
         <w:shd w:val="clear" w:color="auto" w:fill="B4C6E7" w:themeFill="accent1" w:themeFillTint="66"/>
       </w:pPr>
-      <w:proofErr w:type="spellStart"/>
       <w:r>
         <w:t>Netlify</w:t>
       </w:r>
-      <w:proofErr w:type="spellEnd"/>
     </w:p>
     <w:p>
       <w:pPr>
@@ -2359,21 +1238,8 @@
         </w:numPr>
         <w:shd w:val="clear" w:color="auto" w:fill="B4C6E7" w:themeFill="accent1" w:themeFillTint="66"/>
       </w:pPr>
-      <w:proofErr w:type="gramStart"/>
-      <w:r>
-        <w:t>le</w:t>
-      </w:r>
-      <w:proofErr w:type="gramEnd"/>
-      <w:r>
-        <w:t xml:space="preserve"> dernier commit </w:t>
-      </w:r>
-      <w:proofErr w:type="gramStart"/>
-      <w:r>
-        <w:t>poussé</w:t>
-      </w:r>
-      <w:proofErr w:type="gramEnd"/>
-      <w:r>
-        <w:t xml:space="preserve"> sur main apparaît bien sur GitHub</w:t>
+      <w:r>
+        <w:t>le dernier commit poussé sur main apparaît bien sur GitHub</w:t>
       </w:r>
     </w:p>
     <w:p>
@@ -2384,27 +1250,9 @@
         </w:numPr>
         <w:shd w:val="clear" w:color="auto" w:fill="B4C6E7" w:themeFill="accent1" w:themeFillTint="66"/>
       </w:pPr>
-      <w:proofErr w:type="gramStart"/>
-      <w:r>
-        <w:t>le</w:t>
-      </w:r>
-      <w:proofErr w:type="gramEnd"/>
-      <w:r>
-        <w:t xml:space="preserve"> déploiement </w:t>
-      </w:r>
-      <w:proofErr w:type="spellStart"/>
-      <w:r>
-        <w:t>Netlify</w:t>
-      </w:r>
-      <w:proofErr w:type="spellEnd"/>
-      <w:r>
-        <w:t xml:space="preserve"> est passé en </w:t>
-      </w:r>
-      <w:proofErr w:type="spellStart"/>
-      <w:r>
-        <w:t>Published</w:t>
-      </w:r>
-      <w:proofErr w:type="spellEnd"/>
+      <w:r>
+        <w:t>le déploiement Netlify est passé en Published</w:t>
+      </w:r>
     </w:p>
     <w:p>
       <w:pPr>
@@ -2414,13 +1262,8 @@
         </w:numPr>
         <w:shd w:val="clear" w:color="auto" w:fill="B4C6E7" w:themeFill="accent1" w:themeFillTint="66"/>
       </w:pPr>
-      <w:proofErr w:type="gramStart"/>
-      <w:r>
-        <w:t>les</w:t>
-      </w:r>
-      <w:proofErr w:type="gramEnd"/>
-      <w:r>
-        <w:t xml:space="preserve"> variables VITE_SUPABASE_URL et VITE_SUPABASE_ANON_KEY sont bien configurées</w:t>
+      <w:r>
+        <w:t>les variables VITE_SUPABASE_URL et VITE_SUPABASE_ANON_KEY sont bien configurées</w:t>
       </w:r>
     </w:p>
     <w:p>
@@ -2431,31 +1274,16 @@
         </w:numPr>
         <w:shd w:val="clear" w:color="auto" w:fill="B4C6E7" w:themeFill="accent1" w:themeFillTint="66"/>
       </w:pPr>
-      <w:proofErr w:type="gramStart"/>
-      <w:r>
-        <w:t>la</w:t>
-      </w:r>
-      <w:proofErr w:type="gramEnd"/>
-      <w:r>
-        <w:t xml:space="preserve"> connexion web fonctionne avec ton compte </w:t>
-      </w:r>
-      <w:proofErr w:type="spellStart"/>
-      <w:r>
-        <w:t>Supabase</w:t>
-      </w:r>
-      <w:proofErr w:type="spellEnd"/>
+      <w:r>
+        <w:t>la connexion web fonctionne avec ton compte Supabase</w:t>
+      </w:r>
     </w:p>
     <w:p>
       <w:pPr>
         <w:shd w:val="clear" w:color="auto" w:fill="B4C6E7" w:themeFill="accent1" w:themeFillTint="66"/>
       </w:pPr>
-      <w:proofErr w:type="gramStart"/>
-      <w:r>
-        <w:t>desktop</w:t>
-      </w:r>
-      <w:proofErr w:type="gramEnd"/>
-      <w:r>
-        <w:t xml:space="preserve"> .exe</w:t>
+      <w:r>
+        <w:t>desktop .exe</w:t>
       </w:r>
     </w:p>
     <w:p>
@@ -2466,13 +1294,8 @@
         </w:numPr>
         <w:shd w:val="clear" w:color="auto" w:fill="B4C6E7" w:themeFill="accent1" w:themeFillTint="66"/>
       </w:pPr>
-      <w:proofErr w:type="gramStart"/>
-      <w:r>
-        <w:t>un</w:t>
-      </w:r>
-      <w:proofErr w:type="gramEnd"/>
-      <w:r>
-        <w:t xml:space="preserve"> nouvel .exe a été reconstruit après les changements</w:t>
+      <w:r>
+        <w:t>un nouvel .exe a été reconstruit après les changements</w:t>
       </w:r>
     </w:p>
     <w:p>
@@ -2483,19 +1306,9 @@
         </w:numPr>
         <w:shd w:val="clear" w:color="auto" w:fill="B4C6E7" w:themeFill="accent1" w:themeFillTint="66"/>
       </w:pPr>
-      <w:proofErr w:type="gramStart"/>
-      <w:r>
-        <w:t>avec</w:t>
-      </w:r>
-      <w:proofErr w:type="gramEnd"/>
-      <w:r>
-        <w:t xml:space="preserve"> internet, la connexion desktop fonctionne avec le compte </w:t>
-      </w:r>
-      <w:proofErr w:type="spellStart"/>
-      <w:r>
-        <w:t>Supabase</w:t>
-      </w:r>
-      <w:proofErr w:type="spellEnd"/>
+      <w:r>
+        <w:t>avec internet, la connexion desktop fonctionne avec le compte Supabase</w:t>
+      </w:r>
     </w:p>
     <w:p>
       <w:pPr>
@@ -2505,13 +1318,8 @@
         </w:numPr>
         <w:shd w:val="clear" w:color="auto" w:fill="B4C6E7" w:themeFill="accent1" w:themeFillTint="66"/>
       </w:pPr>
-      <w:proofErr w:type="gramStart"/>
-      <w:r>
-        <w:t>après</w:t>
-      </w:r>
-      <w:proofErr w:type="gramEnd"/>
-      <w:r>
-        <w:t xml:space="preserve"> cette première connexion, le même compte peut se reconnecter hors ligne</w:t>
+      <w:r>
+        <w:t>après cette première connexion, le même compte peut se reconnecter hors ligne</w:t>
       </w:r>
     </w:p>
     <w:p>
@@ -2522,21 +1330,8 @@
         </w:numPr>
         <w:shd w:val="clear" w:color="auto" w:fill="B4C6E7" w:themeFill="accent1" w:themeFillTint="66"/>
       </w:pPr>
-      <w:proofErr w:type="gramStart"/>
-      <w:r>
-        <w:t>la</w:t>
-      </w:r>
-      <w:proofErr w:type="gramEnd"/>
-      <w:r>
-        <w:t xml:space="preserve"> synchronisation desktop → </w:t>
-      </w:r>
-      <w:proofErr w:type="spellStart"/>
-      <w:r>
-        <w:t>Supabase</w:t>
-      </w:r>
-      <w:proofErr w:type="spellEnd"/>
-      <w:r>
-        <w:t xml:space="preserve"> fonctionne quand la connexion revient</w:t>
+      <w:r>
+        <w:t>la synchronisation desktop → Supabase fonctionne quand la connexion revient</w:t>
       </w:r>
     </w:p>
     <w:p>
@@ -2550,36 +1345,12 @@
     <w:p/>
     <w:p>
       <w:r>
-        <w:t xml:space="preserve">Alors la prochaine étape est </w:t>
-      </w:r>
-      <w:proofErr w:type="gramStart"/>
-      <w:r>
-        <w:t>simple:</w:t>
-      </w:r>
-      <w:proofErr w:type="gramEnd"/>
-      <w:r>
-        <w:t xml:space="preserve"> connecter ton dépôt GitHub à </w:t>
-      </w:r>
-      <w:proofErr w:type="spellStart"/>
-      <w:r>
-        <w:t>Netlify</w:t>
-      </w:r>
-      <w:proofErr w:type="spellEnd"/>
-      <w:r>
-        <w:t>.</w:t>
-      </w:r>
-    </w:p>
-    <w:p>
-      <w:r>
-        <w:t xml:space="preserve">Fais ceci dans </w:t>
-      </w:r>
-      <w:proofErr w:type="spellStart"/>
-      <w:r>
-        <w:t>Netlify</w:t>
-      </w:r>
-      <w:proofErr w:type="spellEnd"/>
-      <w:r>
-        <w:t xml:space="preserve"> :</w:t>
+        <w:t>Alors la prochaine étape est simple: connecter ton dépôt GitHub à Netlify.</w:t>
+      </w:r>
+    </w:p>
+    <w:p>
+      <w:r>
+        <w:t>Fais ceci dans Netlify :</w:t>
       </w:r>
     </w:p>
     <w:p>
@@ -2601,21 +1372,8 @@
         </w:numPr>
       </w:pPr>
       <w:r>
-        <w:t xml:space="preserve">Import an </w:t>
-      </w:r>
-      <w:proofErr w:type="spellStart"/>
-      <w:r>
-        <w:t>existing</w:t>
-      </w:r>
-      <w:proofErr w:type="spellEnd"/>
-      <w:r>
-        <w:t xml:space="preserve"> </w:t>
-      </w:r>
-      <w:proofErr w:type="spellStart"/>
-      <w:r>
-        <w:t>project</w:t>
-      </w:r>
-      <w:proofErr w:type="spellEnd"/>
+        <w:t>Import an existing project</w:t>
+      </w:r>
     </w:p>
     <w:p>
       <w:pPr>
@@ -2624,13 +1382,8 @@
           <w:numId w:val="5"/>
         </w:numPr>
       </w:pPr>
-      <w:proofErr w:type="gramStart"/>
-      <w:r>
-        <w:t>connecte</w:t>
-      </w:r>
-      <w:proofErr w:type="gramEnd"/>
-      <w:r>
-        <w:t xml:space="preserve"> GitHub</w:t>
+      <w:r>
+        <w:t>connecte GitHub</w:t>
       </w:r>
     </w:p>
     <w:p>
@@ -2640,21 +1393,8 @@
           <w:numId w:val="5"/>
         </w:numPr>
       </w:pPr>
-      <w:proofErr w:type="gramStart"/>
-      <w:r>
-        <w:t>choisis</w:t>
-      </w:r>
-      <w:proofErr w:type="gramEnd"/>
-      <w:r>
-        <w:t xml:space="preserve"> le dépôt </w:t>
-      </w:r>
-      <w:proofErr w:type="spellStart"/>
-      <w:r>
-        <w:t>walikaletoworldrt</w:t>
-      </w:r>
-      <w:proofErr w:type="spellEnd"/>
-      <w:r>
-        <w:t>-hue/Gestion-papeterie</w:t>
+      <w:r>
+        <w:t>choisis le dépôt walikaletoworldrt-hue/Gestion-papeterie</w:t>
       </w:r>
     </w:p>
     <w:p>
@@ -2664,13 +1404,8 @@
           <w:numId w:val="5"/>
         </w:numPr>
       </w:pPr>
-      <w:proofErr w:type="gramStart"/>
-      <w:r>
-        <w:t>vérifie</w:t>
-      </w:r>
-      <w:proofErr w:type="gramEnd"/>
-      <w:r>
-        <w:t xml:space="preserve"> les réglages :</w:t>
+      <w:r>
+        <w:t>vérifie les réglages :</w:t>
       </w:r>
     </w:p>
     <w:p>
@@ -2687,46 +1422,8 @@
         <w:rPr>
           <w:lang w:val="en-US"/>
         </w:rPr>
-        <w:t xml:space="preserve">Build </w:t>
-      </w:r>
-      <w:proofErr w:type="gramStart"/>
-      <w:r>
-        <w:rPr>
-          <w:lang w:val="en-US"/>
-        </w:rPr>
-        <w:t>command :</w:t>
-      </w:r>
-      <w:proofErr w:type="gramEnd"/>
-      <w:r>
-        <w:rPr>
-          <w:lang w:val="en-US"/>
-        </w:rPr>
-        <w:t xml:space="preserve"> </w:t>
-      </w:r>
-      <w:proofErr w:type="spellStart"/>
-      <w:r>
-        <w:rPr>
-          <w:lang w:val="en-US"/>
-        </w:rPr>
-        <w:t>npm</w:t>
-      </w:r>
-      <w:proofErr w:type="spellEnd"/>
-      <w:r>
-        <w:rPr>
-          <w:lang w:val="en-US"/>
-        </w:rPr>
-        <w:t xml:space="preserve"> run </w:t>
-      </w:r>
-      <w:proofErr w:type="spellStart"/>
-      <w:proofErr w:type="gramStart"/>
-      <w:r>
-        <w:rPr>
-          <w:lang w:val="en-US"/>
-        </w:rPr>
-        <w:t>build:renderer</w:t>
-      </w:r>
-      <w:proofErr w:type="spellEnd"/>
-      <w:proofErr w:type="gramEnd"/>
+        <w:t>Build command : npm run build:renderer</w:t>
+      </w:r>
     </w:p>
     <w:p>
       <w:pPr>
@@ -2735,19 +1432,9 @@
           <w:numId w:val="5"/>
         </w:numPr>
       </w:pPr>
-      <w:proofErr w:type="spellStart"/>
-      <w:r>
-        <w:t>Publish</w:t>
-      </w:r>
-      <w:proofErr w:type="spellEnd"/>
-      <w:r>
-        <w:t xml:space="preserve"> directory : </w:t>
-      </w:r>
-      <w:proofErr w:type="spellStart"/>
-      <w:r>
-        <w:t>dist</w:t>
-      </w:r>
-      <w:proofErr w:type="spellEnd"/>
+      <w:r>
+        <w:t>Publish directory : dist</w:t>
+      </w:r>
     </w:p>
     <w:p>
       <w:pPr>
@@ -2767,13 +1454,8 @@
           <w:numId w:val="5"/>
         </w:numPr>
       </w:pPr>
-      <w:proofErr w:type="gramStart"/>
-      <w:r>
-        <w:t>ajoute</w:t>
-      </w:r>
-      <w:proofErr w:type="gramEnd"/>
-      <w:r>
-        <w:t xml:space="preserve"> les variables d’environnement :</w:t>
+      <w:r>
+        <w:t>ajoute les variables d’environnement :</w:t>
       </w:r>
     </w:p>
     <w:p>
@@ -2805,13 +1487,8 @@
           <w:numId w:val="5"/>
         </w:numPr>
       </w:pPr>
-      <w:proofErr w:type="gramStart"/>
-      <w:r>
-        <w:t>lance</w:t>
-      </w:r>
-      <w:proofErr w:type="gramEnd"/>
-      <w:r>
-        <w:t xml:space="preserve"> le déploiement</w:t>
+      <w:r>
+        <w:t>lance le déploiement</w:t>
       </w:r>
     </w:p>
     <w:p>
@@ -2820,133 +1497,11 @@
           <w:lang w:val="en-US"/>
         </w:rPr>
       </w:pPr>
-      <w:proofErr w:type="spellStart"/>
       <w:r>
         <w:rPr>
           <w:lang w:val="en-US"/>
         </w:rPr>
-        <w:t>Ces</w:t>
-      </w:r>
-      <w:proofErr w:type="spellEnd"/>
-      <w:r>
-        <w:rPr>
-          <w:lang w:val="en-US"/>
-        </w:rPr>
-        <w:t xml:space="preserve"> </w:t>
-      </w:r>
-      <w:proofErr w:type="spellStart"/>
-      <w:r>
-        <w:rPr>
-          <w:lang w:val="en-US"/>
-        </w:rPr>
-        <w:t>réglages</w:t>
-      </w:r>
-      <w:proofErr w:type="spellEnd"/>
-      <w:r>
-        <w:rPr>
-          <w:lang w:val="en-US"/>
-        </w:rPr>
-        <w:t xml:space="preserve"> </w:t>
-      </w:r>
-      <w:proofErr w:type="spellStart"/>
-      <w:r>
-        <w:rPr>
-          <w:lang w:val="en-US"/>
-        </w:rPr>
-        <w:t>sont</w:t>
-      </w:r>
-      <w:proofErr w:type="spellEnd"/>
-      <w:r>
-        <w:rPr>
-          <w:lang w:val="en-US"/>
-        </w:rPr>
-        <w:t xml:space="preserve"> déjà </w:t>
-      </w:r>
-      <w:proofErr w:type="spellStart"/>
-      <w:r>
-        <w:rPr>
-          <w:lang w:val="en-US"/>
-        </w:rPr>
-        <w:t>cohérents</w:t>
-      </w:r>
-      <w:proofErr w:type="spellEnd"/>
-      <w:r>
-        <w:rPr>
-          <w:lang w:val="en-US"/>
-        </w:rPr>
-        <w:t xml:space="preserve"> avec [</w:t>
-      </w:r>
-      <w:proofErr w:type="spellStart"/>
-      <w:proofErr w:type="gramStart"/>
-      <w:r>
-        <w:rPr>
-          <w:lang w:val="en-US"/>
-        </w:rPr>
-        <w:t>netlify.toml</w:t>
-      </w:r>
-      <w:proofErr w:type="spellEnd"/>
-      <w:proofErr w:type="gramEnd"/>
-      <w:r>
-        <w:rPr>
-          <w:lang w:val="en-US"/>
-        </w:rPr>
-        <w:t xml:space="preserve"> (line 1</w:t>
-      </w:r>
-      <w:proofErr w:type="gramStart"/>
-      <w:r>
-        <w:rPr>
-          <w:lang w:val="en-US"/>
-        </w:rPr>
-        <w:t>)](</w:t>
-      </w:r>
-      <w:proofErr w:type="gramEnd"/>
-      <w:r>
-        <w:rPr>
-          <w:lang w:val="en-US"/>
-        </w:rPr>
-        <w:t>C:/Users/User/OneDrive/Projet Code/</w:t>
-      </w:r>
-      <w:proofErr w:type="spellStart"/>
-      <w:r>
-        <w:rPr>
-          <w:lang w:val="en-US"/>
-        </w:rPr>
-        <w:t>Walikale</w:t>
-      </w:r>
-      <w:proofErr w:type="spellEnd"/>
-      <w:r>
-        <w:rPr>
-          <w:lang w:val="en-US"/>
-        </w:rPr>
-        <w:t xml:space="preserve"> to world App/netlify.toml:1) et [NETLIFY_DEPLOYMENT.md (line 1</w:t>
-      </w:r>
-      <w:proofErr w:type="gramStart"/>
-      <w:r>
-        <w:rPr>
-          <w:lang w:val="en-US"/>
-        </w:rPr>
-        <w:t>)](</w:t>
-      </w:r>
-      <w:proofErr w:type="gramEnd"/>
-      <w:r>
-        <w:rPr>
-          <w:lang w:val="en-US"/>
-        </w:rPr>
-        <w:t>C:/Users/User/OneDrive/Projet Code/</w:t>
-      </w:r>
-      <w:proofErr w:type="spellStart"/>
-      <w:r>
-        <w:rPr>
-          <w:lang w:val="en-US"/>
-        </w:rPr>
-        <w:t>Walikale</w:t>
-      </w:r>
-      <w:proofErr w:type="spellEnd"/>
-      <w:r>
-        <w:rPr>
-          <w:lang w:val="en-US"/>
-        </w:rPr>
-        <w:t xml:space="preserve"> to world App/NETLIFY_DEPLOYMENT.md:1).</w:t>
+        <w:t>Ces réglages sont déjà cohérents avec [netlify.toml (line 1)](C:/Users/User/OneDrive/Projet Code/Walikale to world App/netlify.toml:1) et [NETLIFY_DEPLOYMENT.md (line 1)](C:/Users/User/OneDrive/Projet Code/Walikale to world App/NETLIFY_DEPLOYMENT.md:1).</w:t>
       </w:r>
     </w:p>
     <w:p>
@@ -2961,21 +1516,8 @@
           <w:numId w:val="6"/>
         </w:numPr>
       </w:pPr>
-      <w:proofErr w:type="gramStart"/>
-      <w:r>
-        <w:t>sur</w:t>
-      </w:r>
-      <w:proofErr w:type="gramEnd"/>
-      <w:r>
-        <w:t xml:space="preserve"> </w:t>
-      </w:r>
-      <w:proofErr w:type="spellStart"/>
-      <w:r>
-        <w:t>Netlify</w:t>
-      </w:r>
-      <w:proofErr w:type="spellEnd"/>
-      <w:r>
-        <w:t>, utilise bien les noms VITE_SUPABASE_URL et VITE_SUPABASE_ANON_KEY</w:t>
+      <w:r>
+        <w:t>sur Netlify, utilise bien les noms VITE_SUPABASE_URL et VITE_SUPABASE_ANON_KEY</w:t>
       </w:r>
     </w:p>
     <w:p>
@@ -2985,14 +1527,9 @@
           <w:numId w:val="6"/>
         </w:numPr>
       </w:pPr>
-      <w:proofErr w:type="gramStart"/>
       <w:r>
         <w:lastRenderedPageBreak/>
-        <w:t>pas</w:t>
-      </w:r>
-      <w:proofErr w:type="gramEnd"/>
-      <w:r>
-        <w:t xml:space="preserve"> NEXT_PUBLIC_*, car ton app est en Vite</w:t>
+        <w:t>pas NEXT_PUBLIC_*, car ton app est en Vite</w:t>
       </w:r>
     </w:p>
     <w:p>
@@ -3007,27 +1544,9 @@
           <w:numId w:val="7"/>
         </w:numPr>
       </w:pPr>
-      <w:proofErr w:type="gramStart"/>
-      <w:r>
-        <w:t>l’état</w:t>
-      </w:r>
-      <w:proofErr w:type="gramEnd"/>
-      <w:r>
-        <w:t xml:space="preserve"> du </w:t>
-      </w:r>
-      <w:proofErr w:type="spellStart"/>
-      <w:r>
-        <w:t>build</w:t>
-      </w:r>
-      <w:proofErr w:type="spellEnd"/>
-      <w:r>
-        <w:t xml:space="preserve"> </w:t>
-      </w:r>
-      <w:proofErr w:type="spellStart"/>
-      <w:r>
-        <w:t>Netlify</w:t>
-      </w:r>
-      <w:proofErr w:type="spellEnd"/>
+      <w:r>
+        <w:t>l’état du build Netlify</w:t>
+      </w:r>
     </w:p>
     <w:p>
       <w:pPr>
@@ -3036,13 +1555,8 @@
           <w:numId w:val="7"/>
         </w:numPr>
       </w:pPr>
-      <w:proofErr w:type="gramStart"/>
-      <w:r>
-        <w:t>et</w:t>
-      </w:r>
-      <w:proofErr w:type="gramEnd"/>
-      <w:r>
-        <w:t xml:space="preserve"> si tu veux, l’URL du site déployé</w:t>
+      <w:r>
+        <w:t>et si tu veux, l’URL du site déployé</w:t>
       </w:r>
     </w:p>
     <w:p>

--- a/Projet Application Papeterie walikale to world.docx
+++ b/Projet Application Papeterie walikale to world.docx
@@ -802,9 +802,16 @@
           <w:lang w:eastAsia="fr-FR"/>
           <w14:ligatures w14:val="none"/>
         </w:rPr>
-        <w:t>A</w:t>
-      </w:r>
-      <w:r>
+        <w:t>Ajouter ensuite :</w:t>
+      </w:r>
+    </w:p>
+    <w:p>
+      <w:pPr>
+        <w:numPr>
+          <w:ilvl w:val="0"/>
+          <w:numId w:val="1"/>
+        </w:numPr>
+        <w:spacing w:before="100" w:beforeAutospacing="1" w:after="100" w:afterAutospacing="1" w:line="240" w:lineRule="auto"/>
         <w:rPr>
           <w:rFonts w:ascii="Times New Roman" w:eastAsia="Times New Roman" w:hAnsi="Times New Roman" w:cs="Times New Roman"/>
           <w:kern w:val="0"/>
@@ -814,16 +821,8 @@
           <w:lang w:eastAsia="fr-FR"/>
           <w14:ligatures w14:val="none"/>
         </w:rPr>
-        <w:t>jouter ensuite :</w:t>
-      </w:r>
-    </w:p>
-    <w:p>
-      <w:pPr>
-        <w:numPr>
-          <w:ilvl w:val="0"/>
-          <w:numId w:val="1"/>
-        </w:numPr>
-        <w:spacing w:before="100" w:beforeAutospacing="1" w:after="100" w:afterAutospacing="1" w:line="240" w:lineRule="auto"/>
+      </w:pPr>
+      <w:r>
         <w:rPr>
           <w:rFonts w:ascii="Times New Roman" w:eastAsia="Times New Roman" w:hAnsi="Times New Roman" w:cs="Times New Roman"/>
           <w:kern w:val="0"/>
@@ -833,7 +832,20 @@
           <w:lang w:eastAsia="fr-FR"/>
           <w14:ligatures w14:val="none"/>
         </w:rPr>
-      </w:pPr>
+        <w:t xml:space="preserve">Un </w:t>
+      </w:r>
+      <w:r>
+        <w:rPr>
+          <w:rFonts w:ascii="Courier New" w:eastAsia="Times New Roman" w:hAnsi="Courier New" w:cs="Courier New"/>
+          <w:kern w:val="0"/>
+          <w:sz w:val="20"/>
+          <w:szCs w:val="20"/>
+          <w:highlight w:val="yellow"/>
+          <w:lang w:eastAsia="fr-FR"/>
+          <w14:ligatures w14:val="none"/>
+        </w:rPr>
+        <w:t>nettoyage automatique</w:t>
+      </w:r>
       <w:r>
         <w:rPr>
           <w:rFonts w:ascii="Times New Roman" w:eastAsia="Times New Roman" w:hAnsi="Times New Roman" w:cs="Times New Roman"/>
@@ -844,9 +856,16 @@
           <w:lang w:eastAsia="fr-FR"/>
           <w14:ligatures w14:val="none"/>
         </w:rPr>
-        <w:t>U</w:t>
-      </w:r>
-      <w:r>
+        <w:t xml:space="preserve"> des anciens logs</w:t>
+      </w:r>
+    </w:p>
+    <w:p>
+      <w:pPr>
+        <w:numPr>
+          <w:ilvl w:val="0"/>
+          <w:numId w:val="1"/>
+        </w:numPr>
+        <w:spacing w:before="100" w:beforeAutospacing="1" w:after="100" w:afterAutospacing="1" w:line="240" w:lineRule="auto"/>
         <w:rPr>
           <w:rFonts w:ascii="Times New Roman" w:eastAsia="Times New Roman" w:hAnsi="Times New Roman" w:cs="Times New Roman"/>
           <w:kern w:val="0"/>
@@ -856,7 +875,18 @@
           <w:lang w:eastAsia="fr-FR"/>
           <w14:ligatures w14:val="none"/>
         </w:rPr>
-        <w:t xml:space="preserve">n </w:t>
+      </w:pPr>
+      <w:r>
+        <w:rPr>
+          <w:rFonts w:ascii="Times New Roman" w:eastAsia="Times New Roman" w:hAnsi="Times New Roman" w:cs="Times New Roman"/>
+          <w:kern w:val="0"/>
+          <w:sz w:val="24"/>
+          <w:szCs w:val="24"/>
+          <w:highlight w:val="yellow"/>
+          <w:lang w:eastAsia="fr-FR"/>
+          <w14:ligatures w14:val="none"/>
+        </w:rPr>
+        <w:t xml:space="preserve">Un </w:t>
       </w:r>
       <w:r>
         <w:rPr>
@@ -868,7 +898,7 @@
           <w:lang w:eastAsia="fr-FR"/>
           <w14:ligatures w14:val="none"/>
         </w:rPr>
-        <w:t>nettoyage automatique</w:t>
+        <w:t>archivage</w:t>
       </w:r>
       <w:r>
         <w:rPr>
@@ -880,7 +910,7 @@
           <w:lang w:eastAsia="fr-FR"/>
           <w14:ligatures w14:val="none"/>
         </w:rPr>
-        <w:t xml:space="preserve"> des anciens logs</w:t>
+        <w:t xml:space="preserve"> par période</w:t>
       </w:r>
     </w:p>
     <w:p>
@@ -910,9 +940,28 @@
           <w:lang w:eastAsia="fr-FR"/>
           <w14:ligatures w14:val="none"/>
         </w:rPr>
-        <w:t>U</w:t>
-      </w:r>
-      <w:r>
+        <w:t xml:space="preserve">Une option </w:t>
+      </w:r>
+      <w:r>
+        <w:rPr>
+          <w:rFonts w:ascii="Courier New" w:eastAsia="Times New Roman" w:hAnsi="Courier New" w:cs="Courier New"/>
+          <w:kern w:val="0"/>
+          <w:sz w:val="20"/>
+          <w:szCs w:val="20"/>
+          <w:highlight w:val="yellow"/>
+          <w:lang w:eastAsia="fr-FR"/>
+          <w14:ligatures w14:val="none"/>
+        </w:rPr>
+        <w:t>sauvegarder puis vider l’historique ancien</w:t>
+      </w:r>
+    </w:p>
+    <w:p>
+      <w:pPr>
+        <w:numPr>
+          <w:ilvl w:val="0"/>
+          <w:numId w:val="1"/>
+        </w:numPr>
+        <w:spacing w:before="100" w:beforeAutospacing="1" w:after="100" w:afterAutospacing="1" w:line="240" w:lineRule="auto"/>
         <w:rPr>
           <w:rFonts w:ascii="Times New Roman" w:eastAsia="Times New Roman" w:hAnsi="Times New Roman" w:cs="Times New Roman"/>
           <w:kern w:val="0"/>
@@ -922,7 +971,18 @@
           <w:lang w:eastAsia="fr-FR"/>
           <w14:ligatures w14:val="none"/>
         </w:rPr>
-        <w:t xml:space="preserve">n </w:t>
+      </w:pPr>
+      <w:r>
+        <w:rPr>
+          <w:rFonts w:ascii="Times New Roman" w:eastAsia="Times New Roman" w:hAnsi="Times New Roman" w:cs="Times New Roman"/>
+          <w:kern w:val="0"/>
+          <w:sz w:val="24"/>
+          <w:szCs w:val="24"/>
+          <w:highlight w:val="yellow"/>
+          <w:lang w:eastAsia="fr-FR"/>
+          <w14:ligatures w14:val="none"/>
+        </w:rPr>
+        <w:t xml:space="preserve">Une règle comme : garder seulement les </w:t>
       </w:r>
       <w:r>
         <w:rPr>
@@ -934,7 +994,7 @@
           <w:lang w:eastAsia="fr-FR"/>
           <w14:ligatures w14:val="none"/>
         </w:rPr>
-        <w:t>archivage</w:t>
+        <w:t>12 derniers mois</w:t>
       </w:r>
       <w:r>
         <w:rPr>
@@ -946,132 +1006,84 @@
           <w:lang w:eastAsia="fr-FR"/>
           <w14:ligatures w14:val="none"/>
         </w:rPr>
-        <w:t xml:space="preserve"> par période</w:t>
-      </w:r>
-    </w:p>
-    <w:p>
-      <w:pPr>
+        <w:t xml:space="preserve"> dans l’historique visible</w:t>
+      </w:r>
+    </w:p>
+    <w:p>
+      <w:r>
+        <w:t>Affichage de fenetre par profil :</w:t>
+      </w:r>
+    </w:p>
+    <w:p>
+      <w:pPr>
+        <w:pStyle w:val="Paragraphedeliste"/>
         <w:numPr>
           <w:ilvl w:val="0"/>
           <w:numId w:val="1"/>
         </w:numPr>
-        <w:spacing w:before="100" w:beforeAutospacing="1" w:after="100" w:afterAutospacing="1" w:line="240" w:lineRule="auto"/>
-        <w:rPr>
-          <w:rFonts w:ascii="Times New Roman" w:eastAsia="Times New Roman" w:hAnsi="Times New Roman" w:cs="Times New Roman"/>
-          <w:kern w:val="0"/>
-          <w:sz w:val="24"/>
-          <w:szCs w:val="24"/>
-          <w:highlight w:val="yellow"/>
-          <w:lang w:eastAsia="fr-FR"/>
-          <w14:ligatures w14:val="none"/>
-        </w:rPr>
-      </w:pPr>
-      <w:r>
-        <w:rPr>
-          <w:rFonts w:ascii="Times New Roman" w:eastAsia="Times New Roman" w:hAnsi="Times New Roman" w:cs="Times New Roman"/>
-          <w:kern w:val="0"/>
-          <w:sz w:val="24"/>
-          <w:szCs w:val="24"/>
-          <w:highlight w:val="yellow"/>
-          <w:lang w:eastAsia="fr-FR"/>
-          <w14:ligatures w14:val="none"/>
-        </w:rPr>
-        <w:t>U</w:t>
-      </w:r>
-      <w:r>
-        <w:rPr>
-          <w:rFonts w:ascii="Times New Roman" w:eastAsia="Times New Roman" w:hAnsi="Times New Roman" w:cs="Times New Roman"/>
-          <w:kern w:val="0"/>
-          <w:sz w:val="24"/>
-          <w:szCs w:val="24"/>
-          <w:highlight w:val="yellow"/>
-          <w:lang w:eastAsia="fr-FR"/>
-          <w14:ligatures w14:val="none"/>
-        </w:rPr>
-        <w:t xml:space="preserve">ne option </w:t>
-      </w:r>
-      <w:r>
-        <w:rPr>
-          <w:rFonts w:ascii="Courier New" w:eastAsia="Times New Roman" w:hAnsi="Courier New" w:cs="Courier New"/>
-          <w:kern w:val="0"/>
-          <w:sz w:val="20"/>
-          <w:szCs w:val="20"/>
-          <w:highlight w:val="yellow"/>
-          <w:lang w:eastAsia="fr-FR"/>
-          <w14:ligatures w14:val="none"/>
-        </w:rPr>
-        <w:t>sauvegarder puis vider l’historique ancien</w:t>
-      </w:r>
-    </w:p>
-    <w:p>
-      <w:pPr>
+        <w:rPr>
+          <w:highlight w:val="yellow"/>
+        </w:rPr>
+      </w:pPr>
+      <w:r>
+        <w:rPr>
+          <w:highlight w:val="yellow"/>
+        </w:rPr>
+        <w:t xml:space="preserve">Que seul </w:t>
+      </w:r>
+      <w:r>
+        <w:rPr>
+          <w:highlight w:val="yellow"/>
+        </w:rPr>
+        <w:t>super-admin puisse voir la valeur du stock dans stock actuel,</w:t>
+      </w:r>
+      <w:r>
+        <w:rPr>
+          <w:highlight w:val="yellow"/>
+        </w:rPr>
+        <w:t xml:space="preserve"> ta table historique, utilisateur</w:t>
+      </w:r>
+    </w:p>
+    <w:p>
+      <w:pPr>
+        <w:pStyle w:val="Paragraphedeliste"/>
         <w:numPr>
           <w:ilvl w:val="0"/>
           <w:numId w:val="1"/>
         </w:numPr>
-        <w:spacing w:before="100" w:beforeAutospacing="1" w:after="100" w:afterAutospacing="1" w:line="240" w:lineRule="auto"/>
-        <w:rPr>
-          <w:rFonts w:ascii="Times New Roman" w:eastAsia="Times New Roman" w:hAnsi="Times New Roman" w:cs="Times New Roman"/>
-          <w:kern w:val="0"/>
-          <w:sz w:val="24"/>
-          <w:szCs w:val="24"/>
-          <w:highlight w:val="yellow"/>
-          <w:lang w:eastAsia="fr-FR"/>
-          <w14:ligatures w14:val="none"/>
-        </w:rPr>
-      </w:pPr>
-      <w:r>
-        <w:rPr>
-          <w:rFonts w:ascii="Times New Roman" w:eastAsia="Times New Roman" w:hAnsi="Times New Roman" w:cs="Times New Roman"/>
-          <w:kern w:val="0"/>
-          <w:sz w:val="24"/>
-          <w:szCs w:val="24"/>
-          <w:highlight w:val="yellow"/>
-          <w:lang w:eastAsia="fr-FR"/>
-          <w14:ligatures w14:val="none"/>
-        </w:rPr>
-        <w:t>U</w:t>
-      </w:r>
-      <w:r>
-        <w:rPr>
-          <w:rFonts w:ascii="Times New Roman" w:eastAsia="Times New Roman" w:hAnsi="Times New Roman" w:cs="Times New Roman"/>
-          <w:kern w:val="0"/>
-          <w:sz w:val="24"/>
-          <w:szCs w:val="24"/>
-          <w:highlight w:val="yellow"/>
-          <w:lang w:eastAsia="fr-FR"/>
-          <w14:ligatures w14:val="none"/>
-        </w:rPr>
-        <w:t xml:space="preserve">ne règle comme : garder seulement les </w:t>
-      </w:r>
-      <w:r>
-        <w:rPr>
-          <w:rFonts w:ascii="Courier New" w:eastAsia="Times New Roman" w:hAnsi="Courier New" w:cs="Courier New"/>
-          <w:kern w:val="0"/>
-          <w:sz w:val="20"/>
-          <w:szCs w:val="20"/>
-          <w:highlight w:val="yellow"/>
-          <w:lang w:eastAsia="fr-FR"/>
-          <w14:ligatures w14:val="none"/>
-        </w:rPr>
-        <w:t>12 derniers mois</w:t>
-      </w:r>
-      <w:r>
-        <w:rPr>
-          <w:rFonts w:ascii="Times New Roman" w:eastAsia="Times New Roman" w:hAnsi="Times New Roman" w:cs="Times New Roman"/>
-          <w:kern w:val="0"/>
-          <w:sz w:val="24"/>
-          <w:szCs w:val="24"/>
-          <w:highlight w:val="yellow"/>
-          <w:lang w:eastAsia="fr-FR"/>
-          <w14:ligatures w14:val="none"/>
-        </w:rPr>
-        <w:t xml:space="preserve"> dans l’historique visible</w:t>
-      </w:r>
-    </w:p>
-    <w:p>
-      <w:r>
-        <w:t>Affichage de fenetre par profil :</w:t>
+        <w:rPr>
+          <w:highlight w:val="yellow"/>
+        </w:rPr>
+      </w:pPr>
+      <w:r>
+        <w:rPr>
+          <w:highlight w:val="yellow"/>
+        </w:rPr>
+        <w:t>La tablea</w:t>
+      </w:r>
+      <w:r>
+        <w:rPr>
+          <w:highlight w:val="yellow"/>
+        </w:rPr>
+        <w:t>u qui montre les details de toutes les ventes et services fait durant une periode</w:t>
+      </w:r>
+      <w:r>
+        <w:rPr>
+          <w:highlight w:val="yellow"/>
+        </w:rPr>
+        <w:t>, les grafiques, les montants donc tous</w:t>
+      </w:r>
+      <w:r>
+        <w:rPr>
+          <w:highlight w:val="yellow"/>
+        </w:rPr>
+        <w:t>,</w:t>
+      </w:r>
+      <w:r>
+        <w:rPr>
+          <w:highlight w:val="yellow"/>
+        </w:rPr>
+        <w:t xml:space="preserve"> ce qu’un simple Admnistrateur ne peut pas voir. </w:t>
       </w:r>
     </w:p>
     <w:p>
@@ -1089,19 +1101,13 @@
         <w:rPr>
           <w:highlight w:val="yellow"/>
         </w:rPr>
-        <w:t xml:space="preserve">Que seul </w:t>
-      </w:r>
-      <w:r>
-        <w:rPr>
-          <w:highlight w:val="yellow"/>
-        </w:rPr>
-        <w:t>super-admin puisse voir la valeur du stock dans stock actuel,</w:t>
-      </w:r>
-      <w:r>
-        <w:rPr>
-          <w:highlight w:val="yellow"/>
-        </w:rPr>
-        <w:t xml:space="preserve"> ta table historique, utilisateur</w:t>
+        <w:t xml:space="preserve">Met une possibilité de </w:t>
+      </w:r>
+      <w:r>
+        <w:rPr>
+          <w:highlight w:val="yellow"/>
+        </w:rPr>
+        <w:t>visualiser le mot de passe à la page de connexion pour voir aumoins ce qu’on a saisi</w:t>
       </w:r>
     </w:p>
     <w:p>
@@ -1111,21 +1117,21 @@
           <w:ilvl w:val="0"/>
           <w:numId w:val="1"/>
         </w:numPr>
-      </w:pPr>
-      <w:r>
-        <w:t>La tablea</w:t>
-      </w:r>
-      <w:r>
-        <w:t>u qui montre les details de toutes les ventes et services fait durant une periode</w:t>
-      </w:r>
-      <w:r>
-        <w:t>, les grafiques, les montants donc tous</w:t>
-      </w:r>
-      <w:r>
-        <w:t>,</w:t>
-      </w:r>
-      <w:r>
-        <w:t xml:space="preserve"> ce qu’un simple Admnistrateur ne peut pas voir. </w:t>
+        <w:rPr>
+          <w:highlight w:val="yellow"/>
+        </w:rPr>
+      </w:pPr>
+      <w:r>
+        <w:rPr>
+          <w:highlight w:val="yellow"/>
+        </w:rPr>
+        <w:t>Les catégories produit doit être choisie sur une liste deroulante (</w:t>
+      </w:r>
+      <w:r>
+        <w:rPr>
+          <w:highlight w:val="yellow"/>
+        </w:rPr>
+        <w:t>)</w:t>
       </w:r>
     </w:p>
     <w:p>
@@ -1137,10 +1143,149 @@
         </w:numPr>
       </w:pPr>
       <w:r>
-        <w:t xml:space="preserve">Met une possibilité de </w:t>
-      </w:r>
-      <w:r>
-        <w:t>visualiser le mot de passe à la page de connexion pour voir aumoins ce qu’on a saisi</w:t>
+        <w:t>Il faut enlever ces 0 (zéro) en avance lorsque je veux saisir</w:t>
+      </w:r>
+      <w:r>
+        <w:t xml:space="preserve"> des données dans les champs produits…</w:t>
+      </w:r>
+    </w:p>
+    <w:p>
+      <w:pPr>
+        <w:pStyle w:val="Paragraphedeliste"/>
+        <w:numPr>
+          <w:ilvl w:val="0"/>
+          <w:numId w:val="1"/>
+        </w:numPr>
+        <w:rPr>
+          <w:highlight w:val="yellow"/>
+        </w:rPr>
+      </w:pPr>
+      <w:r>
+        <w:rPr>
+          <w:highlight w:val="yellow"/>
+        </w:rPr>
+        <w:t>Montant total</w:t>
+      </w:r>
+      <w:r>
+        <w:rPr>
+          <w:highlight w:val="yellow"/>
+        </w:rPr>
+        <w:t xml:space="preserve"> dans la table approvisionement ne pas permis aux administrateurs de voir,ils peuvent voir seulement le prix d’achat et prix de vente,</w:t>
+      </w:r>
+    </w:p>
+    <w:p>
+      <w:pPr>
+        <w:pStyle w:val="Paragraphedeliste"/>
+        <w:numPr>
+          <w:ilvl w:val="0"/>
+          <w:numId w:val="1"/>
+        </w:numPr>
+        <w:rPr>
+          <w:highlight w:val="yellow"/>
+        </w:rPr>
+      </w:pPr>
+      <w:r>
+        <w:rPr>
+          <w:highlight w:val="yellow"/>
+        </w:rPr>
+        <w:t>Les trois</w:t>
+      </w:r>
+      <w:r>
+        <w:rPr>
+          <w:highlight w:val="yellow"/>
+        </w:rPr>
+        <w:t xml:space="preserve"> boutons dans approvisionnement (Importer Excel, Exporter Excel et Model Excel) ne font aucune action en etatn connecté comme</w:t>
+      </w:r>
+      <w:r>
+        <w:rPr>
+          <w:highlight w:val="yellow"/>
+        </w:rPr>
+        <w:t xml:space="preserve"> administrateur</w:t>
+      </w:r>
+    </w:p>
+    <w:p>
+      <w:pPr>
+        <w:pStyle w:val="Paragraphedeliste"/>
+        <w:numPr>
+          <w:ilvl w:val="0"/>
+          <w:numId w:val="1"/>
+        </w:numPr>
+      </w:pPr>
+      <w:r>
+        <w:t xml:space="preserve">Dans la table stock actuel je voulais avoir un apercu de benefice </w:t>
+      </w:r>
+      <w:r>
+        <w:t xml:space="preserve">que va générer les produits en stock, donc tous les produits on </w:t>
+      </w:r>
+      <w:r>
+        <w:t>calcule</w:t>
+      </w:r>
+      <w:r>
+        <w:t xml:space="preserve"> le </w:t>
+      </w:r>
+      <w:r>
+        <w:t>prix de vente</w:t>
+      </w:r>
+      <w:r>
+        <w:t xml:space="preserve"> – </w:t>
+      </w:r>
+      <w:r>
+        <w:t xml:space="preserve">prix d’achat + transport inclus + </w:t>
+      </w:r>
+      <w:r>
+        <w:t>payements travailleurs</w:t>
+      </w:r>
+      <w:r>
+        <w:t xml:space="preserve"> qui est de </w:t>
+      </w:r>
+      <w:r>
+        <w:t>50000FC</w:t>
+      </w:r>
+      <w:r>
+        <w:t xml:space="preserve"> personalisable</w:t>
+      </w:r>
+      <w:r>
+        <w:t xml:space="preserve"> par semaine.</w:t>
+      </w:r>
+      <w:r>
+        <w:t xml:space="preserve"> Aulieu d’ajouter le prix transpot pour chaque produit, faisons le par lot</w:t>
+      </w:r>
+      <w:r>
+        <w:t>, par commande parce que je ne peux pas commander seulement u seul produit.</w:t>
+      </w:r>
+    </w:p>
+    <w:p>
+      <w:pPr>
+        <w:pStyle w:val="Paragraphedeliste"/>
+        <w:numPr>
+          <w:ilvl w:val="0"/>
+          <w:numId w:val="1"/>
+        </w:numPr>
+      </w:pPr>
+      <w:r>
+        <w:t>Dans le tableau de bord</w:t>
+      </w:r>
+      <w:r>
+        <w:t xml:space="preserve"> je voulais avoir la possibilité de trier le montant vendu aulieu d’afficher </w:t>
+      </w:r>
+      <w:r>
+        <w:t>le montant de toutes les ventes meme anciennes,</w:t>
+      </w:r>
+    </w:p>
+    <w:p>
+      <w:pPr>
+        <w:pStyle w:val="Paragraphedeliste"/>
+        <w:numPr>
+          <w:ilvl w:val="0"/>
+          <w:numId w:val="1"/>
+        </w:numPr>
+      </w:pPr>
+      <w:r>
+        <w:lastRenderedPageBreak/>
+        <w:t>Envoyé le rapport par mail au boss</w:t>
+      </w:r>
+      <w:r>
+        <w:t xml:space="preserve"> directement dans l’application</w:t>
       </w:r>
     </w:p>
     <w:p/>
@@ -1218,7 +1363,6 @@
         <w:shd w:val="clear" w:color="auto" w:fill="B4C6E7" w:themeFill="accent1" w:themeFillTint="66"/>
       </w:pPr>
       <w:r>
-        <w:lastRenderedPageBreak/>
         <w:t>ton utilisateur a role = 'Super admin' et active = true</w:t>
       </w:r>
     </w:p>
@@ -1422,6 +1566,7 @@
         <w:rPr>
           <w:lang w:val="en-US"/>
         </w:rPr>
+        <w:lastRenderedPageBreak/>
         <w:t>Build command : npm run build:renderer</w:t>
       </w:r>
     </w:p>
@@ -1528,7 +1673,6 @@
         </w:numPr>
       </w:pPr>
       <w:r>
-        <w:lastRenderedPageBreak/>
         <w:t>pas NEXT_PUBLIC_*, car ton app est en Vite</w:t>
       </w:r>
     </w:p>
@@ -3330,6 +3474,7 @@
   <w:style w:type="character" w:default="1" w:styleId="Policepardfaut">
     <w:name w:val="Default Paragraph Font"/>
     <w:uiPriority w:val="1"/>
+    <w:semiHidden/>
     <w:unhideWhenUsed/>
   </w:style>
   <w:style w:type="table" w:default="1" w:styleId="TableauNormal">

--- a/Projet Application Papeterie walikale to world.docx
+++ b/Projet Application Papeterie walikale to world.docx
@@ -4,7 +4,15 @@
   <w:body>
     <w:p>
       <w:r>
-        <w:t>Projet Papeterie walikale to world</w:t>
+        <w:t xml:space="preserve">Projet Papeterie </w:t>
+      </w:r>
+      <w:proofErr w:type="spellStart"/>
+      <w:r>
+        <w:t>walikale</w:t>
+      </w:r>
+      <w:proofErr w:type="spellEnd"/>
+      <w:r>
+        <w:t xml:space="preserve"> to world</w:t>
       </w:r>
     </w:p>
     <w:p>
@@ -21,8 +29,13 @@
         </w:numPr>
       </w:pPr>
       <w:r>
-        <w:t>Gestion vente papeterie y compris les depenses</w:t>
-      </w:r>
+        <w:t xml:space="preserve">Gestion vente papeterie y compris les </w:t>
+      </w:r>
+      <w:proofErr w:type="spellStart"/>
+      <w:r>
+        <w:t>depenses</w:t>
+      </w:r>
+      <w:proofErr w:type="spellEnd"/>
     </w:p>
     <w:p>
       <w:pPr>
@@ -33,8 +46,13 @@
         </w:numPr>
       </w:pPr>
       <w:r>
-        <w:t>Gestion du personnel (les salaires, primes)..</w:t>
-      </w:r>
+        <w:t>Gestion du personnel (les salaires, primes</w:t>
+      </w:r>
+      <w:proofErr w:type="gramStart"/>
+      <w:r>
+        <w:t>)..</w:t>
+      </w:r>
+      <w:proofErr w:type="gramEnd"/>
     </w:p>
     <w:p>
       <w:pPr>
@@ -44,7 +62,15 @@
         <w:t xml:space="preserve">L’application doit être en ligne pour permettre le suivi à distance, </w:t>
       </w:r>
       <w:r>
-        <w:t xml:space="preserve">mais aussi fonctionne en hors ligne aussi et synchronise une fois connecté à internet. </w:t>
+        <w:t xml:space="preserve">mais aussi fonctionne en hors ligne aussi et synchronise une fois </w:t>
+      </w:r>
+      <w:proofErr w:type="gramStart"/>
+      <w:r>
+        <w:t>connecté</w:t>
+      </w:r>
+      <w:proofErr w:type="gramEnd"/>
+      <w:r>
+        <w:t xml:space="preserve"> à internet. </w:t>
       </w:r>
     </w:p>
     <w:p>
@@ -86,13 +112,41 @@
         <w:rPr>
           <w:highlight w:val="yellow"/>
         </w:rPr>
-        <w:t>Ceux qui modifie en local puisse avoir la possibilité de travailler meme sans internet et synchroniser en cliquant sur le bouton synchroniser a</w:t>
-      </w:r>
-      <w:r>
-        <w:rPr>
-          <w:highlight w:val="yellow"/>
-        </w:rPr>
-        <w:t>fin que cela puisse pusher vers supabase.</w:t>
+        <w:t xml:space="preserve">Ceux qui modifie en local puisse avoir la possibilité de travailler </w:t>
+      </w:r>
+      <w:proofErr w:type="spellStart"/>
+      <w:r>
+        <w:rPr>
+          <w:highlight w:val="yellow"/>
+        </w:rPr>
+        <w:t>meme</w:t>
+      </w:r>
+      <w:proofErr w:type="spellEnd"/>
+      <w:r>
+        <w:rPr>
+          <w:highlight w:val="yellow"/>
+        </w:rPr>
+        <w:t xml:space="preserve"> sans internet et synchroniser en cliquant sur le bouton synchroniser a</w:t>
+      </w:r>
+      <w:r>
+        <w:rPr>
+          <w:highlight w:val="yellow"/>
+        </w:rPr>
+        <w:t xml:space="preserve">fin que cela puisse pusher vers </w:t>
+      </w:r>
+      <w:proofErr w:type="spellStart"/>
+      <w:r>
+        <w:rPr>
+          <w:highlight w:val="yellow"/>
+        </w:rPr>
+        <w:t>supabase</w:t>
+      </w:r>
+      <w:proofErr w:type="spellEnd"/>
+      <w:r>
+        <w:rPr>
+          <w:highlight w:val="yellow"/>
+        </w:rPr>
+        <w:t>.</w:t>
       </w:r>
       <w:r>
         <w:t xml:space="preserve"> </w:t>
@@ -143,7 +197,21 @@
         <w:rPr>
           <w:highlight w:val="yellow"/>
         </w:rPr>
-        <w:t>a fenetre d’approvisionnement</w:t>
+        <w:t xml:space="preserve">a </w:t>
+      </w:r>
+      <w:proofErr w:type="spellStart"/>
+      <w:r>
+        <w:rPr>
+          <w:highlight w:val="yellow"/>
+        </w:rPr>
+        <w:t>fenetre</w:t>
+      </w:r>
+      <w:proofErr w:type="spellEnd"/>
+      <w:r>
+        <w:rPr>
+          <w:highlight w:val="yellow"/>
+        </w:rPr>
+        <w:t xml:space="preserve"> d’approvisionnement</w:t>
       </w:r>
       <w:r>
         <w:rPr>
@@ -179,7 +247,21 @@
         <w:rPr>
           <w:highlight w:val="yellow"/>
         </w:rPr>
-        <w:t>Historique d’approvisionnement (pour avoir une trace de tous les approvisionnement fait)</w:t>
+        <w:t xml:space="preserve">Historique d’approvisionnement (pour avoir une trace de </w:t>
+      </w:r>
+      <w:proofErr w:type="gramStart"/>
+      <w:r>
+        <w:rPr>
+          <w:highlight w:val="yellow"/>
+        </w:rPr>
+        <w:t>tous les approvisionnement</w:t>
+      </w:r>
+      <w:proofErr w:type="gramEnd"/>
+      <w:r>
+        <w:rPr>
+          <w:highlight w:val="yellow"/>
+        </w:rPr>
+        <w:t xml:space="preserve"> fait)</w:t>
       </w:r>
     </w:p>
     <w:p>
@@ -197,20 +279,64 @@
         <w:rPr>
           <w:highlight w:val="yellow"/>
         </w:rPr>
-        <w:t>Enlever les 00 apres le chiffre, par exemple pour une produit vendu</w:t>
-      </w:r>
-      <w:r>
-        <w:rPr>
-          <w:highlight w:val="yellow"/>
-        </w:rPr>
-        <w:t xml:space="preserve"> à 500fc, mettez seulement 500FC et 500.00FC. aussi la quantité d’approvisionnement, laissez la case vide et ne mettez pas 0 </w:t>
-      </w:r>
-      <w:r>
-        <w:rPr>
-          <w:highlight w:val="yellow"/>
-        </w:rPr>
-        <w:t>au prealable</w:t>
-      </w:r>
+        <w:t xml:space="preserve">Enlever les 00 </w:t>
+      </w:r>
+      <w:proofErr w:type="spellStart"/>
+      <w:r>
+        <w:rPr>
+          <w:highlight w:val="yellow"/>
+        </w:rPr>
+        <w:t>apres</w:t>
+      </w:r>
+      <w:proofErr w:type="spellEnd"/>
+      <w:r>
+        <w:rPr>
+          <w:highlight w:val="yellow"/>
+        </w:rPr>
+        <w:t xml:space="preserve"> le chiffre, par exemple pour </w:t>
+      </w:r>
+      <w:proofErr w:type="gramStart"/>
+      <w:r>
+        <w:rPr>
+          <w:highlight w:val="yellow"/>
+        </w:rPr>
+        <w:t>une produit vendu</w:t>
+      </w:r>
+      <w:proofErr w:type="gramEnd"/>
+      <w:r>
+        <w:rPr>
+          <w:highlight w:val="yellow"/>
+        </w:rPr>
+        <w:t xml:space="preserve"> à 500fc, mettez seulement 500FC et 500.00FC. </w:t>
+      </w:r>
+      <w:proofErr w:type="gramStart"/>
+      <w:r>
+        <w:rPr>
+          <w:highlight w:val="yellow"/>
+        </w:rPr>
+        <w:t>aussi</w:t>
+      </w:r>
+      <w:proofErr w:type="gramEnd"/>
+      <w:r>
+        <w:rPr>
+          <w:highlight w:val="yellow"/>
+        </w:rPr>
+        <w:t xml:space="preserve"> la quantité d’approvisionnement, laissez la case vide et ne mettez pas 0 </w:t>
+      </w:r>
+      <w:r>
+        <w:rPr>
+          <w:highlight w:val="yellow"/>
+        </w:rPr>
+        <w:t xml:space="preserve">au </w:t>
+      </w:r>
+      <w:proofErr w:type="spellStart"/>
+      <w:r>
+        <w:rPr>
+          <w:highlight w:val="yellow"/>
+        </w:rPr>
+        <w:t>prealable</w:t>
+      </w:r>
+      <w:proofErr w:type="spellEnd"/>
       <w:r>
         <w:rPr>
           <w:highlight w:val="yellow"/>
@@ -269,7 +395,21 @@
         <w:rPr>
           <w:highlight w:val="yellow"/>
         </w:rPr>
-        <w:t xml:space="preserve">Dans la table produit, mettre cette fenetre comme le formulaire d’approvisionnement, </w:t>
+        <w:t xml:space="preserve">Dans la table produit, mettre cette </w:t>
+      </w:r>
+      <w:proofErr w:type="spellStart"/>
+      <w:r>
+        <w:rPr>
+          <w:highlight w:val="yellow"/>
+        </w:rPr>
+        <w:t>fenetre</w:t>
+      </w:r>
+      <w:proofErr w:type="spellEnd"/>
+      <w:r>
+        <w:rPr>
+          <w:highlight w:val="yellow"/>
+        </w:rPr>
+        <w:t xml:space="preserve"> comme le formulaire d’approvisionnement, </w:t>
       </w:r>
     </w:p>
     <w:p>
@@ -287,25 +427,123 @@
         <w:rPr>
           <w:highlight w:val="yellow"/>
         </w:rPr>
-        <w:t>La fenetre de depenses engagées</w:t>
-      </w:r>
-      <w:r>
-        <w:rPr>
-          <w:highlight w:val="yellow"/>
-        </w:rPr>
-        <w:t xml:space="preserve"> (elle doit avoir le detail, nature de la depense, montant, date,</w:t>
-      </w:r>
-      <w:r>
-        <w:rPr>
-          <w:highlight w:val="yellow"/>
-        </w:rPr>
-        <w:t xml:space="preserve"> quelle utilisateur, qui a approuvé le decaissement de l’argent</w:t>
-      </w:r>
-      <w:r>
-        <w:rPr>
-          <w:highlight w:val="yellow"/>
-        </w:rPr>
-        <w:t>, la depense va servir à quoi</w:t>
+        <w:t xml:space="preserve">La </w:t>
+      </w:r>
+      <w:proofErr w:type="spellStart"/>
+      <w:r>
+        <w:rPr>
+          <w:highlight w:val="yellow"/>
+        </w:rPr>
+        <w:t>fenetre</w:t>
+      </w:r>
+      <w:proofErr w:type="spellEnd"/>
+      <w:r>
+        <w:rPr>
+          <w:highlight w:val="yellow"/>
+        </w:rPr>
+        <w:t xml:space="preserve"> de </w:t>
+      </w:r>
+      <w:proofErr w:type="spellStart"/>
+      <w:r>
+        <w:rPr>
+          <w:highlight w:val="yellow"/>
+        </w:rPr>
+        <w:t>depenses</w:t>
+      </w:r>
+      <w:proofErr w:type="spellEnd"/>
+      <w:r>
+        <w:rPr>
+          <w:highlight w:val="yellow"/>
+        </w:rPr>
+        <w:t xml:space="preserve"> engagées</w:t>
+      </w:r>
+      <w:r>
+        <w:rPr>
+          <w:highlight w:val="yellow"/>
+        </w:rPr>
+        <w:t xml:space="preserve"> (elle doit avoir le </w:t>
+      </w:r>
+      <w:proofErr w:type="spellStart"/>
+      <w:r>
+        <w:rPr>
+          <w:highlight w:val="yellow"/>
+        </w:rPr>
+        <w:t>detail</w:t>
+      </w:r>
+      <w:proofErr w:type="spellEnd"/>
+      <w:r>
+        <w:rPr>
+          <w:highlight w:val="yellow"/>
+        </w:rPr>
+        <w:t xml:space="preserve">, nature de la </w:t>
+      </w:r>
+      <w:proofErr w:type="spellStart"/>
+      <w:r>
+        <w:rPr>
+          <w:highlight w:val="yellow"/>
+        </w:rPr>
+        <w:t>depense</w:t>
+      </w:r>
+      <w:proofErr w:type="spellEnd"/>
+      <w:r>
+        <w:rPr>
+          <w:highlight w:val="yellow"/>
+        </w:rPr>
+        <w:t>, montant, date,</w:t>
+      </w:r>
+      <w:r>
+        <w:rPr>
+          <w:highlight w:val="yellow"/>
+        </w:rPr>
+        <w:t xml:space="preserve"> </w:t>
+      </w:r>
+      <w:proofErr w:type="gramStart"/>
+      <w:r>
+        <w:rPr>
+          <w:highlight w:val="yellow"/>
+        </w:rPr>
+        <w:t>quelle utilisateur</w:t>
+      </w:r>
+      <w:proofErr w:type="gramEnd"/>
+      <w:r>
+        <w:rPr>
+          <w:highlight w:val="yellow"/>
+        </w:rPr>
+        <w:t xml:space="preserve">, qui a approuvé le </w:t>
+      </w:r>
+      <w:proofErr w:type="spellStart"/>
+      <w:r>
+        <w:rPr>
+          <w:highlight w:val="yellow"/>
+        </w:rPr>
+        <w:t>decaissement</w:t>
+      </w:r>
+      <w:proofErr w:type="spellEnd"/>
+      <w:r>
+        <w:rPr>
+          <w:highlight w:val="yellow"/>
+        </w:rPr>
+        <w:t xml:space="preserve"> de l’argent</w:t>
+      </w:r>
+      <w:r>
+        <w:rPr>
+          <w:highlight w:val="yellow"/>
+        </w:rPr>
+        <w:t xml:space="preserve">, la </w:t>
+      </w:r>
+      <w:proofErr w:type="spellStart"/>
+      <w:r>
+        <w:rPr>
+          <w:highlight w:val="yellow"/>
+        </w:rPr>
+        <w:t>depense</w:t>
+      </w:r>
+      <w:proofErr w:type="spellEnd"/>
+      <w:r>
+        <w:rPr>
+          <w:highlight w:val="yellow"/>
+        </w:rPr>
+        <w:t xml:space="preserve"> va servir à quoi</w:t>
       </w:r>
       <w:r>
         <w:rPr>
@@ -317,7 +555,21 @@
         <w:rPr>
           <w:highlight w:val="yellow"/>
         </w:rPr>
-        <w:t xml:space="preserve">puisse avoir un impacte déjà sur le montant vendu. </w:t>
+        <w:t xml:space="preserve">puisse avoir un </w:t>
+      </w:r>
+      <w:proofErr w:type="spellStart"/>
+      <w:r>
+        <w:rPr>
+          <w:highlight w:val="yellow"/>
+        </w:rPr>
+        <w:t>impacte</w:t>
+      </w:r>
+      <w:proofErr w:type="spellEnd"/>
+      <w:r>
+        <w:rPr>
+          <w:highlight w:val="yellow"/>
+        </w:rPr>
+        <w:t xml:space="preserve"> déjà sur le montant vendu. </w:t>
       </w:r>
     </w:p>
     <w:p>
@@ -335,13 +587,41 @@
         <w:rPr>
           <w:highlight w:val="yellow"/>
         </w:rPr>
-        <w:t>Une possibilité d’avoir des graphiques triable par date juste pour savoir combien j’ai fait entrer</w:t>
-      </w:r>
-      <w:r>
-        <w:rPr>
-          <w:highlight w:val="yellow"/>
-        </w:rPr>
-        <w:t xml:space="preserve"> pendant telle periode.</w:t>
+        <w:t xml:space="preserve">Une possibilité d’avoir des graphiques </w:t>
+      </w:r>
+      <w:proofErr w:type="spellStart"/>
+      <w:r>
+        <w:rPr>
+          <w:highlight w:val="yellow"/>
+        </w:rPr>
+        <w:t>triable</w:t>
+      </w:r>
+      <w:proofErr w:type="spellEnd"/>
+      <w:r>
+        <w:rPr>
+          <w:highlight w:val="yellow"/>
+        </w:rPr>
+        <w:t xml:space="preserve"> par date juste pour savoir combien j’ai fait entrer</w:t>
+      </w:r>
+      <w:r>
+        <w:rPr>
+          <w:highlight w:val="yellow"/>
+        </w:rPr>
+        <w:t xml:space="preserve"> pendant telle </w:t>
+      </w:r>
+      <w:proofErr w:type="spellStart"/>
+      <w:r>
+        <w:rPr>
+          <w:highlight w:val="yellow"/>
+        </w:rPr>
+        <w:t>periode</w:t>
+      </w:r>
+      <w:proofErr w:type="spellEnd"/>
+      <w:r>
+        <w:rPr>
+          <w:highlight w:val="yellow"/>
+        </w:rPr>
+        <w:t>.</w:t>
       </w:r>
     </w:p>
     <w:p>
@@ -359,31 +639,173 @@
         <w:rPr>
           <w:highlight w:val="yellow"/>
         </w:rPr>
-        <w:t>Dans la fenetre depense qu’il ait un bouton qui genere le rapport complet, combine de vente</w:t>
-      </w:r>
-      <w:r>
-        <w:rPr>
-          <w:highlight w:val="yellow"/>
-        </w:rPr>
-        <w:t xml:space="preserve"> par chaque produit, service fait, quelle depense avec ses details, et le solde</w:t>
-      </w:r>
-      <w:r>
-        <w:rPr>
-          <w:highlight w:val="yellow"/>
-        </w:rPr>
-        <w:t xml:space="preserve"> apres toutes les depenses</w:t>
-      </w:r>
+        <w:t xml:space="preserve">Dans la </w:t>
+      </w:r>
+      <w:proofErr w:type="spellStart"/>
+      <w:r>
+        <w:rPr>
+          <w:highlight w:val="yellow"/>
+        </w:rPr>
+        <w:t>fenetre</w:t>
+      </w:r>
+      <w:proofErr w:type="spellEnd"/>
+      <w:r>
+        <w:rPr>
+          <w:highlight w:val="yellow"/>
+        </w:rPr>
+        <w:t xml:space="preserve"> </w:t>
+      </w:r>
+      <w:proofErr w:type="spellStart"/>
+      <w:r>
+        <w:rPr>
+          <w:highlight w:val="yellow"/>
+        </w:rPr>
+        <w:t>depense</w:t>
+      </w:r>
+      <w:proofErr w:type="spellEnd"/>
+      <w:r>
+        <w:rPr>
+          <w:highlight w:val="yellow"/>
+        </w:rPr>
+        <w:t xml:space="preserve"> qu’il ait un bouton qui </w:t>
+      </w:r>
+      <w:proofErr w:type="spellStart"/>
+      <w:r>
+        <w:rPr>
+          <w:highlight w:val="yellow"/>
+        </w:rPr>
+        <w:t>genere</w:t>
+      </w:r>
+      <w:proofErr w:type="spellEnd"/>
+      <w:r>
+        <w:rPr>
+          <w:highlight w:val="yellow"/>
+        </w:rPr>
+        <w:t xml:space="preserve"> le rapport complet, combine de vente</w:t>
+      </w:r>
+      <w:r>
+        <w:rPr>
+          <w:highlight w:val="yellow"/>
+        </w:rPr>
+        <w:t xml:space="preserve"> par chaque produit, service fait, quelle </w:t>
+      </w:r>
+      <w:proofErr w:type="spellStart"/>
+      <w:r>
+        <w:rPr>
+          <w:highlight w:val="yellow"/>
+        </w:rPr>
+        <w:t>depense</w:t>
+      </w:r>
+      <w:proofErr w:type="spellEnd"/>
+      <w:r>
+        <w:rPr>
+          <w:highlight w:val="yellow"/>
+        </w:rPr>
+        <w:t xml:space="preserve"> avec ses </w:t>
+      </w:r>
+      <w:proofErr w:type="spellStart"/>
+      <w:r>
+        <w:rPr>
+          <w:highlight w:val="yellow"/>
+        </w:rPr>
+        <w:t>details</w:t>
+      </w:r>
+      <w:proofErr w:type="spellEnd"/>
+      <w:r>
+        <w:rPr>
+          <w:highlight w:val="yellow"/>
+        </w:rPr>
+        <w:t>, et le solde</w:t>
+      </w:r>
+      <w:r>
+        <w:rPr>
+          <w:highlight w:val="yellow"/>
+        </w:rPr>
+        <w:t xml:space="preserve"> </w:t>
+      </w:r>
+      <w:proofErr w:type="spellStart"/>
+      <w:r>
+        <w:rPr>
+          <w:highlight w:val="yellow"/>
+        </w:rPr>
+        <w:t>apres</w:t>
+      </w:r>
+      <w:proofErr w:type="spellEnd"/>
+      <w:r>
+        <w:rPr>
+          <w:highlight w:val="yellow"/>
+        </w:rPr>
+        <w:t xml:space="preserve"> toutes les </w:t>
+      </w:r>
+      <w:proofErr w:type="spellStart"/>
+      <w:r>
+        <w:rPr>
+          <w:highlight w:val="yellow"/>
+        </w:rPr>
+        <w:t>depenses</w:t>
+      </w:r>
+      <w:proofErr w:type="spellEnd"/>
       <w:r>
         <w:rPr>
           <w:highlight w:val="yellow"/>
         </w:rPr>
         <w:t xml:space="preserve"> faites. </w:t>
       </w:r>
-      <w:r>
-        <w:rPr>
-          <w:highlight w:val="yellow"/>
-        </w:rPr>
-        <w:t xml:space="preserve">qui montre toutes les actions faites (saisie impression, photocopie, scan, autre, vente fourniture, connexion internet, vente eau pure….) et que cela cree un total par service, si c’est saisie impression combien ? si c’est internet combien ?..., </w:t>
+      <w:proofErr w:type="gramStart"/>
+      <w:r>
+        <w:rPr>
+          <w:highlight w:val="yellow"/>
+        </w:rPr>
+        <w:t>qui</w:t>
+      </w:r>
+      <w:proofErr w:type="gramEnd"/>
+      <w:r>
+        <w:rPr>
+          <w:highlight w:val="yellow"/>
+        </w:rPr>
+        <w:t xml:space="preserve"> montre toutes les actions faites (saisie impression, photocopie, scan, autre, vente fourniture, connexion internet, vente eau </w:t>
+      </w:r>
+      <w:proofErr w:type="gramStart"/>
+      <w:r>
+        <w:rPr>
+          <w:highlight w:val="yellow"/>
+        </w:rPr>
+        <w:t>pure….</w:t>
+      </w:r>
+      <w:proofErr w:type="gramEnd"/>
+      <w:r>
+        <w:rPr>
+          <w:highlight w:val="yellow"/>
+        </w:rPr>
+        <w:t xml:space="preserve">) et que cela </w:t>
+      </w:r>
+      <w:proofErr w:type="spellStart"/>
+      <w:r>
+        <w:rPr>
+          <w:highlight w:val="yellow"/>
+        </w:rPr>
+        <w:t>cree</w:t>
+      </w:r>
+      <w:proofErr w:type="spellEnd"/>
+      <w:r>
+        <w:rPr>
+          <w:highlight w:val="yellow"/>
+        </w:rPr>
+        <w:t xml:space="preserve"> un total par service, si c’est saisie impression combien ? si c’est internet combien</w:t>
+      </w:r>
+      <w:proofErr w:type="gramStart"/>
+      <w:r>
+        <w:rPr>
+          <w:highlight w:val="yellow"/>
+        </w:rPr>
+        <w:t> ?...</w:t>
+      </w:r>
+      <w:proofErr w:type="gramEnd"/>
+      <w:r>
+        <w:rPr>
+          <w:highlight w:val="yellow"/>
+        </w:rPr>
+        <w:t xml:space="preserve">, </w:t>
       </w:r>
     </w:p>
     <w:p>
@@ -410,8 +832,21 @@
         </w:numPr>
       </w:pPr>
       <w:r>
-        <w:t>Dans la table historique approvisionnement je voulais savoir aussi l’utilisateur qui a faire la reappro</w:t>
-      </w:r>
+        <w:t xml:space="preserve">Dans la table historique approvisionnement je voulais savoir aussi l’utilisateur qui </w:t>
+      </w:r>
+      <w:proofErr w:type="spellStart"/>
+      <w:r>
+        <w:t>a</w:t>
+      </w:r>
+      <w:proofErr w:type="spellEnd"/>
+      <w:r>
+        <w:t xml:space="preserve"> faire la </w:t>
+      </w:r>
+      <w:proofErr w:type="spellStart"/>
+      <w:r>
+        <w:t>reappro</w:t>
+      </w:r>
+      <w:proofErr w:type="spellEnd"/>
     </w:p>
     <w:p>
       <w:pPr>
@@ -424,11 +859,19 @@
           <w:rFonts w:asciiTheme="minorHAnsi" w:hAnsiTheme="minorHAnsi" w:cstheme="minorHAnsi"/>
         </w:rPr>
       </w:pPr>
-      <w:r>
-        <w:rPr>
-          <w:rFonts w:asciiTheme="minorHAnsi" w:hAnsiTheme="minorHAnsi" w:cstheme="minorHAnsi"/>
-        </w:rPr>
-        <w:t xml:space="preserve">on va encore retravailler pour rendre propre la facture et pas trop encombrante, </w:t>
+      <w:proofErr w:type="gramStart"/>
+      <w:r>
+        <w:rPr>
+          <w:rFonts w:asciiTheme="minorHAnsi" w:hAnsiTheme="minorHAnsi" w:cstheme="minorHAnsi"/>
+        </w:rPr>
+        <w:t>on</w:t>
+      </w:r>
+      <w:proofErr w:type="gramEnd"/>
+      <w:r>
+        <w:rPr>
+          <w:rFonts w:asciiTheme="minorHAnsi" w:hAnsiTheme="minorHAnsi" w:cstheme="minorHAnsi"/>
+        </w:rPr>
+        <w:t xml:space="preserve"> va encore retravailler pour rendre propre la facture et pas trop encombrante, </w:t>
       </w:r>
     </w:p>
     <w:p>
@@ -442,11 +885,61 @@
           <w:rFonts w:asciiTheme="minorHAnsi" w:hAnsiTheme="minorHAnsi" w:cstheme="minorHAnsi"/>
         </w:rPr>
       </w:pPr>
-      <w:r>
-        <w:rPr>
-          <w:rFonts w:asciiTheme="minorHAnsi" w:hAnsiTheme="minorHAnsi" w:cstheme="minorHAnsi"/>
-        </w:rPr>
-        <w:t xml:space="preserve">aussi pour le raport financier des ventes et depense je ne veux pas avoir le nom de netlify en haut de la page et </w:t>
+      <w:proofErr w:type="gramStart"/>
+      <w:r>
+        <w:rPr>
+          <w:rFonts w:asciiTheme="minorHAnsi" w:hAnsiTheme="minorHAnsi" w:cstheme="minorHAnsi"/>
+        </w:rPr>
+        <w:t>aussi</w:t>
+      </w:r>
+      <w:proofErr w:type="gramEnd"/>
+      <w:r>
+        <w:rPr>
+          <w:rFonts w:asciiTheme="minorHAnsi" w:hAnsiTheme="minorHAnsi" w:cstheme="minorHAnsi"/>
+        </w:rPr>
+        <w:t xml:space="preserve"> pour le </w:t>
+      </w:r>
+      <w:proofErr w:type="spellStart"/>
+      <w:r>
+        <w:rPr>
+          <w:rFonts w:asciiTheme="minorHAnsi" w:hAnsiTheme="minorHAnsi" w:cstheme="minorHAnsi"/>
+        </w:rPr>
+        <w:t>raport</w:t>
+      </w:r>
+      <w:proofErr w:type="spellEnd"/>
+      <w:r>
+        <w:rPr>
+          <w:rFonts w:asciiTheme="minorHAnsi" w:hAnsiTheme="minorHAnsi" w:cstheme="minorHAnsi"/>
+        </w:rPr>
+        <w:t xml:space="preserve"> financier des ventes et </w:t>
+      </w:r>
+      <w:proofErr w:type="spellStart"/>
+      <w:r>
+        <w:rPr>
+          <w:rFonts w:asciiTheme="minorHAnsi" w:hAnsiTheme="minorHAnsi" w:cstheme="minorHAnsi"/>
+        </w:rPr>
+        <w:t>depense</w:t>
+      </w:r>
+      <w:proofErr w:type="spellEnd"/>
+      <w:r>
+        <w:rPr>
+          <w:rFonts w:asciiTheme="minorHAnsi" w:hAnsiTheme="minorHAnsi" w:cstheme="minorHAnsi"/>
+        </w:rPr>
+        <w:t xml:space="preserve"> je ne veux pas avoir le nom de </w:t>
+      </w:r>
+      <w:proofErr w:type="spellStart"/>
+      <w:r>
+        <w:rPr>
+          <w:rFonts w:asciiTheme="minorHAnsi" w:hAnsiTheme="minorHAnsi" w:cstheme="minorHAnsi"/>
+        </w:rPr>
+        <w:t>netlify</w:t>
+      </w:r>
+      <w:proofErr w:type="spellEnd"/>
+      <w:r>
+        <w:rPr>
+          <w:rFonts w:asciiTheme="minorHAnsi" w:hAnsiTheme="minorHAnsi" w:cstheme="minorHAnsi"/>
+        </w:rPr>
+        <w:t xml:space="preserve"> en haut de la page et </w:t>
       </w:r>
     </w:p>
     <w:p>
@@ -460,13 +953,47 @@
           <w:rFonts w:asciiTheme="minorHAnsi" w:hAnsiTheme="minorHAnsi" w:cstheme="minorHAnsi"/>
         </w:rPr>
       </w:pPr>
-      <w:r>
-        <w:rPr>
-          <w:rFonts w:asciiTheme="minorHAnsi" w:hAnsiTheme="minorHAnsi" w:cstheme="minorHAnsi"/>
-          <w:highlight w:val="yellow"/>
-        </w:rPr>
-        <w:t>ce rapport doit contenir les entête de la boutique, le logo et toutes les information</w:t>
-      </w:r>
+      <w:proofErr w:type="gramStart"/>
+      <w:r>
+        <w:rPr>
+          <w:rFonts w:asciiTheme="minorHAnsi" w:hAnsiTheme="minorHAnsi" w:cstheme="minorHAnsi"/>
+          <w:highlight w:val="yellow"/>
+        </w:rPr>
+        <w:t>ce</w:t>
+      </w:r>
+      <w:proofErr w:type="gramEnd"/>
+      <w:r>
+        <w:rPr>
+          <w:rFonts w:asciiTheme="minorHAnsi" w:hAnsiTheme="minorHAnsi" w:cstheme="minorHAnsi"/>
+          <w:highlight w:val="yellow"/>
+        </w:rPr>
+        <w:t xml:space="preserve"> rapport doit contenir </w:t>
+      </w:r>
+      <w:proofErr w:type="gramStart"/>
+      <w:r>
+        <w:rPr>
+          <w:rFonts w:asciiTheme="minorHAnsi" w:hAnsiTheme="minorHAnsi" w:cstheme="minorHAnsi"/>
+          <w:highlight w:val="yellow"/>
+        </w:rPr>
+        <w:t>les entête</w:t>
+      </w:r>
+      <w:proofErr w:type="gramEnd"/>
+      <w:r>
+        <w:rPr>
+          <w:rFonts w:asciiTheme="minorHAnsi" w:hAnsiTheme="minorHAnsi" w:cstheme="minorHAnsi"/>
+          <w:highlight w:val="yellow"/>
+        </w:rPr>
+        <w:t xml:space="preserve"> de la boutique, le logo et </w:t>
+      </w:r>
+      <w:proofErr w:type="gramStart"/>
+      <w:r>
+        <w:rPr>
+          <w:rFonts w:asciiTheme="minorHAnsi" w:hAnsiTheme="minorHAnsi" w:cstheme="minorHAnsi"/>
+          <w:highlight w:val="yellow"/>
+        </w:rPr>
+        <w:t>toutes les information</w:t>
+      </w:r>
+      <w:proofErr w:type="gramEnd"/>
       <w:r>
         <w:rPr>
           <w:rFonts w:asciiTheme="minorHAnsi" w:hAnsiTheme="minorHAnsi" w:cstheme="minorHAnsi"/>
@@ -486,12 +1013,21 @@
           <w:highlight w:val="yellow"/>
         </w:rPr>
       </w:pPr>
-      <w:r>
-        <w:rPr>
-          <w:rFonts w:asciiTheme="minorHAnsi" w:hAnsiTheme="minorHAnsi" w:cstheme="minorHAnsi"/>
-          <w:highlight w:val="yellow"/>
-        </w:rPr>
-        <w:t xml:space="preserve">aussi dans </w:t>
+      <w:proofErr w:type="gramStart"/>
+      <w:r>
+        <w:rPr>
+          <w:rFonts w:asciiTheme="minorHAnsi" w:hAnsiTheme="minorHAnsi" w:cstheme="minorHAnsi"/>
+          <w:highlight w:val="yellow"/>
+        </w:rPr>
+        <w:t>aussi</w:t>
+      </w:r>
+      <w:proofErr w:type="gramEnd"/>
+      <w:r>
+        <w:rPr>
+          <w:rFonts w:asciiTheme="minorHAnsi" w:hAnsiTheme="minorHAnsi" w:cstheme="minorHAnsi"/>
+          <w:highlight w:val="yellow"/>
+        </w:rPr>
+        <w:t xml:space="preserve"> dans </w:t>
       </w:r>
       <w:r>
         <w:rPr>
@@ -505,7 +1041,39 @@
           <w:rFonts w:asciiTheme="minorHAnsi" w:hAnsiTheme="minorHAnsi" w:cstheme="minorHAnsi"/>
           <w:highlight w:val="yellow"/>
         </w:rPr>
-        <w:t xml:space="preserve"> resumé et interpretation commentair</w:t>
+        <w:t xml:space="preserve"> </w:t>
+      </w:r>
+      <w:proofErr w:type="spellStart"/>
+      <w:r>
+        <w:rPr>
+          <w:rFonts w:asciiTheme="minorHAnsi" w:hAnsiTheme="minorHAnsi" w:cstheme="minorHAnsi"/>
+          <w:highlight w:val="yellow"/>
+        </w:rPr>
+        <w:t>resumé</w:t>
+      </w:r>
+      <w:proofErr w:type="spellEnd"/>
+      <w:r>
+        <w:rPr>
+          <w:rFonts w:asciiTheme="minorHAnsi" w:hAnsiTheme="minorHAnsi" w:cstheme="minorHAnsi"/>
+          <w:highlight w:val="yellow"/>
+        </w:rPr>
+        <w:t xml:space="preserve"> et </w:t>
+      </w:r>
+      <w:proofErr w:type="spellStart"/>
+      <w:r>
+        <w:rPr>
+          <w:rFonts w:asciiTheme="minorHAnsi" w:hAnsiTheme="minorHAnsi" w:cstheme="minorHAnsi"/>
+          <w:highlight w:val="yellow"/>
+        </w:rPr>
+        <w:t>interpretation</w:t>
+      </w:r>
+      <w:proofErr w:type="spellEnd"/>
+      <w:r>
+        <w:rPr>
+          <w:rFonts w:asciiTheme="minorHAnsi" w:hAnsiTheme="minorHAnsi" w:cstheme="minorHAnsi"/>
+          <w:highlight w:val="yellow"/>
+        </w:rPr>
+        <w:t xml:space="preserve"> commentair</w:t>
       </w:r>
       <w:r>
         <w:rPr>
@@ -526,7 +1094,55 @@
           <w:rFonts w:asciiTheme="minorHAnsi" w:hAnsiTheme="minorHAnsi" w:cstheme="minorHAnsi"/>
           <w:highlight w:val="yellow"/>
         </w:rPr>
-        <w:t xml:space="preserve">, à la fin tu dois me donnez une conclusion comparative des activités s'il y a eu echec ou perte ou encore j'ai bien calibrer les depenses par rapport aux ventes. </w:t>
+        <w:t xml:space="preserve">, à la fin tu dois me donnez une conclusion comparative des activités s'il y a eu </w:t>
+      </w:r>
+      <w:proofErr w:type="spellStart"/>
+      <w:r>
+        <w:rPr>
+          <w:rFonts w:asciiTheme="minorHAnsi" w:hAnsiTheme="minorHAnsi" w:cstheme="minorHAnsi"/>
+          <w:highlight w:val="yellow"/>
+        </w:rPr>
+        <w:t>echec</w:t>
+      </w:r>
+      <w:proofErr w:type="spellEnd"/>
+      <w:r>
+        <w:rPr>
+          <w:rFonts w:asciiTheme="minorHAnsi" w:hAnsiTheme="minorHAnsi" w:cstheme="minorHAnsi"/>
+          <w:highlight w:val="yellow"/>
+        </w:rPr>
+        <w:t xml:space="preserve"> ou perte ou encore j'ai bien </w:t>
+      </w:r>
+      <w:proofErr w:type="gramStart"/>
+      <w:r>
+        <w:rPr>
+          <w:rFonts w:asciiTheme="minorHAnsi" w:hAnsiTheme="minorHAnsi" w:cstheme="minorHAnsi"/>
+          <w:highlight w:val="yellow"/>
+        </w:rPr>
+        <w:t>calibrer</w:t>
+      </w:r>
+      <w:proofErr w:type="gramEnd"/>
+      <w:r>
+        <w:rPr>
+          <w:rFonts w:asciiTheme="minorHAnsi" w:hAnsiTheme="minorHAnsi" w:cstheme="minorHAnsi"/>
+          <w:highlight w:val="yellow"/>
+        </w:rPr>
+        <w:t xml:space="preserve"> les </w:t>
+      </w:r>
+      <w:proofErr w:type="spellStart"/>
+      <w:r>
+        <w:rPr>
+          <w:rFonts w:asciiTheme="minorHAnsi" w:hAnsiTheme="minorHAnsi" w:cstheme="minorHAnsi"/>
+          <w:highlight w:val="yellow"/>
+        </w:rPr>
+        <w:t>depenses</w:t>
+      </w:r>
+      <w:proofErr w:type="spellEnd"/>
+      <w:r>
+        <w:rPr>
+          <w:rFonts w:asciiTheme="minorHAnsi" w:hAnsiTheme="minorHAnsi" w:cstheme="minorHAnsi"/>
+          <w:highlight w:val="yellow"/>
+        </w:rPr>
+        <w:t xml:space="preserve"> par rapport aux ventes. </w:t>
       </w:r>
     </w:p>
     <w:p>
@@ -545,7 +1161,21 @@
           <w:rFonts w:asciiTheme="minorHAnsi" w:hAnsiTheme="minorHAnsi" w:cstheme="minorHAnsi"/>
         </w:rPr>
         <w:lastRenderedPageBreak/>
-        <w:t>Il y a une possibilité que le lien publié via netlify, que l’application</w:t>
+        <w:t xml:space="preserve">Il y a une possibilité que le lien publié via </w:t>
+      </w:r>
+      <w:proofErr w:type="spellStart"/>
+      <w:r>
+        <w:rPr>
+          <w:rFonts w:asciiTheme="minorHAnsi" w:hAnsiTheme="minorHAnsi" w:cstheme="minorHAnsi"/>
+        </w:rPr>
+        <w:t>netlify</w:t>
+      </w:r>
+      <w:proofErr w:type="spellEnd"/>
+      <w:r>
+        <w:rPr>
+          <w:rFonts w:asciiTheme="minorHAnsi" w:hAnsiTheme="minorHAnsi" w:cstheme="minorHAnsi"/>
+        </w:rPr>
+        <w:t>, que l’application</w:t>
       </w:r>
       <w:r>
         <w:rPr>
@@ -566,12 +1196,149 @@
           <w:highlight w:val="yellow"/>
         </w:rPr>
       </w:pPr>
-      <w:r>
-        <w:rPr>
-          <w:rFonts w:asciiTheme="minorHAnsi" w:hAnsiTheme="minorHAnsi" w:cstheme="minorHAnsi"/>
-          <w:highlight w:val="yellow"/>
-        </w:rPr>
-        <w:t>je voulais perfectionner l'action de backup et restauration. je peux venir faire une modification dans l'application pendant qu'elle est deja utlisé par un user, je serai obligé de desinstaller le .exe ancien pour installer le nouveau, là ses données deja enregistré seront peut etre perdu, comment faire pour faire une sauvegarde de toutes les données avant de desinstaller pour importer apres ? et que cela se mette bien automatique (toutes les ventes, produit, client et autres...)</w:t>
+      <w:proofErr w:type="gramStart"/>
+      <w:r>
+        <w:rPr>
+          <w:rFonts w:asciiTheme="minorHAnsi" w:hAnsiTheme="minorHAnsi" w:cstheme="minorHAnsi"/>
+          <w:highlight w:val="yellow"/>
+        </w:rPr>
+        <w:t>je</w:t>
+      </w:r>
+      <w:proofErr w:type="gramEnd"/>
+      <w:r>
+        <w:rPr>
+          <w:rFonts w:asciiTheme="minorHAnsi" w:hAnsiTheme="minorHAnsi" w:cstheme="minorHAnsi"/>
+          <w:highlight w:val="yellow"/>
+        </w:rPr>
+        <w:t xml:space="preserve"> voulais perfectionner l'action de backup et restauration. </w:t>
+      </w:r>
+      <w:proofErr w:type="gramStart"/>
+      <w:r>
+        <w:rPr>
+          <w:rFonts w:asciiTheme="minorHAnsi" w:hAnsiTheme="minorHAnsi" w:cstheme="minorHAnsi"/>
+          <w:highlight w:val="yellow"/>
+        </w:rPr>
+        <w:t>je</w:t>
+      </w:r>
+      <w:proofErr w:type="gramEnd"/>
+      <w:r>
+        <w:rPr>
+          <w:rFonts w:asciiTheme="minorHAnsi" w:hAnsiTheme="minorHAnsi" w:cstheme="minorHAnsi"/>
+          <w:highlight w:val="yellow"/>
+        </w:rPr>
+        <w:t xml:space="preserve"> peux venir faire une modification dans l'application pendant qu'elle est </w:t>
+      </w:r>
+      <w:proofErr w:type="spellStart"/>
+      <w:r>
+        <w:rPr>
+          <w:rFonts w:asciiTheme="minorHAnsi" w:hAnsiTheme="minorHAnsi" w:cstheme="minorHAnsi"/>
+          <w:highlight w:val="yellow"/>
+        </w:rPr>
+        <w:t>deja</w:t>
+      </w:r>
+      <w:proofErr w:type="spellEnd"/>
+      <w:r>
+        <w:rPr>
+          <w:rFonts w:asciiTheme="minorHAnsi" w:hAnsiTheme="minorHAnsi" w:cstheme="minorHAnsi"/>
+          <w:highlight w:val="yellow"/>
+        </w:rPr>
+        <w:t xml:space="preserve"> </w:t>
+      </w:r>
+      <w:proofErr w:type="spellStart"/>
+      <w:r>
+        <w:rPr>
+          <w:rFonts w:asciiTheme="minorHAnsi" w:hAnsiTheme="minorHAnsi" w:cstheme="minorHAnsi"/>
+          <w:highlight w:val="yellow"/>
+        </w:rPr>
+        <w:t>utlisé</w:t>
+      </w:r>
+      <w:proofErr w:type="spellEnd"/>
+      <w:r>
+        <w:rPr>
+          <w:rFonts w:asciiTheme="minorHAnsi" w:hAnsiTheme="minorHAnsi" w:cstheme="minorHAnsi"/>
+          <w:highlight w:val="yellow"/>
+        </w:rPr>
+        <w:t xml:space="preserve"> par un user, je serai obligé de </w:t>
+      </w:r>
+      <w:proofErr w:type="spellStart"/>
+      <w:r>
+        <w:rPr>
+          <w:rFonts w:asciiTheme="minorHAnsi" w:hAnsiTheme="minorHAnsi" w:cstheme="minorHAnsi"/>
+          <w:highlight w:val="yellow"/>
+        </w:rPr>
+        <w:t>desinstaller</w:t>
+      </w:r>
+      <w:proofErr w:type="spellEnd"/>
+      <w:r>
+        <w:rPr>
+          <w:rFonts w:asciiTheme="minorHAnsi" w:hAnsiTheme="minorHAnsi" w:cstheme="minorHAnsi"/>
+          <w:highlight w:val="yellow"/>
+        </w:rPr>
+        <w:t xml:space="preserve"> le .exe ancien pour installer le nouveau, là ses données </w:t>
+      </w:r>
+      <w:proofErr w:type="spellStart"/>
+      <w:r>
+        <w:rPr>
+          <w:rFonts w:asciiTheme="minorHAnsi" w:hAnsiTheme="minorHAnsi" w:cstheme="minorHAnsi"/>
+          <w:highlight w:val="yellow"/>
+        </w:rPr>
+        <w:t>deja</w:t>
+      </w:r>
+      <w:proofErr w:type="spellEnd"/>
+      <w:r>
+        <w:rPr>
+          <w:rFonts w:asciiTheme="minorHAnsi" w:hAnsiTheme="minorHAnsi" w:cstheme="minorHAnsi"/>
+          <w:highlight w:val="yellow"/>
+        </w:rPr>
+        <w:t xml:space="preserve"> enregistré seront peut </w:t>
+      </w:r>
+      <w:proofErr w:type="spellStart"/>
+      <w:r>
+        <w:rPr>
+          <w:rFonts w:asciiTheme="minorHAnsi" w:hAnsiTheme="minorHAnsi" w:cstheme="minorHAnsi"/>
+          <w:highlight w:val="yellow"/>
+        </w:rPr>
+        <w:t>etre</w:t>
+      </w:r>
+      <w:proofErr w:type="spellEnd"/>
+      <w:r>
+        <w:rPr>
+          <w:rFonts w:asciiTheme="minorHAnsi" w:hAnsiTheme="minorHAnsi" w:cstheme="minorHAnsi"/>
+          <w:highlight w:val="yellow"/>
+        </w:rPr>
+        <w:t xml:space="preserve"> perdu, comment faire pour faire une sauvegarde de toutes les données avant de </w:t>
+      </w:r>
+      <w:proofErr w:type="spellStart"/>
+      <w:r>
+        <w:rPr>
+          <w:rFonts w:asciiTheme="minorHAnsi" w:hAnsiTheme="minorHAnsi" w:cstheme="minorHAnsi"/>
+          <w:highlight w:val="yellow"/>
+        </w:rPr>
+        <w:t>desinstaller</w:t>
+      </w:r>
+      <w:proofErr w:type="spellEnd"/>
+      <w:r>
+        <w:rPr>
+          <w:rFonts w:asciiTheme="minorHAnsi" w:hAnsiTheme="minorHAnsi" w:cstheme="minorHAnsi"/>
+          <w:highlight w:val="yellow"/>
+        </w:rPr>
+        <w:t xml:space="preserve"> pour importer </w:t>
+      </w:r>
+      <w:proofErr w:type="spellStart"/>
+      <w:r>
+        <w:rPr>
+          <w:rFonts w:asciiTheme="minorHAnsi" w:hAnsiTheme="minorHAnsi" w:cstheme="minorHAnsi"/>
+          <w:highlight w:val="yellow"/>
+        </w:rPr>
+        <w:t>apres</w:t>
+      </w:r>
+      <w:proofErr w:type="spellEnd"/>
+      <w:r>
+        <w:rPr>
+          <w:rFonts w:asciiTheme="minorHAnsi" w:hAnsiTheme="minorHAnsi" w:cstheme="minorHAnsi"/>
+          <w:highlight w:val="yellow"/>
+        </w:rPr>
+        <w:t xml:space="preserve"> ? et que cela se mette bien automatique (toutes les ventes, produit, client et autres...)</w:t>
       </w:r>
     </w:p>
     <w:p>
@@ -586,12 +1353,37 @@
           <w:highlight w:val="yellow"/>
         </w:rPr>
       </w:pPr>
-      <w:r>
-        <w:rPr>
-          <w:rFonts w:asciiTheme="minorHAnsi" w:hAnsiTheme="minorHAnsi" w:cstheme="minorHAnsi"/>
-          <w:highlight w:val="yellow"/>
-        </w:rPr>
-        <w:t>un administrateur ne peux faire toute action de suppression</w:t>
+      <w:proofErr w:type="gramStart"/>
+      <w:r>
+        <w:rPr>
+          <w:rFonts w:asciiTheme="minorHAnsi" w:hAnsiTheme="minorHAnsi" w:cstheme="minorHAnsi"/>
+          <w:highlight w:val="yellow"/>
+        </w:rPr>
+        <w:t>un</w:t>
+      </w:r>
+      <w:proofErr w:type="gramEnd"/>
+      <w:r>
+        <w:rPr>
+          <w:rFonts w:asciiTheme="minorHAnsi" w:hAnsiTheme="minorHAnsi" w:cstheme="minorHAnsi"/>
+          <w:highlight w:val="yellow"/>
+        </w:rPr>
+        <w:t xml:space="preserve"> administrateur ne </w:t>
+      </w:r>
+      <w:proofErr w:type="gramStart"/>
+      <w:r>
+        <w:rPr>
+          <w:rFonts w:asciiTheme="minorHAnsi" w:hAnsiTheme="minorHAnsi" w:cstheme="minorHAnsi"/>
+          <w:highlight w:val="yellow"/>
+        </w:rPr>
+        <w:t>peux</w:t>
+      </w:r>
+      <w:proofErr w:type="gramEnd"/>
+      <w:r>
+        <w:rPr>
+          <w:rFonts w:asciiTheme="minorHAnsi" w:hAnsiTheme="minorHAnsi" w:cstheme="minorHAnsi"/>
+          <w:highlight w:val="yellow"/>
+        </w:rPr>
+        <w:t xml:space="preserve"> faire toute action de suppression</w:t>
       </w:r>
       <w:r>
         <w:rPr>
@@ -605,7 +1397,15 @@
           <w:rFonts w:asciiTheme="minorHAnsi" w:hAnsiTheme="minorHAnsi" w:cstheme="minorHAnsi"/>
           <w:highlight w:val="yellow"/>
         </w:rPr>
-        <w:t>(pro</w:t>
+        <w:t>(</w:t>
+      </w:r>
+      <w:proofErr w:type="spellStart"/>
+      <w:r>
+        <w:rPr>
+          <w:rFonts w:asciiTheme="minorHAnsi" w:hAnsiTheme="minorHAnsi" w:cstheme="minorHAnsi"/>
+          <w:highlight w:val="yellow"/>
+        </w:rPr>
+        <w:t>pro</w:t>
       </w:r>
       <w:ins w:id="0" w:author="Microsoft Word" w:date="2026-08-16T18:51:00Z" w16du:dateUtc="2026-08-16T16:51:00Z">
         <w:r>
@@ -613,7 +1413,15 @@
             <w:rFonts w:asciiTheme="minorHAnsi" w:hAnsiTheme="minorHAnsi" w:cstheme="minorHAnsi"/>
             <w:highlight w:val="yellow"/>
           </w:rPr>
-          <w:t>ni modification</w:t>
+          <w:t>ni</w:t>
+        </w:r>
+        <w:proofErr w:type="spellEnd"/>
+        <w:r>
+          <w:rPr>
+            <w:rFonts w:asciiTheme="minorHAnsi" w:hAnsiTheme="minorHAnsi" w:cstheme="minorHAnsi"/>
+            <w:highlight w:val="yellow"/>
+          </w:rPr>
+          <w:t xml:space="preserve"> modification</w:t>
         </w:r>
         <w:r>
           <w:rPr>
@@ -627,7 +1435,23 @@
             <w:rFonts w:asciiTheme="minorHAnsi" w:hAnsiTheme="minorHAnsi" w:cstheme="minorHAnsi"/>
             <w:highlight w:val="yellow"/>
           </w:rPr>
-          <w:t>duit, vente,….)</w:t>
+          <w:t xml:space="preserve">duit, </w:t>
+        </w:r>
+        <w:proofErr w:type="gramStart"/>
+        <w:r>
+          <w:rPr>
+            <w:rFonts w:asciiTheme="minorHAnsi" w:hAnsiTheme="minorHAnsi" w:cstheme="minorHAnsi"/>
+            <w:highlight w:val="yellow"/>
+          </w:rPr>
+          <w:t>vente,…</w:t>
+        </w:r>
+        <w:proofErr w:type="gramEnd"/>
+        <w:r>
+          <w:rPr>
+            <w:rFonts w:asciiTheme="minorHAnsi" w:hAnsiTheme="minorHAnsi" w:cstheme="minorHAnsi"/>
+            <w:highlight w:val="yellow"/>
+          </w:rPr>
+          <w:t>.)</w:t>
         </w:r>
       </w:ins>
     </w:p>
@@ -643,6 +1467,7 @@
           <w:highlight w:val="yellow"/>
         </w:rPr>
       </w:pPr>
+      <w:proofErr w:type="gramStart"/>
       <w:r>
         <w:rPr>
           <w:rFonts w:asciiTheme="minorHAnsi" w:hAnsiTheme="minorHAnsi" w:cstheme="minorHAnsi"/>
@@ -657,6 +1482,7 @@
         </w:rPr>
         <w:t>s</w:t>
       </w:r>
+      <w:proofErr w:type="gramEnd"/>
       <w:r>
         <w:rPr>
           <w:rFonts w:asciiTheme="minorHAnsi" w:hAnsiTheme="minorHAnsi" w:cstheme="minorHAnsi"/>
@@ -690,7 +1516,41 @@
           <w:rFonts w:asciiTheme="minorHAnsi" w:hAnsiTheme="minorHAnsi" w:cstheme="minorHAnsi"/>
           <w:highlight w:val="yellow"/>
         </w:rPr>
-        <w:t>vent quand à eux être modifié par les admin, qu’il y ait une possibilité de modifier la description ou le prix.</w:t>
+        <w:t xml:space="preserve">vent </w:t>
+      </w:r>
+      <w:proofErr w:type="spellStart"/>
+      <w:proofErr w:type="gramStart"/>
+      <w:r>
+        <w:rPr>
+          <w:rFonts w:asciiTheme="minorHAnsi" w:hAnsiTheme="minorHAnsi" w:cstheme="minorHAnsi"/>
+          <w:highlight w:val="yellow"/>
+        </w:rPr>
+        <w:t>quand</w:t>
+      </w:r>
+      <w:proofErr w:type="spellEnd"/>
+      <w:proofErr w:type="gramEnd"/>
+      <w:r>
+        <w:rPr>
+          <w:rFonts w:asciiTheme="minorHAnsi" w:hAnsiTheme="minorHAnsi" w:cstheme="minorHAnsi"/>
+          <w:highlight w:val="yellow"/>
+        </w:rPr>
+        <w:t xml:space="preserve"> à eux être modifié par </w:t>
+      </w:r>
+      <w:proofErr w:type="gramStart"/>
+      <w:r>
+        <w:rPr>
+          <w:rFonts w:asciiTheme="minorHAnsi" w:hAnsiTheme="minorHAnsi" w:cstheme="minorHAnsi"/>
+          <w:highlight w:val="yellow"/>
+        </w:rPr>
+        <w:t>les admin</w:t>
+      </w:r>
+      <w:proofErr w:type="gramEnd"/>
+      <w:r>
+        <w:rPr>
+          <w:rFonts w:asciiTheme="minorHAnsi" w:hAnsiTheme="minorHAnsi" w:cstheme="minorHAnsi"/>
+          <w:highlight w:val="yellow"/>
+        </w:rPr>
+        <w:t>, qu’il y ait une possibilité de modifier la description ou le prix.</w:t>
       </w:r>
     </w:p>
     <w:p>
@@ -717,7 +1577,23 @@
           <w:rFonts w:asciiTheme="minorHAnsi" w:hAnsiTheme="minorHAnsi" w:cstheme="minorHAnsi"/>
           <w:highlight w:val="yellow"/>
         </w:rPr>
-        <w:t>es clients ou modifier, seulement le superadmin peut le faire.</w:t>
+        <w:t xml:space="preserve">es clients ou modifier, seulement le </w:t>
+      </w:r>
+      <w:proofErr w:type="spellStart"/>
+      <w:r>
+        <w:rPr>
+          <w:rFonts w:asciiTheme="minorHAnsi" w:hAnsiTheme="minorHAnsi" w:cstheme="minorHAnsi"/>
+          <w:highlight w:val="yellow"/>
+        </w:rPr>
+        <w:t>superadmin</w:t>
+      </w:r>
+      <w:proofErr w:type="spellEnd"/>
+      <w:r>
+        <w:rPr>
+          <w:rFonts w:asciiTheme="minorHAnsi" w:hAnsiTheme="minorHAnsi" w:cstheme="minorHAnsi"/>
+          <w:highlight w:val="yellow"/>
+        </w:rPr>
+        <w:t xml:space="preserve"> peut le faire.</w:t>
       </w:r>
     </w:p>
     <w:p>
@@ -772,11 +1648,103 @@
           <w:highlight w:val="yellow"/>
         </w:rPr>
       </w:pPr>
-      <w:r>
-        <w:rPr>
-          <w:highlight w:val="yellow"/>
-        </w:rPr>
-        <w:t>dans les depenses à générer, je voulais avoir la possibilité de choisir les periodes parce que la depense encienne ne dois pas figuré dans le rapport du mois present.</w:t>
+      <w:proofErr w:type="gramStart"/>
+      <w:r>
+        <w:rPr>
+          <w:highlight w:val="yellow"/>
+        </w:rPr>
+        <w:t>dans</w:t>
+      </w:r>
+      <w:proofErr w:type="gramEnd"/>
+      <w:r>
+        <w:rPr>
+          <w:highlight w:val="yellow"/>
+        </w:rPr>
+        <w:t xml:space="preserve"> les </w:t>
+      </w:r>
+      <w:proofErr w:type="spellStart"/>
+      <w:r>
+        <w:rPr>
+          <w:highlight w:val="yellow"/>
+        </w:rPr>
+        <w:t>depenses</w:t>
+      </w:r>
+      <w:proofErr w:type="spellEnd"/>
+      <w:r>
+        <w:rPr>
+          <w:highlight w:val="yellow"/>
+        </w:rPr>
+        <w:t xml:space="preserve"> à générer, je voulais avoir la possibilité de choisir les </w:t>
+      </w:r>
+      <w:proofErr w:type="spellStart"/>
+      <w:r>
+        <w:rPr>
+          <w:highlight w:val="yellow"/>
+        </w:rPr>
+        <w:t>periodes</w:t>
+      </w:r>
+      <w:proofErr w:type="spellEnd"/>
+      <w:r>
+        <w:rPr>
+          <w:highlight w:val="yellow"/>
+        </w:rPr>
+        <w:t xml:space="preserve"> parce que la </w:t>
+      </w:r>
+      <w:proofErr w:type="spellStart"/>
+      <w:r>
+        <w:rPr>
+          <w:highlight w:val="yellow"/>
+        </w:rPr>
+        <w:t>depense</w:t>
+      </w:r>
+      <w:proofErr w:type="spellEnd"/>
+      <w:r>
+        <w:rPr>
+          <w:highlight w:val="yellow"/>
+        </w:rPr>
+        <w:t xml:space="preserve"> </w:t>
+      </w:r>
+      <w:proofErr w:type="spellStart"/>
+      <w:r>
+        <w:rPr>
+          <w:highlight w:val="yellow"/>
+        </w:rPr>
+        <w:t>encienne</w:t>
+      </w:r>
+      <w:proofErr w:type="spellEnd"/>
+      <w:r>
+        <w:rPr>
+          <w:highlight w:val="yellow"/>
+        </w:rPr>
+        <w:t xml:space="preserve"> ne dois pas </w:t>
+      </w:r>
+      <w:proofErr w:type="gramStart"/>
+      <w:r>
+        <w:rPr>
+          <w:highlight w:val="yellow"/>
+        </w:rPr>
+        <w:t>figuré</w:t>
+      </w:r>
+      <w:proofErr w:type="gramEnd"/>
+      <w:r>
+        <w:rPr>
+          <w:highlight w:val="yellow"/>
+        </w:rPr>
+        <w:t xml:space="preserve"> dans le rapport du mois </w:t>
+      </w:r>
+      <w:proofErr w:type="spellStart"/>
+      <w:r>
+        <w:rPr>
+          <w:highlight w:val="yellow"/>
+        </w:rPr>
+        <w:t>present</w:t>
+      </w:r>
+      <w:proofErr w:type="spellEnd"/>
+      <w:r>
+        <w:rPr>
+          <w:highlight w:val="yellow"/>
+        </w:rPr>
+        <w:t>.</w:t>
       </w:r>
     </w:p>
     <w:p>
@@ -1011,7 +1979,15 @@
     </w:p>
     <w:p>
       <w:r>
-        <w:t>Affichage de fenetre par profil :</w:t>
+        <w:t xml:space="preserve">Affichage de </w:t>
+      </w:r>
+      <w:proofErr w:type="spellStart"/>
+      <w:r>
+        <w:t>fenetre</w:t>
+      </w:r>
+      <w:proofErr w:type="spellEnd"/>
+      <w:r>
+        <w:t xml:space="preserve"> par profil :</w:t>
       </w:r>
     </w:p>
     <w:p>
@@ -1055,6 +2031,7 @@
           <w:highlight w:val="yellow"/>
         </w:rPr>
       </w:pPr>
+      <w:proofErr w:type="gramStart"/>
       <w:r>
         <w:rPr>
           <w:highlight w:val="yellow"/>
@@ -1065,13 +2042,56 @@
         <w:rPr>
           <w:highlight w:val="yellow"/>
         </w:rPr>
-        <w:t>u qui montre les details de toutes les ventes et services fait durant une periode</w:t>
-      </w:r>
-      <w:r>
-        <w:rPr>
-          <w:highlight w:val="yellow"/>
-        </w:rPr>
-        <w:t>, les grafiques, les montants donc tous</w:t>
+        <w:t>u</w:t>
+      </w:r>
+      <w:proofErr w:type="gramEnd"/>
+      <w:r>
+        <w:rPr>
+          <w:highlight w:val="yellow"/>
+        </w:rPr>
+        <w:t xml:space="preserve"> qui montre les </w:t>
+      </w:r>
+      <w:proofErr w:type="spellStart"/>
+      <w:r>
+        <w:rPr>
+          <w:highlight w:val="yellow"/>
+        </w:rPr>
+        <w:t>details</w:t>
+      </w:r>
+      <w:proofErr w:type="spellEnd"/>
+      <w:r>
+        <w:rPr>
+          <w:highlight w:val="yellow"/>
+        </w:rPr>
+        <w:t xml:space="preserve"> de toutes les ventes et services fait durant une </w:t>
+      </w:r>
+      <w:proofErr w:type="spellStart"/>
+      <w:r>
+        <w:rPr>
+          <w:highlight w:val="yellow"/>
+        </w:rPr>
+        <w:t>periode</w:t>
+      </w:r>
+      <w:proofErr w:type="spellEnd"/>
+      <w:r>
+        <w:rPr>
+          <w:highlight w:val="yellow"/>
+        </w:rPr>
+        <w:t xml:space="preserve">, les </w:t>
+      </w:r>
+      <w:proofErr w:type="spellStart"/>
+      <w:r>
+        <w:rPr>
+          <w:highlight w:val="yellow"/>
+        </w:rPr>
+        <w:t>grafiques</w:t>
+      </w:r>
+      <w:proofErr w:type="spellEnd"/>
+      <w:r>
+        <w:rPr>
+          <w:highlight w:val="yellow"/>
+        </w:rPr>
+        <w:t>, les montants donc tous</w:t>
       </w:r>
       <w:r>
         <w:rPr>
@@ -1083,7 +2103,21 @@
         <w:rPr>
           <w:highlight w:val="yellow"/>
         </w:rPr>
-        <w:t xml:space="preserve"> ce qu’un simple Admnistrateur ne peut pas voir. </w:t>
+        <w:t xml:space="preserve"> ce qu’un simple </w:t>
+      </w:r>
+      <w:proofErr w:type="spellStart"/>
+      <w:r>
+        <w:rPr>
+          <w:highlight w:val="yellow"/>
+        </w:rPr>
+        <w:t>Admnistrateur</w:t>
+      </w:r>
+      <w:proofErr w:type="spellEnd"/>
+      <w:r>
+        <w:rPr>
+          <w:highlight w:val="yellow"/>
+        </w:rPr>
+        <w:t xml:space="preserve"> ne peut pas voir. </w:t>
       </w:r>
     </w:p>
     <w:p>
@@ -1107,7 +2141,21 @@
         <w:rPr>
           <w:highlight w:val="yellow"/>
         </w:rPr>
-        <w:t>visualiser le mot de passe à la page de connexion pour voir aumoins ce qu’on a saisi</w:t>
+        <w:t xml:space="preserve">visualiser le mot de passe à la page de connexion pour voir </w:t>
+      </w:r>
+      <w:proofErr w:type="spellStart"/>
+      <w:r>
+        <w:rPr>
+          <w:highlight w:val="yellow"/>
+        </w:rPr>
+        <w:t>aumoins</w:t>
+      </w:r>
+      <w:proofErr w:type="spellEnd"/>
+      <w:r>
+        <w:rPr>
+          <w:highlight w:val="yellow"/>
+        </w:rPr>
+        <w:t xml:space="preserve"> ce qu’on a saisi</w:t>
       </w:r>
     </w:p>
     <w:p>
@@ -1125,7 +2173,35 @@
         <w:rPr>
           <w:highlight w:val="yellow"/>
         </w:rPr>
-        <w:t>Les catégories produit doit être choisie sur une liste deroulante (</w:t>
+        <w:t xml:space="preserve">Les catégories produit </w:t>
+      </w:r>
+      <w:proofErr w:type="gramStart"/>
+      <w:r>
+        <w:rPr>
+          <w:highlight w:val="yellow"/>
+        </w:rPr>
+        <w:t>doit</w:t>
+      </w:r>
+      <w:proofErr w:type="gramEnd"/>
+      <w:r>
+        <w:rPr>
+          <w:highlight w:val="yellow"/>
+        </w:rPr>
+        <w:t xml:space="preserve"> être choisie sur une liste </w:t>
+      </w:r>
+      <w:proofErr w:type="spellStart"/>
+      <w:r>
+        <w:rPr>
+          <w:highlight w:val="yellow"/>
+        </w:rPr>
+        <w:t>deroulante</w:t>
+      </w:r>
+      <w:proofErr w:type="spellEnd"/>
+      <w:r>
+        <w:rPr>
+          <w:highlight w:val="yellow"/>
+        </w:rPr>
+        <w:t xml:space="preserve"> (</w:t>
       </w:r>
       <w:r>
         <w:rPr>
@@ -1170,7 +2246,37 @@
         <w:rPr>
           <w:highlight w:val="yellow"/>
         </w:rPr>
-        <w:t xml:space="preserve"> dans la table approvisionement ne pas permis aux administrateurs de voir,ils peuvent voir seulement le prix d’achat et prix de vente,</w:t>
+        <w:t xml:space="preserve"> dans la table </w:t>
+      </w:r>
+      <w:proofErr w:type="spellStart"/>
+      <w:r>
+        <w:rPr>
+          <w:highlight w:val="yellow"/>
+        </w:rPr>
+        <w:t>approvisionement</w:t>
+      </w:r>
+      <w:proofErr w:type="spellEnd"/>
+      <w:r>
+        <w:rPr>
+          <w:highlight w:val="yellow"/>
+        </w:rPr>
+        <w:t xml:space="preserve"> ne pas permis aux administrateurs de </w:t>
+      </w:r>
+      <w:proofErr w:type="spellStart"/>
+      <w:proofErr w:type="gramStart"/>
+      <w:r>
+        <w:rPr>
+          <w:highlight w:val="yellow"/>
+        </w:rPr>
+        <w:t>voir,ils</w:t>
+      </w:r>
+      <w:proofErr w:type="spellEnd"/>
+      <w:proofErr w:type="gramEnd"/>
+      <w:r>
+        <w:rPr>
+          <w:highlight w:val="yellow"/>
+        </w:rPr>
+        <w:t xml:space="preserve"> peuvent voir seulement le prix d’achat et prix de vente,</w:t>
       </w:r>
     </w:p>
     <w:p>
@@ -1194,7 +2300,21 @@
         <w:rPr>
           <w:highlight w:val="yellow"/>
         </w:rPr>
-        <w:t xml:space="preserve"> boutons dans approvisionnement (Importer Excel, Exporter Excel et Model Excel) ne font aucune action en etatn connecté comme</w:t>
+        <w:t xml:space="preserve"> boutons dans approvisionnement (Importer Excel, Exporter Excel et Model Excel) ne font aucune action en </w:t>
+      </w:r>
+      <w:proofErr w:type="spellStart"/>
+      <w:r>
+        <w:rPr>
+          <w:highlight w:val="yellow"/>
+        </w:rPr>
+        <w:t>etatn</w:t>
+      </w:r>
+      <w:proofErr w:type="spellEnd"/>
+      <w:r>
+        <w:rPr>
+          <w:highlight w:val="yellow"/>
+        </w:rPr>
+        <w:t xml:space="preserve"> connecté comme</w:t>
       </w:r>
       <w:r>
         <w:rPr>
@@ -1210,47 +2330,170 @@
           <w:ilvl w:val="0"/>
           <w:numId w:val="1"/>
         </w:numPr>
-      </w:pPr>
-      <w:r>
-        <w:t xml:space="preserve">Dans la table stock actuel je voulais avoir un apercu de benefice </w:t>
-      </w:r>
-      <w:r>
+        <w:rPr>
+          <w:highlight w:val="yellow"/>
+        </w:rPr>
+      </w:pPr>
+      <w:r>
+        <w:rPr>
+          <w:highlight w:val="yellow"/>
+        </w:rPr>
+        <w:t xml:space="preserve">Dans la table stock actuel je voulais avoir un </w:t>
+      </w:r>
+      <w:proofErr w:type="spellStart"/>
+      <w:r>
+        <w:rPr>
+          <w:highlight w:val="yellow"/>
+        </w:rPr>
+        <w:t>apercu</w:t>
+      </w:r>
+      <w:proofErr w:type="spellEnd"/>
+      <w:r>
+        <w:rPr>
+          <w:highlight w:val="yellow"/>
+        </w:rPr>
+        <w:t xml:space="preserve"> de </w:t>
+      </w:r>
+      <w:proofErr w:type="spellStart"/>
+      <w:r>
+        <w:rPr>
+          <w:highlight w:val="yellow"/>
+        </w:rPr>
+        <w:t>benefice</w:t>
+      </w:r>
+      <w:proofErr w:type="spellEnd"/>
+      <w:r>
+        <w:rPr>
+          <w:highlight w:val="yellow"/>
+        </w:rPr>
+        <w:t xml:space="preserve"> </w:t>
+      </w:r>
+      <w:r>
+        <w:rPr>
+          <w:highlight w:val="yellow"/>
+        </w:rPr>
         <w:t xml:space="preserve">que va générer les produits en stock, donc tous les produits on </w:t>
       </w:r>
       <w:r>
+        <w:rPr>
+          <w:highlight w:val="yellow"/>
+        </w:rPr>
         <w:t>calcule</w:t>
       </w:r>
       <w:r>
+        <w:rPr>
+          <w:highlight w:val="yellow"/>
+        </w:rPr>
         <w:t xml:space="preserve"> le </w:t>
       </w:r>
       <w:r>
+        <w:rPr>
+          <w:highlight w:val="yellow"/>
+        </w:rPr>
         <w:t>prix de vente</w:t>
       </w:r>
       <w:r>
+        <w:rPr>
+          <w:highlight w:val="yellow"/>
+        </w:rPr>
         <w:t xml:space="preserve"> – </w:t>
       </w:r>
       <w:r>
+        <w:rPr>
+          <w:highlight w:val="yellow"/>
+        </w:rPr>
         <w:t xml:space="preserve">prix d’achat + transport inclus + </w:t>
       </w:r>
       <w:r>
+        <w:rPr>
+          <w:highlight w:val="yellow"/>
+        </w:rPr>
         <w:t>payements travailleurs</w:t>
       </w:r>
       <w:r>
+        <w:rPr>
+          <w:highlight w:val="yellow"/>
+        </w:rPr>
         <w:t xml:space="preserve"> qui est de </w:t>
       </w:r>
       <w:r>
+        <w:rPr>
+          <w:highlight w:val="yellow"/>
+        </w:rPr>
         <w:t>50000FC</w:t>
       </w:r>
       <w:r>
-        <w:t xml:space="preserve"> personalisable</w:t>
-      </w:r>
-      <w:r>
+        <w:rPr>
+          <w:highlight w:val="yellow"/>
+        </w:rPr>
+        <w:t xml:space="preserve"> </w:t>
+      </w:r>
+      <w:proofErr w:type="spellStart"/>
+      <w:r>
+        <w:rPr>
+          <w:highlight w:val="yellow"/>
+        </w:rPr>
+        <w:t>personalisable</w:t>
+      </w:r>
+      <w:proofErr w:type="spellEnd"/>
+      <w:r>
+        <w:rPr>
+          <w:highlight w:val="yellow"/>
+        </w:rPr>
         <w:t xml:space="preserve"> par semaine.</w:t>
       </w:r>
       <w:r>
-        <w:t xml:space="preserve"> Aulieu d’ajouter le prix transpot pour chaque produit, faisons le par lot</w:t>
-      </w:r>
-      <w:r>
+        <w:rPr>
+          <w:highlight w:val="yellow"/>
+        </w:rPr>
+        <w:t xml:space="preserve"> </w:t>
+      </w:r>
+      <w:proofErr w:type="spellStart"/>
+      <w:r>
+        <w:rPr>
+          <w:highlight w:val="yellow"/>
+        </w:rPr>
+        <w:t>Aulieu</w:t>
+      </w:r>
+      <w:proofErr w:type="spellEnd"/>
+      <w:r>
+        <w:rPr>
+          <w:highlight w:val="yellow"/>
+        </w:rPr>
+        <w:t xml:space="preserve"> d’ajouter le prix </w:t>
+      </w:r>
+      <w:proofErr w:type="spellStart"/>
+      <w:r>
+        <w:rPr>
+          <w:highlight w:val="yellow"/>
+        </w:rPr>
+        <w:t>transpot</w:t>
+      </w:r>
+      <w:proofErr w:type="spellEnd"/>
+      <w:r>
+        <w:rPr>
+          <w:highlight w:val="yellow"/>
+        </w:rPr>
+        <w:t xml:space="preserve"> pour chaque produit, </w:t>
+      </w:r>
+      <w:proofErr w:type="gramStart"/>
+      <w:r>
+        <w:rPr>
+          <w:highlight w:val="yellow"/>
+        </w:rPr>
+        <w:t>faisons le</w:t>
+      </w:r>
+      <w:proofErr w:type="gramEnd"/>
+      <w:r>
+        <w:rPr>
+          <w:highlight w:val="yellow"/>
+        </w:rPr>
+        <w:t xml:space="preserve"> par lot</w:t>
+      </w:r>
+      <w:r>
+        <w:rPr>
+          <w:highlight w:val="yellow"/>
+        </w:rPr>
         <w:t>, par commande parce que je ne peux pas commander seulement u seul produit.</w:t>
       </w:r>
     </w:p>
@@ -1261,15 +2504,55 @@
           <w:ilvl w:val="0"/>
           <w:numId w:val="1"/>
         </w:numPr>
-      </w:pPr>
-      <w:r>
+        <w:rPr>
+          <w:highlight w:val="yellow"/>
+        </w:rPr>
+      </w:pPr>
+      <w:r>
+        <w:rPr>
+          <w:highlight w:val="yellow"/>
+        </w:rPr>
         <w:t>Dans le tableau de bord</w:t>
       </w:r>
       <w:r>
-        <w:t xml:space="preserve"> je voulais avoir la possibilité de trier le montant vendu aulieu d’afficher </w:t>
-      </w:r>
-      <w:r>
-        <w:t>le montant de toutes les ventes meme anciennes,</w:t>
+        <w:rPr>
+          <w:highlight w:val="yellow"/>
+        </w:rPr>
+        <w:t xml:space="preserve"> je voulais avoir la possibilité de trier le montant vendu </w:t>
+      </w:r>
+      <w:proofErr w:type="spellStart"/>
+      <w:r>
+        <w:rPr>
+          <w:highlight w:val="yellow"/>
+        </w:rPr>
+        <w:t>aulieu</w:t>
+      </w:r>
+      <w:proofErr w:type="spellEnd"/>
+      <w:r>
+        <w:rPr>
+          <w:highlight w:val="yellow"/>
+        </w:rPr>
+        <w:t xml:space="preserve"> d’afficher </w:t>
+      </w:r>
+      <w:r>
+        <w:rPr>
+          <w:highlight w:val="yellow"/>
+        </w:rPr>
+        <w:t xml:space="preserve">le montant de toutes les ventes </w:t>
+      </w:r>
+      <w:proofErr w:type="spellStart"/>
+      <w:r>
+        <w:rPr>
+          <w:highlight w:val="yellow"/>
+        </w:rPr>
+        <w:t>meme</w:t>
+      </w:r>
+      <w:proofErr w:type="spellEnd"/>
+      <w:r>
+        <w:rPr>
+          <w:highlight w:val="yellow"/>
+        </w:rPr>
+        <w:t xml:space="preserve"> anciennes,</w:t>
       </w:r>
     </w:p>
     <w:p>
@@ -1299,8 +2582,21 @@
         </w:numPr>
       </w:pPr>
       <w:r>
-        <w:t>A la fin Deployer sur Netlify</w:t>
-      </w:r>
+        <w:t xml:space="preserve">A la fin </w:t>
+      </w:r>
+      <w:proofErr w:type="spellStart"/>
+      <w:r>
+        <w:t>Deployer</w:t>
+      </w:r>
+      <w:proofErr w:type="spellEnd"/>
+      <w:r>
+        <w:t xml:space="preserve"> sur </w:t>
+      </w:r>
+      <w:proofErr w:type="spellStart"/>
+      <w:r>
+        <w:t>Netlify</w:t>
+      </w:r>
+      <w:proofErr w:type="spellEnd"/>
     </w:p>
     <w:p>
       <w:pPr>
@@ -1326,8 +2622,45 @@
         </w:numPr>
         <w:shd w:val="clear" w:color="auto" w:fill="B4C6E7" w:themeFill="accent1" w:themeFillTint="66"/>
       </w:pPr>
-      <w:r>
-        <w:t>supabase-schema.sql, supabase-auth-migration.sql, supabase-audit-traceability-migration.sql exécutés</w:t>
+      <w:proofErr w:type="spellStart"/>
+      <w:r>
+        <w:t>supabase-schema.sql</w:t>
+      </w:r>
+      <w:proofErr w:type="spellEnd"/>
+      <w:r>
+        <w:t xml:space="preserve">, </w:t>
+      </w:r>
+      <w:proofErr w:type="spellStart"/>
+      <w:r>
+        <w:t>supabase-auth-migration.sql</w:t>
+      </w:r>
+      <w:proofErr w:type="spellEnd"/>
+      <w:r>
+        <w:t xml:space="preserve">, </w:t>
+      </w:r>
+      <w:proofErr w:type="spellStart"/>
+      <w:r>
+        <w:t>supabase</w:t>
+      </w:r>
+      <w:proofErr w:type="spellEnd"/>
+      <w:r>
+        <w:t>-audit-</w:t>
+      </w:r>
+      <w:proofErr w:type="spellStart"/>
+      <w:r>
+        <w:t>traceability</w:t>
+      </w:r>
+      <w:proofErr w:type="spellEnd"/>
+      <w:r>
+        <w:t>-</w:t>
+      </w:r>
+      <w:proofErr w:type="spellStart"/>
+      <w:r>
+        <w:t>migration.sql</w:t>
+      </w:r>
+      <w:proofErr w:type="spellEnd"/>
+      <w:r>
+        <w:t xml:space="preserve"> exécutés</w:t>
       </w:r>
     </w:p>
     <w:p>
@@ -1338,8 +2671,63 @@
         </w:numPr>
         <w:shd w:val="clear" w:color="auto" w:fill="B4C6E7" w:themeFill="accent1" w:themeFillTint="66"/>
       </w:pPr>
-      <w:r>
-        <w:t>la fonction touch_last_login() corrigée contient bien where public.users.auth_user_id = auth.uid()</w:t>
+      <w:proofErr w:type="gramStart"/>
+      <w:r>
+        <w:t>la</w:t>
+      </w:r>
+      <w:proofErr w:type="gramEnd"/>
+      <w:r>
+        <w:t xml:space="preserve"> fonction </w:t>
+      </w:r>
+      <w:proofErr w:type="spellStart"/>
+      <w:r>
+        <w:t>touch_last_</w:t>
+      </w:r>
+      <w:proofErr w:type="gramStart"/>
+      <w:r>
+        <w:t>login</w:t>
+      </w:r>
+      <w:proofErr w:type="spellEnd"/>
+      <w:r>
+        <w:t>(</w:t>
+      </w:r>
+      <w:proofErr w:type="gramEnd"/>
+      <w:r>
+        <w:t xml:space="preserve">) corrigée contient bien </w:t>
+      </w:r>
+      <w:proofErr w:type="spellStart"/>
+      <w:r>
+        <w:t>where</w:t>
+      </w:r>
+      <w:proofErr w:type="spellEnd"/>
+      <w:r>
+        <w:t xml:space="preserve"> </w:t>
+      </w:r>
+      <w:proofErr w:type="spellStart"/>
+      <w:proofErr w:type="gramStart"/>
+      <w:r>
+        <w:t>public.users</w:t>
+      </w:r>
+      <w:proofErr w:type="gramEnd"/>
+      <w:r>
+        <w:t>.auth_user_id</w:t>
+      </w:r>
+      <w:proofErr w:type="spellEnd"/>
+      <w:r>
+        <w:t xml:space="preserve"> = </w:t>
+      </w:r>
+      <w:proofErr w:type="spellStart"/>
+      <w:proofErr w:type="gramStart"/>
+      <w:r>
+        <w:t>auth.uid</w:t>
+      </w:r>
+      <w:proofErr w:type="spellEnd"/>
+      <w:r>
+        <w:t>(</w:t>
+      </w:r>
+      <w:proofErr w:type="gramEnd"/>
+      <w:r>
+        <w:t>)</w:t>
       </w:r>
     </w:p>
     <w:p>
@@ -1350,9 +2738,37 @@
         </w:numPr>
         <w:shd w:val="clear" w:color="auto" w:fill="B4C6E7" w:themeFill="accent1" w:themeFillTint="66"/>
       </w:pPr>
-      <w:r>
-        <w:t>la table public.users contient ton utilisateur avec le même e-mail que dans Authentication &gt; Users</w:t>
-      </w:r>
+      <w:proofErr w:type="gramStart"/>
+      <w:r>
+        <w:t>la</w:t>
+      </w:r>
+      <w:proofErr w:type="gramEnd"/>
+      <w:r>
+        <w:t xml:space="preserve"> table </w:t>
+      </w:r>
+      <w:proofErr w:type="spellStart"/>
+      <w:proofErr w:type="gramStart"/>
+      <w:r>
+        <w:t>public.users</w:t>
+      </w:r>
+      <w:proofErr w:type="spellEnd"/>
+      <w:proofErr w:type="gramEnd"/>
+      <w:r>
+        <w:t xml:space="preserve"> contient ton utilisateur avec le même e-mail que dans </w:t>
+      </w:r>
+      <w:proofErr w:type="spellStart"/>
+      <w:r>
+        <w:t>Authentication</w:t>
+      </w:r>
+      <w:proofErr w:type="spellEnd"/>
+      <w:r>
+        <w:t xml:space="preserve"> &gt; </w:t>
+      </w:r>
+      <w:proofErr w:type="spellStart"/>
+      <w:r>
+        <w:t>Users</w:t>
+      </w:r>
+      <w:proofErr w:type="spellEnd"/>
     </w:p>
     <w:p>
       <w:pPr>
@@ -1362,17 +2778,37 @@
         </w:numPr>
         <w:shd w:val="clear" w:color="auto" w:fill="B4C6E7" w:themeFill="accent1" w:themeFillTint="66"/>
       </w:pPr>
-      <w:r>
-        <w:t>ton utilisateur a role = 'Super admin' et active = true</w:t>
-      </w:r>
+      <w:proofErr w:type="gramStart"/>
+      <w:r>
+        <w:t>ton</w:t>
+      </w:r>
+      <w:proofErr w:type="gramEnd"/>
+      <w:r>
+        <w:t xml:space="preserve"> utilisateur a </w:t>
+      </w:r>
+      <w:proofErr w:type="spellStart"/>
+      <w:r>
+        <w:t>role</w:t>
+      </w:r>
+      <w:proofErr w:type="spellEnd"/>
+      <w:r>
+        <w:t xml:space="preserve"> = 'Super admin' et active = </w:t>
+      </w:r>
+      <w:proofErr w:type="spellStart"/>
+      <w:r>
+        <w:t>true</w:t>
+      </w:r>
+      <w:proofErr w:type="spellEnd"/>
     </w:p>
     <w:p>
       <w:pPr>
         <w:shd w:val="clear" w:color="auto" w:fill="B4C6E7" w:themeFill="accent1" w:themeFillTint="66"/>
       </w:pPr>
+      <w:proofErr w:type="spellStart"/>
       <w:r>
         <w:t>Netlify</w:t>
       </w:r>
+      <w:proofErr w:type="spellEnd"/>
     </w:p>
     <w:p>
       <w:pPr>
@@ -1382,8 +2818,21 @@
         </w:numPr>
         <w:shd w:val="clear" w:color="auto" w:fill="B4C6E7" w:themeFill="accent1" w:themeFillTint="66"/>
       </w:pPr>
-      <w:r>
-        <w:t>le dernier commit poussé sur main apparaît bien sur GitHub</w:t>
+      <w:proofErr w:type="gramStart"/>
+      <w:r>
+        <w:t>le</w:t>
+      </w:r>
+      <w:proofErr w:type="gramEnd"/>
+      <w:r>
+        <w:t xml:space="preserve"> dernier commit </w:t>
+      </w:r>
+      <w:proofErr w:type="gramStart"/>
+      <w:r>
+        <w:t>poussé</w:t>
+      </w:r>
+      <w:proofErr w:type="gramEnd"/>
+      <w:r>
+        <w:t xml:space="preserve"> sur main apparaît bien sur GitHub</w:t>
       </w:r>
     </w:p>
     <w:p>
@@ -1394,9 +2843,27 @@
         </w:numPr>
         <w:shd w:val="clear" w:color="auto" w:fill="B4C6E7" w:themeFill="accent1" w:themeFillTint="66"/>
       </w:pPr>
-      <w:r>
-        <w:t>le déploiement Netlify est passé en Published</w:t>
-      </w:r>
+      <w:proofErr w:type="gramStart"/>
+      <w:r>
+        <w:t>le</w:t>
+      </w:r>
+      <w:proofErr w:type="gramEnd"/>
+      <w:r>
+        <w:t xml:space="preserve"> déploiement </w:t>
+      </w:r>
+      <w:proofErr w:type="spellStart"/>
+      <w:r>
+        <w:t>Netlify</w:t>
+      </w:r>
+      <w:proofErr w:type="spellEnd"/>
+      <w:r>
+        <w:t xml:space="preserve"> est passé en </w:t>
+      </w:r>
+      <w:proofErr w:type="spellStart"/>
+      <w:r>
+        <w:t>Published</w:t>
+      </w:r>
+      <w:proofErr w:type="spellEnd"/>
     </w:p>
     <w:p>
       <w:pPr>
@@ -1406,8 +2873,13 @@
         </w:numPr>
         <w:shd w:val="clear" w:color="auto" w:fill="B4C6E7" w:themeFill="accent1" w:themeFillTint="66"/>
       </w:pPr>
-      <w:r>
-        <w:t>les variables VITE_SUPABASE_URL et VITE_SUPABASE_ANON_KEY sont bien configurées</w:t>
+      <w:proofErr w:type="gramStart"/>
+      <w:r>
+        <w:t>les</w:t>
+      </w:r>
+      <w:proofErr w:type="gramEnd"/>
+      <w:r>
+        <w:t xml:space="preserve"> variables VITE_SUPABASE_URL et VITE_SUPABASE_ANON_KEY sont bien configurées</w:t>
       </w:r>
     </w:p>
     <w:p>
@@ -1418,16 +2890,31 @@
         </w:numPr>
         <w:shd w:val="clear" w:color="auto" w:fill="B4C6E7" w:themeFill="accent1" w:themeFillTint="66"/>
       </w:pPr>
-      <w:r>
-        <w:t>la connexion web fonctionne avec ton compte Supabase</w:t>
-      </w:r>
+      <w:proofErr w:type="gramStart"/>
+      <w:r>
+        <w:t>la</w:t>
+      </w:r>
+      <w:proofErr w:type="gramEnd"/>
+      <w:r>
+        <w:t xml:space="preserve"> connexion web fonctionne avec ton compte </w:t>
+      </w:r>
+      <w:proofErr w:type="spellStart"/>
+      <w:r>
+        <w:t>Supabase</w:t>
+      </w:r>
+      <w:proofErr w:type="spellEnd"/>
     </w:p>
     <w:p>
       <w:pPr>
         <w:shd w:val="clear" w:color="auto" w:fill="B4C6E7" w:themeFill="accent1" w:themeFillTint="66"/>
       </w:pPr>
-      <w:r>
-        <w:t>desktop .exe</w:t>
+      <w:proofErr w:type="gramStart"/>
+      <w:r>
+        <w:t>desktop</w:t>
+      </w:r>
+      <w:proofErr w:type="gramEnd"/>
+      <w:r>
+        <w:t xml:space="preserve"> .exe</w:t>
       </w:r>
     </w:p>
     <w:p>
@@ -1438,8 +2925,13 @@
         </w:numPr>
         <w:shd w:val="clear" w:color="auto" w:fill="B4C6E7" w:themeFill="accent1" w:themeFillTint="66"/>
       </w:pPr>
-      <w:r>
-        <w:t>un nouvel .exe a été reconstruit après les changements</w:t>
+      <w:proofErr w:type="gramStart"/>
+      <w:r>
+        <w:t>un</w:t>
+      </w:r>
+      <w:proofErr w:type="gramEnd"/>
+      <w:r>
+        <w:t xml:space="preserve"> nouvel .exe a été reconstruit après les changements</w:t>
       </w:r>
     </w:p>
     <w:p>
@@ -1450,9 +2942,19 @@
         </w:numPr>
         <w:shd w:val="clear" w:color="auto" w:fill="B4C6E7" w:themeFill="accent1" w:themeFillTint="66"/>
       </w:pPr>
-      <w:r>
-        <w:t>avec internet, la connexion desktop fonctionne avec le compte Supabase</w:t>
-      </w:r>
+      <w:proofErr w:type="gramStart"/>
+      <w:r>
+        <w:t>avec</w:t>
+      </w:r>
+      <w:proofErr w:type="gramEnd"/>
+      <w:r>
+        <w:t xml:space="preserve"> internet, la connexion desktop fonctionne avec le compte </w:t>
+      </w:r>
+      <w:proofErr w:type="spellStart"/>
+      <w:r>
+        <w:t>Supabase</w:t>
+      </w:r>
+      <w:proofErr w:type="spellEnd"/>
     </w:p>
     <w:p>
       <w:pPr>
@@ -1462,8 +2964,13 @@
         </w:numPr>
         <w:shd w:val="clear" w:color="auto" w:fill="B4C6E7" w:themeFill="accent1" w:themeFillTint="66"/>
       </w:pPr>
-      <w:r>
-        <w:t>après cette première connexion, le même compte peut se reconnecter hors ligne</w:t>
+      <w:proofErr w:type="gramStart"/>
+      <w:r>
+        <w:t>après</w:t>
+      </w:r>
+      <w:proofErr w:type="gramEnd"/>
+      <w:r>
+        <w:t xml:space="preserve"> cette première connexion, le même compte peut se reconnecter hors ligne</w:t>
       </w:r>
     </w:p>
     <w:p>
@@ -1474,8 +2981,21 @@
         </w:numPr>
         <w:shd w:val="clear" w:color="auto" w:fill="B4C6E7" w:themeFill="accent1" w:themeFillTint="66"/>
       </w:pPr>
-      <w:r>
-        <w:t>la synchronisation desktop → Supabase fonctionne quand la connexion revient</w:t>
+      <w:proofErr w:type="gramStart"/>
+      <w:r>
+        <w:t>la</w:t>
+      </w:r>
+      <w:proofErr w:type="gramEnd"/>
+      <w:r>
+        <w:t xml:space="preserve"> synchronisation desktop → </w:t>
+      </w:r>
+      <w:proofErr w:type="spellStart"/>
+      <w:r>
+        <w:t>Supabase</w:t>
+      </w:r>
+      <w:proofErr w:type="spellEnd"/>
+      <w:r>
+        <w:t xml:space="preserve"> fonctionne quand la connexion revient</w:t>
       </w:r>
     </w:p>
     <w:p>
@@ -1489,12 +3009,36 @@
     <w:p/>
     <w:p>
       <w:r>
-        <w:t>Alors la prochaine étape est simple: connecter ton dépôt GitHub à Netlify.</w:t>
-      </w:r>
-    </w:p>
-    <w:p>
-      <w:r>
-        <w:t>Fais ceci dans Netlify :</w:t>
+        <w:t xml:space="preserve">Alors la prochaine étape est </w:t>
+      </w:r>
+      <w:proofErr w:type="gramStart"/>
+      <w:r>
+        <w:t>simple:</w:t>
+      </w:r>
+      <w:proofErr w:type="gramEnd"/>
+      <w:r>
+        <w:t xml:space="preserve"> connecter ton dépôt GitHub à </w:t>
+      </w:r>
+      <w:proofErr w:type="spellStart"/>
+      <w:r>
+        <w:t>Netlify</w:t>
+      </w:r>
+      <w:proofErr w:type="spellEnd"/>
+      <w:r>
+        <w:t>.</w:t>
+      </w:r>
+    </w:p>
+    <w:p>
+      <w:r>
+        <w:t xml:space="preserve">Fais ceci dans </w:t>
+      </w:r>
+      <w:proofErr w:type="spellStart"/>
+      <w:r>
+        <w:t>Netlify</w:t>
+      </w:r>
+      <w:proofErr w:type="spellEnd"/>
+      <w:r>
+        <w:t xml:space="preserve"> :</w:t>
       </w:r>
     </w:p>
     <w:p>
@@ -1516,8 +3060,21 @@
         </w:numPr>
       </w:pPr>
       <w:r>
-        <w:t>Import an existing project</w:t>
-      </w:r>
+        <w:t xml:space="preserve">Import an </w:t>
+      </w:r>
+      <w:proofErr w:type="spellStart"/>
+      <w:r>
+        <w:t>existing</w:t>
+      </w:r>
+      <w:proofErr w:type="spellEnd"/>
+      <w:r>
+        <w:t xml:space="preserve"> </w:t>
+      </w:r>
+      <w:proofErr w:type="spellStart"/>
+      <w:r>
+        <w:t>project</w:t>
+      </w:r>
+      <w:proofErr w:type="spellEnd"/>
     </w:p>
     <w:p>
       <w:pPr>
@@ -1526,8 +3083,13 @@
           <w:numId w:val="5"/>
         </w:numPr>
       </w:pPr>
-      <w:r>
-        <w:t>connecte GitHub</w:t>
+      <w:proofErr w:type="gramStart"/>
+      <w:r>
+        <w:t>connecte</w:t>
+      </w:r>
+      <w:proofErr w:type="gramEnd"/>
+      <w:r>
+        <w:t xml:space="preserve"> GitHub</w:t>
       </w:r>
     </w:p>
     <w:p>
@@ -1537,8 +3099,21 @@
           <w:numId w:val="5"/>
         </w:numPr>
       </w:pPr>
-      <w:r>
-        <w:t>choisis le dépôt walikaletoworldrt-hue/Gestion-papeterie</w:t>
+      <w:proofErr w:type="gramStart"/>
+      <w:r>
+        <w:t>choisis</w:t>
+      </w:r>
+      <w:proofErr w:type="gramEnd"/>
+      <w:r>
+        <w:t xml:space="preserve"> le dépôt </w:t>
+      </w:r>
+      <w:proofErr w:type="spellStart"/>
+      <w:r>
+        <w:t>walikaletoworldrt</w:t>
+      </w:r>
+      <w:proofErr w:type="spellEnd"/>
+      <w:r>
+        <w:t>-hue/Gestion-papeterie</w:t>
       </w:r>
     </w:p>
     <w:p>
@@ -1548,8 +3123,13 @@
           <w:numId w:val="5"/>
         </w:numPr>
       </w:pPr>
-      <w:r>
-        <w:t>vérifie les réglages :</w:t>
+      <w:proofErr w:type="gramStart"/>
+      <w:r>
+        <w:t>vérifie</w:t>
+      </w:r>
+      <w:proofErr w:type="gramEnd"/>
+      <w:r>
+        <w:t xml:space="preserve"> les réglages :</w:t>
       </w:r>
     </w:p>
     <w:p>
@@ -1567,8 +3147,46 @@
           <w:lang w:val="en-US"/>
         </w:rPr>
         <w:lastRenderedPageBreak/>
-        <w:t>Build command : npm run build:renderer</w:t>
-      </w:r>
+        <w:t xml:space="preserve">Build </w:t>
+      </w:r>
+      <w:proofErr w:type="gramStart"/>
+      <w:r>
+        <w:rPr>
+          <w:lang w:val="en-US"/>
+        </w:rPr>
+        <w:t>command :</w:t>
+      </w:r>
+      <w:proofErr w:type="gramEnd"/>
+      <w:r>
+        <w:rPr>
+          <w:lang w:val="en-US"/>
+        </w:rPr>
+        <w:t xml:space="preserve"> </w:t>
+      </w:r>
+      <w:proofErr w:type="spellStart"/>
+      <w:r>
+        <w:rPr>
+          <w:lang w:val="en-US"/>
+        </w:rPr>
+        <w:t>npm</w:t>
+      </w:r>
+      <w:proofErr w:type="spellEnd"/>
+      <w:r>
+        <w:rPr>
+          <w:lang w:val="en-US"/>
+        </w:rPr>
+        <w:t xml:space="preserve"> run </w:t>
+      </w:r>
+      <w:proofErr w:type="spellStart"/>
+      <w:proofErr w:type="gramStart"/>
+      <w:r>
+        <w:rPr>
+          <w:lang w:val="en-US"/>
+        </w:rPr>
+        <w:t>build:renderer</w:t>
+      </w:r>
+      <w:proofErr w:type="spellEnd"/>
+      <w:proofErr w:type="gramEnd"/>
     </w:p>
     <w:p>
       <w:pPr>
@@ -1577,9 +3195,19 @@
           <w:numId w:val="5"/>
         </w:numPr>
       </w:pPr>
-      <w:r>
-        <w:t>Publish directory : dist</w:t>
-      </w:r>
+      <w:proofErr w:type="spellStart"/>
+      <w:r>
+        <w:t>Publish</w:t>
+      </w:r>
+      <w:proofErr w:type="spellEnd"/>
+      <w:r>
+        <w:t xml:space="preserve"> directory : </w:t>
+      </w:r>
+      <w:proofErr w:type="spellStart"/>
+      <w:r>
+        <w:t>dist</w:t>
+      </w:r>
+      <w:proofErr w:type="spellEnd"/>
     </w:p>
     <w:p>
       <w:pPr>
@@ -1599,8 +3227,13 @@
           <w:numId w:val="5"/>
         </w:numPr>
       </w:pPr>
-      <w:r>
-        <w:t>ajoute les variables d’environnement :</w:t>
+      <w:proofErr w:type="gramStart"/>
+      <w:r>
+        <w:t>ajoute</w:t>
+      </w:r>
+      <w:proofErr w:type="gramEnd"/>
+      <w:r>
+        <w:t xml:space="preserve"> les variables d’environnement :</w:t>
       </w:r>
     </w:p>
     <w:p>
@@ -1632,8 +3265,13 @@
           <w:numId w:val="5"/>
         </w:numPr>
       </w:pPr>
-      <w:r>
-        <w:t>lance le déploiement</w:t>
+      <w:proofErr w:type="gramStart"/>
+      <w:r>
+        <w:t>lance</w:t>
+      </w:r>
+      <w:proofErr w:type="gramEnd"/>
+      <w:r>
+        <w:t xml:space="preserve"> le déploiement</w:t>
       </w:r>
     </w:p>
     <w:p>
@@ -1642,11 +3280,133 @@
           <w:lang w:val="en-US"/>
         </w:rPr>
       </w:pPr>
+      <w:proofErr w:type="spellStart"/>
       <w:r>
         <w:rPr>
           <w:lang w:val="en-US"/>
         </w:rPr>
-        <w:t>Ces réglages sont déjà cohérents avec [netlify.toml (line 1)](C:/Users/User/OneDrive/Projet Code/Walikale to world App/netlify.toml:1) et [NETLIFY_DEPLOYMENT.md (line 1)](C:/Users/User/OneDrive/Projet Code/Walikale to world App/NETLIFY_DEPLOYMENT.md:1).</w:t>
+        <w:t>Ces</w:t>
+      </w:r>
+      <w:proofErr w:type="spellEnd"/>
+      <w:r>
+        <w:rPr>
+          <w:lang w:val="en-US"/>
+        </w:rPr>
+        <w:t xml:space="preserve"> </w:t>
+      </w:r>
+      <w:proofErr w:type="spellStart"/>
+      <w:r>
+        <w:rPr>
+          <w:lang w:val="en-US"/>
+        </w:rPr>
+        <w:t>réglages</w:t>
+      </w:r>
+      <w:proofErr w:type="spellEnd"/>
+      <w:r>
+        <w:rPr>
+          <w:lang w:val="en-US"/>
+        </w:rPr>
+        <w:t xml:space="preserve"> </w:t>
+      </w:r>
+      <w:proofErr w:type="spellStart"/>
+      <w:r>
+        <w:rPr>
+          <w:lang w:val="en-US"/>
+        </w:rPr>
+        <w:t>sont</w:t>
+      </w:r>
+      <w:proofErr w:type="spellEnd"/>
+      <w:r>
+        <w:rPr>
+          <w:lang w:val="en-US"/>
+        </w:rPr>
+        <w:t xml:space="preserve"> déjà </w:t>
+      </w:r>
+      <w:proofErr w:type="spellStart"/>
+      <w:r>
+        <w:rPr>
+          <w:lang w:val="en-US"/>
+        </w:rPr>
+        <w:t>cohérents</w:t>
+      </w:r>
+      <w:proofErr w:type="spellEnd"/>
+      <w:r>
+        <w:rPr>
+          <w:lang w:val="en-US"/>
+        </w:rPr>
+        <w:t xml:space="preserve"> avec [</w:t>
+      </w:r>
+      <w:proofErr w:type="spellStart"/>
+      <w:proofErr w:type="gramStart"/>
+      <w:r>
+        <w:rPr>
+          <w:lang w:val="en-US"/>
+        </w:rPr>
+        <w:t>netlify.toml</w:t>
+      </w:r>
+      <w:proofErr w:type="spellEnd"/>
+      <w:proofErr w:type="gramEnd"/>
+      <w:r>
+        <w:rPr>
+          <w:lang w:val="en-US"/>
+        </w:rPr>
+        <w:t xml:space="preserve"> (line 1</w:t>
+      </w:r>
+      <w:proofErr w:type="gramStart"/>
+      <w:r>
+        <w:rPr>
+          <w:lang w:val="en-US"/>
+        </w:rPr>
+        <w:t>)](</w:t>
+      </w:r>
+      <w:proofErr w:type="gramEnd"/>
+      <w:r>
+        <w:rPr>
+          <w:lang w:val="en-US"/>
+        </w:rPr>
+        <w:t>C:/Users/User/OneDrive/Projet Code/</w:t>
+      </w:r>
+      <w:proofErr w:type="spellStart"/>
+      <w:r>
+        <w:rPr>
+          <w:lang w:val="en-US"/>
+        </w:rPr>
+        <w:t>Walikale</w:t>
+      </w:r>
+      <w:proofErr w:type="spellEnd"/>
+      <w:r>
+        <w:rPr>
+          <w:lang w:val="en-US"/>
+        </w:rPr>
+        <w:t xml:space="preserve"> to world App/netlify.toml:1) et [NETLIFY_DEPLOYMENT.md (line 1</w:t>
+      </w:r>
+      <w:proofErr w:type="gramStart"/>
+      <w:r>
+        <w:rPr>
+          <w:lang w:val="en-US"/>
+        </w:rPr>
+        <w:t>)](</w:t>
+      </w:r>
+      <w:proofErr w:type="gramEnd"/>
+      <w:r>
+        <w:rPr>
+          <w:lang w:val="en-US"/>
+        </w:rPr>
+        <w:t>C:/Users/User/OneDrive/Projet Code/</w:t>
+      </w:r>
+      <w:proofErr w:type="spellStart"/>
+      <w:r>
+        <w:rPr>
+          <w:lang w:val="en-US"/>
+        </w:rPr>
+        <w:t>Walikale</w:t>
+      </w:r>
+      <w:proofErr w:type="spellEnd"/>
+      <w:r>
+        <w:rPr>
+          <w:lang w:val="en-US"/>
+        </w:rPr>
+        <w:t xml:space="preserve"> to world App/NETLIFY_DEPLOYMENT.md:1).</w:t>
       </w:r>
     </w:p>
     <w:p>
@@ -1661,8 +3421,21 @@
           <w:numId w:val="6"/>
         </w:numPr>
       </w:pPr>
-      <w:r>
-        <w:t>sur Netlify, utilise bien les noms VITE_SUPABASE_URL et VITE_SUPABASE_ANON_KEY</w:t>
+      <w:proofErr w:type="gramStart"/>
+      <w:r>
+        <w:t>sur</w:t>
+      </w:r>
+      <w:proofErr w:type="gramEnd"/>
+      <w:r>
+        <w:t xml:space="preserve"> </w:t>
+      </w:r>
+      <w:proofErr w:type="spellStart"/>
+      <w:r>
+        <w:t>Netlify</w:t>
+      </w:r>
+      <w:proofErr w:type="spellEnd"/>
+      <w:r>
+        <w:t>, utilise bien les noms VITE_SUPABASE_URL et VITE_SUPABASE_ANON_KEY</w:t>
       </w:r>
     </w:p>
     <w:p>
@@ -1672,8 +3445,13 @@
           <w:numId w:val="6"/>
         </w:numPr>
       </w:pPr>
-      <w:r>
-        <w:t>pas NEXT_PUBLIC_*, car ton app est en Vite</w:t>
+      <w:proofErr w:type="gramStart"/>
+      <w:r>
+        <w:t>pas</w:t>
+      </w:r>
+      <w:proofErr w:type="gramEnd"/>
+      <w:r>
+        <w:t xml:space="preserve"> NEXT_PUBLIC_*, car ton app est en Vite</w:t>
       </w:r>
     </w:p>
     <w:p>
@@ -1688,9 +3466,27 @@
           <w:numId w:val="7"/>
         </w:numPr>
       </w:pPr>
-      <w:r>
-        <w:t>l’état du build Netlify</w:t>
-      </w:r>
+      <w:proofErr w:type="gramStart"/>
+      <w:r>
+        <w:t>l’état</w:t>
+      </w:r>
+      <w:proofErr w:type="gramEnd"/>
+      <w:r>
+        <w:t xml:space="preserve"> du </w:t>
+      </w:r>
+      <w:proofErr w:type="spellStart"/>
+      <w:r>
+        <w:t>build</w:t>
+      </w:r>
+      <w:proofErr w:type="spellEnd"/>
+      <w:r>
+        <w:t xml:space="preserve"> </w:t>
+      </w:r>
+      <w:proofErr w:type="spellStart"/>
+      <w:r>
+        <w:t>Netlify</w:t>
+      </w:r>
+      <w:proofErr w:type="spellEnd"/>
     </w:p>
     <w:p>
       <w:pPr>
@@ -1699,8 +3495,13 @@
           <w:numId w:val="7"/>
         </w:numPr>
       </w:pPr>
-      <w:r>
-        <w:t>et si tu veux, l’URL du site déployé</w:t>
+      <w:proofErr w:type="gramStart"/>
+      <w:r>
+        <w:t>et</w:t>
+      </w:r>
+      <w:proofErr w:type="gramEnd"/>
+      <w:r>
+        <w:t xml:space="preserve"> si tu veux, l’URL du site déployé</w:t>
       </w:r>
     </w:p>
     <w:p>

--- a/Projet Application Papeterie walikale to world.docx
+++ b/Projet Application Papeterie walikale to world.docx
@@ -1,6 +1,6 @@
 
 <file path=word/document.xml><?xml version="1.0" encoding="utf-8"?>
-<w:document xmlns:wpc="http://schemas.microsoft.com/office/word/2010/wordprocessingCanvas" xmlns:cx="http://schemas.microsoft.com/office/drawing/2014/chartex" xmlns:cx1="http://schemas.microsoft.com/office/drawing/2015/9/8/chartex" xmlns:cx2="http://schemas.microsoft.com/office/drawing/2015/10/21/chartex" xmlns:cx3="http://schemas.microsoft.com/office/drawing/2016/5/9/chartex" xmlns:cx4="http://schemas.microsoft.com/office/drawing/2016/5/10/chartex" xmlns:cx5="http://schemas.microsoft.com/office/drawing/2016/5/11/chartex" xmlns:cx6="http://schemas.microsoft.com/office/drawing/2016/5/12/chartex" xmlns:cx7="http://schemas.microsoft.com/office/drawing/2016/5/13/chartex" xmlns:cx8="http://schemas.microsoft.com/office/drawing/2016/5/14/chartex" xmlns:mc="http://schemas.openxmlformats.org/markup-compatibility/2006" xmlns:aink="http://schemas.microsoft.com/office/drawing/2016/ink" xmlns:am3d="http://schemas.microsoft.com/office/drawing/2017/model3d" xmlns:o="urn:schemas-microsoft-com:office:office" xmlns:oel="http://schemas.microsoft.com/office/2019/extlst" xmlns:r="http://schemas.openxmlformats.org/officeDocument/2006/relationships" xmlns:m="http://schemas.openxmlformats.org/officeDocument/2006/math" xmlns:v="urn:schemas-microsoft-com:vml" xmlns:wp14="http://schemas.microsoft.com/office/word/2010/wordprocessingDrawing" xmlns:wp="http://schemas.openxmlformats.org/drawingml/2006/wordprocessingDrawing" xmlns:w10="urn:schemas-microsoft-com:office:word" xmlns:w="http://schemas.openxmlformats.org/wordprocessingml/2006/main" xmlns:w14="http://schemas.microsoft.com/office/word/2010/wordml" xmlns:w15="http://schemas.microsoft.com/office/word/2012/wordml" xmlns:w16cei="http://schemas.microsoft.com/office/word/2026/wordml/cei" xmlns:w16cex="http://schemas.microsoft.com/office/word/2018/wordml/cex" xmlns:w16cid="http://schemas.microsoft.com/office/word/2016/wordml/cid" xmlns:w16="http://schemas.microsoft.com/office/word/2018/wordml" xmlns:w16du="http://schemas.microsoft.com/office/word/2023/wordml/word16du" xmlns:w16sdtdh="http://schemas.microsoft.com/office/word/2020/wordml/sdtdatahash" xmlns:w16sdtfl="http://schemas.microsoft.com/office/word/2024/wordml/sdtformatlock" xmlns:w16se="http://schemas.microsoft.com/office/word/2015/wordml/symex" xmlns:wpg="http://schemas.microsoft.com/office/word/2010/wordprocessingGroup" xmlns:wpi="http://schemas.microsoft.com/office/word/2010/wordprocessingInk" xmlns:wne="http://schemas.microsoft.com/office/word/2006/wordml" xmlns:wps="http://schemas.microsoft.com/office/word/2010/wordprocessingShape" mc:Ignorable="w14 w15 w16se w16cid w16 w16cex w16sdtdh w16sdtfl w16du wp14">
+<w:document xmlns:wpc="http://schemas.microsoft.com/office/word/2010/wordprocessingCanvas" xmlns:cx="http://schemas.microsoft.com/office/drawing/2014/chartex" xmlns:cx1="http://schemas.microsoft.com/office/drawing/2015/9/8/chartex" xmlns:cx2="http://schemas.microsoft.com/office/drawing/2015/10/21/chartex" xmlns:cx3="http://schemas.microsoft.com/office/drawing/2016/5/9/chartex" xmlns:cx4="http://schemas.microsoft.com/office/drawing/2016/5/10/chartex" xmlns:cx5="http://schemas.microsoft.com/office/drawing/2016/5/11/chartex" xmlns:cx6="http://schemas.microsoft.com/office/drawing/2016/5/12/chartex" xmlns:cx7="http://schemas.microsoft.com/office/drawing/2016/5/13/chartex" xmlns:cx8="http://schemas.microsoft.com/office/drawing/2016/5/14/chartex" xmlns:mc="http://schemas.openxmlformats.org/markup-compatibility/2006" xmlns:aink="http://schemas.microsoft.com/office/drawing/2016/ink" xmlns:am3d="http://schemas.microsoft.com/office/drawing/2017/model3d" xmlns:o="urn:schemas-microsoft-com:office:office" xmlns:oel="http://schemas.microsoft.com/office/2019/extlst" xmlns:r="http://schemas.openxmlformats.org/officeDocument/2006/relationships" xmlns:m="http://schemas.openxmlformats.org/officeDocument/2006/math" xmlns:v="urn:schemas-microsoft-com:vml" xmlns:wp14="http://schemas.microsoft.com/office/word/2010/wordprocessingDrawing" xmlns:wp="http://schemas.openxmlformats.org/drawingml/2006/wordprocessingDrawing" xmlns:w10="urn:schemas-microsoft-com:office:word" xmlns:w="http://schemas.openxmlformats.org/wordprocessingml/2006/main" xmlns:w14="http://schemas.microsoft.com/office/word/2010/wordml" xmlns:w15="http://schemas.microsoft.com/office/word/2012/wordml" xmlns:w16cex="http://schemas.microsoft.com/office/word/2018/wordml/cex" xmlns:w16cid="http://schemas.microsoft.com/office/word/2016/wordml/cid" xmlns:w16="http://schemas.microsoft.com/office/word/2018/wordml" xmlns:w16du="http://schemas.microsoft.com/office/word/2023/wordml/word16du" xmlns:w16sdtdh="http://schemas.microsoft.com/office/word/2020/wordml/sdtdatahash" xmlns:w16sdtfl="http://schemas.microsoft.com/office/word/2024/wordml/sdtformatlock" xmlns:w16se="http://schemas.microsoft.com/office/word/2015/wordml/symex" xmlns:wpg="http://schemas.microsoft.com/office/word/2010/wordprocessingGroup" xmlns:wpi="http://schemas.microsoft.com/office/word/2010/wordprocessingInk" xmlns:wne="http://schemas.microsoft.com/office/word/2006/wordml" xmlns:wps="http://schemas.microsoft.com/office/word/2010/wordprocessingShape" mc:Ignorable="w14 w15 w16se w16cid w16 w16cex w16sdtdh w16sdtfl w16du wp14">
   <w:body>
     <w:p>
       <w:r>
@@ -2390,25 +2390,7 @@
         <w:rPr>
           <w:highlight w:val="yellow"/>
         </w:rPr>
-        <w:t>prix de vente</w:t>
-      </w:r>
-      <w:r>
-        <w:rPr>
-          <w:highlight w:val="yellow"/>
-        </w:rPr>
-        <w:t xml:space="preserve"> – </w:t>
-      </w:r>
-      <w:r>
-        <w:rPr>
-          <w:highlight w:val="yellow"/>
-        </w:rPr>
-        <w:t xml:space="preserve">prix d’achat + transport inclus + </w:t>
-      </w:r>
-      <w:r>
-        <w:rPr>
-          <w:highlight w:val="yellow"/>
-        </w:rPr>
-        <w:t>payements travailleurs</w:t>
+        <w:t>prix de vente – prix d’achat + transport inclus + payements travailleurs</w:t>
       </w:r>
       <w:r>
         <w:rPr>
@@ -2562,9 +2544,40 @@
           <w:ilvl w:val="0"/>
           <w:numId w:val="1"/>
         </w:numPr>
-      </w:pPr>
-      <w:r>
-        <w:lastRenderedPageBreak/>
+        <w:rPr>
+          <w:highlight w:val="yellow"/>
+        </w:rPr>
+      </w:pPr>
+    </w:p>
+    <w:p>
+      <w:pPr>
+        <w:pStyle w:val="Paragraphedeliste"/>
+        <w:numPr>
+          <w:ilvl w:val="0"/>
+          <w:numId w:val="1"/>
+        </w:numPr>
+      </w:pPr>
+      <w:r>
+        <w:t xml:space="preserve">Quand la version Windows est stable, préparez le projet futur en PWA installable depuis </w:t>
+      </w:r>
+      <w:proofErr w:type="spellStart"/>
+      <w:r>
+        <w:t>Netlify</w:t>
+      </w:r>
+      <w:proofErr w:type="spellEnd"/>
+      <w:r>
+        <w:t>, pour une utilisation distante sur navigateur avec mode hors ligne.</w:t>
+      </w:r>
+    </w:p>
+    <w:p>
+      <w:pPr>
+        <w:pStyle w:val="Paragraphedeliste"/>
+        <w:numPr>
+          <w:ilvl w:val="0"/>
+          <w:numId w:val="1"/>
+        </w:numPr>
+      </w:pPr>
+      <w:r>
         <w:t>Envoyé le rapport par mail au boss</w:t>
       </w:r>
       <w:r>
@@ -3125,6 +3138,7 @@
       </w:pPr>
       <w:proofErr w:type="gramStart"/>
       <w:r>
+        <w:lastRenderedPageBreak/>
         <w:t>vérifie</w:t>
       </w:r>
       <w:proofErr w:type="gramEnd"/>
@@ -3146,7 +3160,6 @@
         <w:rPr>
           <w:lang w:val="en-US"/>
         </w:rPr>
-        <w:lastRenderedPageBreak/>
         <w:t xml:space="preserve">Build </w:t>
       </w:r>
       <w:proofErr w:type="gramStart"/>
@@ -3521,7 +3534,7 @@
 </file>
 
 <file path=word/numbering.xml><?xml version="1.0" encoding="utf-8"?>
-<w:numbering xmlns:wpc="http://schemas.microsoft.com/office/word/2010/wordprocessingCanvas" xmlns:cx="http://schemas.microsoft.com/office/drawing/2014/chartex" xmlns:cx1="http://schemas.microsoft.com/office/drawing/2015/9/8/chartex" xmlns:cx2="http://schemas.microsoft.com/office/drawing/2015/10/21/chartex" xmlns:cx3="http://schemas.microsoft.com/office/drawing/2016/5/9/chartex" xmlns:cx4="http://schemas.microsoft.com/office/drawing/2016/5/10/chartex" xmlns:cx5="http://schemas.microsoft.com/office/drawing/2016/5/11/chartex" xmlns:cx6="http://schemas.microsoft.com/office/drawing/2016/5/12/chartex" xmlns:cx7="http://schemas.microsoft.com/office/drawing/2016/5/13/chartex" xmlns:cx8="http://schemas.microsoft.com/office/drawing/2016/5/14/chartex" xmlns:mc="http://schemas.openxmlformats.org/markup-compatibility/2006" xmlns:aink="http://schemas.microsoft.com/office/drawing/2016/ink" xmlns:am3d="http://schemas.microsoft.com/office/drawing/2017/model3d" xmlns:o="urn:schemas-microsoft-com:office:office" xmlns:oel="http://schemas.microsoft.com/office/2019/extlst" xmlns:r="http://schemas.openxmlformats.org/officeDocument/2006/relationships" xmlns:m="http://schemas.openxmlformats.org/officeDocument/2006/math" xmlns:v="urn:schemas-microsoft-com:vml" xmlns:wp14="http://schemas.microsoft.com/office/word/2010/wordprocessingDrawing" xmlns:wp="http://schemas.openxmlformats.org/drawingml/2006/wordprocessingDrawing" xmlns:w10="urn:schemas-microsoft-com:office:word" xmlns:w="http://schemas.openxmlformats.org/wordprocessingml/2006/main" xmlns:w14="http://schemas.microsoft.com/office/word/2010/wordml" xmlns:w15="http://schemas.microsoft.com/office/word/2012/wordml" xmlns:w16cei="http://schemas.microsoft.com/office/word/2026/wordml/cei" xmlns:w16cex="http://schemas.microsoft.com/office/word/2018/wordml/cex" xmlns:w16cid="http://schemas.microsoft.com/office/word/2016/wordml/cid" xmlns:w16="http://schemas.microsoft.com/office/word/2018/wordml" xmlns:w16du="http://schemas.microsoft.com/office/word/2023/wordml/word16du" xmlns:w16sdtdh="http://schemas.microsoft.com/office/word/2020/wordml/sdtdatahash" xmlns:w16sdtfl="http://schemas.microsoft.com/office/word/2024/wordml/sdtformatlock" xmlns:w16se="http://schemas.microsoft.com/office/word/2015/wordml/symex" xmlns:wpg="http://schemas.microsoft.com/office/word/2010/wordprocessingGroup" xmlns:wpi="http://schemas.microsoft.com/office/word/2010/wordprocessingInk" xmlns:wne="http://schemas.microsoft.com/office/word/2006/wordml" xmlns:wps="http://schemas.microsoft.com/office/word/2010/wordprocessingShape" mc:Ignorable="w14 w15 w16se w16cid w16 w16cex w16sdtdh w16sdtfl w16du wp14">
+<w:numbering xmlns:wpc="http://schemas.microsoft.com/office/word/2010/wordprocessingCanvas" xmlns:cx="http://schemas.microsoft.com/office/drawing/2014/chartex" xmlns:cx1="http://schemas.microsoft.com/office/drawing/2015/9/8/chartex" xmlns:cx2="http://schemas.microsoft.com/office/drawing/2015/10/21/chartex" xmlns:cx3="http://schemas.microsoft.com/office/drawing/2016/5/9/chartex" xmlns:cx4="http://schemas.microsoft.com/office/drawing/2016/5/10/chartex" xmlns:cx5="http://schemas.microsoft.com/office/drawing/2016/5/11/chartex" xmlns:cx6="http://schemas.microsoft.com/office/drawing/2016/5/12/chartex" xmlns:cx7="http://schemas.microsoft.com/office/drawing/2016/5/13/chartex" xmlns:cx8="http://schemas.microsoft.com/office/drawing/2016/5/14/chartex" xmlns:mc="http://schemas.openxmlformats.org/markup-compatibility/2006" xmlns:aink="http://schemas.microsoft.com/office/drawing/2016/ink" xmlns:am3d="http://schemas.microsoft.com/office/drawing/2017/model3d" xmlns:o="urn:schemas-microsoft-com:office:office" xmlns:oel="http://schemas.microsoft.com/office/2019/extlst" xmlns:r="http://schemas.openxmlformats.org/officeDocument/2006/relationships" xmlns:m="http://schemas.openxmlformats.org/officeDocument/2006/math" xmlns:v="urn:schemas-microsoft-com:vml" xmlns:wp14="http://schemas.microsoft.com/office/word/2010/wordprocessingDrawing" xmlns:wp="http://schemas.openxmlformats.org/drawingml/2006/wordprocessingDrawing" xmlns:w10="urn:schemas-microsoft-com:office:word" xmlns:w="http://schemas.openxmlformats.org/wordprocessingml/2006/main" xmlns:w14="http://schemas.microsoft.com/office/word/2010/wordml" xmlns:w15="http://schemas.microsoft.com/office/word/2012/wordml" xmlns:w16cex="http://schemas.microsoft.com/office/word/2018/wordml/cex" xmlns:w16cid="http://schemas.microsoft.com/office/word/2016/wordml/cid" xmlns:w16="http://schemas.microsoft.com/office/word/2018/wordml" xmlns:w16du="http://schemas.microsoft.com/office/word/2023/wordml/word16du" xmlns:w16sdtdh="http://schemas.microsoft.com/office/word/2020/wordml/sdtdatahash" xmlns:w16sdtfl="http://schemas.microsoft.com/office/word/2024/wordml/sdtformatlock" xmlns:w16se="http://schemas.microsoft.com/office/word/2015/wordml/symex" xmlns:wpg="http://schemas.microsoft.com/office/word/2010/wordprocessingGroup" xmlns:wpi="http://schemas.microsoft.com/office/word/2010/wordprocessingInk" xmlns:wne="http://schemas.microsoft.com/office/word/2006/wordml" xmlns:wps="http://schemas.microsoft.com/office/word/2010/wordprocessingShape" mc:Ignorable="w14 w15 w16se w16cid w16 w16cex w16sdtdh w16sdtfl w16du wp14">
   <w:abstractNum w:abstractNumId="0" w15:restartNumberingAfterBreak="0">
     <w:nsid w:val="162E1810"/>
     <w:multiLevelType w:val="multilevel"/>
